--- a/zht/docx/121.content.docx
+++ b/zht/docx/121.content.docx
@@ -149,27 +149,7 @@
         <w:rPr>
           <w:lang w:val="zh_TW" w:bidi="zh_TW"/>
         </w:rPr>
-        <w:t>wei</w:t>
-      </w:r>
-      <w:r>
-        <w:rPr>
-          <w:lang w:val="zh_TW" w:bidi="zh_TW"/>
-        </w:rPr>
-      </w:r>
-    </w:p>
-    <w:p>
-      <w:pPr/>
-      <w:r>
-        <w:rPr>
-          <w:lang w:val="zh_TW" w:bidi="zh_TW"/>
-        </w:rPr>
-      </w:r>
-      <w:r>
-        <w:rPr>
-          <w:i/>
-          <w:lang w:val="zh_TW" w:bidi="zh_TW"/>
-        </w:rPr>
-        <w:t>偽善, 為死人受洗</w:t>
+        <w:t>shou</w:t>
       </w:r>
       <w:r>
         <w:rPr>
@@ -232,7 +212,7 @@
         <w:rPr>
           <w:lang w:val="zh_TW" w:bidi="zh_TW"/>
         </w:rPr>
-        <w:t>偽善</w:t>
+        <w:t>手</w:t>
       </w:r>
       <w:r>
         <w:rPr>
@@ -251,7 +231,7 @@
         <w:rPr>
           <w:lang w:val="zh_TW" w:bidi="zh_TW"/>
         </w:rPr>
-        <w:t>假裝成跟自己實際上不同的樣子，尤其是裝作表面看來很敬虔或有德行。在現代英語世界中，對「偽善」一詞的理解主要來自於其在新約中的使用，特別是耶穌如何使用這個詞語。在新約和隨後而來的理解中，這個詞通常意指欺騙、歪曲事實或聲稱擁有自己並不具備的美德或品質。</w:t>
+        <w:t>手是身體前肢的末端部份，具有抓握的能力。聖經中使用了「手」數百次來描述人體的一個部份，也經常用於隱喻或比喻中。</w:t>
       </w:r>
     </w:p>
     <w:p>
@@ -265,7 +245,361 @@
         <w:rPr>
           <w:lang w:val="zh_TW" w:bidi="zh_TW"/>
         </w:rPr>
-        <w:t>偽善在聖經中一直是負面的意思，相比之下，希臘人最早使用的偽善則是作為一個中性的詞語。在其動詞形式中，它的意思是「解釋、詮釋或闡述」。雖然名詞「偽善」可以意味著「回答」，但另一個名詞「偽君子」幾乎總是意味著「演員」的意思，這個意思可能來自於動詞「闡述」。</w:t>
+        <w:t>比喻上，手意味著權力（</w:t>
+      </w:r>
+      <w:hyperlink r:id="rId13">
+        <w:r>
+          <w:rPr>
+            <w:lang w:val="zh_TW" w:bidi="zh_TW"/>
+          </w:rPr>
+          <w:rPr>
+            <w:color w:val="0000EE"/>
+            <w:u w:val="single"/>
+          </w:rPr>
+          <w:t>申2:15</w:t>
+        </w:r>
+      </w:hyperlink>
+      <w:r>
+        <w:rPr>
+          <w:lang w:val="zh_TW" w:bidi="zh_TW"/>
+        </w:rPr>
+        <w:t>；</w:t>
+      </w:r>
+      <w:hyperlink r:id="rId14">
+        <w:r>
+          <w:rPr>
+            <w:lang w:val="zh_TW" w:bidi="zh_TW"/>
+          </w:rPr>
+          <w:rPr>
+            <w:color w:val="0000EE"/>
+            <w:u w:val="single"/>
+          </w:rPr>
+          <w:t>詩31:5</w:t>
+        </w:r>
+      </w:hyperlink>
+      <w:r>
+        <w:rPr>
+          <w:lang w:val="zh_TW" w:bidi="zh_TW"/>
+        </w:rPr>
+        <w:t>；</w:t>
+      </w:r>
+      <w:hyperlink r:id="rId15">
+        <w:r>
+          <w:rPr>
+            <w:lang w:val="zh_TW" w:bidi="zh_TW"/>
+          </w:rPr>
+          <w:rPr>
+            <w:color w:val="0000EE"/>
+            <w:u w:val="single"/>
+          </w:rPr>
+          <w:t>可14:62</w:t>
+        </w:r>
+      </w:hyperlink>
+      <w:r>
+        <w:rPr>
+          <w:lang w:val="zh_TW" w:bidi="zh_TW"/>
+        </w:rPr>
+        <w:t>）。在</w:t>
+      </w:r>
+      <w:hyperlink r:id="rId16">
+        <w:r>
+          <w:rPr>
+            <w:lang w:val="zh_TW" w:bidi="zh_TW"/>
+          </w:rPr>
+          <w:rPr>
+            <w:color w:val="0000EE"/>
+            <w:u w:val="single"/>
+          </w:rPr>
+          <w:t>約書亞記8:20</w:t>
+        </w:r>
+      </w:hyperlink>
+      <w:r>
+        <w:rPr>
+          <w:lang w:val="zh_TW" w:bidi="zh_TW"/>
+        </w:rPr>
+        <w:t>中「手的力量（原文）」被翻譯為「逃跑」（見</w:t>
+      </w:r>
+      <w:hyperlink r:id="rId17">
+        <w:r>
+          <w:rPr>
+            <w:lang w:val="zh_TW" w:bidi="zh_TW"/>
+          </w:rPr>
+          <w:rPr>
+            <w:color w:val="0000EE"/>
+            <w:u w:val="single"/>
+          </w:rPr>
+          <w:t>詩76:5</w:t>
+        </w:r>
+      </w:hyperlink>
+      <w:r>
+        <w:rPr>
+          <w:lang w:val="zh_TW" w:bidi="zh_TW"/>
+        </w:rPr>
+        <w:t>）。相反，無力的手象徵著優柔寡斷和軟弱（</w:t>
+      </w:r>
+      <w:hyperlink r:id="rId18">
+        <w:r>
+          <w:rPr>
+            <w:lang w:val="zh_TW" w:bidi="zh_TW"/>
+          </w:rPr>
+          <w:rPr>
+            <w:color w:val="0000EE"/>
+            <w:u w:val="single"/>
+          </w:rPr>
+          <w:t>賽35:3</w:t>
+        </w:r>
+      </w:hyperlink>
+      <w:r>
+        <w:rPr>
+          <w:lang w:val="zh_TW" w:bidi="zh_TW"/>
+        </w:rPr>
+        <w:t>）。握手表示友誼（</w:t>
+      </w:r>
+      <w:hyperlink r:id="rId19">
+        <w:r>
+          <w:rPr>
+            <w:lang w:val="zh_TW" w:bidi="zh_TW"/>
+          </w:rPr>
+          <w:rPr>
+            <w:color w:val="0000EE"/>
+            <w:u w:val="single"/>
+          </w:rPr>
+          <w:t>王下10:15</w:t>
+        </w:r>
+      </w:hyperlink>
+      <w:r>
+        <w:rPr>
+          <w:lang w:val="zh_TW" w:bidi="zh_TW"/>
+        </w:rPr>
+        <w:t>）。讓某人坐在右手邊，表示對他的偏愛（</w:t>
+      </w:r>
+      <w:hyperlink r:id="rId20">
+        <w:r>
+          <w:rPr>
+            <w:lang w:val="zh_TW" w:bidi="zh_TW"/>
+          </w:rPr>
+          <w:rPr>
+            <w:color w:val="0000EE"/>
+            <w:u w:val="single"/>
+          </w:rPr>
+          <w:t>詩16:11</w:t>
+        </w:r>
+      </w:hyperlink>
+      <w:r>
+        <w:rPr>
+          <w:lang w:val="zh_TW" w:bidi="zh_TW"/>
+        </w:rPr>
+        <w:t>，</w:t>
+      </w:r>
+      <w:hyperlink r:id="rId20">
+        <w:r>
+          <w:rPr>
+            <w:lang w:val="zh_TW" w:bidi="zh_TW"/>
+          </w:rPr>
+          <w:rPr>
+            <w:color w:val="0000EE"/>
+            <w:u w:val="single"/>
+          </w:rPr>
+          <w:t xml:space="preserve"> </w:t>
+        </w:r>
+      </w:hyperlink>
+      <w:hyperlink r:id="rId21">
+        <w:r>
+          <w:rPr>
+            <w:lang w:val="zh_TW" w:bidi="zh_TW"/>
+          </w:rPr>
+          <w:rPr>
+            <w:color w:val="0000EE"/>
+            <w:u w:val="single"/>
+          </w:rPr>
+          <w:t>77:10</w:t>
+        </w:r>
+      </w:hyperlink>
+      <w:r>
+        <w:rPr>
+          <w:lang w:val="zh_TW" w:bidi="zh_TW"/>
+        </w:rPr>
+        <w:t>，</w:t>
+      </w:r>
+      <w:hyperlink r:id="rId22">
+        <w:r>
+          <w:rPr>
+            <w:lang w:val="zh_TW" w:bidi="zh_TW"/>
+          </w:rPr>
+          <w:rPr>
+            <w:color w:val="0000EE"/>
+            <w:u w:val="single"/>
+          </w:rPr>
+          <w:t>110:1</w:t>
+        </w:r>
+      </w:hyperlink>
+      <w:r>
+        <w:rPr>
+          <w:lang w:val="zh_TW" w:bidi="zh_TW"/>
+        </w:rPr>
+        <w:t>）。潔淨的手象徵著清白無罪（</w:t>
+      </w:r>
+      <w:hyperlink r:id="rId23">
+        <w:r>
+          <w:rPr>
+            <w:lang w:val="zh_TW" w:bidi="zh_TW"/>
+          </w:rPr>
+          <w:rPr>
+            <w:color w:val="0000EE"/>
+            <w:u w:val="single"/>
+          </w:rPr>
+          <w:t>詩26:6</w:t>
+        </w:r>
+      </w:hyperlink>
+      <w:r>
+        <w:rPr>
+          <w:lang w:val="zh_TW" w:bidi="zh_TW"/>
+        </w:rPr>
+        <w:t>），而擊掌則表示達成協議（</w:t>
+      </w:r>
+      <w:hyperlink r:id="rId24">
+        <w:r>
+          <w:rPr>
+            <w:lang w:val="zh_TW" w:bidi="zh_TW"/>
+          </w:rPr>
+          <w:rPr>
+            <w:color w:val="0000EE"/>
+            <w:u w:val="single"/>
+          </w:rPr>
+          <w:t>箴6:1</w:t>
+        </w:r>
+      </w:hyperlink>
+      <w:r>
+        <w:rPr>
+          <w:lang w:val="zh_TW" w:bidi="zh_TW"/>
+        </w:rPr>
+        <w:t>）。舉手象徵暴力（</w:t>
+      </w:r>
+      <w:hyperlink r:id="rId25">
+        <w:r>
+          <w:rPr>
+            <w:lang w:val="zh_TW" w:bidi="zh_TW"/>
+          </w:rPr>
+          <w:rPr>
+            <w:color w:val="0000EE"/>
+            <w:u w:val="single"/>
+          </w:rPr>
+          <w:t>王上11:26</w:t>
+        </w:r>
+      </w:hyperlink>
+      <w:r>
+        <w:rPr>
+          <w:lang w:val="zh_TW" w:bidi="zh_TW"/>
+        </w:rPr>
+        <w:t>）。舉手又可用於懇求的禱告（</w:t>
+      </w:r>
+      <w:hyperlink r:id="rId26">
+        <w:r>
+          <w:rPr>
+            <w:lang w:val="zh_TW" w:bidi="zh_TW"/>
+          </w:rPr>
+          <w:rPr>
+            <w:color w:val="0000EE"/>
+            <w:u w:val="single"/>
+          </w:rPr>
+          <w:t>出17:11</w:t>
+        </w:r>
+      </w:hyperlink>
+      <w:r>
+        <w:rPr>
+          <w:lang w:val="zh_TW" w:bidi="zh_TW"/>
+        </w:rPr>
+        <w:t>；</w:t>
+      </w:r>
+      <w:hyperlink r:id="rId27">
+        <w:r>
+          <w:rPr>
+            <w:lang w:val="zh_TW" w:bidi="zh_TW"/>
+          </w:rPr>
+          <w:rPr>
+            <w:color w:val="0000EE"/>
+            <w:u w:val="single"/>
+          </w:rPr>
+          <w:t>利9:22</w:t>
+        </w:r>
+      </w:hyperlink>
+      <w:r>
+        <w:rPr>
+          <w:lang w:val="zh_TW" w:bidi="zh_TW"/>
+        </w:rPr>
+        <w:t>；</w:t>
+      </w:r>
+      <w:hyperlink r:id="rId28">
+        <w:r>
+          <w:rPr>
+            <w:lang w:val="zh_TW" w:bidi="zh_TW"/>
+          </w:rPr>
+          <w:rPr>
+            <w:color w:val="0000EE"/>
+            <w:u w:val="single"/>
+          </w:rPr>
+          <w:t>賽1:15</w:t>
+        </w:r>
+      </w:hyperlink>
+      <w:r>
+        <w:rPr>
+          <w:lang w:val="zh_TW" w:bidi="zh_TW"/>
+        </w:rPr>
+        <w:t>；</w:t>
+      </w:r>
+      <w:hyperlink r:id="rId29">
+        <w:r>
+          <w:rPr>
+            <w:lang w:val="zh_TW" w:bidi="zh_TW"/>
+          </w:rPr>
+          <w:rPr>
+            <w:color w:val="0000EE"/>
+            <w:u w:val="single"/>
+          </w:rPr>
+          <w:t>提前2:8</w:t>
+        </w:r>
+      </w:hyperlink>
+      <w:r>
+        <w:rPr>
+          <w:lang w:val="zh_TW" w:bidi="zh_TW"/>
+        </w:rPr>
+        <w:t>）和發誓（</w:t>
+      </w:r>
+      <w:hyperlink r:id="rId30">
+        <w:r>
+          <w:rPr>
+            <w:lang w:val="zh_TW" w:bidi="zh_TW"/>
+          </w:rPr>
+          <w:rPr>
+            <w:color w:val="0000EE"/>
+            <w:u w:val="single"/>
+          </w:rPr>
+          <w:t>創14:22</w:t>
+        </w:r>
+      </w:hyperlink>
+      <w:r>
+        <w:rPr>
+          <w:lang w:val="zh_TW" w:bidi="zh_TW"/>
+        </w:rPr>
+        <w:t>；</w:t>
+      </w:r>
+      <w:hyperlink r:id="rId31">
+        <w:r>
+          <w:rPr>
+            <w:lang w:val="zh_TW" w:bidi="zh_TW"/>
+          </w:rPr>
+          <w:rPr>
+            <w:color w:val="0000EE"/>
+            <w:u w:val="single"/>
+          </w:rPr>
+          <w:t>24:2</w:t>
+        </w:r>
+      </w:hyperlink>
+      <w:r>
+        <w:rPr>
+          <w:lang w:val="zh_TW" w:bidi="zh_TW"/>
+        </w:rPr>
+        <w:t>）。</w:t>
       </w:r>
     </w:p>
     <w:p>
@@ -279,7 +613,277 @@
         <w:rPr>
           <w:lang w:val="zh_TW" w:bidi="zh_TW"/>
         </w:rPr>
-        <w:t>最初，偽君子可以是解釋詩人文字或作曲家音樂的演說者或演員。演員或「偽君子」試圖讓觀眾理解詩人或作曲家所寫的內容。在更大的範圍內，「偽君子」可以是舞台上表演戲劇的眾多演員之一。一個好的「偽君子」忠實地詮釋他被分配的角色，而一個不受歡迎的「偽君子」則糟糕地詮釋他的角色。由於這個詞本質上的中立性，因此必須有附帶的詞語，才能確定其定義的走向。</w:t>
+        <w:t>其它與手相關的片語表達了危及生命（</w:t>
+      </w:r>
+      <w:hyperlink r:id="rId32">
+        <w:r>
+          <w:rPr>
+            <w:lang w:val="zh_TW" w:bidi="zh_TW"/>
+          </w:rPr>
+          <w:rPr>
+            <w:color w:val="0000EE"/>
+            <w:u w:val="single"/>
+          </w:rPr>
+          <w:t>士12:3</w:t>
+        </w:r>
+      </w:hyperlink>
+      <w:r>
+        <w:rPr>
+          <w:lang w:val="zh_TW" w:bidi="zh_TW"/>
+        </w:rPr>
+        <w:t>）、喜悅（</w:t>
+      </w:r>
+      <w:hyperlink r:id="rId33">
+        <w:r>
+          <w:rPr>
+            <w:lang w:val="zh_TW" w:bidi="zh_TW"/>
+          </w:rPr>
+          <w:rPr>
+            <w:color w:val="0000EE"/>
+            <w:u w:val="single"/>
+          </w:rPr>
+          <w:t>王下11:12</w:t>
+        </w:r>
+      </w:hyperlink>
+      <w:r>
+        <w:rPr>
+          <w:lang w:val="zh_TW" w:bidi="zh_TW"/>
+        </w:rPr>
+        <w:t>）、慷慨（</w:t>
+      </w:r>
+      <w:hyperlink r:id="rId34">
+        <w:r>
+          <w:rPr>
+            <w:lang w:val="zh_TW" w:bidi="zh_TW"/>
+          </w:rPr>
+          <w:rPr>
+            <w:color w:val="0000EE"/>
+            <w:u w:val="single"/>
+          </w:rPr>
+          <w:t>申15:11</w:t>
+        </w:r>
+      </w:hyperlink>
+      <w:r>
+        <w:rPr>
+          <w:lang w:val="zh_TW" w:bidi="zh_TW"/>
+        </w:rPr>
+        <w:t>）、悲傷（</w:t>
+      </w:r>
+      <w:hyperlink r:id="rId35">
+        <w:r>
+          <w:rPr>
+            <w:lang w:val="zh_TW" w:bidi="zh_TW"/>
+          </w:rPr>
+          <w:rPr>
+            <w:color w:val="0000EE"/>
+            <w:u w:val="single"/>
+          </w:rPr>
+          <w:t>撒下13:19</w:t>
+        </w:r>
+      </w:hyperlink>
+      <w:r>
+        <w:rPr>
+          <w:lang w:val="zh_TW" w:bidi="zh_TW"/>
+        </w:rPr>
+        <w:t>）、謙卑（</w:t>
+      </w:r>
+      <w:hyperlink r:id="rId36">
+        <w:r>
+          <w:rPr>
+            <w:lang w:val="zh_TW" w:bidi="zh_TW"/>
+          </w:rPr>
+          <w:rPr>
+            <w:color w:val="0000EE"/>
+            <w:u w:val="single"/>
+          </w:rPr>
+          <w:t>箴30:32</w:t>
+        </w:r>
+      </w:hyperlink>
+      <w:r>
+        <w:rPr>
+          <w:lang w:val="zh_TW" w:bidi="zh_TW"/>
+        </w:rPr>
+        <w:t>）和承擔責任（</w:t>
+      </w:r>
+      <w:hyperlink r:id="rId37">
+        <w:r>
+          <w:rPr>
+            <w:lang w:val="zh_TW" w:bidi="zh_TW"/>
+          </w:rPr>
+          <w:rPr>
+            <w:color w:val="0000EE"/>
+            <w:u w:val="single"/>
+          </w:rPr>
+          <w:t>路9:62</w:t>
+        </w:r>
+      </w:hyperlink>
+      <w:r>
+        <w:rPr>
+          <w:lang w:val="zh_TW" w:bidi="zh_TW"/>
+        </w:rPr>
+        <w:t>）。體力勞動是人類尊嚴和責任的表現（</w:t>
+      </w:r>
+      <w:hyperlink r:id="rId38">
+        <w:r>
+          <w:rPr>
+            <w:lang w:val="zh_TW" w:bidi="zh_TW"/>
+          </w:rPr>
+          <w:rPr>
+            <w:color w:val="0000EE"/>
+            <w:u w:val="single"/>
+          </w:rPr>
+          <w:t>弗4:28</w:t>
+        </w:r>
+      </w:hyperlink>
+      <w:r>
+        <w:rPr>
+          <w:lang w:val="zh_TW" w:bidi="zh_TW"/>
+        </w:rPr>
+        <w:t>；</w:t>
+      </w:r>
+      <w:hyperlink r:id="rId39">
+        <w:r>
+          <w:rPr>
+            <w:lang w:val="zh_TW" w:bidi="zh_TW"/>
+          </w:rPr>
+          <w:rPr>
+            <w:color w:val="0000EE"/>
+            <w:u w:val="single"/>
+          </w:rPr>
+          <w:t>帖前4:11</w:t>
+        </w:r>
+      </w:hyperlink>
+      <w:r>
+        <w:rPr>
+          <w:lang w:val="zh_TW" w:bidi="zh_TW"/>
+        </w:rPr>
+        <w:t>），保羅並不以此標誌為恥，並明白的展示出來（</w:t>
+      </w:r>
+      <w:hyperlink r:id="rId40">
+        <w:r>
+          <w:rPr>
+            <w:lang w:val="zh_TW" w:bidi="zh_TW"/>
+          </w:rPr>
+          <w:rPr>
+            <w:color w:val="0000EE"/>
+            <w:u w:val="single"/>
+          </w:rPr>
+          <w:t>徒20:34</w:t>
+        </w:r>
+      </w:hyperlink>
+      <w:r>
+        <w:rPr>
+          <w:lang w:val="zh_TW" w:bidi="zh_TW"/>
+        </w:rPr>
+        <w:t>；</w:t>
+      </w:r>
+      <w:hyperlink r:id="rId41">
+        <w:r>
+          <w:rPr>
+            <w:lang w:val="zh_TW" w:bidi="zh_TW"/>
+          </w:rPr>
+          <w:rPr>
+            <w:color w:val="0000EE"/>
+            <w:u w:val="single"/>
+          </w:rPr>
+          <w:t>林前4:12</w:t>
+        </w:r>
+      </w:hyperlink>
+      <w:r>
+        <w:rPr>
+          <w:lang w:val="zh_TW" w:bidi="zh_TW"/>
+        </w:rPr>
+        <w:t>）。儀式、禮儀上的洗手是祭司在履行職責前的必要行為（</w:t>
+      </w:r>
+      <w:hyperlink r:id="rId42">
+        <w:r>
+          <w:rPr>
+            <w:lang w:val="zh_TW" w:bidi="zh_TW"/>
+          </w:rPr>
+          <w:rPr>
+            <w:color w:val="0000EE"/>
+            <w:u w:val="single"/>
+          </w:rPr>
+          <w:t>出30:19–21</w:t>
+        </w:r>
+      </w:hyperlink>
+      <w:r>
+        <w:rPr>
+          <w:lang w:val="zh_TW" w:bidi="zh_TW"/>
+        </w:rPr>
+        <w:t>；</w:t>
+      </w:r>
+      <w:hyperlink r:id="rId43">
+        <w:r>
+          <w:rPr>
+            <w:lang w:val="zh_TW" w:bidi="zh_TW"/>
+          </w:rPr>
+          <w:rPr>
+            <w:color w:val="0000EE"/>
+            <w:u w:val="single"/>
+          </w:rPr>
+          <w:t>40:30–32</w:t>
+        </w:r>
+      </w:hyperlink>
+      <w:r>
+        <w:rPr>
+          <w:lang w:val="zh_TW" w:bidi="zh_TW"/>
+        </w:rPr>
+        <w:t>）。文士和法利賽人誤用了這一點，以至於耶穌責罵只著重儀式性的洗手（</w:t>
+      </w:r>
+      <w:hyperlink r:id="rId44">
+        <w:r>
+          <w:rPr>
+            <w:lang w:val="zh_TW" w:bidi="zh_TW"/>
+          </w:rPr>
+          <w:rPr>
+            <w:color w:val="0000EE"/>
+            <w:u w:val="single"/>
+          </w:rPr>
+          <w:t>太15:1–20</w:t>
+        </w:r>
+      </w:hyperlink>
+      <w:r>
+        <w:rPr>
+          <w:lang w:val="zh_TW" w:bidi="zh_TW"/>
+        </w:rPr>
+        <w:t>；</w:t>
+      </w:r>
+      <w:hyperlink r:id="rId45">
+        <w:r>
+          <w:rPr>
+            <w:lang w:val="zh_TW" w:bidi="zh_TW"/>
+          </w:rPr>
+          <w:rPr>
+            <w:color w:val="0000EE"/>
+            <w:u w:val="single"/>
+          </w:rPr>
+          <w:t>路11:38</w:t>
+        </w:r>
+      </w:hyperlink>
+      <w:r>
+        <w:rPr>
+          <w:lang w:val="zh_TW" w:bidi="zh_TW"/>
+        </w:rPr>
+        <w:t>）。彼拉多的洗手（</w:t>
+      </w:r>
+      <w:hyperlink r:id="rId46">
+        <w:r>
+          <w:rPr>
+            <w:lang w:val="zh_TW" w:bidi="zh_TW"/>
+          </w:rPr>
+          <w:rPr>
+            <w:color w:val="0000EE"/>
+            <w:u w:val="single"/>
+          </w:rPr>
+          <w:t>太27:24</w:t>
+        </w:r>
+      </w:hyperlink>
+      <w:r>
+        <w:rPr>
+          <w:lang w:val="zh_TW" w:bidi="zh_TW"/>
+        </w:rPr>
+        <w:t>）是宣告祂對此判決的清白，因為他不想承擔責任，但沒有他的同意，這個錯誤的判決是無法完成的。</w:t>
       </w:r>
     </w:p>
     <w:p>
@@ -293,7 +897,163 @@
         <w:rPr>
           <w:lang w:val="zh_TW" w:bidi="zh_TW"/>
         </w:rPr>
-        <w:t>在希臘化時期（約公元前325–125年），通常視世界為一個舞台，所有人的一生被視為表演的藝術。個人的角色和劇本是由他的家庭、文化和宗教環境所為他編寫的，他可以成功或不成功地演繹出來。當在這個意義上使用時，「偽善」並不帶有虛偽或欺騙的意思。然而，有些情況下，「偽君子」一詞被用來形容那些以欺騙方式表演其生命角色的人。向公眾展示的形象只是一個面具，背後隱藏著真實而不同的自我。</w:t>
+        <w:t>當以色列「</w:t>
+      </w:r>
+      <w:r>
+        <w:rPr>
+          <w:lang w:val="zh_TW" w:bidi="zh_TW"/>
+        </w:rPr>
+        <w:t>昂然無懼地（有些譯本譯為：高舉</w:t>
+      </w:r>
+      <w:r>
+        <w:rPr>
+          <w:lang w:val="zh_TW" w:bidi="zh_TW"/>
+        </w:rPr>
+        <w:t>著手）」出埃及（</w:t>
+      </w:r>
+      <w:hyperlink r:id="rId47">
+        <w:r>
+          <w:rPr>
+            <w:lang w:val="zh_TW" w:bidi="zh_TW"/>
+          </w:rPr>
+          <w:rPr>
+            <w:color w:val="0000EE"/>
+            <w:u w:val="single"/>
+          </w:rPr>
+          <w:t>出14:8</w:t>
+        </w:r>
+      </w:hyperlink>
+      <w:r>
+        <w:rPr>
+          <w:lang w:val="zh_TW" w:bidi="zh_TW"/>
+        </w:rPr>
+        <w:t>）時，這是指耶和華的手或耶和華的幫助。耶和華的手代表神不可抗拒的力量（</w:t>
+      </w:r>
+      <w:hyperlink r:id="rId13">
+        <w:r>
+          <w:rPr>
+            <w:lang w:val="zh_TW" w:bidi="zh_TW"/>
+          </w:rPr>
+          <w:rPr>
+            <w:color w:val="0000EE"/>
+            <w:u w:val="single"/>
+          </w:rPr>
+          <w:t>申2:15</w:t>
+        </w:r>
+      </w:hyperlink>
+      <w:r>
+        <w:rPr>
+          <w:lang w:val="zh_TW" w:bidi="zh_TW"/>
+        </w:rPr>
+        <w:t>）、審判（</w:t>
+      </w:r>
+      <w:hyperlink r:id="rId48">
+        <w:r>
+          <w:rPr>
+            <w:lang w:val="zh_TW" w:bidi="zh_TW"/>
+          </w:rPr>
+          <w:rPr>
+            <w:color w:val="0000EE"/>
+            <w:u w:val="single"/>
+          </w:rPr>
+          <w:t>徒13:11</w:t>
+        </w:r>
+      </w:hyperlink>
+      <w:r>
+        <w:rPr>
+          <w:lang w:val="zh_TW" w:bidi="zh_TW"/>
+        </w:rPr>
+        <w:t>；</w:t>
+      </w:r>
+      <w:hyperlink r:id="rId49">
+        <w:r>
+          <w:rPr>
+            <w:lang w:val="zh_TW" w:bidi="zh_TW"/>
+          </w:rPr>
+          <w:rPr>
+            <w:color w:val="0000EE"/>
+            <w:u w:val="single"/>
+          </w:rPr>
+          <w:t>來10:31</w:t>
+        </w:r>
+      </w:hyperlink>
+      <w:r>
+        <w:rPr>
+          <w:lang w:val="zh_TW" w:bidi="zh_TW"/>
+        </w:rPr>
+        <w:t>）、神聖的啟示（</w:t>
+      </w:r>
+      <w:hyperlink r:id="rId50">
+        <w:r>
+          <w:rPr>
+            <w:lang w:val="zh_TW" w:bidi="zh_TW"/>
+          </w:rPr>
+          <w:rPr>
+            <w:color w:val="0000EE"/>
+            <w:u w:val="single"/>
+          </w:rPr>
+          <w:t>結8:1</w:t>
+        </w:r>
+      </w:hyperlink>
+      <w:r>
+        <w:rPr>
+          <w:lang w:val="zh_TW" w:bidi="zh_TW"/>
+        </w:rPr>
+        <w:t>；</w:t>
+      </w:r>
+      <w:hyperlink r:id="rId51">
+        <w:r>
+          <w:rPr>
+            <w:lang w:val="zh_TW" w:bidi="zh_TW"/>
+          </w:rPr>
+          <w:rPr>
+            <w:color w:val="0000EE"/>
+            <w:u w:val="single"/>
+          </w:rPr>
+          <w:t>37:1</w:t>
+        </w:r>
+      </w:hyperlink>
+      <w:r>
+        <w:rPr>
+          <w:lang w:val="zh_TW" w:bidi="zh_TW"/>
+        </w:rPr>
+        <w:t>），以及神的眷顧（</w:t>
+      </w:r>
+      <w:hyperlink r:id="rId52">
+        <w:r>
+          <w:rPr>
+            <w:lang w:val="zh_TW" w:bidi="zh_TW"/>
+          </w:rPr>
+          <w:rPr>
+            <w:color w:val="0000EE"/>
+            <w:u w:val="single"/>
+          </w:rPr>
+          <w:t>拉7:6</w:t>
+        </w:r>
+      </w:hyperlink>
+      <w:r>
+        <w:rPr>
+          <w:lang w:val="zh_TW" w:bidi="zh_TW"/>
+        </w:rPr>
+        <w:t>；</w:t>
+      </w:r>
+      <w:hyperlink r:id="rId53">
+        <w:r>
+          <w:rPr>
+            <w:lang w:val="zh_TW" w:bidi="zh_TW"/>
+          </w:rPr>
+          <w:rPr>
+            <w:color w:val="0000EE"/>
+            <w:u w:val="single"/>
+          </w:rPr>
+          <w:t>約10:28–29</w:t>
+        </w:r>
+      </w:hyperlink>
+      <w:r>
+        <w:rPr>
+          <w:lang w:val="zh_TW" w:bidi="zh_TW"/>
+        </w:rPr>
+        <w:t>）。</w:t>
       </w:r>
     </w:p>
     <w:p>
@@ -307,18 +1067,90 @@
         <w:rPr>
           <w:lang w:val="zh_TW" w:bidi="zh_TW"/>
         </w:rPr>
-        <w:t>福音書經常使用「偽善」這個詞（</w:t>
-      </w:r>
-      <w:hyperlink r:id="rId13">
-        <w:r>
-          <w:rPr>
-            <w:lang w:val="zh_TW" w:bidi="zh_TW"/>
-          </w:rPr>
-          <w:rPr>
-            <w:color w:val="0000EE"/>
-            <w:u w:val="single"/>
-          </w:rPr>
-          <w:t>太23:28</w:t>
+        <w:t>按手具有深遠的意義，在聖經中經常出現。在獻祭之前，獻祭的人，而不是祭司，會按手在祭物上。這個行為表示將罪過轉移到祭物上，將自己的罪連接在祭物上（</w:t>
+      </w:r>
+      <w:hyperlink r:id="rId54">
+        <w:r>
+          <w:rPr>
+            <w:lang w:val="zh_TW" w:bidi="zh_TW"/>
+          </w:rPr>
+          <w:rPr>
+            <w:color w:val="0000EE"/>
+            <w:u w:val="single"/>
+          </w:rPr>
+          <w:t>利1:4</w:t>
+        </w:r>
+      </w:hyperlink>
+      <w:r>
+        <w:rPr>
+          <w:lang w:val="zh_TW" w:bidi="zh_TW"/>
+        </w:rPr>
+        <w:t>）。按手表示任命他人擔任要職，例如當摩西委任約書亞（</w:t>
+      </w:r>
+      <w:hyperlink r:id="rId55">
+        <w:r>
+          <w:rPr>
+            <w:lang w:val="zh_TW" w:bidi="zh_TW"/>
+          </w:rPr>
+          <w:rPr>
+            <w:color w:val="0000EE"/>
+            <w:u w:val="single"/>
+          </w:rPr>
+          <w:t>民27:12–23</w:t>
+        </w:r>
+      </w:hyperlink>
+      <w:r>
+        <w:rPr>
+          <w:lang w:val="zh_TW" w:bidi="zh_TW"/>
+        </w:rPr>
+        <w:t>），使徒讓七位門徒成為他們在事工中的同工或副手（</w:t>
+      </w:r>
+      <w:hyperlink r:id="rId56">
+        <w:r>
+          <w:rPr>
+            <w:lang w:val="zh_TW" w:bidi="zh_TW"/>
+          </w:rPr>
+          <w:rPr>
+            <w:color w:val="0000EE"/>
+            <w:u w:val="single"/>
+          </w:rPr>
+          <w:t>徒6:5–6</w:t>
+        </w:r>
+      </w:hyperlink>
+      <w:r>
+        <w:rPr>
+          <w:lang w:val="zh_TW" w:bidi="zh_TW"/>
+        </w:rPr>
+        <w:t>），以及保羅和巴拿巴被任命為安提阿教會的宣教士和代表（</w:t>
+      </w:r>
+      <w:hyperlink r:id="rId57">
+        <w:r>
+          <w:rPr>
+            <w:lang w:val="zh_TW" w:bidi="zh_TW"/>
+          </w:rPr>
+          <w:rPr>
+            <w:color w:val="0000EE"/>
+            <w:u w:val="single"/>
+          </w:rPr>
+          <w:t>13:3</w:t>
+        </w:r>
+      </w:hyperlink>
+      <w:r>
+        <w:rPr>
+          <w:lang w:val="zh_TW" w:bidi="zh_TW"/>
+        </w:rPr>
+        <w:t>）。通過按手，人被賦予事奉的職份，並獲得該職份成員的地位（</w:t>
+      </w:r>
+      <w:hyperlink r:id="rId58">
+        <w:r>
+          <w:rPr>
+            <w:lang w:val="zh_TW" w:bidi="zh_TW"/>
+          </w:rPr>
+          <w:rPr>
+            <w:color w:val="0000EE"/>
+            <w:u w:val="single"/>
+          </w:rPr>
+          <w:t>提前4:14</w:t>
         </w:r>
       </w:hyperlink>
       <w:r>
@@ -327,185 +1159,23 @@
         </w:rPr>
         <w:t>；</w:t>
       </w:r>
-      <w:hyperlink r:id="rId14">
-        <w:r>
-          <w:rPr>
-            <w:lang w:val="zh_TW" w:bidi="zh_TW"/>
-          </w:rPr>
-          <w:rPr>
-            <w:color w:val="0000EE"/>
-            <w:u w:val="single"/>
-          </w:rPr>
-          <w:t>可12:15下</w:t>
-        </w:r>
-      </w:hyperlink>
-      <w:r>
-        <w:rPr>
-          <w:lang w:val="zh_TW" w:bidi="zh_TW"/>
-        </w:rPr>
-        <w:t>；</w:t>
-      </w:r>
-      <w:hyperlink r:id="rId15">
-        <w:r>
-          <w:rPr>
-            <w:lang w:val="zh_TW" w:bidi="zh_TW"/>
-          </w:rPr>
-          <w:rPr>
-            <w:color w:val="0000EE"/>
-            <w:u w:val="single"/>
-          </w:rPr>
-          <w:t>路12:1</w:t>
-        </w:r>
-      </w:hyperlink>
-      <w:r>
-        <w:rPr>
-          <w:lang w:val="zh_TW" w:bidi="zh_TW"/>
-        </w:rPr>
-        <w:t>）和「偽君子」（</w:t>
-      </w:r>
-      <w:hyperlink r:id="rId16">
-        <w:r>
-          <w:rPr>
-            <w:lang w:val="zh_TW" w:bidi="zh_TW"/>
-          </w:rPr>
-          <w:rPr>
-            <w:color w:val="0000EE"/>
-            <w:u w:val="single"/>
-          </w:rPr>
-          <w:t>太7:5</w:t>
-        </w:r>
-      </w:hyperlink>
-      <w:r>
-        <w:rPr>
-          <w:lang w:val="zh_TW" w:bidi="zh_TW"/>
-        </w:rPr>
-        <w:t>；</w:t>
-      </w:r>
-      <w:hyperlink r:id="rId17">
-        <w:r>
-          <w:rPr>
-            <w:lang w:val="zh_TW" w:bidi="zh_TW"/>
-          </w:rPr>
-          <w:rPr>
-            <w:color w:val="0000EE"/>
-            <w:u w:val="single"/>
-          </w:rPr>
-          <w:t>24:51</w:t>
-        </w:r>
-      </w:hyperlink>
-      <w:r>
-        <w:rPr>
-          <w:lang w:val="zh_TW" w:bidi="zh_TW"/>
-        </w:rPr>
-        <w:t>；</w:t>
-      </w:r>
-      <w:hyperlink r:id="rId18">
-        <w:r>
-          <w:rPr>
-            <w:lang w:val="zh_TW" w:bidi="zh_TW"/>
-          </w:rPr>
-          <w:rPr>
-            <w:color w:val="0000EE"/>
-            <w:u w:val="single"/>
-          </w:rPr>
-          <w:t>路6:42</w:t>
-        </w:r>
-      </w:hyperlink>
-      <w:r>
-        <w:rPr>
-          <w:lang w:val="zh_TW" w:bidi="zh_TW"/>
-        </w:rPr>
-        <w:t>，</w:t>
-      </w:r>
-      <w:hyperlink r:id="rId19">
-        <w:r>
-          <w:rPr>
-            <w:lang w:val="zh_TW" w:bidi="zh_TW"/>
-          </w:rPr>
-          <w:rPr>
-            <w:color w:val="0000EE"/>
-            <w:u w:val="single"/>
-          </w:rPr>
-          <w:t>13:15</w:t>
-        </w:r>
-      </w:hyperlink>
-      <w:r>
-        <w:rPr>
-          <w:lang w:val="zh_TW" w:bidi="zh_TW"/>
-        </w:rPr>
-        <w:t>）來記錄耶穌與他的對手之間的衝突。關於法利賽人和撒都該人，耶穌察覺到他們外在形式的公義，與他們未能接受內在公義之間的鮮明對比，如：憐憫、公正、謙卑、寬恕和對不可愛之人的愛（</w:t>
-      </w:r>
-      <w:hyperlink r:id="rId20">
-        <w:r>
-          <w:rPr>
-            <w:lang w:val="zh_TW" w:bidi="zh_TW"/>
-          </w:rPr>
-          <w:rPr>
-            <w:color w:val="0000EE"/>
-            <w:u w:val="single"/>
-          </w:rPr>
-          <w:t>路11:38、42</w:t>
-        </w:r>
-      </w:hyperlink>
-      <w:r>
-        <w:rPr>
-          <w:lang w:val="zh_TW" w:bidi="zh_TW"/>
-        </w:rPr>
-        <w:t>）。他們在這方面的失敗，隱藏在虔誠的外表中（</w:t>
-      </w:r>
-      <w:hyperlink r:id="rId21">
-        <w:r>
-          <w:rPr>
-            <w:lang w:val="zh_TW" w:bidi="zh_TW"/>
-          </w:rPr>
-          <w:rPr>
-            <w:color w:val="0000EE"/>
-            <w:u w:val="single"/>
-          </w:rPr>
-          <w:t>可7:1–13</w:t>
-        </w:r>
-      </w:hyperlink>
-      <w:r>
-        <w:rPr>
-          <w:lang w:val="zh_TW" w:bidi="zh_TW"/>
-        </w:rPr>
-        <w:t>），他們心裡充滿了貪婪和邪惡（</w:t>
-      </w:r>
-      <w:hyperlink r:id="rId22">
-        <w:r>
-          <w:rPr>
-            <w:lang w:val="zh_TW" w:bidi="zh_TW"/>
-          </w:rPr>
-          <w:rPr>
-            <w:color w:val="0000EE"/>
-            <w:u w:val="single"/>
-          </w:rPr>
-          <w:t>路11:39</w:t>
-        </w:r>
-      </w:hyperlink>
-      <w:r>
-        <w:rPr>
-          <w:lang w:val="zh_TW" w:bidi="zh_TW"/>
-        </w:rPr>
-        <w:t>）。偽善定義了那些表現出行為上的公義，但內心卻充滿邪惡的人（</w:t>
-      </w:r>
-      <w:hyperlink r:id="rId13">
-        <w:r>
-          <w:rPr>
-            <w:lang w:val="zh_TW" w:bidi="zh_TW"/>
-          </w:rPr>
-          <w:rPr>
-            <w:color w:val="0000EE"/>
-            <w:u w:val="single"/>
-          </w:rPr>
-          <w:t>太23:28</w:t>
-        </w:r>
-      </w:hyperlink>
-      <w:r>
-        <w:rPr>
-          <w:lang w:val="zh_TW" w:bidi="zh_TW"/>
-        </w:rPr>
-        <w:t>）。</w:t>
+      <w:hyperlink r:id="rId59">
+        <w:r>
+          <w:rPr>
+            <w:lang w:val="zh_TW" w:bidi="zh_TW"/>
+          </w:rPr>
+          <w:rPr>
+            <w:color w:val="0000EE"/>
+            <w:u w:val="single"/>
+          </w:rPr>
+          <w:t>提後1:6</w:t>
+        </w:r>
+      </w:hyperlink>
+      <w:r>
+        <w:rPr>
+          <w:lang w:val="zh_TW" w:bidi="zh_TW"/>
+        </w:rPr>
+        <w:t>）。按手也伴隨著禱告，又或者說，按手本身就是一種禱告。正如奧古斯丁所言：「按手不就是一種禱告嗎？」</w:t>
       </w:r>
     </w:p>
     <w:p>
@@ -519,89 +1189,115 @@
         <w:rPr>
           <w:lang w:val="zh_TW" w:bidi="zh_TW"/>
         </w:rPr>
-        <w:t>耶穌譴責偽善，因為它扭曲了神公義的命令。偽善者不追求真實的內在聖潔，而是將公義扭曲成一種僵化的模式，其主要用途是在人面前展示出來（</w:t>
-      </w:r>
-      <w:hyperlink r:id="rId23">
-        <w:r>
-          <w:rPr>
-            <w:lang w:val="zh_TW" w:bidi="zh_TW"/>
-          </w:rPr>
-          <w:rPr>
-            <w:color w:val="0000EE"/>
-            <w:u w:val="single"/>
-          </w:rPr>
-          <w:t>太23:2–7</w:t>
-        </w:r>
-      </w:hyperlink>
-      <w:r>
-        <w:rPr>
-          <w:lang w:val="zh_TW" w:bidi="zh_TW"/>
-        </w:rPr>
-        <w:t>）。他們對公義的觀念揭示了他們對神認識的扭曲，以及對祂如何使罪人與自己和好的錯誤理解（</w:t>
-      </w:r>
-      <w:hyperlink r:id="rId24">
-        <w:r>
-          <w:rPr>
-            <w:lang w:val="zh_TW" w:bidi="zh_TW"/>
-          </w:rPr>
-          <w:rPr>
-            <w:color w:val="0000EE"/>
-            <w:u w:val="single"/>
-          </w:rPr>
-          <w:t>路16:15</w:t>
-        </w:r>
-      </w:hyperlink>
-      <w:r>
-        <w:rPr>
-          <w:lang w:val="zh_TW" w:bidi="zh_TW"/>
-        </w:rPr>
-        <w:t>）。這些偽善者雖向人解釋神的性情，實際上只是誤解祂。因此，他們的虛假使人遠離神，而不是走向神，與祂和好（</w:t>
-      </w:r>
-      <w:hyperlink r:id="rId25">
-        <w:r>
-          <w:rPr>
-            <w:lang w:val="zh_TW" w:bidi="zh_TW"/>
-          </w:rPr>
-          <w:rPr>
-            <w:color w:val="0000EE"/>
-            <w:u w:val="single"/>
-          </w:rPr>
-          <w:t>路11:52</w:t>
-        </w:r>
-      </w:hyperlink>
-      <w:r>
-        <w:rPr>
-          <w:lang w:val="zh_TW" w:bidi="zh_TW"/>
-        </w:rPr>
-        <w:t>）。偽善者不僅阻止他人進入神的國，其實自己也進不去（</w:t>
-      </w:r>
-      <w:hyperlink r:id="rId26">
-        <w:r>
-          <w:rPr>
-            <w:lang w:val="zh_TW" w:bidi="zh_TW"/>
-          </w:rPr>
-          <w:rPr>
-            <w:color w:val="0000EE"/>
-            <w:u w:val="single"/>
-          </w:rPr>
-          <w:t>太23:13</w:t>
-        </w:r>
-      </w:hyperlink>
-      <w:r>
-        <w:rPr>
-          <w:lang w:val="zh_TW" w:bidi="zh_TW"/>
-        </w:rPr>
-        <w:t>）。</w:t>
-      </w:r>
-      <w:r>
-        <w:rPr>
-          <w:lang w:val="zh_TW" w:bidi="zh_TW"/>
-        </w:rPr>
-      </w:r>
-      <w:r>
-        <w:rPr>
-          <w:lang w:val="zh_TW" w:bidi="zh_TW"/>
-        </w:rPr>
+        <w:t>按手伴隨著耶穌事工中的醫治（</w:t>
+      </w:r>
+      <w:hyperlink r:id="rId60">
+        <w:r>
+          <w:rPr>
+            <w:lang w:val="zh_TW" w:bidi="zh_TW"/>
+          </w:rPr>
+          <w:rPr>
+            <w:color w:val="0000EE"/>
+            <w:u w:val="single"/>
+          </w:rPr>
+          <w:t>可6:5</w:t>
+        </w:r>
+      </w:hyperlink>
+      <w:r>
+        <w:rPr>
+          <w:lang w:val="zh_TW" w:bidi="zh_TW"/>
+        </w:rPr>
+        <w:t>；</w:t>
+      </w:r>
+      <w:hyperlink r:id="rId61">
+        <w:r>
+          <w:rPr>
+            <w:lang w:val="zh_TW" w:bidi="zh_TW"/>
+          </w:rPr>
+          <w:rPr>
+            <w:color w:val="0000EE"/>
+            <w:u w:val="single"/>
+          </w:rPr>
+          <w:t>路4:40</w:t>
+        </w:r>
+      </w:hyperlink>
+      <w:r>
+        <w:rPr>
+          <w:lang w:val="zh_TW" w:bidi="zh_TW"/>
+        </w:rPr>
+        <w:t>；</w:t>
+      </w:r>
+      <w:hyperlink r:id="rId62">
+        <w:r>
+          <w:rPr>
+            <w:lang w:val="zh_TW" w:bidi="zh_TW"/>
+          </w:rPr>
+          <w:rPr>
+            <w:color w:val="0000EE"/>
+            <w:u w:val="single"/>
+          </w:rPr>
+          <w:t>13:11–13</w:t>
+        </w:r>
+      </w:hyperlink>
+      <w:r>
+        <w:rPr>
+          <w:lang w:val="zh_TW" w:bidi="zh_TW"/>
+        </w:rPr>
+        <w:t>）和門徒的事工（</w:t>
+      </w:r>
+      <w:hyperlink r:id="rId63">
+        <w:r>
+          <w:rPr>
+            <w:lang w:val="zh_TW" w:bidi="zh_TW"/>
+          </w:rPr>
+          <w:rPr>
+            <w:color w:val="0000EE"/>
+            <w:u w:val="single"/>
+          </w:rPr>
+          <w:t>可16:18</w:t>
+        </w:r>
+      </w:hyperlink>
+      <w:r>
+        <w:rPr>
+          <w:lang w:val="zh_TW" w:bidi="zh_TW"/>
+        </w:rPr>
+        <w:t>；</w:t>
+      </w:r>
+      <w:hyperlink r:id="rId64">
+        <w:r>
+          <w:rPr>
+            <w:lang w:val="zh_TW" w:bidi="zh_TW"/>
+          </w:rPr>
+          <w:rPr>
+            <w:color w:val="0000EE"/>
+            <w:u w:val="single"/>
+          </w:rPr>
+          <w:t>徒9:12、17</w:t>
+        </w:r>
+      </w:hyperlink>
+      <w:r>
+        <w:rPr>
+          <w:lang w:val="zh_TW" w:bidi="zh_TW"/>
+        </w:rPr>
+        <w:t>，</w:t>
+      </w:r>
+      <w:hyperlink r:id="rId65">
+        <w:r>
+          <w:rPr>
+            <w:lang w:val="zh_TW" w:bidi="zh_TW"/>
+          </w:rPr>
+          <w:rPr>
+            <w:color w:val="0000EE"/>
+            <w:u w:val="single"/>
+          </w:rPr>
+          <w:t>28:8</w:t>
+        </w:r>
+      </w:hyperlink>
+      <w:r>
+        <w:rPr>
+          <w:lang w:val="zh_TW" w:bidi="zh_TW"/>
+        </w:rPr>
+        <w:t>），表達了醫治者對被醫治者的同情和緊密關係，被醫治者不單得到從神而來的醫治，更加強了他的信心。</w:t>
       </w:r>
     </w:p>
     <w:p>
@@ -611,16 +1307,35 @@
           <w:lang w:val="zh_TW" w:bidi="zh_TW"/>
         </w:rPr>
       </w:r>
-    </w:p>
-    <w:p>
-      <w:pPr>
-        <w:pStyle w:val="Heading2"/>
-      </w:pPr>
-      <w:r>
-        <w:rPr>
-          <w:lang w:val="zh_TW" w:bidi="zh_TW"/>
-        </w:rPr>
-        <w:t>為死人受洗</w:t>
+      <w:r>
+        <w:rPr>
+          <w:i/>
+          <w:lang w:val="zh_TW" w:bidi="zh_TW"/>
+        </w:rPr>
+        <w:t>另見</w:t>
+      </w:r>
+      <w:r>
+        <w:rPr>
+          <w:lang w:val="zh_TW" w:bidi="zh_TW"/>
+        </w:rPr>
+        <w:t xml:space="preserve"> </w:t>
+      </w:r>
+      <w:r>
+        <w:rPr>
+          <w:lang w:val="zh_TW" w:bidi="zh_TW"/>
+        </w:rPr>
+        <w:t>右手</w:t>
+      </w:r>
+      <w:r>
+        <w:rPr>
+          <w:lang w:val="zh_TW" w:bidi="zh_TW"/>
+        </w:rPr>
+        <w:t>。</w:t>
+      </w:r>
+      <w:r>
+        <w:rPr>
+          <w:lang w:val="zh_TW" w:bidi="zh_TW"/>
+        </w:rPr>
       </w:r>
       <w:r>
         <w:rPr>
@@ -635,40 +1350,21 @@
           <w:lang w:val="zh_TW" w:bidi="zh_TW"/>
         </w:rPr>
       </w:r>
-      <w:r>
-        <w:rPr>
-          <w:lang w:val="zh_TW" w:bidi="zh_TW"/>
-        </w:rPr>
-        <w:t>一個意義不明的習俗，在新約聖經中提到一次（</w:t>
-      </w:r>
-      <w:hyperlink r:id="rId27">
-        <w:r>
-          <w:rPr>
-            <w:lang w:val="zh_TW" w:bidi="zh_TW"/>
-          </w:rPr>
-          <w:rPr>
-            <w:color w:val="0000EE"/>
-            <w:u w:val="single"/>
-          </w:rPr>
-          <w:t>林前15:29</w:t>
-        </w:r>
-      </w:hyperlink>
-      <w:r>
-        <w:rPr>
-          <w:lang w:val="zh_TW" w:bidi="zh_TW"/>
-        </w:rPr>
-        <w:t>）。對於這段有爭議的經文，已經有許多人提出了許多解釋。主要的問題是，為死者施行的洗禮是怎樣的，以及保羅是否認可這種做法。</w:t>
-      </w:r>
     </w:p>
     <w:p>
       <w:pPr>
-        <w:pStyle w:val="Heading3"/>
-      </w:pPr>
-      <w:r>
-        <w:rPr>
-          <w:lang w:val="zh_TW" w:bidi="zh_TW"/>
-        </w:rPr>
-        <w:t>為死人受洗的不同解釋方式</w:t>
+        <w:pStyle w:val="Heading2"/>
+      </w:pPr>
+      <w:r>
+        <w:rPr>
+          <w:lang w:val="zh_TW" w:bidi="zh_TW"/>
+        </w:rPr>
+        <w:t>守望台</w:t>
+      </w:r>
+      <w:r>
+        <w:rPr>
+          <w:lang w:val="zh_TW" w:bidi="zh_TW"/>
+        </w:rPr>
       </w:r>
     </w:p>
     <w:p>
@@ -682,7 +1378,209 @@
         <w:rPr>
           <w:lang w:val="zh_TW" w:bidi="zh_TW"/>
         </w:rPr>
-        <w:t>對「為死人受洗」這個片語的解釋可歸納為三類：</w:t>
+        <w:t>農民用高台來監視土地和動物。士兵也使用類似的塔樓或平台來監視他們的城市。巴勒斯坦的葡萄園中也建有瞭望樓。</w:t>
+      </w:r>
+    </w:p>
+    <w:p>
+      <w:pPr/>
+      <w:r>
+        <w:rPr>
+          <w:lang w:val="zh_TW" w:bidi="zh_TW"/>
+        </w:rPr>
+      </w:r>
+      <w:r>
+        <w:rPr>
+          <w:lang w:val="zh_TW" w:bidi="zh_TW"/>
+        </w:rPr>
+        <w:t>被指派到瞭望樓的守望者監督葡萄園，保護它們免受野生動物和小偷的侵害（</w:t>
+      </w:r>
+      <w:hyperlink r:id="rId66">
+        <w:r>
+          <w:rPr>
+            <w:lang w:val="zh_TW" w:bidi="zh_TW"/>
+          </w:rPr>
+          <w:rPr>
+            <w:color w:val="0000EE"/>
+            <w:u w:val="single"/>
+          </w:rPr>
+          <w:t>賽5:2</w:t>
+        </w:r>
+      </w:hyperlink>
+      <w:r>
+        <w:rPr>
+          <w:lang w:val="zh_TW" w:bidi="zh_TW"/>
+        </w:rPr>
+        <w:t>；</w:t>
+      </w:r>
+      <w:hyperlink r:id="rId67">
+        <w:r>
+          <w:rPr>
+            <w:lang w:val="zh_TW" w:bidi="zh_TW"/>
+          </w:rPr>
+          <w:rPr>
+            <w:color w:val="0000EE"/>
+            <w:u w:val="single"/>
+          </w:rPr>
+          <w:t>太21:33</w:t>
+        </w:r>
+      </w:hyperlink>
+      <w:r>
+        <w:rPr>
+          <w:lang w:val="zh_TW" w:bidi="zh_TW"/>
+        </w:rPr>
+        <w:t>；</w:t>
+      </w:r>
+      <w:hyperlink r:id="rId68">
+        <w:r>
+          <w:rPr>
+            <w:lang w:val="zh_TW" w:bidi="zh_TW"/>
+          </w:rPr>
+          <w:rPr>
+            <w:color w:val="0000EE"/>
+            <w:u w:val="single"/>
+          </w:rPr>
+          <w:t>可12:1</w:t>
+        </w:r>
+      </w:hyperlink>
+      <w:r>
+        <w:rPr>
+          <w:lang w:val="zh_TW" w:bidi="zh_TW"/>
+        </w:rPr>
+        <w:t>）。在巴勒斯坦，瞭望樓的建築仍然被使用。一些瞭望樓的建築也作為葡萄園工人的住所。</w:t>
+      </w:r>
+    </w:p>
+    <w:p>
+      <w:pPr/>
+      <w:r>
+        <w:rPr>
+          <w:lang w:val="zh_TW" w:bidi="zh_TW"/>
+        </w:rPr>
+      </w:r>
+      <w:r>
+        <w:rPr>
+          <w:lang w:val="zh_TW" w:bidi="zh_TW"/>
+        </w:rPr>
+        <w:t>一些瞭望樓，如在</w:t>
+      </w:r>
+      <w:hyperlink r:id="rId69">
+        <w:r>
+          <w:rPr>
+            <w:lang w:val="zh_TW" w:bidi="zh_TW"/>
+          </w:rPr>
+          <w:rPr>
+            <w:color w:val="0000EE"/>
+            <w:u w:val="single"/>
+          </w:rPr>
+          <w:t>創世記三十五章21節</w:t>
+        </w:r>
+      </w:hyperlink>
+      <w:r>
+        <w:rPr>
+          <w:lang w:val="zh_TW" w:bidi="zh_TW"/>
+        </w:rPr>
+        <w:t>中的以得臺，是在曠野地區建造的。它們為牧羊人提供了一個受保護的庇護所，以便觀察羊群。一些塔樓是加固了的前哨站，守望者用來保護城市，防止小偷侵擾貿易和交通（</w:t>
+      </w:r>
+      <w:hyperlink r:id="rId70">
+        <w:r>
+          <w:rPr>
+            <w:lang w:val="zh_TW" w:bidi="zh_TW"/>
+          </w:rPr>
+          <w:rPr>
+            <w:color w:val="0000EE"/>
+            <w:u w:val="single"/>
+          </w:rPr>
+          <w:t>王下18:8</w:t>
+        </w:r>
+      </w:hyperlink>
+      <w:r>
+        <w:rPr>
+          <w:lang w:val="zh_TW" w:bidi="zh_TW"/>
+        </w:rPr>
+        <w:t>；</w:t>
+      </w:r>
+      <w:hyperlink r:id="rId71">
+        <w:r>
+          <w:rPr>
+            <w:lang w:val="zh_TW" w:bidi="zh_TW"/>
+          </w:rPr>
+          <w:rPr>
+            <w:color w:val="0000EE"/>
+            <w:u w:val="single"/>
+          </w:rPr>
+          <w:t>代下20:24</w:t>
+        </w:r>
+      </w:hyperlink>
+      <w:r>
+        <w:rPr>
+          <w:lang w:val="zh_TW" w:bidi="zh_TW"/>
+        </w:rPr>
+        <w:t>；</w:t>
+      </w:r>
+      <w:hyperlink r:id="rId72">
+        <w:r>
+          <w:rPr>
+            <w:lang w:val="zh_TW" w:bidi="zh_TW"/>
+          </w:rPr>
+          <w:rPr>
+            <w:color w:val="0000EE"/>
+            <w:u w:val="single"/>
+          </w:rPr>
+          <w:t>賽32:14</w:t>
+        </w:r>
+      </w:hyperlink>
+      <w:r>
+        <w:rPr>
+          <w:lang w:val="zh_TW" w:bidi="zh_TW"/>
+        </w:rPr>
+        <w:t>）。</w:t>
+      </w:r>
+      <w:r>
+        <w:rPr>
+          <w:lang w:val="zh_TW" w:bidi="zh_TW"/>
+        </w:rPr>
+      </w:r>
+      <w:r>
+        <w:rPr>
+          <w:lang w:val="zh_TW" w:bidi="zh_TW"/>
+        </w:rPr>
+      </w:r>
+    </w:p>
+    <w:p>
+      <w:pPr/>
+      <w:r>
+        <w:rPr>
+          <w:lang w:val="zh_TW" w:bidi="zh_TW"/>
+        </w:rPr>
+      </w:r>
+    </w:p>
+    <w:p>
+      <w:pPr>
+        <w:pStyle w:val="Heading2"/>
+      </w:pPr>
+      <w:r>
+        <w:rPr>
+          <w:lang w:val="zh_TW" w:bidi="zh_TW"/>
+        </w:rPr>
+        <w:t>獸</w:t>
+      </w:r>
+      <w:r>
+        <w:rPr>
+          <w:lang w:val="zh_TW" w:bidi="zh_TW"/>
+        </w:rPr>
+      </w:r>
+    </w:p>
+    <w:p>
+      <w:pPr/>
+      <w:r>
+        <w:rPr>
+          <w:lang w:val="zh_TW" w:bidi="zh_TW"/>
+        </w:rPr>
+      </w:r>
+      <w:r>
+        <w:rPr>
+          <w:lang w:val="zh_TW" w:bidi="zh_TW"/>
+        </w:rPr>
+        <w:t>「獸」是舊約與新約中的動物，有時則作為比喻。在舊約中，「獸」一詞多義。由於有幾個希伯來文的詞彙都可譯為「活物」和「獸」，因此在翻譯時有時被統一譯作「獸」。因此，在舊約中，「獸」可以指：</w:t>
       </w:r>
     </w:p>
     <w:p>
@@ -704,7 +1602,151 @@
         <w:rPr>
           <w:lang w:val="zh_TW" w:bidi="zh_TW"/>
         </w:rPr>
-        <w:t>洗禮作為象徵</w:t>
+        <w:t>一般的動物（例：</w:t>
+      </w:r>
+      <w:hyperlink r:id="rId73">
+        <w:r>
+          <w:rPr>
+            <w:lang w:val="zh_TW" w:bidi="zh_TW"/>
+          </w:rPr>
+          <w:rPr>
+            <w:color w:val="0000EE"/>
+            <w:u w:val="single"/>
+          </w:rPr>
+          <w:t>創1:24</w:t>
+        </w:r>
+      </w:hyperlink>
+      <w:r>
+        <w:rPr>
+          <w:lang w:val="zh_TW" w:bidi="zh_TW"/>
+        </w:rPr>
+        <w:t>；</w:t>
+      </w:r>
+      <w:hyperlink r:id="rId74">
+        <w:r>
+          <w:rPr>
+            <w:lang w:val="zh_TW" w:bidi="zh_TW"/>
+          </w:rPr>
+          <w:rPr>
+            <w:color w:val="0000EE"/>
+            <w:u w:val="single"/>
+          </w:rPr>
+          <w:t>詩36:6</w:t>
+        </w:r>
+      </w:hyperlink>
+      <w:r>
+        <w:rPr>
+          <w:lang w:val="zh_TW" w:bidi="zh_TW"/>
+        </w:rPr>
+        <w:t>），但不包括魚、鳥和昆蟲（例：</w:t>
+      </w:r>
+      <w:hyperlink r:id="rId75">
+        <w:r>
+          <w:rPr>
+            <w:lang w:val="zh_TW" w:bidi="zh_TW"/>
+          </w:rPr>
+          <w:rPr>
+            <w:color w:val="0000EE"/>
+            <w:u w:val="single"/>
+          </w:rPr>
+          <w:t>創6:7</w:t>
+        </w:r>
+      </w:hyperlink>
+      <w:r>
+        <w:rPr>
+          <w:lang w:val="zh_TW" w:bidi="zh_TW"/>
+        </w:rPr>
+        <w:t>；</w:t>
+      </w:r>
+      <w:hyperlink r:id="rId76">
+        <w:r>
+          <w:rPr>
+            <w:lang w:val="zh_TW" w:bidi="zh_TW"/>
+          </w:rPr>
+          <w:rPr>
+            <w:color w:val="0000EE"/>
+            <w:u w:val="single"/>
+          </w:rPr>
+          <w:t>利11:2</w:t>
+        </w:r>
+      </w:hyperlink>
+      <w:r>
+        <w:rPr>
+          <w:lang w:val="zh_TW" w:bidi="zh_TW"/>
+        </w:rPr>
+        <w:t>；</w:t>
+      </w:r>
+      <w:hyperlink r:id="rId77">
+        <w:r>
+          <w:rPr>
+            <w:lang w:val="zh_TW" w:bidi="zh_TW"/>
+          </w:rPr>
+          <w:rPr>
+            <w:color w:val="0000EE"/>
+            <w:u w:val="single"/>
+          </w:rPr>
+          <w:t>申4:17</w:t>
+        </w:r>
+      </w:hyperlink>
+      <w:r>
+        <w:rPr>
+          <w:lang w:val="zh_TW" w:bidi="zh_TW"/>
+        </w:rPr>
+        <w:t>；</w:t>
+      </w:r>
+      <w:hyperlink r:id="rId78">
+        <w:r>
+          <w:rPr>
+            <w:lang w:val="zh_TW" w:bidi="zh_TW"/>
+          </w:rPr>
+          <w:rPr>
+            <w:color w:val="0000EE"/>
+            <w:u w:val="single"/>
+          </w:rPr>
+          <w:t>伯12:7</w:t>
+        </w:r>
+      </w:hyperlink>
+      <w:r>
+        <w:rPr>
+          <w:lang w:val="zh_TW" w:bidi="zh_TW"/>
+        </w:rPr>
+        <w:t>，</w:t>
+      </w:r>
+      <w:hyperlink r:id="rId79">
+        <w:r>
+          <w:rPr>
+            <w:lang w:val="zh_TW" w:bidi="zh_TW"/>
+          </w:rPr>
+          <w:rPr>
+            <w:color w:val="0000EE"/>
+            <w:u w:val="single"/>
+          </w:rPr>
+          <w:t>35:11</w:t>
+        </w:r>
+      </w:hyperlink>
+      <w:r>
+        <w:rPr>
+          <w:lang w:val="zh_TW" w:bidi="zh_TW"/>
+        </w:rPr>
+        <w:t>；</w:t>
+      </w:r>
+      <w:hyperlink r:id="rId80">
+        <w:r>
+          <w:rPr>
+            <w:lang w:val="zh_TW" w:bidi="zh_TW"/>
+          </w:rPr>
+          <w:rPr>
+            <w:color w:val="0000EE"/>
+            <w:u w:val="single"/>
+          </w:rPr>
+          <w:t>番1:3</w:t>
+        </w:r>
+      </w:hyperlink>
+      <w:r>
+        <w:rPr>
+          <w:lang w:val="zh_TW" w:bidi="zh_TW"/>
+        </w:rPr>
+        <w:t>）。</w:t>
       </w:r>
     </w:p>
     <w:p>
@@ -722,7 +1764,151 @@
         <w:rPr>
           <w:lang w:val="zh_TW" w:bidi="zh_TW"/>
         </w:rPr>
-        <w:t>普通洗禮</w:t>
+        <w:t>家畜或被馴服的動物（例：</w:t>
+      </w:r>
+      <w:hyperlink r:id="rId81">
+        <w:r>
+          <w:rPr>
+            <w:lang w:val="zh_TW" w:bidi="zh_TW"/>
+          </w:rPr>
+          <w:rPr>
+            <w:color w:val="0000EE"/>
+            <w:u w:val="single"/>
+          </w:rPr>
+          <w:t>出19:13</w:t>
+        </w:r>
+      </w:hyperlink>
+      <w:r>
+        <w:rPr>
+          <w:lang w:val="zh_TW" w:bidi="zh_TW"/>
+        </w:rPr>
+        <w:t>，</w:t>
+      </w:r>
+      <w:hyperlink r:id="rId82">
+        <w:r>
+          <w:rPr>
+            <w:lang w:val="zh_TW" w:bidi="zh_TW"/>
+          </w:rPr>
+          <w:rPr>
+            <w:color w:val="0000EE"/>
+            <w:u w:val="single"/>
+          </w:rPr>
+          <w:t>22:10</w:t>
+        </w:r>
+      </w:hyperlink>
+      <w:r>
+        <w:rPr>
+          <w:lang w:val="zh_TW" w:bidi="zh_TW"/>
+        </w:rPr>
+        <w:t>；</w:t>
+      </w:r>
+      <w:hyperlink r:id="rId83">
+        <w:r>
+          <w:rPr>
+            <w:lang w:val="zh_TW" w:bidi="zh_TW"/>
+          </w:rPr>
+          <w:rPr>
+            <w:color w:val="0000EE"/>
+            <w:u w:val="single"/>
+          </w:rPr>
+          <w:t>民3:13</w:t>
+        </w:r>
+      </w:hyperlink>
+      <w:r>
+        <w:rPr>
+          <w:lang w:val="zh_TW" w:bidi="zh_TW"/>
+        </w:rPr>
+        <w:t>，</w:t>
+      </w:r>
+      <w:hyperlink r:id="rId84">
+        <w:r>
+          <w:rPr>
+            <w:lang w:val="zh_TW" w:bidi="zh_TW"/>
+          </w:rPr>
+          <w:rPr>
+            <w:color w:val="0000EE"/>
+            <w:u w:val="single"/>
+          </w:rPr>
+          <w:t>31:47</w:t>
+        </w:r>
+      </w:hyperlink>
+      <w:r>
+        <w:rPr>
+          <w:lang w:val="zh_TW" w:bidi="zh_TW"/>
+        </w:rPr>
+        <w:t>；</w:t>
+      </w:r>
+      <w:hyperlink r:id="rId85">
+        <w:r>
+          <w:rPr>
+            <w:lang w:val="zh_TW" w:bidi="zh_TW"/>
+          </w:rPr>
+          <w:rPr>
+            <w:color w:val="0000EE"/>
+            <w:u w:val="single"/>
+          </w:rPr>
+          <w:t>士20:48</w:t>
+        </w:r>
+      </w:hyperlink>
+      <w:r>
+        <w:rPr>
+          <w:lang w:val="zh_TW" w:bidi="zh_TW"/>
+        </w:rPr>
+        <w:t>；</w:t>
+      </w:r>
+      <w:hyperlink r:id="rId86">
+        <w:r>
+          <w:rPr>
+            <w:lang w:val="zh_TW" w:bidi="zh_TW"/>
+          </w:rPr>
+          <w:rPr>
+            <w:color w:val="0000EE"/>
+            <w:u w:val="single"/>
+          </w:rPr>
+          <w:t>箴12:10</w:t>
+        </w:r>
+      </w:hyperlink>
+      <w:r>
+        <w:rPr>
+          <w:lang w:val="zh_TW" w:bidi="zh_TW"/>
+        </w:rPr>
+        <w:t>；</w:t>
+      </w:r>
+      <w:hyperlink r:id="rId87">
+        <w:r>
+          <w:rPr>
+            <w:lang w:val="zh_TW" w:bidi="zh_TW"/>
+          </w:rPr>
+          <w:rPr>
+            <w:color w:val="0000EE"/>
+            <w:u w:val="single"/>
+          </w:rPr>
+          <w:t>耶21:6</w:t>
+        </w:r>
+      </w:hyperlink>
+      <w:r>
+        <w:rPr>
+          <w:lang w:val="zh_TW" w:bidi="zh_TW"/>
+        </w:rPr>
+        <w:t>；</w:t>
+      </w:r>
+      <w:hyperlink r:id="rId88">
+        <w:r>
+          <w:rPr>
+            <w:lang w:val="zh_TW" w:bidi="zh_TW"/>
+          </w:rPr>
+          <w:rPr>
+            <w:color w:val="0000EE"/>
+            <w:u w:val="single"/>
+          </w:rPr>
+          <w:t>亞8:10</w:t>
+        </w:r>
+      </w:hyperlink>
+      <w:r>
+        <w:rPr>
+          <w:lang w:val="zh_TW" w:bidi="zh_TW"/>
+        </w:rPr>
+        <w:t>）。</w:t>
       </w:r>
     </w:p>
     <w:p>
@@ -740,7 +1926,217 @@
         <w:rPr>
           <w:lang w:val="zh_TW" w:bidi="zh_TW"/>
         </w:rPr>
-        <w:t>代表他人受洗</w:t>
+        <w:t>野生或肉食性動物（例：</w:t>
+      </w:r>
+      <w:hyperlink r:id="rId89">
+        <w:r>
+          <w:rPr>
+            <w:lang w:val="zh_TW" w:bidi="zh_TW"/>
+          </w:rPr>
+          <w:rPr>
+            <w:color w:val="0000EE"/>
+            <w:u w:val="single"/>
+          </w:rPr>
+          <w:t>創37:20</w:t>
+        </w:r>
+      </w:hyperlink>
+      <w:r>
+        <w:rPr>
+          <w:lang w:val="zh_TW" w:bidi="zh_TW"/>
+        </w:rPr>
+        <w:t>；</w:t>
+      </w:r>
+      <w:hyperlink r:id="rId90">
+        <w:r>
+          <w:rPr>
+            <w:lang w:val="zh_TW" w:bidi="zh_TW"/>
+          </w:rPr>
+          <w:rPr>
+            <w:color w:val="0000EE"/>
+            <w:u w:val="single"/>
+          </w:rPr>
+          <w:t>出23:11</w:t>
+        </w:r>
+      </w:hyperlink>
+      <w:r>
+        <w:rPr>
+          <w:lang w:val="zh_TW" w:bidi="zh_TW"/>
+        </w:rPr>
+        <w:t>；</w:t>
+      </w:r>
+      <w:hyperlink r:id="rId91">
+        <w:r>
+          <w:rPr>
+            <w:lang w:val="zh_TW" w:bidi="zh_TW"/>
+          </w:rPr>
+          <w:rPr>
+            <w:color w:val="0000EE"/>
+            <w:u w:val="single"/>
+          </w:rPr>
+          <w:t>申28:26</w:t>
+        </w:r>
+      </w:hyperlink>
+      <w:r>
+        <w:rPr>
+          <w:lang w:val="zh_TW" w:bidi="zh_TW"/>
+        </w:rPr>
+        <w:t>；</w:t>
+      </w:r>
+      <w:hyperlink r:id="rId92">
+        <w:r>
+          <w:rPr>
+            <w:lang w:val="zh_TW" w:bidi="zh_TW"/>
+          </w:rPr>
+          <w:rPr>
+            <w:color w:val="0000EE"/>
+            <w:u w:val="single"/>
+          </w:rPr>
+          <w:t>撒上17:44</w:t>
+        </w:r>
+      </w:hyperlink>
+      <w:r>
+        <w:rPr>
+          <w:lang w:val="zh_TW" w:bidi="zh_TW"/>
+        </w:rPr>
+        <w:t>；</w:t>
+      </w:r>
+      <w:hyperlink r:id="rId93">
+        <w:r>
+          <w:rPr>
+            <w:lang w:val="zh_TW" w:bidi="zh_TW"/>
+          </w:rPr>
+          <w:rPr>
+            <w:color w:val="0000EE"/>
+            <w:u w:val="single"/>
+          </w:rPr>
+          <w:t>結14:15</w:t>
+        </w:r>
+      </w:hyperlink>
+      <w:r>
+        <w:rPr>
+          <w:lang w:val="zh_TW" w:bidi="zh_TW"/>
+        </w:rPr>
+        <w:t>）。</w:t>
+      </w:r>
+    </w:p>
+    <w:p>
+      <w:pPr>
+        <w:pStyle w:val="ListNumber"/>
+        <w:spacing w:line="240" w:lineRule="auto"/>
+        <w:ind w:left="720"/>
+      </w:pPr>
+      <w:r>
+        <w:rPr>
+          <w:lang w:val="zh_TW" w:bidi="zh_TW"/>
+        </w:rPr>
+      </w:r>
+      <w:r>
+        <w:rPr>
+          <w:lang w:val="zh_TW" w:bidi="zh_TW"/>
+        </w:rPr>
+        <w:t>當「獸」以比喻的情況出現時，主要出現在但以理書和啟示錄。在但以理書（特別是</w:t>
+      </w:r>
+      <w:hyperlink r:id="rId94">
+        <w:r>
+          <w:rPr>
+            <w:lang w:val="zh_TW" w:bidi="zh_TW"/>
+          </w:rPr>
+          <w:rPr>
+            <w:color w:val="0000EE"/>
+            <w:u w:val="single"/>
+          </w:rPr>
+          <w:t>第7章</w:t>
+        </w:r>
+      </w:hyperlink>
+      <w:r>
+        <w:rPr>
+          <w:lang w:val="zh_TW" w:bidi="zh_TW"/>
+        </w:rPr>
+        <w:t>），「獸」象徵一位迫害並壓迫神子民的世界君王。在啟示錄中，使徒約翰將這個概念延伸，用來描述歷史終末時期對神子民的最終逼迫。約翰所說的「獸」，與他在較早期的書信中提到的「敵基督」（</w:t>
+      </w:r>
+      <w:hyperlink r:id="rId95">
+        <w:r>
+          <w:rPr>
+            <w:lang w:val="zh_TW" w:bidi="zh_TW"/>
+          </w:rPr>
+          <w:rPr>
+            <w:color w:val="0000EE"/>
+            <w:u w:val="single"/>
+          </w:rPr>
+          <w:t>約一2:18、22</w:t>
+        </w:r>
+      </w:hyperlink>
+      <w:r>
+        <w:rPr>
+          <w:lang w:val="zh_TW" w:bidi="zh_TW"/>
+        </w:rPr>
+        <w:t>；</w:t>
+      </w:r>
+      <w:hyperlink r:id="rId96">
+        <w:r>
+          <w:rPr>
+            <w:lang w:val="zh_TW" w:bidi="zh_TW"/>
+          </w:rPr>
+          <w:rPr>
+            <w:color w:val="0000EE"/>
+            <w:u w:val="single"/>
+          </w:rPr>
+          <w:t>4:3</w:t>
+        </w:r>
+      </w:hyperlink>
+      <w:r>
+        <w:rPr>
+          <w:lang w:val="zh_TW" w:bidi="zh_TW"/>
+        </w:rPr>
+        <w:t>；</w:t>
+      </w:r>
+      <w:hyperlink r:id="rId97">
+        <w:r>
+          <w:rPr>
+            <w:lang w:val="zh_TW" w:bidi="zh_TW"/>
+          </w:rPr>
+          <w:rPr>
+            <w:color w:val="0000EE"/>
+            <w:u w:val="single"/>
+          </w:rPr>
+          <w:t>約二1:7</w:t>
+        </w:r>
+      </w:hyperlink>
+      <w:r>
+        <w:rPr>
+          <w:lang w:val="zh_TW" w:bidi="zh_TW"/>
+        </w:rPr>
+        <w:t>）以及保羅所說的「</w:t>
+      </w:r>
+      <w:r>
+        <w:rPr>
+          <w:lang w:val="zh_TW" w:bidi="zh_TW"/>
+        </w:rPr>
+        <w:t>那大罪人</w:t>
+      </w:r>
+      <w:r>
+        <w:rPr>
+          <w:lang w:val="zh_TW" w:bidi="zh_TW"/>
+        </w:rPr>
+        <w:t>」（</w:t>
+      </w:r>
+      <w:hyperlink r:id="rId98">
+        <w:r>
+          <w:rPr>
+            <w:lang w:val="zh_TW" w:bidi="zh_TW"/>
+          </w:rPr>
+          <w:rPr>
+            <w:color w:val="0000EE"/>
+            <w:u w:val="single"/>
+          </w:rPr>
+          <w:t>帖後2:3</w:t>
+        </w:r>
+      </w:hyperlink>
+      <w:r>
+        <w:rPr>
+          <w:lang w:val="zh_TW" w:bidi="zh_TW"/>
+        </w:rPr>
+        <w:t>）。許多解經家都認為，這三個稱呼是指向同一個人物。</w:t>
       </w:r>
     </w:p>
     <w:p>
@@ -752,166 +2148,58 @@
       </w:r>
       <w:r>
         <w:rPr>
-          <w:lang w:val="zh_TW" w:bidi="zh_TW"/>
-        </w:rPr>
-        <w:t>在</w:t>
-      </w:r>
-      <w:hyperlink r:id="rId28">
-        <w:r>
-          <w:rPr>
-            <w:lang w:val="zh_TW" w:bidi="zh_TW"/>
-          </w:rPr>
-          <w:rPr>
-            <w:color w:val="0000EE"/>
-            <w:u w:val="single"/>
-          </w:rPr>
-          <w:t>馬可福音十章38節</w:t>
-        </w:r>
-      </w:hyperlink>
-      <w:r>
-        <w:rPr>
-          <w:lang w:val="zh_TW" w:bidi="zh_TW"/>
-        </w:rPr>
-        <w:t>和</w:t>
-      </w:r>
-      <w:hyperlink r:id="rId29">
-        <w:r>
-          <w:rPr>
-            <w:lang w:val="zh_TW" w:bidi="zh_TW"/>
-          </w:rPr>
-          <w:rPr>
-            <w:color w:val="0000EE"/>
-            <w:u w:val="single"/>
-          </w:rPr>
-          <w:t>路加福音十二章50節</w:t>
-        </w:r>
-      </w:hyperlink>
-      <w:r>
-        <w:rPr>
-          <w:lang w:val="zh_TW" w:bidi="zh_TW"/>
-        </w:rPr>
-        <w:t>中，洗禮被用作受苦或殉道（為信仰而死）的象徵。有些學者認為「為死人受洗」意味著殉道，並將其翻譯為「以死亡為目標而受洗」。</w:t>
-      </w:r>
-    </w:p>
-    <w:p>
-      <w:pPr/>
-      <w:r>
-        <w:rPr>
-          <w:lang w:val="zh_TW" w:bidi="zh_TW"/>
-        </w:rPr>
-      </w:r>
-      <w:r>
-        <w:rPr>
-          <w:lang w:val="zh_TW" w:bidi="zh_TW"/>
-        </w:rPr>
-        <w:t>許多人認為這意味著為自己受洗。馬丁‧路德（Martin Luther）認為這意味著在死者墓旁施洗。約翰‧加爾文（John Calvin）認為這是指臨終基督徒渴望受洗。另一些人認為，這是指新信徒因基督徒殉道者或已故親人的見證而接受洗禮。</w:t>
-      </w:r>
-    </w:p>
-    <w:p>
-      <w:pPr>
-        <w:pStyle w:val="Heading3"/>
-      </w:pPr>
-      <w:r>
-        <w:rPr>
-          <w:lang w:val="zh_TW" w:bidi="zh_TW"/>
-        </w:rPr>
-        <w:t>保羅贊成為死者施洗嗎？</w:t>
-      </w:r>
-    </w:p>
-    <w:p>
-      <w:pPr/>
-      <w:r>
-        <w:rPr>
-          <w:lang w:val="zh_TW" w:bidi="zh_TW"/>
-        </w:rPr>
-      </w:r>
-      <w:r>
-        <w:rPr>
-          <w:lang w:val="zh_TW" w:bidi="zh_TW"/>
-        </w:rPr>
-        <w:t>這句話最直接的意思似乎是一種為死人代受洗的做法。這句話似乎表明，有哥林多人為死人受洗。哥林多教會可能對洗禮持有一種神秘化的觀點，這或許解釋了為什麼保羅淡化了他作為施洗者的角色（</w:t>
-      </w:r>
-      <w:hyperlink r:id="rId30">
-        <w:r>
-          <w:rPr>
-            <w:lang w:val="zh_TW" w:bidi="zh_TW"/>
-          </w:rPr>
-          <w:rPr>
-            <w:color w:val="0000EE"/>
-            <w:u w:val="single"/>
-          </w:rPr>
-          <w:t>林前1:14–17</w:t>
-        </w:r>
-      </w:hyperlink>
-      <w:r>
-        <w:rPr>
-          <w:lang w:val="zh_TW" w:bidi="zh_TW"/>
-        </w:rPr>
-        <w:t>）。</w:t>
-      </w:r>
-    </w:p>
-    <w:p>
-      <w:pPr/>
-      <w:r>
-        <w:rPr>
-          <w:lang w:val="zh_TW" w:bidi="zh_TW"/>
-        </w:rPr>
-      </w:r>
-      <w:r>
-        <w:rPr>
-          <w:lang w:val="zh_TW" w:bidi="zh_TW"/>
-        </w:rPr>
-        <w:t>保羅將哥林多教會的經歷與以色列人在曠野中的經歷相比較（</w:t>
-      </w:r>
-      <w:hyperlink r:id="rId31">
-        <w:r>
-          <w:rPr>
-            <w:lang w:val="zh_TW" w:bidi="zh_TW"/>
-          </w:rPr>
-          <w:rPr>
-            <w:color w:val="0000EE"/>
-            <w:u w:val="single"/>
-          </w:rPr>
-          <w:t>林前10:1–13</w:t>
-        </w:r>
-      </w:hyperlink>
-      <w:r>
-        <w:rPr>
-          <w:lang w:val="zh_TW" w:bidi="zh_TW"/>
-        </w:rPr>
-        <w:t>）。他描述以色列人如何過紅海和收取嗎哪，這些事件讓我們聯想到洗禮和聖餐。但保羅提醒他的讀者，這些戲劇性的經歷並未使以色列人免於犯罪。某些哥林多人可能認為，參與基督教儀式如洗禮能自動帶來救恩。如果是這樣，那麼那些實踐為死人受洗的人可能相信這一儀式對死者也有幫助。</w:t>
-      </w:r>
-    </w:p>
-    <w:p>
-      <w:pPr/>
-      <w:r>
-        <w:rPr>
-          <w:lang w:val="zh_TW" w:bidi="zh_TW"/>
-        </w:rPr>
-      </w:r>
-      <w:r>
-        <w:rPr>
-          <w:lang w:val="zh_TW" w:bidi="zh_TW"/>
-        </w:rPr>
-        <w:t>保羅是否贊成為死人受洗的做法？可能不是。在</w:t>
-      </w:r>
-      <w:hyperlink r:id="rId32">
-        <w:r>
-          <w:rPr>
-            <w:lang w:val="zh_TW" w:bidi="zh_TW"/>
-          </w:rPr>
-          <w:rPr>
-            <w:color w:val="0000EE"/>
-            <w:u w:val="single"/>
-          </w:rPr>
-          <w:t>哥林多前書十五章29至34節</w:t>
-        </w:r>
-      </w:hyperlink>
-      <w:r>
-        <w:rPr>
-          <w:lang w:val="zh_TW" w:bidi="zh_TW"/>
-        </w:rPr>
-        <w:t>保羅關於死人復活的討論中，並未表示贊成這種做法。相反，他用這個例子來說明一個道理，他說，若死人沒有復活，那麼為死人受洗便毫無意義。</w:t>
+          <w:i/>
+          <w:lang w:val="zh_TW" w:bidi="zh_TW"/>
+        </w:rPr>
+        <w:t>見</w:t>
+      </w:r>
+      <w:r>
+        <w:rPr>
+          <w:lang w:val="zh_TW" w:bidi="zh_TW"/>
+        </w:rPr>
+        <w:t>敵基督</w:t>
+      </w:r>
+      <w:r>
+        <w:rPr>
+          <w:lang w:val="zh_TW" w:bidi="zh_TW"/>
+        </w:rPr>
+        <w:t>、</w:t>
+      </w:r>
+      <w:r>
+        <w:rPr>
+          <w:lang w:val="zh_TW" w:bidi="zh_TW"/>
+        </w:rPr>
+        <w:t>哈米吉多頓</w:t>
+      </w:r>
+      <w:r>
+        <w:rPr>
+          <w:lang w:val="zh_TW" w:bidi="zh_TW"/>
+        </w:rPr>
+        <w:t>、</w:t>
+      </w:r>
+      <w:r>
+        <w:rPr>
+          <w:lang w:val="zh_TW" w:bidi="zh_TW"/>
+        </w:rPr>
+        <w:t>獸印</w:t>
+      </w:r>
+      <w:r>
+        <w:rPr>
+          <w:lang w:val="zh_TW" w:bidi="zh_TW"/>
+        </w:rPr>
+        <w:t>及</w:t>
+      </w:r>
+      <w:r>
+        <w:rPr>
+          <w:lang w:val="zh_TW" w:bidi="zh_TW"/>
+        </w:rPr>
+        <w:t>啟示錄</w:t>
+      </w:r>
+      <w:r>
+        <w:rPr>
+          <w:lang w:val="zh_TW" w:bidi="zh_TW"/>
+        </w:rPr>
+        <w:t>。</w:t>
       </w:r>
       <w:r>
         <w:rPr>

--- a/zht/docx/121.content.docx
+++ b/zht/docx/121.content.docx
@@ -19,7 +19,7 @@
         <w:rPr>
           <w:lang w:val="zh_TW" w:bidi="zh_TW"/>
         </w:rPr>
-        <w:t>Resource: 聖經詞典 (Tyndale)</w:t>
+        <w:t>Resource: Tyndale Open Bible Dictionary</w:t>
       </w:r>
       <w:r>
         <w:rPr>
@@ -112,7 +112,7 @@
         <w:rPr>
           <w:lang w:val="zh_TW" w:bidi="zh_TW"/>
         </w:rPr>
-        <w:t>聖經詞典 (Tyndale)</w:t>
+        <w:t>Tyndale Open Bible Dictionary</w:t>
       </w:r>
     </w:p>
     <w:p>
@@ -149,7 +149,7 @@
         <w:rPr>
           <w:lang w:val="zh_TW" w:bidi="zh_TW"/>
         </w:rPr>
-        <w:t>shou</w:t>
+        <w:t>shang</w:t>
       </w:r>
       <w:r>
         <w:rPr>
@@ -212,7 +212,7 @@
         <w:rPr>
           <w:lang w:val="zh_TW" w:bidi="zh_TW"/>
         </w:rPr>
-        <w:t>手</w:t>
+        <w:t>商人</w:t>
       </w:r>
       <w:r>
         <w:rPr>
@@ -231,21 +231,7 @@
         <w:rPr>
           <w:lang w:val="zh_TW" w:bidi="zh_TW"/>
         </w:rPr>
-        <w:t>手是身體前肢的末端部份，具有抓握的能力。聖經中使用了「手」數百次來描述人體的一個部份，也經常用於隱喻或比喻中。</w:t>
-      </w:r>
-    </w:p>
-    <w:p>
-      <w:pPr/>
-      <w:r>
-        <w:rPr>
-          <w:lang w:val="zh_TW" w:bidi="zh_TW"/>
-        </w:rPr>
-      </w:r>
-      <w:r>
-        <w:rPr>
-          <w:lang w:val="zh_TW" w:bidi="zh_TW"/>
-        </w:rPr>
-        <w:t>比喻上，手意味著權力（</w:t>
+        <w:t>為了獲利而從事貨物買賣的人。人們早期使用以物易物的貿易制度，後來逐漸演變成由專業商人促成貨物的交換。起初，人們以銀子作為支付方式（</w:t>
       </w:r>
       <w:hyperlink r:id="rId13">
         <w:r>
@@ -256,14 +242,14 @@
             <w:color w:val="0000EE"/>
             <w:u w:val="single"/>
           </w:rPr>
-          <w:t>申2:15</w:t>
+          <w:t>創23:16</w:t>
         </w:r>
       </w:hyperlink>
       <w:r>
         <w:rPr>
           <w:lang w:val="zh_TW" w:bidi="zh_TW"/>
         </w:rPr>
-        <w:t>；</w:t>
+        <w:t>），之後又發展為使用錢幣或其它交換媒介。商人既在本地交易，也跟列邦貿易往來，他們與亞蘭人（</w:t>
       </w:r>
       <w:hyperlink r:id="rId14">
         <w:r>
@@ -274,7 +260,7 @@
             <w:color w:val="0000EE"/>
             <w:u w:val="single"/>
           </w:rPr>
-          <w:t>詩31:5</w:t>
+          <w:t>王上20:34</w:t>
         </w:r>
       </w:hyperlink>
       <w:r>
@@ -292,14 +278,14 @@
             <w:color w:val="0000EE"/>
             <w:u w:val="single"/>
           </w:rPr>
-          <w:t>可14:62</w:t>
+          <w:t>結27:16–18</w:t>
         </w:r>
       </w:hyperlink>
       <w:r>
         <w:rPr>
           <w:lang w:val="zh_TW" w:bidi="zh_TW"/>
         </w:rPr>
-        <w:t>）。在</w:t>
+        <w:t>）、迦南人和腓尼基人（</w:t>
       </w:r>
       <w:hyperlink r:id="rId16">
         <w:r>
@@ -310,14 +296,32 @@
             <w:color w:val="0000EE"/>
             <w:u w:val="single"/>
           </w:rPr>
-          <w:t>約書亞記8:20</w:t>
+          <w:t>賽23:2</w:t>
         </w:r>
       </w:hyperlink>
       <w:r>
         <w:rPr>
           <w:lang w:val="zh_TW" w:bidi="zh_TW"/>
         </w:rPr>
-        <w:t>中「手的力量（原文）」被翻譯為「逃跑」（見</w:t>
+        <w:t>、</w:t>
+      </w:r>
+      <w:hyperlink r:id="rId16">
+        <w:r>
+          <w:rPr>
+            <w:lang w:val="zh_TW" w:bidi="zh_TW"/>
+          </w:rPr>
+          <w:rPr>
+            <w:color w:val="0000EE"/>
+            <w:u w:val="single"/>
+          </w:rPr>
+          <w:t>8</w:t>
+        </w:r>
+      </w:hyperlink>
+      <w:r>
+        <w:rPr>
+          <w:lang w:val="zh_TW" w:bidi="zh_TW"/>
+        </w:rPr>
+        <w:t>）、亞述人（</w:t>
       </w:r>
       <w:hyperlink r:id="rId17">
         <w:r>
@@ -328,14 +332,14 @@
             <w:color w:val="0000EE"/>
             <w:u w:val="single"/>
           </w:rPr>
-          <w:t>詩76:5</w:t>
+          <w:t>鴻3:16</w:t>
         </w:r>
       </w:hyperlink>
       <w:r>
         <w:rPr>
           <w:lang w:val="zh_TW" w:bidi="zh_TW"/>
         </w:rPr>
-        <w:t>）。相反，無力的手象徵著優柔寡斷和軟弱（</w:t>
+        <w:t>）、巴比倫人、波斯人、希臘人和羅馬人交易。有些商人會遠行各地營商（</w:t>
       </w:r>
       <w:hyperlink r:id="rId18">
         <w:r>
@@ -346,14 +350,14 @@
             <w:color w:val="0000EE"/>
             <w:u w:val="single"/>
           </w:rPr>
-          <w:t>賽35:3</w:t>
+          <w:t>尼13:16–20</w:t>
         </w:r>
       </w:hyperlink>
       <w:r>
         <w:rPr>
           <w:lang w:val="zh_TW" w:bidi="zh_TW"/>
         </w:rPr>
-        <w:t>）。握手表示友誼（</w:t>
+        <w:t>）。居於曠野的族群則以商隊形式，在多處地方販賣他們的貨物（</w:t>
       </w:r>
       <w:hyperlink r:id="rId19">
         <w:r>
@@ -364,16 +368,16 @@
             <w:color w:val="0000EE"/>
             <w:u w:val="single"/>
           </w:rPr>
-          <w:t>王下10:15</w:t>
+          <w:t>結27:15</w:t>
         </w:r>
       </w:hyperlink>
       <w:r>
         <w:rPr>
           <w:lang w:val="zh_TW" w:bidi="zh_TW"/>
         </w:rPr>
-        <w:t>）。讓某人坐在右手邊，表示對他的偏愛（</w:t>
+        <w:t>、</w:t>
       </w:r>
-      <w:hyperlink r:id="rId20">
+      <w:hyperlink r:id="rId19">
         <w:r>
           <w:rPr>
             <w:lang w:val="zh_TW" w:bidi="zh_TW"/>
@@ -382,7 +386,7 @@
             <w:color w:val="0000EE"/>
             <w:u w:val="single"/>
           </w:rPr>
-          <w:t>詩16:11</w:t>
+          <w:t>20–23</w:t>
         </w:r>
       </w:hyperlink>
       <w:r>
@@ -400,9 +404,33 @@
             <w:color w:val="0000EE"/>
             <w:u w:val="single"/>
           </w:rPr>
-          <w:t xml:space="preserve"> </w:t>
+          <w:t>38:13</w:t>
         </w:r>
       </w:hyperlink>
+      <w:r>
+        <w:rPr>
+          <w:lang w:val="zh_TW" w:bidi="zh_TW"/>
+        </w:rPr>
+        <w:t>）。商人通常在市集進行買賣，也會設立店鋪經營交易（</w:t>
+      </w:r>
+      <w:hyperlink r:id="rId14">
+        <w:r>
+          <w:rPr>
+            <w:lang w:val="zh_TW" w:bidi="zh_TW"/>
+          </w:rPr>
+          <w:rPr>
+            <w:color w:val="0000EE"/>
+            <w:u w:val="single"/>
+          </w:rPr>
+          <w:t>王上20:34</w:t>
+        </w:r>
+      </w:hyperlink>
+      <w:r>
+        <w:rPr>
+          <w:lang w:val="zh_TW" w:bidi="zh_TW"/>
+        </w:rPr>
+        <w:t>；</w:t>
+      </w:r>
       <w:hyperlink r:id="rId21">
         <w:r>
           <w:rPr>
@@ -412,7 +440,7 @@
             <w:color w:val="0000EE"/>
             <w:u w:val="single"/>
           </w:rPr>
-          <w:t>77:10</w:t>
+          <w:t>尼3:31</w:t>
         </w:r>
       </w:hyperlink>
       <w:r>
@@ -430,14 +458,14 @@
             <w:color w:val="0000EE"/>
             <w:u w:val="single"/>
           </w:rPr>
-          <w:t>110:1</w:t>
+          <w:t>13:19–20</w:t>
         </w:r>
       </w:hyperlink>
       <w:r>
         <w:rPr>
           <w:lang w:val="zh_TW" w:bidi="zh_TW"/>
         </w:rPr>
-        <w:t>）。潔淨的手象徵著清白無罪（</w:t>
+        <w:t>）。貨物則會存放在庫房中（</w:t>
       </w:r>
       <w:hyperlink r:id="rId23">
         <w:r>
@@ -448,14 +476,14 @@
             <w:color w:val="0000EE"/>
             <w:u w:val="single"/>
           </w:rPr>
-          <w:t>詩26:6</w:t>
+          <w:t>創41:49</w:t>
         </w:r>
       </w:hyperlink>
       <w:r>
         <w:rPr>
           <w:lang w:val="zh_TW" w:bidi="zh_TW"/>
         </w:rPr>
-        <w:t>），而擊掌則表示達成協議（</w:t>
+        <w:t>；</w:t>
       </w:r>
       <w:hyperlink r:id="rId24">
         <w:r>
@@ -466,14 +494,14 @@
             <w:color w:val="0000EE"/>
             <w:u w:val="single"/>
           </w:rPr>
-          <w:t>箴6:1</w:t>
+          <w:t>王上9:19</w:t>
         </w:r>
       </w:hyperlink>
       <w:r>
         <w:rPr>
           <w:lang w:val="zh_TW" w:bidi="zh_TW"/>
         </w:rPr>
-        <w:t>）。舉手象徵暴力（</w:t>
+        <w:t>）。雅各的眾子曾在埃及通商（</w:t>
       </w:r>
       <w:hyperlink r:id="rId25">
         <w:r>
@@ -484,14 +512,14 @@
             <w:color w:val="0000EE"/>
             <w:u w:val="single"/>
           </w:rPr>
-          <w:t>王上11:26</w:t>
+          <w:t>創43:11</w:t>
         </w:r>
       </w:hyperlink>
       <w:r>
         <w:rPr>
           <w:lang w:val="zh_TW" w:bidi="zh_TW"/>
         </w:rPr>
-        <w:t>）。舉手又可用於懇求的禱告（</w:t>
+        <w:t>）。所羅門作王的時代，貿易活動大大擴展（</w:t>
       </w:r>
       <w:hyperlink r:id="rId26">
         <w:r>
@@ -502,14 +530,14 @@
             <w:color w:val="0000EE"/>
             <w:u w:val="single"/>
           </w:rPr>
-          <w:t>出17:11</w:t>
+          <w:t>王上9:26–27</w:t>
         </w:r>
       </w:hyperlink>
       <w:r>
         <w:rPr>
           <w:lang w:val="zh_TW" w:bidi="zh_TW"/>
         </w:rPr>
-        <w:t>；</w:t>
+        <w:t>，</w:t>
       </w:r>
       <w:hyperlink r:id="rId27">
         <w:r>
@@ -520,14 +548,14 @@
             <w:color w:val="0000EE"/>
             <w:u w:val="single"/>
           </w:rPr>
-          <w:t>利9:22</w:t>
+          <w:t>10:28</w:t>
         </w:r>
       </w:hyperlink>
       <w:r>
         <w:rPr>
           <w:lang w:val="zh_TW" w:bidi="zh_TW"/>
         </w:rPr>
-        <w:t>；</w:t>
+        <w:t>）。猶大人在被擄期間，於巴比倫地參與貿易活動，並且有許多人後來沒有歸回巴勒斯坦。商人也在耶路撒冷協助尼希米重建城牆（</w:t>
       </w:r>
       <w:hyperlink r:id="rId28">
         <w:r>
@@ -538,61 +566,7 @@
             <w:color w:val="0000EE"/>
             <w:u w:val="single"/>
           </w:rPr>
-          <w:t>賽1:15</w:t>
-        </w:r>
-      </w:hyperlink>
-      <w:r>
-        <w:rPr>
-          <w:lang w:val="zh_TW" w:bidi="zh_TW"/>
-        </w:rPr>
-        <w:t>；</w:t>
-      </w:r>
-      <w:hyperlink r:id="rId29">
-        <w:r>
-          <w:rPr>
-            <w:lang w:val="zh_TW" w:bidi="zh_TW"/>
-          </w:rPr>
-          <w:rPr>
-            <w:color w:val="0000EE"/>
-            <w:u w:val="single"/>
-          </w:rPr>
-          <w:t>提前2:8</w:t>
-        </w:r>
-      </w:hyperlink>
-      <w:r>
-        <w:rPr>
-          <w:lang w:val="zh_TW" w:bidi="zh_TW"/>
-        </w:rPr>
-        <w:t>）和發誓（</w:t>
-      </w:r>
-      <w:hyperlink r:id="rId30">
-        <w:r>
-          <w:rPr>
-            <w:lang w:val="zh_TW" w:bidi="zh_TW"/>
-          </w:rPr>
-          <w:rPr>
-            <w:color w:val="0000EE"/>
-            <w:u w:val="single"/>
-          </w:rPr>
-          <w:t>創14:22</w:t>
-        </w:r>
-      </w:hyperlink>
-      <w:r>
-        <w:rPr>
-          <w:lang w:val="zh_TW" w:bidi="zh_TW"/>
-        </w:rPr>
-        <w:t>；</w:t>
-      </w:r>
-      <w:hyperlink r:id="rId31">
-        <w:r>
-          <w:rPr>
-            <w:lang w:val="zh_TW" w:bidi="zh_TW"/>
-          </w:rPr>
-          <w:rPr>
-            <w:color w:val="0000EE"/>
-            <w:u w:val="single"/>
-          </w:rPr>
-          <w:t>24:2</w:t>
+          <w:t>尼3:31–32</w:t>
         </w:r>
       </w:hyperlink>
       <w:r>
@@ -600,1606 +574,6 @@
           <w:lang w:val="zh_TW" w:bidi="zh_TW"/>
         </w:rPr>
         <w:t>）。</w:t>
-      </w:r>
-    </w:p>
-    <w:p>
-      <w:pPr/>
-      <w:r>
-        <w:rPr>
-          <w:lang w:val="zh_TW" w:bidi="zh_TW"/>
-        </w:rPr>
-      </w:r>
-      <w:r>
-        <w:rPr>
-          <w:lang w:val="zh_TW" w:bidi="zh_TW"/>
-        </w:rPr>
-        <w:t>其它與手相關的片語表達了危及生命（</w:t>
-      </w:r>
-      <w:hyperlink r:id="rId32">
-        <w:r>
-          <w:rPr>
-            <w:lang w:val="zh_TW" w:bidi="zh_TW"/>
-          </w:rPr>
-          <w:rPr>
-            <w:color w:val="0000EE"/>
-            <w:u w:val="single"/>
-          </w:rPr>
-          <w:t>士12:3</w:t>
-        </w:r>
-      </w:hyperlink>
-      <w:r>
-        <w:rPr>
-          <w:lang w:val="zh_TW" w:bidi="zh_TW"/>
-        </w:rPr>
-        <w:t>）、喜悅（</w:t>
-      </w:r>
-      <w:hyperlink r:id="rId33">
-        <w:r>
-          <w:rPr>
-            <w:lang w:val="zh_TW" w:bidi="zh_TW"/>
-          </w:rPr>
-          <w:rPr>
-            <w:color w:val="0000EE"/>
-            <w:u w:val="single"/>
-          </w:rPr>
-          <w:t>王下11:12</w:t>
-        </w:r>
-      </w:hyperlink>
-      <w:r>
-        <w:rPr>
-          <w:lang w:val="zh_TW" w:bidi="zh_TW"/>
-        </w:rPr>
-        <w:t>）、慷慨（</w:t>
-      </w:r>
-      <w:hyperlink r:id="rId34">
-        <w:r>
-          <w:rPr>
-            <w:lang w:val="zh_TW" w:bidi="zh_TW"/>
-          </w:rPr>
-          <w:rPr>
-            <w:color w:val="0000EE"/>
-            <w:u w:val="single"/>
-          </w:rPr>
-          <w:t>申15:11</w:t>
-        </w:r>
-      </w:hyperlink>
-      <w:r>
-        <w:rPr>
-          <w:lang w:val="zh_TW" w:bidi="zh_TW"/>
-        </w:rPr>
-        <w:t>）、悲傷（</w:t>
-      </w:r>
-      <w:hyperlink r:id="rId35">
-        <w:r>
-          <w:rPr>
-            <w:lang w:val="zh_TW" w:bidi="zh_TW"/>
-          </w:rPr>
-          <w:rPr>
-            <w:color w:val="0000EE"/>
-            <w:u w:val="single"/>
-          </w:rPr>
-          <w:t>撒下13:19</w:t>
-        </w:r>
-      </w:hyperlink>
-      <w:r>
-        <w:rPr>
-          <w:lang w:val="zh_TW" w:bidi="zh_TW"/>
-        </w:rPr>
-        <w:t>）、謙卑（</w:t>
-      </w:r>
-      <w:hyperlink r:id="rId36">
-        <w:r>
-          <w:rPr>
-            <w:lang w:val="zh_TW" w:bidi="zh_TW"/>
-          </w:rPr>
-          <w:rPr>
-            <w:color w:val="0000EE"/>
-            <w:u w:val="single"/>
-          </w:rPr>
-          <w:t>箴30:32</w:t>
-        </w:r>
-      </w:hyperlink>
-      <w:r>
-        <w:rPr>
-          <w:lang w:val="zh_TW" w:bidi="zh_TW"/>
-        </w:rPr>
-        <w:t>）和承擔責任（</w:t>
-      </w:r>
-      <w:hyperlink r:id="rId37">
-        <w:r>
-          <w:rPr>
-            <w:lang w:val="zh_TW" w:bidi="zh_TW"/>
-          </w:rPr>
-          <w:rPr>
-            <w:color w:val="0000EE"/>
-            <w:u w:val="single"/>
-          </w:rPr>
-          <w:t>路9:62</w:t>
-        </w:r>
-      </w:hyperlink>
-      <w:r>
-        <w:rPr>
-          <w:lang w:val="zh_TW" w:bidi="zh_TW"/>
-        </w:rPr>
-        <w:t>）。體力勞動是人類尊嚴和責任的表現（</w:t>
-      </w:r>
-      <w:hyperlink r:id="rId38">
-        <w:r>
-          <w:rPr>
-            <w:lang w:val="zh_TW" w:bidi="zh_TW"/>
-          </w:rPr>
-          <w:rPr>
-            <w:color w:val="0000EE"/>
-            <w:u w:val="single"/>
-          </w:rPr>
-          <w:t>弗4:28</w:t>
-        </w:r>
-      </w:hyperlink>
-      <w:r>
-        <w:rPr>
-          <w:lang w:val="zh_TW" w:bidi="zh_TW"/>
-        </w:rPr>
-        <w:t>；</w:t>
-      </w:r>
-      <w:hyperlink r:id="rId39">
-        <w:r>
-          <w:rPr>
-            <w:lang w:val="zh_TW" w:bidi="zh_TW"/>
-          </w:rPr>
-          <w:rPr>
-            <w:color w:val="0000EE"/>
-            <w:u w:val="single"/>
-          </w:rPr>
-          <w:t>帖前4:11</w:t>
-        </w:r>
-      </w:hyperlink>
-      <w:r>
-        <w:rPr>
-          <w:lang w:val="zh_TW" w:bidi="zh_TW"/>
-        </w:rPr>
-        <w:t>），保羅並不以此標誌為恥，並明白的展示出來（</w:t>
-      </w:r>
-      <w:hyperlink r:id="rId40">
-        <w:r>
-          <w:rPr>
-            <w:lang w:val="zh_TW" w:bidi="zh_TW"/>
-          </w:rPr>
-          <w:rPr>
-            <w:color w:val="0000EE"/>
-            <w:u w:val="single"/>
-          </w:rPr>
-          <w:t>徒20:34</w:t>
-        </w:r>
-      </w:hyperlink>
-      <w:r>
-        <w:rPr>
-          <w:lang w:val="zh_TW" w:bidi="zh_TW"/>
-        </w:rPr>
-        <w:t>；</w:t>
-      </w:r>
-      <w:hyperlink r:id="rId41">
-        <w:r>
-          <w:rPr>
-            <w:lang w:val="zh_TW" w:bidi="zh_TW"/>
-          </w:rPr>
-          <w:rPr>
-            <w:color w:val="0000EE"/>
-            <w:u w:val="single"/>
-          </w:rPr>
-          <w:t>林前4:12</w:t>
-        </w:r>
-      </w:hyperlink>
-      <w:r>
-        <w:rPr>
-          <w:lang w:val="zh_TW" w:bidi="zh_TW"/>
-        </w:rPr>
-        <w:t>）。儀式、禮儀上的洗手是祭司在履行職責前的必要行為（</w:t>
-      </w:r>
-      <w:hyperlink r:id="rId42">
-        <w:r>
-          <w:rPr>
-            <w:lang w:val="zh_TW" w:bidi="zh_TW"/>
-          </w:rPr>
-          <w:rPr>
-            <w:color w:val="0000EE"/>
-            <w:u w:val="single"/>
-          </w:rPr>
-          <w:t>出30:19–21</w:t>
-        </w:r>
-      </w:hyperlink>
-      <w:r>
-        <w:rPr>
-          <w:lang w:val="zh_TW" w:bidi="zh_TW"/>
-        </w:rPr>
-        <w:t>；</w:t>
-      </w:r>
-      <w:hyperlink r:id="rId43">
-        <w:r>
-          <w:rPr>
-            <w:lang w:val="zh_TW" w:bidi="zh_TW"/>
-          </w:rPr>
-          <w:rPr>
-            <w:color w:val="0000EE"/>
-            <w:u w:val="single"/>
-          </w:rPr>
-          <w:t>40:30–32</w:t>
-        </w:r>
-      </w:hyperlink>
-      <w:r>
-        <w:rPr>
-          <w:lang w:val="zh_TW" w:bidi="zh_TW"/>
-        </w:rPr>
-        <w:t>）。文士和法利賽人誤用了這一點，以至於耶穌責罵只著重儀式性的洗手（</w:t>
-      </w:r>
-      <w:hyperlink r:id="rId44">
-        <w:r>
-          <w:rPr>
-            <w:lang w:val="zh_TW" w:bidi="zh_TW"/>
-          </w:rPr>
-          <w:rPr>
-            <w:color w:val="0000EE"/>
-            <w:u w:val="single"/>
-          </w:rPr>
-          <w:t>太15:1–20</w:t>
-        </w:r>
-      </w:hyperlink>
-      <w:r>
-        <w:rPr>
-          <w:lang w:val="zh_TW" w:bidi="zh_TW"/>
-        </w:rPr>
-        <w:t>；</w:t>
-      </w:r>
-      <w:hyperlink r:id="rId45">
-        <w:r>
-          <w:rPr>
-            <w:lang w:val="zh_TW" w:bidi="zh_TW"/>
-          </w:rPr>
-          <w:rPr>
-            <w:color w:val="0000EE"/>
-            <w:u w:val="single"/>
-          </w:rPr>
-          <w:t>路11:38</w:t>
-        </w:r>
-      </w:hyperlink>
-      <w:r>
-        <w:rPr>
-          <w:lang w:val="zh_TW" w:bidi="zh_TW"/>
-        </w:rPr>
-        <w:t>）。彼拉多的洗手（</w:t>
-      </w:r>
-      <w:hyperlink r:id="rId46">
-        <w:r>
-          <w:rPr>
-            <w:lang w:val="zh_TW" w:bidi="zh_TW"/>
-          </w:rPr>
-          <w:rPr>
-            <w:color w:val="0000EE"/>
-            <w:u w:val="single"/>
-          </w:rPr>
-          <w:t>太27:24</w:t>
-        </w:r>
-      </w:hyperlink>
-      <w:r>
-        <w:rPr>
-          <w:lang w:val="zh_TW" w:bidi="zh_TW"/>
-        </w:rPr>
-        <w:t>）是宣告祂對此判決的清白，因為他不想承擔責任，但沒有他的同意，這個錯誤的判決是無法完成的。</w:t>
-      </w:r>
-    </w:p>
-    <w:p>
-      <w:pPr/>
-      <w:r>
-        <w:rPr>
-          <w:lang w:val="zh_TW" w:bidi="zh_TW"/>
-        </w:rPr>
-      </w:r>
-      <w:r>
-        <w:rPr>
-          <w:lang w:val="zh_TW" w:bidi="zh_TW"/>
-        </w:rPr>
-        <w:t>當以色列「</w:t>
-      </w:r>
-      <w:r>
-        <w:rPr>
-          <w:lang w:val="zh_TW" w:bidi="zh_TW"/>
-        </w:rPr>
-        <w:t>昂然無懼地（有些譯本譯為：高舉</w:t>
-      </w:r>
-      <w:r>
-        <w:rPr>
-          <w:lang w:val="zh_TW" w:bidi="zh_TW"/>
-        </w:rPr>
-        <w:t>著手）」出埃及（</w:t>
-      </w:r>
-      <w:hyperlink r:id="rId47">
-        <w:r>
-          <w:rPr>
-            <w:lang w:val="zh_TW" w:bidi="zh_TW"/>
-          </w:rPr>
-          <w:rPr>
-            <w:color w:val="0000EE"/>
-            <w:u w:val="single"/>
-          </w:rPr>
-          <w:t>出14:8</w:t>
-        </w:r>
-      </w:hyperlink>
-      <w:r>
-        <w:rPr>
-          <w:lang w:val="zh_TW" w:bidi="zh_TW"/>
-        </w:rPr>
-        <w:t>）時，這是指耶和華的手或耶和華的幫助。耶和華的手代表神不可抗拒的力量（</w:t>
-      </w:r>
-      <w:hyperlink r:id="rId13">
-        <w:r>
-          <w:rPr>
-            <w:lang w:val="zh_TW" w:bidi="zh_TW"/>
-          </w:rPr>
-          <w:rPr>
-            <w:color w:val="0000EE"/>
-            <w:u w:val="single"/>
-          </w:rPr>
-          <w:t>申2:15</w:t>
-        </w:r>
-      </w:hyperlink>
-      <w:r>
-        <w:rPr>
-          <w:lang w:val="zh_TW" w:bidi="zh_TW"/>
-        </w:rPr>
-        <w:t>）、審判（</w:t>
-      </w:r>
-      <w:hyperlink r:id="rId48">
-        <w:r>
-          <w:rPr>
-            <w:lang w:val="zh_TW" w:bidi="zh_TW"/>
-          </w:rPr>
-          <w:rPr>
-            <w:color w:val="0000EE"/>
-            <w:u w:val="single"/>
-          </w:rPr>
-          <w:t>徒13:11</w:t>
-        </w:r>
-      </w:hyperlink>
-      <w:r>
-        <w:rPr>
-          <w:lang w:val="zh_TW" w:bidi="zh_TW"/>
-        </w:rPr>
-        <w:t>；</w:t>
-      </w:r>
-      <w:hyperlink r:id="rId49">
-        <w:r>
-          <w:rPr>
-            <w:lang w:val="zh_TW" w:bidi="zh_TW"/>
-          </w:rPr>
-          <w:rPr>
-            <w:color w:val="0000EE"/>
-            <w:u w:val="single"/>
-          </w:rPr>
-          <w:t>來10:31</w:t>
-        </w:r>
-      </w:hyperlink>
-      <w:r>
-        <w:rPr>
-          <w:lang w:val="zh_TW" w:bidi="zh_TW"/>
-        </w:rPr>
-        <w:t>）、神聖的啟示（</w:t>
-      </w:r>
-      <w:hyperlink r:id="rId50">
-        <w:r>
-          <w:rPr>
-            <w:lang w:val="zh_TW" w:bidi="zh_TW"/>
-          </w:rPr>
-          <w:rPr>
-            <w:color w:val="0000EE"/>
-            <w:u w:val="single"/>
-          </w:rPr>
-          <w:t>結8:1</w:t>
-        </w:r>
-      </w:hyperlink>
-      <w:r>
-        <w:rPr>
-          <w:lang w:val="zh_TW" w:bidi="zh_TW"/>
-        </w:rPr>
-        <w:t>；</w:t>
-      </w:r>
-      <w:hyperlink r:id="rId51">
-        <w:r>
-          <w:rPr>
-            <w:lang w:val="zh_TW" w:bidi="zh_TW"/>
-          </w:rPr>
-          <w:rPr>
-            <w:color w:val="0000EE"/>
-            <w:u w:val="single"/>
-          </w:rPr>
-          <w:t>37:1</w:t>
-        </w:r>
-      </w:hyperlink>
-      <w:r>
-        <w:rPr>
-          <w:lang w:val="zh_TW" w:bidi="zh_TW"/>
-        </w:rPr>
-        <w:t>），以及神的眷顧（</w:t>
-      </w:r>
-      <w:hyperlink r:id="rId52">
-        <w:r>
-          <w:rPr>
-            <w:lang w:val="zh_TW" w:bidi="zh_TW"/>
-          </w:rPr>
-          <w:rPr>
-            <w:color w:val="0000EE"/>
-            <w:u w:val="single"/>
-          </w:rPr>
-          <w:t>拉7:6</w:t>
-        </w:r>
-      </w:hyperlink>
-      <w:r>
-        <w:rPr>
-          <w:lang w:val="zh_TW" w:bidi="zh_TW"/>
-        </w:rPr>
-        <w:t>；</w:t>
-      </w:r>
-      <w:hyperlink r:id="rId53">
-        <w:r>
-          <w:rPr>
-            <w:lang w:val="zh_TW" w:bidi="zh_TW"/>
-          </w:rPr>
-          <w:rPr>
-            <w:color w:val="0000EE"/>
-            <w:u w:val="single"/>
-          </w:rPr>
-          <w:t>約10:28–29</w:t>
-        </w:r>
-      </w:hyperlink>
-      <w:r>
-        <w:rPr>
-          <w:lang w:val="zh_TW" w:bidi="zh_TW"/>
-        </w:rPr>
-        <w:t>）。</w:t>
-      </w:r>
-    </w:p>
-    <w:p>
-      <w:pPr/>
-      <w:r>
-        <w:rPr>
-          <w:lang w:val="zh_TW" w:bidi="zh_TW"/>
-        </w:rPr>
-      </w:r>
-      <w:r>
-        <w:rPr>
-          <w:lang w:val="zh_TW" w:bidi="zh_TW"/>
-        </w:rPr>
-        <w:t>按手具有深遠的意義，在聖經中經常出現。在獻祭之前，獻祭的人，而不是祭司，會按手在祭物上。這個行為表示將罪過轉移到祭物上，將自己的罪連接在祭物上（</w:t>
-      </w:r>
-      <w:hyperlink r:id="rId54">
-        <w:r>
-          <w:rPr>
-            <w:lang w:val="zh_TW" w:bidi="zh_TW"/>
-          </w:rPr>
-          <w:rPr>
-            <w:color w:val="0000EE"/>
-            <w:u w:val="single"/>
-          </w:rPr>
-          <w:t>利1:4</w:t>
-        </w:r>
-      </w:hyperlink>
-      <w:r>
-        <w:rPr>
-          <w:lang w:val="zh_TW" w:bidi="zh_TW"/>
-        </w:rPr>
-        <w:t>）。按手表示任命他人擔任要職，例如當摩西委任約書亞（</w:t>
-      </w:r>
-      <w:hyperlink r:id="rId55">
-        <w:r>
-          <w:rPr>
-            <w:lang w:val="zh_TW" w:bidi="zh_TW"/>
-          </w:rPr>
-          <w:rPr>
-            <w:color w:val="0000EE"/>
-            <w:u w:val="single"/>
-          </w:rPr>
-          <w:t>民27:12–23</w:t>
-        </w:r>
-      </w:hyperlink>
-      <w:r>
-        <w:rPr>
-          <w:lang w:val="zh_TW" w:bidi="zh_TW"/>
-        </w:rPr>
-        <w:t>），使徒讓七位門徒成為他們在事工中的同工或副手（</w:t>
-      </w:r>
-      <w:hyperlink r:id="rId56">
-        <w:r>
-          <w:rPr>
-            <w:lang w:val="zh_TW" w:bidi="zh_TW"/>
-          </w:rPr>
-          <w:rPr>
-            <w:color w:val="0000EE"/>
-            <w:u w:val="single"/>
-          </w:rPr>
-          <w:t>徒6:5–6</w:t>
-        </w:r>
-      </w:hyperlink>
-      <w:r>
-        <w:rPr>
-          <w:lang w:val="zh_TW" w:bidi="zh_TW"/>
-        </w:rPr>
-        <w:t>），以及保羅和巴拿巴被任命為安提阿教會的宣教士和代表（</w:t>
-      </w:r>
-      <w:hyperlink r:id="rId57">
-        <w:r>
-          <w:rPr>
-            <w:lang w:val="zh_TW" w:bidi="zh_TW"/>
-          </w:rPr>
-          <w:rPr>
-            <w:color w:val="0000EE"/>
-            <w:u w:val="single"/>
-          </w:rPr>
-          <w:t>13:3</w:t>
-        </w:r>
-      </w:hyperlink>
-      <w:r>
-        <w:rPr>
-          <w:lang w:val="zh_TW" w:bidi="zh_TW"/>
-        </w:rPr>
-        <w:t>）。通過按手，人被賦予事奉的職份，並獲得該職份成員的地位（</w:t>
-      </w:r>
-      <w:hyperlink r:id="rId58">
-        <w:r>
-          <w:rPr>
-            <w:lang w:val="zh_TW" w:bidi="zh_TW"/>
-          </w:rPr>
-          <w:rPr>
-            <w:color w:val="0000EE"/>
-            <w:u w:val="single"/>
-          </w:rPr>
-          <w:t>提前4:14</w:t>
-        </w:r>
-      </w:hyperlink>
-      <w:r>
-        <w:rPr>
-          <w:lang w:val="zh_TW" w:bidi="zh_TW"/>
-        </w:rPr>
-        <w:t>；</w:t>
-      </w:r>
-      <w:hyperlink r:id="rId59">
-        <w:r>
-          <w:rPr>
-            <w:lang w:val="zh_TW" w:bidi="zh_TW"/>
-          </w:rPr>
-          <w:rPr>
-            <w:color w:val="0000EE"/>
-            <w:u w:val="single"/>
-          </w:rPr>
-          <w:t>提後1:6</w:t>
-        </w:r>
-      </w:hyperlink>
-      <w:r>
-        <w:rPr>
-          <w:lang w:val="zh_TW" w:bidi="zh_TW"/>
-        </w:rPr>
-        <w:t>）。按手也伴隨著禱告，又或者說，按手本身就是一種禱告。正如奧古斯丁所言：「按手不就是一種禱告嗎？」</w:t>
-      </w:r>
-    </w:p>
-    <w:p>
-      <w:pPr/>
-      <w:r>
-        <w:rPr>
-          <w:lang w:val="zh_TW" w:bidi="zh_TW"/>
-        </w:rPr>
-      </w:r>
-      <w:r>
-        <w:rPr>
-          <w:lang w:val="zh_TW" w:bidi="zh_TW"/>
-        </w:rPr>
-        <w:t>按手伴隨著耶穌事工中的醫治（</w:t>
-      </w:r>
-      <w:hyperlink r:id="rId60">
-        <w:r>
-          <w:rPr>
-            <w:lang w:val="zh_TW" w:bidi="zh_TW"/>
-          </w:rPr>
-          <w:rPr>
-            <w:color w:val="0000EE"/>
-            <w:u w:val="single"/>
-          </w:rPr>
-          <w:t>可6:5</w:t>
-        </w:r>
-      </w:hyperlink>
-      <w:r>
-        <w:rPr>
-          <w:lang w:val="zh_TW" w:bidi="zh_TW"/>
-        </w:rPr>
-        <w:t>；</w:t>
-      </w:r>
-      <w:hyperlink r:id="rId61">
-        <w:r>
-          <w:rPr>
-            <w:lang w:val="zh_TW" w:bidi="zh_TW"/>
-          </w:rPr>
-          <w:rPr>
-            <w:color w:val="0000EE"/>
-            <w:u w:val="single"/>
-          </w:rPr>
-          <w:t>路4:40</w:t>
-        </w:r>
-      </w:hyperlink>
-      <w:r>
-        <w:rPr>
-          <w:lang w:val="zh_TW" w:bidi="zh_TW"/>
-        </w:rPr>
-        <w:t>；</w:t>
-      </w:r>
-      <w:hyperlink r:id="rId62">
-        <w:r>
-          <w:rPr>
-            <w:lang w:val="zh_TW" w:bidi="zh_TW"/>
-          </w:rPr>
-          <w:rPr>
-            <w:color w:val="0000EE"/>
-            <w:u w:val="single"/>
-          </w:rPr>
-          <w:t>13:11–13</w:t>
-        </w:r>
-      </w:hyperlink>
-      <w:r>
-        <w:rPr>
-          <w:lang w:val="zh_TW" w:bidi="zh_TW"/>
-        </w:rPr>
-        <w:t>）和門徒的事工（</w:t>
-      </w:r>
-      <w:hyperlink r:id="rId63">
-        <w:r>
-          <w:rPr>
-            <w:lang w:val="zh_TW" w:bidi="zh_TW"/>
-          </w:rPr>
-          <w:rPr>
-            <w:color w:val="0000EE"/>
-            <w:u w:val="single"/>
-          </w:rPr>
-          <w:t>可16:18</w:t>
-        </w:r>
-      </w:hyperlink>
-      <w:r>
-        <w:rPr>
-          <w:lang w:val="zh_TW" w:bidi="zh_TW"/>
-        </w:rPr>
-        <w:t>；</w:t>
-      </w:r>
-      <w:hyperlink r:id="rId64">
-        <w:r>
-          <w:rPr>
-            <w:lang w:val="zh_TW" w:bidi="zh_TW"/>
-          </w:rPr>
-          <w:rPr>
-            <w:color w:val="0000EE"/>
-            <w:u w:val="single"/>
-          </w:rPr>
-          <w:t>徒9:12、17</w:t>
-        </w:r>
-      </w:hyperlink>
-      <w:r>
-        <w:rPr>
-          <w:lang w:val="zh_TW" w:bidi="zh_TW"/>
-        </w:rPr>
-        <w:t>，</w:t>
-      </w:r>
-      <w:hyperlink r:id="rId65">
-        <w:r>
-          <w:rPr>
-            <w:lang w:val="zh_TW" w:bidi="zh_TW"/>
-          </w:rPr>
-          <w:rPr>
-            <w:color w:val="0000EE"/>
-            <w:u w:val="single"/>
-          </w:rPr>
-          <w:t>28:8</w:t>
-        </w:r>
-      </w:hyperlink>
-      <w:r>
-        <w:rPr>
-          <w:lang w:val="zh_TW" w:bidi="zh_TW"/>
-        </w:rPr>
-        <w:t>），表達了醫治者對被醫治者的同情和緊密關係，被醫治者不單得到從神而來的醫治，更加強了他的信心。</w:t>
-      </w:r>
-    </w:p>
-    <w:p>
-      <w:pPr/>
-      <w:r>
-        <w:rPr>
-          <w:lang w:val="zh_TW" w:bidi="zh_TW"/>
-        </w:rPr>
-      </w:r>
-      <w:r>
-        <w:rPr>
-          <w:i/>
-          <w:lang w:val="zh_TW" w:bidi="zh_TW"/>
-        </w:rPr>
-        <w:t>另見</w:t>
-      </w:r>
-      <w:r>
-        <w:rPr>
-          <w:lang w:val="zh_TW" w:bidi="zh_TW"/>
-        </w:rPr>
-        <w:t xml:space="preserve"> </w:t>
-      </w:r>
-      <w:r>
-        <w:rPr>
-          <w:lang w:val="zh_TW" w:bidi="zh_TW"/>
-        </w:rPr>
-        <w:t>右手</w:t>
-      </w:r>
-      <w:r>
-        <w:rPr>
-          <w:lang w:val="zh_TW" w:bidi="zh_TW"/>
-        </w:rPr>
-        <w:t>。</w:t>
-      </w:r>
-      <w:r>
-        <w:rPr>
-          <w:lang w:val="zh_TW" w:bidi="zh_TW"/>
-        </w:rPr>
-      </w:r>
-      <w:r>
-        <w:rPr>
-          <w:lang w:val="zh_TW" w:bidi="zh_TW"/>
-        </w:rPr>
-      </w:r>
-    </w:p>
-    <w:p>
-      <w:pPr/>
-      <w:r>
-        <w:rPr>
-          <w:lang w:val="zh_TW" w:bidi="zh_TW"/>
-        </w:rPr>
-      </w:r>
-    </w:p>
-    <w:p>
-      <w:pPr>
-        <w:pStyle w:val="Heading2"/>
-      </w:pPr>
-      <w:r>
-        <w:rPr>
-          <w:lang w:val="zh_TW" w:bidi="zh_TW"/>
-        </w:rPr>
-        <w:t>守望台</w:t>
-      </w:r>
-      <w:r>
-        <w:rPr>
-          <w:lang w:val="zh_TW" w:bidi="zh_TW"/>
-        </w:rPr>
-      </w:r>
-    </w:p>
-    <w:p>
-      <w:pPr/>
-      <w:r>
-        <w:rPr>
-          <w:lang w:val="zh_TW" w:bidi="zh_TW"/>
-        </w:rPr>
-      </w:r>
-      <w:r>
-        <w:rPr>
-          <w:lang w:val="zh_TW" w:bidi="zh_TW"/>
-        </w:rPr>
-        <w:t>農民用高台來監視土地和動物。士兵也使用類似的塔樓或平台來監視他們的城市。巴勒斯坦的葡萄園中也建有瞭望樓。</w:t>
-      </w:r>
-    </w:p>
-    <w:p>
-      <w:pPr/>
-      <w:r>
-        <w:rPr>
-          <w:lang w:val="zh_TW" w:bidi="zh_TW"/>
-        </w:rPr>
-      </w:r>
-      <w:r>
-        <w:rPr>
-          <w:lang w:val="zh_TW" w:bidi="zh_TW"/>
-        </w:rPr>
-        <w:t>被指派到瞭望樓的守望者監督葡萄園，保護它們免受野生動物和小偷的侵害（</w:t>
-      </w:r>
-      <w:hyperlink r:id="rId66">
-        <w:r>
-          <w:rPr>
-            <w:lang w:val="zh_TW" w:bidi="zh_TW"/>
-          </w:rPr>
-          <w:rPr>
-            <w:color w:val="0000EE"/>
-            <w:u w:val="single"/>
-          </w:rPr>
-          <w:t>賽5:2</w:t>
-        </w:r>
-      </w:hyperlink>
-      <w:r>
-        <w:rPr>
-          <w:lang w:val="zh_TW" w:bidi="zh_TW"/>
-        </w:rPr>
-        <w:t>；</w:t>
-      </w:r>
-      <w:hyperlink r:id="rId67">
-        <w:r>
-          <w:rPr>
-            <w:lang w:val="zh_TW" w:bidi="zh_TW"/>
-          </w:rPr>
-          <w:rPr>
-            <w:color w:val="0000EE"/>
-            <w:u w:val="single"/>
-          </w:rPr>
-          <w:t>太21:33</w:t>
-        </w:r>
-      </w:hyperlink>
-      <w:r>
-        <w:rPr>
-          <w:lang w:val="zh_TW" w:bidi="zh_TW"/>
-        </w:rPr>
-        <w:t>；</w:t>
-      </w:r>
-      <w:hyperlink r:id="rId68">
-        <w:r>
-          <w:rPr>
-            <w:lang w:val="zh_TW" w:bidi="zh_TW"/>
-          </w:rPr>
-          <w:rPr>
-            <w:color w:val="0000EE"/>
-            <w:u w:val="single"/>
-          </w:rPr>
-          <w:t>可12:1</w:t>
-        </w:r>
-      </w:hyperlink>
-      <w:r>
-        <w:rPr>
-          <w:lang w:val="zh_TW" w:bidi="zh_TW"/>
-        </w:rPr>
-        <w:t>）。在巴勒斯坦，瞭望樓的建築仍然被使用。一些瞭望樓的建築也作為葡萄園工人的住所。</w:t>
-      </w:r>
-    </w:p>
-    <w:p>
-      <w:pPr/>
-      <w:r>
-        <w:rPr>
-          <w:lang w:val="zh_TW" w:bidi="zh_TW"/>
-        </w:rPr>
-      </w:r>
-      <w:r>
-        <w:rPr>
-          <w:lang w:val="zh_TW" w:bidi="zh_TW"/>
-        </w:rPr>
-        <w:t>一些瞭望樓，如在</w:t>
-      </w:r>
-      <w:hyperlink r:id="rId69">
-        <w:r>
-          <w:rPr>
-            <w:lang w:val="zh_TW" w:bidi="zh_TW"/>
-          </w:rPr>
-          <w:rPr>
-            <w:color w:val="0000EE"/>
-            <w:u w:val="single"/>
-          </w:rPr>
-          <w:t>創世記三十五章21節</w:t>
-        </w:r>
-      </w:hyperlink>
-      <w:r>
-        <w:rPr>
-          <w:lang w:val="zh_TW" w:bidi="zh_TW"/>
-        </w:rPr>
-        <w:t>中的以得臺，是在曠野地區建造的。它們為牧羊人提供了一個受保護的庇護所，以便觀察羊群。一些塔樓是加固了的前哨站，守望者用來保護城市，防止小偷侵擾貿易和交通（</w:t>
-      </w:r>
-      <w:hyperlink r:id="rId70">
-        <w:r>
-          <w:rPr>
-            <w:lang w:val="zh_TW" w:bidi="zh_TW"/>
-          </w:rPr>
-          <w:rPr>
-            <w:color w:val="0000EE"/>
-            <w:u w:val="single"/>
-          </w:rPr>
-          <w:t>王下18:8</w:t>
-        </w:r>
-      </w:hyperlink>
-      <w:r>
-        <w:rPr>
-          <w:lang w:val="zh_TW" w:bidi="zh_TW"/>
-        </w:rPr>
-        <w:t>；</w:t>
-      </w:r>
-      <w:hyperlink r:id="rId71">
-        <w:r>
-          <w:rPr>
-            <w:lang w:val="zh_TW" w:bidi="zh_TW"/>
-          </w:rPr>
-          <w:rPr>
-            <w:color w:val="0000EE"/>
-            <w:u w:val="single"/>
-          </w:rPr>
-          <w:t>代下20:24</w:t>
-        </w:r>
-      </w:hyperlink>
-      <w:r>
-        <w:rPr>
-          <w:lang w:val="zh_TW" w:bidi="zh_TW"/>
-        </w:rPr>
-        <w:t>；</w:t>
-      </w:r>
-      <w:hyperlink r:id="rId72">
-        <w:r>
-          <w:rPr>
-            <w:lang w:val="zh_TW" w:bidi="zh_TW"/>
-          </w:rPr>
-          <w:rPr>
-            <w:color w:val="0000EE"/>
-            <w:u w:val="single"/>
-          </w:rPr>
-          <w:t>賽32:14</w:t>
-        </w:r>
-      </w:hyperlink>
-      <w:r>
-        <w:rPr>
-          <w:lang w:val="zh_TW" w:bidi="zh_TW"/>
-        </w:rPr>
-        <w:t>）。</w:t>
-      </w:r>
-      <w:r>
-        <w:rPr>
-          <w:lang w:val="zh_TW" w:bidi="zh_TW"/>
-        </w:rPr>
-      </w:r>
-      <w:r>
-        <w:rPr>
-          <w:lang w:val="zh_TW" w:bidi="zh_TW"/>
-        </w:rPr>
-      </w:r>
-    </w:p>
-    <w:p>
-      <w:pPr/>
-      <w:r>
-        <w:rPr>
-          <w:lang w:val="zh_TW" w:bidi="zh_TW"/>
-        </w:rPr>
-      </w:r>
-    </w:p>
-    <w:p>
-      <w:pPr>
-        <w:pStyle w:val="Heading2"/>
-      </w:pPr>
-      <w:r>
-        <w:rPr>
-          <w:lang w:val="zh_TW" w:bidi="zh_TW"/>
-        </w:rPr>
-        <w:t>獸</w:t>
-      </w:r>
-      <w:r>
-        <w:rPr>
-          <w:lang w:val="zh_TW" w:bidi="zh_TW"/>
-        </w:rPr>
-      </w:r>
-    </w:p>
-    <w:p>
-      <w:pPr/>
-      <w:r>
-        <w:rPr>
-          <w:lang w:val="zh_TW" w:bidi="zh_TW"/>
-        </w:rPr>
-      </w:r>
-      <w:r>
-        <w:rPr>
-          <w:lang w:val="zh_TW" w:bidi="zh_TW"/>
-        </w:rPr>
-        <w:t>「獸」是舊約與新約中的動物，有時則作為比喻。在舊約中，「獸」一詞多義。由於有幾個希伯來文的詞彙都可譯為「活物」和「獸」，因此在翻譯時有時被統一譯作「獸」。因此，在舊約中，「獸」可以指：</w:t>
-      </w:r>
-    </w:p>
-    <w:p>
-      <w:pPr>
-        <w:pStyle w:val="ListNumber"/>
-        <w:numPr>
-          <w:ilvl w:val="0"/>
-          <w:numId w:val="14"/>
-        </w:numPr>
-        <w:spacing w:line="240" w:lineRule="auto"/>
-        <w:ind w:left="720"/>
-      </w:pPr>
-      <w:r>
-        <w:rPr>
-          <w:lang w:val="zh_TW" w:bidi="zh_TW"/>
-        </w:rPr>
-      </w:r>
-      <w:r>
-        <w:rPr>
-          <w:lang w:val="zh_TW" w:bidi="zh_TW"/>
-        </w:rPr>
-        <w:t>一般的動物（例：</w:t>
-      </w:r>
-      <w:hyperlink r:id="rId73">
-        <w:r>
-          <w:rPr>
-            <w:lang w:val="zh_TW" w:bidi="zh_TW"/>
-          </w:rPr>
-          <w:rPr>
-            <w:color w:val="0000EE"/>
-            <w:u w:val="single"/>
-          </w:rPr>
-          <w:t>創1:24</w:t>
-        </w:r>
-      </w:hyperlink>
-      <w:r>
-        <w:rPr>
-          <w:lang w:val="zh_TW" w:bidi="zh_TW"/>
-        </w:rPr>
-        <w:t>；</w:t>
-      </w:r>
-      <w:hyperlink r:id="rId74">
-        <w:r>
-          <w:rPr>
-            <w:lang w:val="zh_TW" w:bidi="zh_TW"/>
-          </w:rPr>
-          <w:rPr>
-            <w:color w:val="0000EE"/>
-            <w:u w:val="single"/>
-          </w:rPr>
-          <w:t>詩36:6</w:t>
-        </w:r>
-      </w:hyperlink>
-      <w:r>
-        <w:rPr>
-          <w:lang w:val="zh_TW" w:bidi="zh_TW"/>
-        </w:rPr>
-        <w:t>），但不包括魚、鳥和昆蟲（例：</w:t>
-      </w:r>
-      <w:hyperlink r:id="rId75">
-        <w:r>
-          <w:rPr>
-            <w:lang w:val="zh_TW" w:bidi="zh_TW"/>
-          </w:rPr>
-          <w:rPr>
-            <w:color w:val="0000EE"/>
-            <w:u w:val="single"/>
-          </w:rPr>
-          <w:t>創6:7</w:t>
-        </w:r>
-      </w:hyperlink>
-      <w:r>
-        <w:rPr>
-          <w:lang w:val="zh_TW" w:bidi="zh_TW"/>
-        </w:rPr>
-        <w:t>；</w:t>
-      </w:r>
-      <w:hyperlink r:id="rId76">
-        <w:r>
-          <w:rPr>
-            <w:lang w:val="zh_TW" w:bidi="zh_TW"/>
-          </w:rPr>
-          <w:rPr>
-            <w:color w:val="0000EE"/>
-            <w:u w:val="single"/>
-          </w:rPr>
-          <w:t>利11:2</w:t>
-        </w:r>
-      </w:hyperlink>
-      <w:r>
-        <w:rPr>
-          <w:lang w:val="zh_TW" w:bidi="zh_TW"/>
-        </w:rPr>
-        <w:t>；</w:t>
-      </w:r>
-      <w:hyperlink r:id="rId77">
-        <w:r>
-          <w:rPr>
-            <w:lang w:val="zh_TW" w:bidi="zh_TW"/>
-          </w:rPr>
-          <w:rPr>
-            <w:color w:val="0000EE"/>
-            <w:u w:val="single"/>
-          </w:rPr>
-          <w:t>申4:17</w:t>
-        </w:r>
-      </w:hyperlink>
-      <w:r>
-        <w:rPr>
-          <w:lang w:val="zh_TW" w:bidi="zh_TW"/>
-        </w:rPr>
-        <w:t>；</w:t>
-      </w:r>
-      <w:hyperlink r:id="rId78">
-        <w:r>
-          <w:rPr>
-            <w:lang w:val="zh_TW" w:bidi="zh_TW"/>
-          </w:rPr>
-          <w:rPr>
-            <w:color w:val="0000EE"/>
-            <w:u w:val="single"/>
-          </w:rPr>
-          <w:t>伯12:7</w:t>
-        </w:r>
-      </w:hyperlink>
-      <w:r>
-        <w:rPr>
-          <w:lang w:val="zh_TW" w:bidi="zh_TW"/>
-        </w:rPr>
-        <w:t>，</w:t>
-      </w:r>
-      <w:hyperlink r:id="rId79">
-        <w:r>
-          <w:rPr>
-            <w:lang w:val="zh_TW" w:bidi="zh_TW"/>
-          </w:rPr>
-          <w:rPr>
-            <w:color w:val="0000EE"/>
-            <w:u w:val="single"/>
-          </w:rPr>
-          <w:t>35:11</w:t>
-        </w:r>
-      </w:hyperlink>
-      <w:r>
-        <w:rPr>
-          <w:lang w:val="zh_TW" w:bidi="zh_TW"/>
-        </w:rPr>
-        <w:t>；</w:t>
-      </w:r>
-      <w:hyperlink r:id="rId80">
-        <w:r>
-          <w:rPr>
-            <w:lang w:val="zh_TW" w:bidi="zh_TW"/>
-          </w:rPr>
-          <w:rPr>
-            <w:color w:val="0000EE"/>
-            <w:u w:val="single"/>
-          </w:rPr>
-          <w:t>番1:3</w:t>
-        </w:r>
-      </w:hyperlink>
-      <w:r>
-        <w:rPr>
-          <w:lang w:val="zh_TW" w:bidi="zh_TW"/>
-        </w:rPr>
-        <w:t>）。</w:t>
-      </w:r>
-    </w:p>
-    <w:p>
-      <w:pPr>
-        <w:pStyle w:val="ListNumber"/>
-        <w:spacing w:line="240" w:lineRule="auto"/>
-        <w:ind w:left="720"/>
-      </w:pPr>
-      <w:r>
-        <w:rPr>
-          <w:lang w:val="zh_TW" w:bidi="zh_TW"/>
-        </w:rPr>
-      </w:r>
-      <w:r>
-        <w:rPr>
-          <w:lang w:val="zh_TW" w:bidi="zh_TW"/>
-        </w:rPr>
-        <w:t>家畜或被馴服的動物（例：</w:t>
-      </w:r>
-      <w:hyperlink r:id="rId81">
-        <w:r>
-          <w:rPr>
-            <w:lang w:val="zh_TW" w:bidi="zh_TW"/>
-          </w:rPr>
-          <w:rPr>
-            <w:color w:val="0000EE"/>
-            <w:u w:val="single"/>
-          </w:rPr>
-          <w:t>出19:13</w:t>
-        </w:r>
-      </w:hyperlink>
-      <w:r>
-        <w:rPr>
-          <w:lang w:val="zh_TW" w:bidi="zh_TW"/>
-        </w:rPr>
-        <w:t>，</w:t>
-      </w:r>
-      <w:hyperlink r:id="rId82">
-        <w:r>
-          <w:rPr>
-            <w:lang w:val="zh_TW" w:bidi="zh_TW"/>
-          </w:rPr>
-          <w:rPr>
-            <w:color w:val="0000EE"/>
-            <w:u w:val="single"/>
-          </w:rPr>
-          <w:t>22:10</w:t>
-        </w:r>
-      </w:hyperlink>
-      <w:r>
-        <w:rPr>
-          <w:lang w:val="zh_TW" w:bidi="zh_TW"/>
-        </w:rPr>
-        <w:t>；</w:t>
-      </w:r>
-      <w:hyperlink r:id="rId83">
-        <w:r>
-          <w:rPr>
-            <w:lang w:val="zh_TW" w:bidi="zh_TW"/>
-          </w:rPr>
-          <w:rPr>
-            <w:color w:val="0000EE"/>
-            <w:u w:val="single"/>
-          </w:rPr>
-          <w:t>民3:13</w:t>
-        </w:r>
-      </w:hyperlink>
-      <w:r>
-        <w:rPr>
-          <w:lang w:val="zh_TW" w:bidi="zh_TW"/>
-        </w:rPr>
-        <w:t>，</w:t>
-      </w:r>
-      <w:hyperlink r:id="rId84">
-        <w:r>
-          <w:rPr>
-            <w:lang w:val="zh_TW" w:bidi="zh_TW"/>
-          </w:rPr>
-          <w:rPr>
-            <w:color w:val="0000EE"/>
-            <w:u w:val="single"/>
-          </w:rPr>
-          <w:t>31:47</w:t>
-        </w:r>
-      </w:hyperlink>
-      <w:r>
-        <w:rPr>
-          <w:lang w:val="zh_TW" w:bidi="zh_TW"/>
-        </w:rPr>
-        <w:t>；</w:t>
-      </w:r>
-      <w:hyperlink r:id="rId85">
-        <w:r>
-          <w:rPr>
-            <w:lang w:val="zh_TW" w:bidi="zh_TW"/>
-          </w:rPr>
-          <w:rPr>
-            <w:color w:val="0000EE"/>
-            <w:u w:val="single"/>
-          </w:rPr>
-          <w:t>士20:48</w:t>
-        </w:r>
-      </w:hyperlink>
-      <w:r>
-        <w:rPr>
-          <w:lang w:val="zh_TW" w:bidi="zh_TW"/>
-        </w:rPr>
-        <w:t>；</w:t>
-      </w:r>
-      <w:hyperlink r:id="rId86">
-        <w:r>
-          <w:rPr>
-            <w:lang w:val="zh_TW" w:bidi="zh_TW"/>
-          </w:rPr>
-          <w:rPr>
-            <w:color w:val="0000EE"/>
-            <w:u w:val="single"/>
-          </w:rPr>
-          <w:t>箴12:10</w:t>
-        </w:r>
-      </w:hyperlink>
-      <w:r>
-        <w:rPr>
-          <w:lang w:val="zh_TW" w:bidi="zh_TW"/>
-        </w:rPr>
-        <w:t>；</w:t>
-      </w:r>
-      <w:hyperlink r:id="rId87">
-        <w:r>
-          <w:rPr>
-            <w:lang w:val="zh_TW" w:bidi="zh_TW"/>
-          </w:rPr>
-          <w:rPr>
-            <w:color w:val="0000EE"/>
-            <w:u w:val="single"/>
-          </w:rPr>
-          <w:t>耶21:6</w:t>
-        </w:r>
-      </w:hyperlink>
-      <w:r>
-        <w:rPr>
-          <w:lang w:val="zh_TW" w:bidi="zh_TW"/>
-        </w:rPr>
-        <w:t>；</w:t>
-      </w:r>
-      <w:hyperlink r:id="rId88">
-        <w:r>
-          <w:rPr>
-            <w:lang w:val="zh_TW" w:bidi="zh_TW"/>
-          </w:rPr>
-          <w:rPr>
-            <w:color w:val="0000EE"/>
-            <w:u w:val="single"/>
-          </w:rPr>
-          <w:t>亞8:10</w:t>
-        </w:r>
-      </w:hyperlink>
-      <w:r>
-        <w:rPr>
-          <w:lang w:val="zh_TW" w:bidi="zh_TW"/>
-        </w:rPr>
-        <w:t>）。</w:t>
-      </w:r>
-    </w:p>
-    <w:p>
-      <w:pPr>
-        <w:pStyle w:val="ListNumber"/>
-        <w:spacing w:line="240" w:lineRule="auto"/>
-        <w:ind w:left="720"/>
-      </w:pPr>
-      <w:r>
-        <w:rPr>
-          <w:lang w:val="zh_TW" w:bidi="zh_TW"/>
-        </w:rPr>
-      </w:r>
-      <w:r>
-        <w:rPr>
-          <w:lang w:val="zh_TW" w:bidi="zh_TW"/>
-        </w:rPr>
-        <w:t>野生或肉食性動物（例：</w:t>
-      </w:r>
-      <w:hyperlink r:id="rId89">
-        <w:r>
-          <w:rPr>
-            <w:lang w:val="zh_TW" w:bidi="zh_TW"/>
-          </w:rPr>
-          <w:rPr>
-            <w:color w:val="0000EE"/>
-            <w:u w:val="single"/>
-          </w:rPr>
-          <w:t>創37:20</w:t>
-        </w:r>
-      </w:hyperlink>
-      <w:r>
-        <w:rPr>
-          <w:lang w:val="zh_TW" w:bidi="zh_TW"/>
-        </w:rPr>
-        <w:t>；</w:t>
-      </w:r>
-      <w:hyperlink r:id="rId90">
-        <w:r>
-          <w:rPr>
-            <w:lang w:val="zh_TW" w:bidi="zh_TW"/>
-          </w:rPr>
-          <w:rPr>
-            <w:color w:val="0000EE"/>
-            <w:u w:val="single"/>
-          </w:rPr>
-          <w:t>出23:11</w:t>
-        </w:r>
-      </w:hyperlink>
-      <w:r>
-        <w:rPr>
-          <w:lang w:val="zh_TW" w:bidi="zh_TW"/>
-        </w:rPr>
-        <w:t>；</w:t>
-      </w:r>
-      <w:hyperlink r:id="rId91">
-        <w:r>
-          <w:rPr>
-            <w:lang w:val="zh_TW" w:bidi="zh_TW"/>
-          </w:rPr>
-          <w:rPr>
-            <w:color w:val="0000EE"/>
-            <w:u w:val="single"/>
-          </w:rPr>
-          <w:t>申28:26</w:t>
-        </w:r>
-      </w:hyperlink>
-      <w:r>
-        <w:rPr>
-          <w:lang w:val="zh_TW" w:bidi="zh_TW"/>
-        </w:rPr>
-        <w:t>；</w:t>
-      </w:r>
-      <w:hyperlink r:id="rId92">
-        <w:r>
-          <w:rPr>
-            <w:lang w:val="zh_TW" w:bidi="zh_TW"/>
-          </w:rPr>
-          <w:rPr>
-            <w:color w:val="0000EE"/>
-            <w:u w:val="single"/>
-          </w:rPr>
-          <w:t>撒上17:44</w:t>
-        </w:r>
-      </w:hyperlink>
-      <w:r>
-        <w:rPr>
-          <w:lang w:val="zh_TW" w:bidi="zh_TW"/>
-        </w:rPr>
-        <w:t>；</w:t>
-      </w:r>
-      <w:hyperlink r:id="rId93">
-        <w:r>
-          <w:rPr>
-            <w:lang w:val="zh_TW" w:bidi="zh_TW"/>
-          </w:rPr>
-          <w:rPr>
-            <w:color w:val="0000EE"/>
-            <w:u w:val="single"/>
-          </w:rPr>
-          <w:t>結14:15</w:t>
-        </w:r>
-      </w:hyperlink>
-      <w:r>
-        <w:rPr>
-          <w:lang w:val="zh_TW" w:bidi="zh_TW"/>
-        </w:rPr>
-        <w:t>）。</w:t>
-      </w:r>
-    </w:p>
-    <w:p>
-      <w:pPr>
-        <w:pStyle w:val="ListNumber"/>
-        <w:spacing w:line="240" w:lineRule="auto"/>
-        <w:ind w:left="720"/>
-      </w:pPr>
-      <w:r>
-        <w:rPr>
-          <w:lang w:val="zh_TW" w:bidi="zh_TW"/>
-        </w:rPr>
-      </w:r>
-      <w:r>
-        <w:rPr>
-          <w:lang w:val="zh_TW" w:bidi="zh_TW"/>
-        </w:rPr>
-        <w:t>當「獸」以比喻的情況出現時，主要出現在但以理書和啟示錄。在但以理書（特別是</w:t>
-      </w:r>
-      <w:hyperlink r:id="rId94">
-        <w:r>
-          <w:rPr>
-            <w:lang w:val="zh_TW" w:bidi="zh_TW"/>
-          </w:rPr>
-          <w:rPr>
-            <w:color w:val="0000EE"/>
-            <w:u w:val="single"/>
-          </w:rPr>
-          <w:t>第7章</w:t>
-        </w:r>
-      </w:hyperlink>
-      <w:r>
-        <w:rPr>
-          <w:lang w:val="zh_TW" w:bidi="zh_TW"/>
-        </w:rPr>
-        <w:t>），「獸」象徵一位迫害並壓迫神子民的世界君王。在啟示錄中，使徒約翰將這個概念延伸，用來描述歷史終末時期對神子民的最終逼迫。約翰所說的「獸」，與他在較早期的書信中提到的「敵基督」（</w:t>
-      </w:r>
-      <w:hyperlink r:id="rId95">
-        <w:r>
-          <w:rPr>
-            <w:lang w:val="zh_TW" w:bidi="zh_TW"/>
-          </w:rPr>
-          <w:rPr>
-            <w:color w:val="0000EE"/>
-            <w:u w:val="single"/>
-          </w:rPr>
-          <w:t>約一2:18、22</w:t>
-        </w:r>
-      </w:hyperlink>
-      <w:r>
-        <w:rPr>
-          <w:lang w:val="zh_TW" w:bidi="zh_TW"/>
-        </w:rPr>
-        <w:t>；</w:t>
-      </w:r>
-      <w:hyperlink r:id="rId96">
-        <w:r>
-          <w:rPr>
-            <w:lang w:val="zh_TW" w:bidi="zh_TW"/>
-          </w:rPr>
-          <w:rPr>
-            <w:color w:val="0000EE"/>
-            <w:u w:val="single"/>
-          </w:rPr>
-          <w:t>4:3</w:t>
-        </w:r>
-      </w:hyperlink>
-      <w:r>
-        <w:rPr>
-          <w:lang w:val="zh_TW" w:bidi="zh_TW"/>
-        </w:rPr>
-        <w:t>；</w:t>
-      </w:r>
-      <w:hyperlink r:id="rId97">
-        <w:r>
-          <w:rPr>
-            <w:lang w:val="zh_TW" w:bidi="zh_TW"/>
-          </w:rPr>
-          <w:rPr>
-            <w:color w:val="0000EE"/>
-            <w:u w:val="single"/>
-          </w:rPr>
-          <w:t>約二1:7</w:t>
-        </w:r>
-      </w:hyperlink>
-      <w:r>
-        <w:rPr>
-          <w:lang w:val="zh_TW" w:bidi="zh_TW"/>
-        </w:rPr>
-        <w:t>）以及保羅所說的「</w:t>
-      </w:r>
-      <w:r>
-        <w:rPr>
-          <w:lang w:val="zh_TW" w:bidi="zh_TW"/>
-        </w:rPr>
-        <w:t>那大罪人</w:t>
-      </w:r>
-      <w:r>
-        <w:rPr>
-          <w:lang w:val="zh_TW" w:bidi="zh_TW"/>
-        </w:rPr>
-        <w:t>」（</w:t>
-      </w:r>
-      <w:hyperlink r:id="rId98">
-        <w:r>
-          <w:rPr>
-            <w:lang w:val="zh_TW" w:bidi="zh_TW"/>
-          </w:rPr>
-          <w:rPr>
-            <w:color w:val="0000EE"/>
-            <w:u w:val="single"/>
-          </w:rPr>
-          <w:t>帖後2:3</w:t>
-        </w:r>
-      </w:hyperlink>
-      <w:r>
-        <w:rPr>
-          <w:lang w:val="zh_TW" w:bidi="zh_TW"/>
-        </w:rPr>
-        <w:t>）。許多解經家都認為，這三個稱呼是指向同一個人物。</w:t>
-      </w:r>
-    </w:p>
-    <w:p>
-      <w:pPr/>
-      <w:r>
-        <w:rPr>
-          <w:lang w:val="zh_TW" w:bidi="zh_TW"/>
-        </w:rPr>
-      </w:r>
-      <w:r>
-        <w:rPr>
-          <w:i/>
-          <w:lang w:val="zh_TW" w:bidi="zh_TW"/>
-        </w:rPr>
-        <w:t>見</w:t>
-      </w:r>
-      <w:r>
-        <w:rPr>
-          <w:lang w:val="zh_TW" w:bidi="zh_TW"/>
-        </w:rPr>
-        <w:t>敵基督</w:t>
-      </w:r>
-      <w:r>
-        <w:rPr>
-          <w:lang w:val="zh_TW" w:bidi="zh_TW"/>
-        </w:rPr>
-        <w:t>、</w:t>
-      </w:r>
-      <w:r>
-        <w:rPr>
-          <w:lang w:val="zh_TW" w:bidi="zh_TW"/>
-        </w:rPr>
-        <w:t>哈米吉多頓</w:t>
-      </w:r>
-      <w:r>
-        <w:rPr>
-          <w:lang w:val="zh_TW" w:bidi="zh_TW"/>
-        </w:rPr>
-        <w:t>、</w:t>
-      </w:r>
-      <w:r>
-        <w:rPr>
-          <w:lang w:val="zh_TW" w:bidi="zh_TW"/>
-        </w:rPr>
-        <w:t>獸印</w:t>
-      </w:r>
-      <w:r>
-        <w:rPr>
-          <w:lang w:val="zh_TW" w:bidi="zh_TW"/>
-        </w:rPr>
-        <w:t>及</w:t>
-      </w:r>
-      <w:r>
-        <w:rPr>
-          <w:lang w:val="zh_TW" w:bidi="zh_TW"/>
-        </w:rPr>
-        <w:t>啟示錄</w:t>
-      </w:r>
-      <w:r>
-        <w:rPr>
-          <w:lang w:val="zh_TW" w:bidi="zh_TW"/>
-        </w:rPr>
-        <w:t>。</w:t>
       </w:r>
       <w:r>
         <w:rPr>
@@ -4101,12 +2475,6 @@
   </w:num>
   <w:num w:numId="13" w16cid:durableId="592781308">
     <w:abstractNumId w:val="11"/>
-  </w:num>
-  <w:num w:numId="14">
-    <w:abstractNumId w:val="3"/>
-    <w:lvlOverride w:ilvl="0">
-      <w:startOverride w:val="1"/>
-    </w:lvlOverride>
   </w:num>
   <w:numIdMacAtCleanup w:val="10"/>
 </w:numbering>

--- a/zht/docx/121.content.docx
+++ b/zht/docx/121.content.docx
@@ -149,7 +149,7 @@
         <w:rPr>
           <w:lang w:val="zh_TW" w:bidi="zh_TW"/>
         </w:rPr>
-        <w:t>shang</w:t>
+        <w:t>ru</w:t>
       </w:r>
       <w:r>
         <w:rPr>
@@ -212,7 +212,7 @@
         <w:rPr>
           <w:lang w:val="zh_TW" w:bidi="zh_TW"/>
         </w:rPr>
-        <w:t>商人</w:t>
+        <w:t>乳母</w:t>
       </w:r>
       <w:r>
         <w:rPr>
@@ -231,7 +231,7 @@
         <w:rPr>
           <w:lang w:val="zh_TW" w:bidi="zh_TW"/>
         </w:rPr>
-        <w:t>為了獲利而從事貨物買賣的人。人們早期使用以物易物的貿易制度，後來逐漸演變成由專業商人促成貨物的交換。起初，人們以銀子作為支付方式（</w:t>
+        <w:t>乳母是照顧非自己親生嬰孩的婦人，或是照顧幼兒的男子。這份工作主要是餵養並照料嬰孩。多數婦人會照顧自己的兒女，例如撒拉和哈拿（</w:t>
       </w:r>
       <w:hyperlink r:id="rId13">
         <w:r>
@@ -242,14 +242,14 @@
             <w:color w:val="0000EE"/>
             <w:u w:val="single"/>
           </w:rPr>
-          <w:t>創23:16</w:t>
+          <w:t>創21:7</w:t>
         </w:r>
       </w:hyperlink>
       <w:r>
         <w:rPr>
           <w:lang w:val="zh_TW" w:bidi="zh_TW"/>
         </w:rPr>
-        <w:t>），之後又發展為使用錢幣或其它交換媒介。商人既在本地交易，也跟列邦貿易往來，他們與亞蘭人（</w:t>
+        <w:t>；</w:t>
       </w:r>
       <w:hyperlink r:id="rId14">
         <w:r>
@@ -260,14 +260,28 @@
             <w:color w:val="0000EE"/>
             <w:u w:val="single"/>
           </w:rPr>
-          <w:t>王上20:34</w:t>
+          <w:t>撒上1:23</w:t>
         </w:r>
       </w:hyperlink>
       <w:r>
         <w:rPr>
           <w:lang w:val="zh_TW" w:bidi="zh_TW"/>
         </w:rPr>
-        <w:t>；</w:t>
+        <w:t>）。</w:t>
+      </w:r>
+    </w:p>
+    <w:p>
+      <w:pPr/>
+      <w:r>
+        <w:rPr>
+          <w:lang w:val="zh_TW" w:bidi="zh_TW"/>
+        </w:rPr>
+      </w:r>
+      <w:r>
+        <w:rPr>
+          <w:lang w:val="zh_TW" w:bidi="zh_TW"/>
+        </w:rPr>
+        <w:t>奶母（wet nurse，替別的婦人哺乳其孩子的婦人）常常會成為家中的一分子，並且有一個特別的地位。利百加有一位奶母，這位婦人去世的時候，聖經甚至記下她的事：「利百加的奶母底波拉死了，就葬在伯特利下邊橡樹底下；那棵樹名叫亞倫‧巴古。」（</w:t>
       </w:r>
       <w:hyperlink r:id="rId15">
         <w:r>
@@ -278,14 +292,28 @@
             <w:color w:val="0000EE"/>
             <w:u w:val="single"/>
           </w:rPr>
-          <w:t>結27:16–18</w:t>
+          <w:t>創35:8</w:t>
         </w:r>
       </w:hyperlink>
       <w:r>
         <w:rPr>
           <w:lang w:val="zh_TW" w:bidi="zh_TW"/>
         </w:rPr>
-        <w:t>）、迦南人和腓尼基人（</w:t>
+        <w:t>）。</w:t>
+      </w:r>
+    </w:p>
+    <w:p>
+      <w:pPr/>
+      <w:r>
+        <w:rPr>
+          <w:lang w:val="zh_TW" w:bidi="zh_TW"/>
+        </w:rPr>
+      </w:r>
+      <w:r>
+        <w:rPr>
+          <w:lang w:val="zh_TW" w:bidi="zh_TW"/>
+        </w:rPr>
+        <w:t>摩西的母親在法老的女兒付錢請她照顧摩西之後，就成了他的乳母（</w:t>
       </w:r>
       <w:hyperlink r:id="rId16">
         <w:r>
@@ -296,32 +324,14 @@
             <w:color w:val="0000EE"/>
             <w:u w:val="single"/>
           </w:rPr>
-          <w:t>賽23:2</w:t>
+          <w:t>出2:7</w:t>
         </w:r>
       </w:hyperlink>
       <w:r>
         <w:rPr>
           <w:lang w:val="zh_TW" w:bidi="zh_TW"/>
         </w:rPr>
-        <w:t>、</w:t>
-      </w:r>
-      <w:hyperlink r:id="rId16">
-        <w:r>
-          <w:rPr>
-            <w:lang w:val="zh_TW" w:bidi="zh_TW"/>
-          </w:rPr>
-          <w:rPr>
-            <w:color w:val="0000EE"/>
-            <w:u w:val="single"/>
-          </w:rPr>
-          <w:t>8</w:t>
-        </w:r>
-      </w:hyperlink>
-      <w:r>
-        <w:rPr>
-          <w:lang w:val="zh_TW" w:bidi="zh_TW"/>
-        </w:rPr>
-        <w:t>）、亞述人（</w:t>
+        <w:t>）。王室的兒子也會由乳母照料，約阿施就是一例。他的姑姑約示巴將他和他的乳母藏起來（</w:t>
       </w:r>
       <w:hyperlink r:id="rId17">
         <w:r>
@@ -332,14 +342,28 @@
             <w:color w:val="0000EE"/>
             <w:u w:val="single"/>
           </w:rPr>
-          <w:t>鴻3:16</w:t>
+          <w:t>王下11:2</w:t>
         </w:r>
       </w:hyperlink>
       <w:r>
         <w:rPr>
           <w:lang w:val="zh_TW" w:bidi="zh_TW"/>
         </w:rPr>
-        <w:t>）、巴比倫人、波斯人、希臘人和羅馬人交易。有些商人會遠行各地營商（</w:t>
+        <w:t>）。因為約阿施躲藏了六年，並在七歲登基，所以他藏起來的時候大約一歲。他的乳母必定是一位奶母。</w:t>
+      </w:r>
+    </w:p>
+    <w:p>
+      <w:pPr/>
+      <w:r>
+        <w:rPr>
+          <w:lang w:val="zh_TW" w:bidi="zh_TW"/>
+        </w:rPr>
+      </w:r>
+      <w:r>
+        <w:rPr>
+          <w:lang w:val="zh_TW" w:bidi="zh_TW"/>
+        </w:rPr>
+        <w:t>王室的孩子會得到特別的照顧，斷奶以後也會由乳母看管。孩子通常吃奶到大約三歲，到了斷奶（停止哺乳）的時候，家裡會擺設筵席（</w:t>
       </w:r>
       <w:hyperlink r:id="rId18">
         <w:r>
@@ -350,14 +374,14 @@
             <w:color w:val="0000EE"/>
             <w:u w:val="single"/>
           </w:rPr>
-          <w:t>尼13:16–20</w:t>
+          <w:t>創21:8</w:t>
         </w:r>
       </w:hyperlink>
       <w:r>
         <w:rPr>
           <w:lang w:val="zh_TW" w:bidi="zh_TW"/>
         </w:rPr>
-        <w:t>）。居於曠野的族群則以商隊形式，在多處地方販賣他們的貨物（</w:t>
+        <w:t>；</w:t>
       </w:r>
       <w:hyperlink r:id="rId19">
         <w:r>
@@ -368,32 +392,14 @@
             <w:color w:val="0000EE"/>
             <w:u w:val="single"/>
           </w:rPr>
-          <w:t>結27:15</w:t>
+          <w:t>撒上1:23–24</w:t>
         </w:r>
       </w:hyperlink>
       <w:r>
         <w:rPr>
           <w:lang w:val="zh_TW" w:bidi="zh_TW"/>
         </w:rPr>
-        <w:t>、</w:t>
-      </w:r>
-      <w:hyperlink r:id="rId19">
-        <w:r>
-          <w:rPr>
-            <w:lang w:val="zh_TW" w:bidi="zh_TW"/>
-          </w:rPr>
-          <w:rPr>
-            <w:color w:val="0000EE"/>
-            <w:u w:val="single"/>
-          </w:rPr>
-          <w:t>20–23</w:t>
-        </w:r>
-      </w:hyperlink>
-      <w:r>
-        <w:rPr>
-          <w:lang w:val="zh_TW" w:bidi="zh_TW"/>
-        </w:rPr>
-        <w:t>，</w:t>
+        <w:t>）。孩子斷奶之後，就由兼為教師的乳母照管孩子。米非波設五歲的時候，他的乳母抱著他逃跑，卻失腳跌倒，使他成了瘸腿的（</w:t>
       </w:r>
       <w:hyperlink r:id="rId20">
         <w:r>
@@ -404,32 +410,14 @@
             <w:color w:val="0000EE"/>
             <w:u w:val="single"/>
           </w:rPr>
-          <w:t>38:13</w:t>
+          <w:t>撒下4:4</w:t>
         </w:r>
       </w:hyperlink>
       <w:r>
         <w:rPr>
           <w:lang w:val="zh_TW" w:bidi="zh_TW"/>
         </w:rPr>
-        <w:t>）。商人通常在市集進行買賣，也會設立店鋪經營交易（</w:t>
-      </w:r>
-      <w:hyperlink r:id="rId14">
-        <w:r>
-          <w:rPr>
-            <w:lang w:val="zh_TW" w:bidi="zh_TW"/>
-          </w:rPr>
-          <w:rPr>
-            <w:color w:val="0000EE"/>
-            <w:u w:val="single"/>
-          </w:rPr>
-          <w:t>王上20:34</w:t>
-        </w:r>
-      </w:hyperlink>
-      <w:r>
-        <w:rPr>
-          <w:lang w:val="zh_TW" w:bidi="zh_TW"/>
-        </w:rPr>
-        <w:t>；</w:t>
+        <w:t>）。拿俄米也以乳母的身分照顧她的孫子（</w:t>
       </w:r>
       <w:hyperlink r:id="rId21">
         <w:r>
@@ -440,14 +428,28 @@
             <w:color w:val="0000EE"/>
             <w:u w:val="single"/>
           </w:rPr>
-          <w:t>尼3:31</w:t>
+          <w:t>得4:16</w:t>
         </w:r>
       </w:hyperlink>
       <w:r>
         <w:rPr>
           <w:lang w:val="zh_TW" w:bidi="zh_TW"/>
         </w:rPr>
-        <w:t>，</w:t>
+        <w:t>）。</w:t>
+      </w:r>
+    </w:p>
+    <w:p>
+      <w:pPr/>
+      <w:r>
+        <w:rPr>
+          <w:lang w:val="zh_TW" w:bidi="zh_TW"/>
+        </w:rPr>
+      </w:r>
+      <w:r>
+        <w:rPr>
+          <w:lang w:val="zh_TW" w:bidi="zh_TW"/>
+        </w:rPr>
+        <w:t>男乳母很可能會擔任年幼貴冑的教師。例如，</w:t>
       </w:r>
       <w:hyperlink r:id="rId22">
         <w:r>
@@ -458,14 +460,14 @@
             <w:color w:val="0000EE"/>
             <w:u w:val="single"/>
           </w:rPr>
-          <w:t>13:19–20</w:t>
+          <w:t>列王紀下十章1節</w:t>
         </w:r>
       </w:hyperlink>
       <w:r>
         <w:rPr>
           <w:lang w:val="zh_TW" w:bidi="zh_TW"/>
         </w:rPr>
-        <w:t>）。貨物則會存放在庫房中（</w:t>
+        <w:t>提到了亞哈的眾子有師傅（參</w:t>
       </w:r>
       <w:hyperlink r:id="rId23">
         <w:r>
@@ -476,14 +478,14 @@
             <w:color w:val="0000EE"/>
             <w:u w:val="single"/>
           </w:rPr>
-          <w:t>創41:49</w:t>
+          <w:t>王下10:5</w:t>
         </w:r>
       </w:hyperlink>
       <w:r>
         <w:rPr>
           <w:lang w:val="zh_TW" w:bidi="zh_TW"/>
         </w:rPr>
-        <w:t>；</w:t>
+        <w:t>）。因此，我們應該這樣理解摩西提到自己是「乳母」的話：「這百姓豈是我懷的胎，豈是我生下來的呢？你竟對我說：『把他們抱在懷裡，如養育之父抱吃奶的孩子，直抱到你起誓應許給他們祖宗的地去。』」（</w:t>
       </w:r>
       <w:hyperlink r:id="rId24">
         <w:r>
@@ -494,14 +496,14 @@
             <w:color w:val="0000EE"/>
             <w:u w:val="single"/>
           </w:rPr>
-          <w:t>王上9:19</w:t>
+          <w:t>民11:12</w:t>
         </w:r>
       </w:hyperlink>
       <w:r>
         <w:rPr>
           <w:lang w:val="zh_TW" w:bidi="zh_TW"/>
         </w:rPr>
-        <w:t>）。雅各的眾子曾在埃及通商（</w:t>
+        <w:t>）。保羅也把自己看作教會的「乳母」（</w:t>
       </w:r>
       <w:hyperlink r:id="rId25">
         <w:r>
@@ -512,61 +514,7 @@
             <w:color w:val="0000EE"/>
             <w:u w:val="single"/>
           </w:rPr>
-          <w:t>創43:11</w:t>
-        </w:r>
-      </w:hyperlink>
-      <w:r>
-        <w:rPr>
-          <w:lang w:val="zh_TW" w:bidi="zh_TW"/>
-        </w:rPr>
-        <w:t>）。所羅門作王的時代，貿易活動大大擴展（</w:t>
-      </w:r>
-      <w:hyperlink r:id="rId26">
-        <w:r>
-          <w:rPr>
-            <w:lang w:val="zh_TW" w:bidi="zh_TW"/>
-          </w:rPr>
-          <w:rPr>
-            <w:color w:val="0000EE"/>
-            <w:u w:val="single"/>
-          </w:rPr>
-          <w:t>王上9:26–27</w:t>
-        </w:r>
-      </w:hyperlink>
-      <w:r>
-        <w:rPr>
-          <w:lang w:val="zh_TW" w:bidi="zh_TW"/>
-        </w:rPr>
-        <w:t>，</w:t>
-      </w:r>
-      <w:hyperlink r:id="rId27">
-        <w:r>
-          <w:rPr>
-            <w:lang w:val="zh_TW" w:bidi="zh_TW"/>
-          </w:rPr>
-          <w:rPr>
-            <w:color w:val="0000EE"/>
-            <w:u w:val="single"/>
-          </w:rPr>
-          <w:t>10:28</w:t>
-        </w:r>
-      </w:hyperlink>
-      <w:r>
-        <w:rPr>
-          <w:lang w:val="zh_TW" w:bidi="zh_TW"/>
-        </w:rPr>
-        <w:t>）。猶大人在被擄期間，於巴比倫地參與貿易活動，並且有許多人後來沒有歸回巴勒斯坦。商人也在耶路撒冷協助尼希米重建城牆（</w:t>
-      </w:r>
-      <w:hyperlink r:id="rId28">
-        <w:r>
-          <w:rPr>
-            <w:lang w:val="zh_TW" w:bidi="zh_TW"/>
-          </w:rPr>
-          <w:rPr>
-            <w:color w:val="0000EE"/>
-            <w:u w:val="single"/>
-          </w:rPr>
-          <w:t>尼3:31–32</w:t>
+          <w:t>帖前2:7</w:t>
         </w:r>
       </w:hyperlink>
       <w:r>

--- a/zht/docx/121.content.docx
+++ b/zht/docx/121.content.docx
@@ -149,7 +149,7 @@
         <w:rPr>
           <w:lang w:val="zh_TW" w:bidi="zh_TW"/>
         </w:rPr>
-        <w:t>ru</w:t>
+        <w:t>qian</w:t>
       </w:r>
       <w:r>
         <w:rPr>
@@ -212,7 +212,7 @@
         <w:rPr>
           <w:lang w:val="zh_TW" w:bidi="zh_TW"/>
         </w:rPr>
-        <w:t>乳母</w:t>
+        <w:t>謙卑</w:t>
       </w:r>
       <w:r>
         <w:rPr>
@@ -231,43 +231,7 @@
         <w:rPr>
           <w:lang w:val="zh_TW" w:bidi="zh_TW"/>
         </w:rPr>
-        <w:t>乳母是照顧非自己親生嬰孩的婦人，或是照顧幼兒的男子。這份工作主要是餵養並照料嬰孩。多數婦人會照顧自己的兒女，例如撒拉和哈拿（</w:t>
-      </w:r>
-      <w:hyperlink r:id="rId13">
-        <w:r>
-          <w:rPr>
-            <w:lang w:val="zh_TW" w:bidi="zh_TW"/>
-          </w:rPr>
-          <w:rPr>
-            <w:color w:val="0000EE"/>
-            <w:u w:val="single"/>
-          </w:rPr>
-          <w:t>創21:7</w:t>
-        </w:r>
-      </w:hyperlink>
-      <w:r>
-        <w:rPr>
-          <w:lang w:val="zh_TW" w:bidi="zh_TW"/>
-        </w:rPr>
-        <w:t>；</w:t>
-      </w:r>
-      <w:hyperlink r:id="rId14">
-        <w:r>
-          <w:rPr>
-            <w:lang w:val="zh_TW" w:bidi="zh_TW"/>
-          </w:rPr>
-          <w:rPr>
-            <w:color w:val="0000EE"/>
-            <w:u w:val="single"/>
-          </w:rPr>
-          <w:t>撒上1:23</w:t>
-        </w:r>
-      </w:hyperlink>
-      <w:r>
-        <w:rPr>
-          <w:lang w:val="zh_TW" w:bidi="zh_TW"/>
-        </w:rPr>
-        <w:t>）。</w:t>
+        <w:t>卑微或受苦的狀態，在這種狀態下，人會經歷權力與聲望的喪失。在基督教信仰之外，這樣的謙卑，通常不會被視為是一種美德。然而，在猶太基督教傳統的語境中，謙卑被認為是人類對造物主的正確態度。謙卑是一種感恩和自發的意識，即生命是神賜予的禮物，並表現為對神的絕對依賴，是既不勉強又不虛偽的確信。</w:t>
       </w:r>
     </w:p>
     <w:p>
@@ -281,7 +245,43 @@
         <w:rPr>
           <w:lang w:val="zh_TW" w:bidi="zh_TW"/>
         </w:rPr>
-        <w:t>奶母（wet nurse，替別的婦人哺乳其孩子的婦人）常常會成為家中的一分子，並且有一個特別的地位。利百加有一位奶母，這位婦人去世的時候，聖經甚至記下她的事：「利百加的奶母底波拉死了，就葬在伯特利下邊橡樹底下；那棵樹名叫亞倫‧巴古。」（</w:t>
+        <w:t>在聖經文學中，謙卑與溫柔或耐心之間，並沒有明顯的區分。在以色列歷史的早期階段中，謙卑者被認為是貧窮的、受苦的和無權勢的人。耶和華拯救謙卑者，但使驕傲者降卑（</w:t>
+      </w:r>
+      <w:hyperlink r:id="rId13">
+        <w:r>
+          <w:rPr>
+            <w:lang w:val="zh_TW" w:bidi="zh_TW"/>
+          </w:rPr>
+          <w:rPr>
+            <w:color w:val="0000EE"/>
+            <w:u w:val="single"/>
+          </w:rPr>
+          <w:t>撒上2:7</w:t>
+        </w:r>
+      </w:hyperlink>
+      <w:r>
+        <w:rPr>
+          <w:lang w:val="zh_TW" w:bidi="zh_TW"/>
+        </w:rPr>
+        <w:t>；</w:t>
+      </w:r>
+      <w:hyperlink r:id="rId14">
+        <w:r>
+          <w:rPr>
+            <w:lang w:val="zh_TW" w:bidi="zh_TW"/>
+          </w:rPr>
+          <w:rPr>
+            <w:color w:val="0000EE"/>
+            <w:u w:val="single"/>
+          </w:rPr>
+          <w:t>撒下22:28</w:t>
+        </w:r>
+      </w:hyperlink>
+      <w:r>
+        <w:rPr>
+          <w:lang w:val="zh_TW" w:bidi="zh_TW"/>
+        </w:rPr>
+        <w:t>）。在神的權能和榮耀面前，族長亞伯拉罕承認他不過是塵土和灰燼（</w:t>
       </w:r>
       <w:hyperlink r:id="rId15">
         <w:r>
@@ -292,7 +292,43 @@
             <w:color w:val="0000EE"/>
             <w:u w:val="single"/>
           </w:rPr>
-          <w:t>創35:8</w:t>
+          <w:t>創18:27</w:t>
+        </w:r>
+      </w:hyperlink>
+      <w:r>
+        <w:rPr>
+          <w:lang w:val="zh_TW" w:bidi="zh_TW"/>
+        </w:rPr>
+        <w:t>）。以色列起初是一個受奴役的國家，他們知道自己被選中不是因為人數眾多或物質財富，而是因為神的愛（</w:t>
+      </w:r>
+      <w:hyperlink r:id="rId16">
+        <w:r>
+          <w:rPr>
+            <w:lang w:val="zh_TW" w:bidi="zh_TW"/>
+          </w:rPr>
+          <w:rPr>
+            <w:color w:val="0000EE"/>
+            <w:u w:val="single"/>
+          </w:rPr>
+          <w:t>申7:7–8</w:t>
+        </w:r>
+      </w:hyperlink>
+      <w:r>
+        <w:rPr>
+          <w:lang w:val="zh_TW" w:bidi="zh_TW"/>
+        </w:rPr>
+        <w:t>）。透過將所有財富和權力的來源歸於主，神便能掌管人類驕傲和傲慢的兩大主要來源（參：</w:t>
+      </w:r>
+      <w:hyperlink r:id="rId17">
+        <w:r>
+          <w:rPr>
+            <w:lang w:val="zh_TW" w:bidi="zh_TW"/>
+          </w:rPr>
+          <w:rPr>
+            <w:color w:val="0000EE"/>
+            <w:u w:val="single"/>
+          </w:rPr>
+          <w:t>耶9:23–24</w:t>
         </w:r>
       </w:hyperlink>
       <w:r>
@@ -313,9 +349,9 @@
         <w:rPr>
           <w:lang w:val="zh_TW" w:bidi="zh_TW"/>
         </w:rPr>
-        <w:t>摩西的母親在法老的女兒付錢請她照顧摩西之後，就成了他的乳母（</w:t>
-      </w:r>
-      <w:hyperlink r:id="rId16">
+        <w:t>既謙卑又貧窮的人是耶和華關心的對象（</w:t>
+      </w:r>
+      <w:hyperlink r:id="rId18">
         <w:r>
           <w:rPr>
             <w:lang w:val="zh_TW" w:bidi="zh_TW"/>
@@ -324,16 +360,16 @@
             <w:color w:val="0000EE"/>
             <w:u w:val="single"/>
           </w:rPr>
-          <w:t>出2:7</w:t>
+          <w:t>出23:6、11</w:t>
         </w:r>
       </w:hyperlink>
       <w:r>
         <w:rPr>
           <w:lang w:val="zh_TW" w:bidi="zh_TW"/>
         </w:rPr>
-        <w:t>）。王室的兒子也會由乳母照料，約阿施就是一例。他的姑姑約示巴將他和他的乳母藏起來（</w:t>
-      </w:r>
-      <w:hyperlink r:id="rId17">
+        <w:t>；</w:t>
+      </w:r>
+      <w:hyperlink r:id="rId19">
         <w:r>
           <w:rPr>
             <w:lang w:val="zh_TW" w:bidi="zh_TW"/>
@@ -342,14 +378,104 @@
             <w:color w:val="0000EE"/>
             <w:u w:val="single"/>
           </w:rPr>
-          <w:t>王下11:2</w:t>
+          <w:t>申15:4、7</w:t>
         </w:r>
       </w:hyperlink>
       <w:r>
         <w:rPr>
           <w:lang w:val="zh_TW" w:bidi="zh_TW"/>
         </w:rPr>
-        <w:t>）。因為約阿施躲藏了六年，並在七歲登基，所以他藏起來的時候大約一歲。他的乳母必定是一位奶母。</w:t>
+        <w:t>）。因此，貧窮人的謙卑成為敬畏神的義人的象徵（</w:t>
+      </w:r>
+      <w:hyperlink r:id="rId20">
+        <w:r>
+          <w:rPr>
+            <w:lang w:val="zh_TW" w:bidi="zh_TW"/>
+          </w:rPr>
+          <w:rPr>
+            <w:color w:val="0000EE"/>
+            <w:u w:val="single"/>
+          </w:rPr>
+          <w:t>民12:3</w:t>
+        </w:r>
+      </w:hyperlink>
+      <w:r>
+        <w:rPr>
+          <w:lang w:val="zh_TW" w:bidi="zh_TW"/>
+        </w:rPr>
+        <w:t>）。在舊約中，謙卑這個概念的發展幾乎等同於公義，並與公正和憐憫一起被視為是神的要求（</w:t>
+      </w:r>
+      <w:hyperlink r:id="rId21">
+        <w:r>
+          <w:rPr>
+            <w:lang w:val="zh_TW" w:bidi="zh_TW"/>
+          </w:rPr>
+          <w:rPr>
+            <w:color w:val="0000EE"/>
+            <w:u w:val="single"/>
+          </w:rPr>
+          <w:t>彌6:8</w:t>
+        </w:r>
+      </w:hyperlink>
+      <w:r>
+        <w:rPr>
+          <w:lang w:val="zh_TW" w:bidi="zh_TW"/>
+        </w:rPr>
+        <w:t>）。特別是在詩篇中，「受苦者」幾乎成為義人的專有名詞（</w:t>
+      </w:r>
+      <w:hyperlink r:id="rId22">
+        <w:r>
+          <w:rPr>
+            <w:lang w:val="zh_TW" w:bidi="zh_TW"/>
+          </w:rPr>
+          <w:rPr>
+            <w:color w:val="0000EE"/>
+            <w:u w:val="single"/>
+          </w:rPr>
+          <w:t>詩22:26</w:t>
+        </w:r>
+      </w:hyperlink>
+      <w:r>
+        <w:rPr>
+          <w:lang w:val="zh_TW" w:bidi="zh_TW"/>
+        </w:rPr>
+        <w:t>；</w:t>
+      </w:r>
+      <w:hyperlink r:id="rId23">
+        <w:r>
+          <w:rPr>
+            <w:lang w:val="zh_TW" w:bidi="zh_TW"/>
+          </w:rPr>
+          <w:rPr>
+            <w:color w:val="0000EE"/>
+            <w:u w:val="single"/>
+          </w:rPr>
+          <w:t>25:9</w:t>
+        </w:r>
+      </w:hyperlink>
+      <w:r>
+        <w:rPr>
+          <w:lang w:val="zh_TW" w:bidi="zh_TW"/>
+        </w:rPr>
+        <w:t>；</w:t>
+      </w:r>
+      <w:hyperlink r:id="rId24">
+        <w:r>
+          <w:rPr>
+            <w:lang w:val="zh_TW" w:bidi="zh_TW"/>
+          </w:rPr>
+          <w:rPr>
+            <w:color w:val="0000EE"/>
+            <w:u w:val="single"/>
+          </w:rPr>
+          <w:t>147:6</w:t>
+        </w:r>
+      </w:hyperlink>
+      <w:r>
+        <w:rPr>
+          <w:lang w:val="zh_TW" w:bidi="zh_TW"/>
+        </w:rPr>
+        <w:t>）。</w:t>
       </w:r>
     </w:p>
     <w:p>
@@ -363,9 +489,21 @@
         <w:rPr>
           <w:lang w:val="zh_TW" w:bidi="zh_TW"/>
         </w:rPr>
-        <w:t>王室的孩子會得到特別的照顧，斷奶以後也會由乳母看管。孩子通常吃奶到大約三歲，到了斷奶（停止哺乳）的時候，家裡會擺設筵席（</w:t>
-      </w:r>
-      <w:hyperlink r:id="rId18">
+        <w:t>此外，謙卑是罪人對神的聖潔適當的回應。先知以賽亞，面對神在聖殿中的榮耀，呼喊：「</w:t>
+      </w:r>
+      <w:r>
+        <w:rPr>
+          <w:lang w:val="zh_TW" w:bidi="zh_TW"/>
+        </w:rPr>
+        <w:t>禍哉！我滅亡了！因為我是嘴唇不潔的人</w:t>
+      </w:r>
+      <w:r>
+        <w:rPr>
+          <w:lang w:val="zh_TW" w:bidi="zh_TW"/>
+        </w:rPr>
+        <w:t>」(</w:t>
+      </w:r>
+      <w:hyperlink r:id="rId25">
         <w:r>
           <w:rPr>
             <w:lang w:val="zh_TW" w:bidi="zh_TW"/>
@@ -374,68 +512,14 @@
             <w:color w:val="0000EE"/>
             <w:u w:val="single"/>
           </w:rPr>
-          <w:t>創21:8</w:t>
+          <w:t>賽6:5</w:t>
         </w:r>
       </w:hyperlink>
       <w:r>
         <w:rPr>
           <w:lang w:val="zh_TW" w:bidi="zh_TW"/>
         </w:rPr>
-        <w:t>；</w:t>
-      </w:r>
-      <w:hyperlink r:id="rId19">
-        <w:r>
-          <w:rPr>
-            <w:lang w:val="zh_TW" w:bidi="zh_TW"/>
-          </w:rPr>
-          <w:rPr>
-            <w:color w:val="0000EE"/>
-            <w:u w:val="single"/>
-          </w:rPr>
-          <w:t>撒上1:23–24</w:t>
-        </w:r>
-      </w:hyperlink>
-      <w:r>
-        <w:rPr>
-          <w:lang w:val="zh_TW" w:bidi="zh_TW"/>
-        </w:rPr>
-        <w:t>）。孩子斷奶之後，就由兼為教師的乳母照管孩子。米非波設五歲的時候，他的乳母抱著他逃跑，卻失腳跌倒，使他成了瘸腿的（</w:t>
-      </w:r>
-      <w:hyperlink r:id="rId20">
-        <w:r>
-          <w:rPr>
-            <w:lang w:val="zh_TW" w:bidi="zh_TW"/>
-          </w:rPr>
-          <w:rPr>
-            <w:color w:val="0000EE"/>
-            <w:u w:val="single"/>
-          </w:rPr>
-          <w:t>撒下4:4</w:t>
-        </w:r>
-      </w:hyperlink>
-      <w:r>
-        <w:rPr>
-          <w:lang w:val="zh_TW" w:bidi="zh_TW"/>
-        </w:rPr>
-        <w:t>）。拿俄米也以乳母的身分照顧她的孫子（</w:t>
-      </w:r>
-      <w:hyperlink r:id="rId21">
-        <w:r>
-          <w:rPr>
-            <w:lang w:val="zh_TW" w:bidi="zh_TW"/>
-          </w:rPr>
-          <w:rPr>
-            <w:color w:val="0000EE"/>
-            <w:u w:val="single"/>
-          </w:rPr>
-          <w:t>得4:16</w:t>
-        </w:r>
-      </w:hyperlink>
-      <w:r>
-        <w:rPr>
-          <w:lang w:val="zh_TW" w:bidi="zh_TW"/>
-        </w:rPr>
-        <w:t>）。</w:t>
+        <w:t>)。因此，謙卑成為一種性格特徵，而不只是反映物質貧困或痛苦狀態的術語。它成為一種反映敬虔本質的概念，是所有以神為他們之主的人所期望的。</w:t>
       </w:r>
     </w:p>
     <w:p>
@@ -449,9 +533,9 @@
         <w:rPr>
           <w:lang w:val="zh_TW" w:bidi="zh_TW"/>
         </w:rPr>
-        <w:t>男乳母很可能會擔任年幼貴冑的教師。例如，</w:t>
-      </w:r>
-      <w:hyperlink r:id="rId22">
+        <w:t>在新約中，謙卑很少指貧窮、苦難或壓迫的客觀狀況。謙卑的主題在與耶穌作為彌賽亞的神學主題中發展。舊約認為最理想的謙卑是即將來臨君王的特質，這理所當然就適用於新約的耶穌（</w:t>
+      </w:r>
+      <w:hyperlink r:id="rId26">
         <w:r>
           <w:rPr>
             <w:lang w:val="zh_TW" w:bidi="zh_TW"/>
@@ -460,16 +544,16 @@
             <w:color w:val="0000EE"/>
             <w:u w:val="single"/>
           </w:rPr>
-          <w:t>列王紀下十章1節</w:t>
+          <w:t>亞9:9</w:t>
         </w:r>
       </w:hyperlink>
       <w:r>
         <w:rPr>
           <w:lang w:val="zh_TW" w:bidi="zh_TW"/>
         </w:rPr>
-        <w:t>提到了亞哈的眾子有師傅（參</w:t>
-      </w:r>
-      <w:hyperlink r:id="rId23">
+        <w:t>；參：</w:t>
+      </w:r>
+      <w:hyperlink r:id="rId27">
         <w:r>
           <w:rPr>
             <w:lang w:val="zh_TW" w:bidi="zh_TW"/>
@@ -478,16 +562,28 @@
             <w:color w:val="0000EE"/>
             <w:u w:val="single"/>
           </w:rPr>
-          <w:t>王下10:5</w:t>
+          <w:t>太21:4–5</w:t>
         </w:r>
       </w:hyperlink>
       <w:r>
         <w:rPr>
           <w:lang w:val="zh_TW" w:bidi="zh_TW"/>
         </w:rPr>
-        <w:t>）。因此，我們應該這樣理解摩西提到自己是「乳母」的話：「這百姓豈是我懷的胎，豈是我生下來的呢？你竟對我說：『把他們抱在懷裡，如養育之父抱吃奶的孩子，直抱到你起誓應許給他們祖宗的地去。』」（</w:t>
-      </w:r>
-      <w:hyperlink r:id="rId24">
+        <w:t>）。作為神的兒子，耶穌不為自己著想，而是過著順服和信靠父神的生命。使徒保羅將一種自我倒空歸於道成肉身的神的兒子，藉此祂「</w:t>
+      </w:r>
+      <w:r>
+        <w:rPr>
+          <w:lang w:val="zh_TW" w:bidi="zh_TW"/>
+        </w:rPr>
+        <w:t>反倒虛己</w:t>
+      </w:r>
+      <w:r>
+        <w:rPr>
+          <w:lang w:val="zh_TW" w:bidi="zh_TW"/>
+        </w:rPr>
+        <w:t>，取了奴僕的形象」（</w:t>
+      </w:r>
+      <w:hyperlink r:id="rId28">
         <w:r>
           <w:rPr>
             <w:lang w:val="zh_TW" w:bidi="zh_TW"/>
@@ -496,16 +592,42 @@
             <w:color w:val="0000EE"/>
             <w:u w:val="single"/>
           </w:rPr>
-          <w:t>民11:12</w:t>
+          <w:t>腓2:5–8</w:t>
         </w:r>
       </w:hyperlink>
       <w:r>
         <w:rPr>
           <w:lang w:val="zh_TW" w:bidi="zh_TW"/>
         </w:rPr>
-        <w:t>）。保羅也把自己看作教會的「乳母」（</w:t>
-      </w:r>
-      <w:hyperlink r:id="rId25">
+        <w:t>）。耶穌所展現的品格沒有任何的自大或傲慢。</w:t>
+      </w:r>
+    </w:p>
+    <w:p>
+      <w:pPr/>
+      <w:r>
+        <w:rPr>
+          <w:lang w:val="zh_TW" w:bidi="zh_TW"/>
+        </w:rPr>
+      </w:r>
+      <w:r>
+        <w:rPr>
+          <w:lang w:val="zh_TW" w:bidi="zh_TW"/>
+        </w:rPr>
+        <w:t>雖然在面對偽善時勇敢無畏，並毫不留情地拒絕虛偽的宗教表現，耶穌卻是「</w:t>
+      </w:r>
+      <w:r>
+        <w:rPr>
+          <w:lang w:val="zh_TW" w:bidi="zh_TW"/>
+        </w:rPr>
+        <w:t>心裏柔和謙卑</w:t>
+      </w:r>
+      <w:r>
+        <w:rPr>
+          <w:lang w:val="zh_TW" w:bidi="zh_TW"/>
+        </w:rPr>
+        <w:t>」的（</w:t>
+      </w:r>
+      <w:hyperlink r:id="rId29">
         <w:r>
           <w:rPr>
             <w:lang w:val="zh_TW" w:bidi="zh_TW"/>
@@ -514,7 +636,629 @@
             <w:color w:val="0000EE"/>
             <w:u w:val="single"/>
           </w:rPr>
-          <w:t>帖前2:7</w:t>
+          <w:t>太11:29</w:t>
+        </w:r>
+      </w:hyperlink>
+      <w:r>
+        <w:rPr>
+          <w:lang w:val="zh_TW" w:bidi="zh_TW"/>
+        </w:rPr>
+        <w:t>）。因此，祂可以嚴厲警告其對地位的渴望，並公開斥責法利賽人對窮人和受壓迫者的暴力行為（</w:t>
+      </w:r>
+      <w:hyperlink r:id="rId30">
+        <w:r>
+          <w:rPr>
+            <w:lang w:val="zh_TW" w:bidi="zh_TW"/>
+          </w:rPr>
+          <w:rPr>
+            <w:color w:val="0000EE"/>
+            <w:u w:val="single"/>
+          </w:rPr>
+          <w:t>路14:11</w:t>
+        </w:r>
+      </w:hyperlink>
+      <w:r>
+        <w:rPr>
+          <w:lang w:val="zh_TW" w:bidi="zh_TW"/>
+        </w:rPr>
+        <w:t>；</w:t>
+      </w:r>
+      <w:hyperlink r:id="rId31">
+        <w:r>
+          <w:rPr>
+            <w:lang w:val="zh_TW" w:bidi="zh_TW"/>
+          </w:rPr>
+          <w:rPr>
+            <w:color w:val="0000EE"/>
+            <w:u w:val="single"/>
+          </w:rPr>
+          <w:t>太23:12</w:t>
+        </w:r>
+      </w:hyperlink>
+      <w:r>
+        <w:rPr>
+          <w:lang w:val="zh_TW" w:bidi="zh_TW"/>
+        </w:rPr>
+        <w:t>）。同時，祂也謙卑地像僕人一般服事他人（</w:t>
+      </w:r>
+      <w:hyperlink r:id="rId32">
+        <w:r>
+          <w:rPr>
+            <w:lang w:val="zh_TW" w:bidi="zh_TW"/>
+          </w:rPr>
+          <w:rPr>
+            <w:color w:val="0000EE"/>
+            <w:u w:val="single"/>
+          </w:rPr>
+          <w:t>路22:27</w:t>
+        </w:r>
+      </w:hyperlink>
+      <w:r>
+        <w:rPr>
+          <w:lang w:val="zh_TW" w:bidi="zh_TW"/>
+        </w:rPr>
+        <w:t>；</w:t>
+      </w:r>
+      <w:hyperlink r:id="rId33">
+        <w:r>
+          <w:rPr>
+            <w:lang w:val="zh_TW" w:bidi="zh_TW"/>
+          </w:rPr>
+          <w:rPr>
+            <w:color w:val="0000EE"/>
+            <w:u w:val="single"/>
+          </w:rPr>
+          <w:t>可10:45</w:t>
+        </w:r>
+      </w:hyperlink>
+      <w:r>
+        <w:rPr>
+          <w:lang w:val="zh_TW" w:bidi="zh_TW"/>
+        </w:rPr>
+        <w:t>；</w:t>
+      </w:r>
+      <w:hyperlink r:id="rId34">
+        <w:r>
+          <w:rPr>
+            <w:lang w:val="zh_TW" w:bidi="zh_TW"/>
+          </w:rPr>
+          <w:rPr>
+            <w:color w:val="0000EE"/>
+            <w:u w:val="single"/>
+          </w:rPr>
+          <w:t>太20:28</w:t>
+        </w:r>
+      </w:hyperlink>
+      <w:r>
+        <w:rPr>
+          <w:lang w:val="zh_TW" w:bidi="zh_TW"/>
+        </w:rPr>
+        <w:t>）。耶穌的謙卑和祂願意順服父的旨意而接受十字架的刑罰，是不可分割的。因此，以祂自己生命的作為見證，祂對心靈貧窮的教導是真實可靠的。祂將所有榮耀歸於父，並完全依賴祂（</w:t>
+      </w:r>
+      <w:hyperlink r:id="rId35">
+        <w:r>
+          <w:rPr>
+            <w:lang w:val="zh_TW" w:bidi="zh_TW"/>
+          </w:rPr>
+          <w:rPr>
+            <w:color w:val="0000EE"/>
+            <w:u w:val="single"/>
+          </w:rPr>
+          <w:t>約5:19</w:t>
+        </w:r>
+      </w:hyperlink>
+      <w:r>
+        <w:rPr>
+          <w:lang w:val="zh_TW" w:bidi="zh_TW"/>
+        </w:rPr>
+        <w:t>，</w:t>
+      </w:r>
+      <w:hyperlink r:id="rId36">
+        <w:r>
+          <w:rPr>
+            <w:lang w:val="zh_TW" w:bidi="zh_TW"/>
+          </w:rPr>
+          <w:rPr>
+            <w:color w:val="0000EE"/>
+            <w:u w:val="single"/>
+          </w:rPr>
+          <w:t>6:38</w:t>
+        </w:r>
+      </w:hyperlink>
+      <w:r>
+        <w:rPr>
+          <w:lang w:val="zh_TW" w:bidi="zh_TW"/>
+        </w:rPr>
+        <w:t>，</w:t>
+      </w:r>
+      <w:hyperlink r:id="rId37">
+        <w:r>
+          <w:rPr>
+            <w:lang w:val="zh_TW" w:bidi="zh_TW"/>
+          </w:rPr>
+          <w:rPr>
+            <w:color w:val="0000EE"/>
+            <w:u w:val="single"/>
+          </w:rPr>
+          <w:t>7:15</w:t>
+        </w:r>
+      </w:hyperlink>
+      <w:r>
+        <w:rPr>
+          <w:lang w:val="zh_TW" w:bidi="zh_TW"/>
+        </w:rPr>
+        <w:t>，</w:t>
+      </w:r>
+      <w:hyperlink r:id="rId38">
+        <w:r>
+          <w:rPr>
+            <w:lang w:val="zh_TW" w:bidi="zh_TW"/>
+          </w:rPr>
+          <w:rPr>
+            <w:color w:val="0000EE"/>
+            <w:u w:val="single"/>
+          </w:rPr>
+          <w:t>8:28、50</w:t>
+        </w:r>
+      </w:hyperlink>
+      <w:r>
+        <w:rPr>
+          <w:lang w:val="zh_TW" w:bidi="zh_TW"/>
+        </w:rPr>
+        <w:t>，</w:t>
+      </w:r>
+      <w:hyperlink r:id="rId39">
+        <w:r>
+          <w:rPr>
+            <w:lang w:val="zh_TW" w:bidi="zh_TW"/>
+          </w:rPr>
+          <w:rPr>
+            <w:color w:val="0000EE"/>
+            <w:u w:val="single"/>
+          </w:rPr>
+          <w:t>14:10、24</w:t>
+        </w:r>
+      </w:hyperlink>
+      <w:r>
+        <w:rPr>
+          <w:lang w:val="zh_TW" w:bidi="zh_TW"/>
+        </w:rPr>
+        <w:t>）。通過洗門徒的腳，祂承擔了僕人的角色，卻沒有失去尊嚴和自我價值。祂這樣的服事成為跟隨祂的人的生命榜樣，這種生命在於優先考慮他人而非自己中找到幸福（</w:t>
+      </w:r>
+      <w:hyperlink r:id="rId40">
+        <w:r>
+          <w:rPr>
+            <w:lang w:val="zh_TW" w:bidi="zh_TW"/>
+          </w:rPr>
+          <w:rPr>
+            <w:color w:val="0000EE"/>
+            <w:u w:val="single"/>
+          </w:rPr>
+          <w:t>約13:1–20</w:t>
+        </w:r>
+      </w:hyperlink>
+      <w:r>
+        <w:rPr>
+          <w:lang w:val="zh_TW" w:bidi="zh_TW"/>
+        </w:rPr>
+        <w:t>；</w:t>
+      </w:r>
+      <w:hyperlink r:id="rId41">
+        <w:r>
+          <w:rPr>
+            <w:lang w:val="zh_TW" w:bidi="zh_TW"/>
+          </w:rPr>
+          <w:rPr>
+            <w:color w:val="0000EE"/>
+            <w:u w:val="single"/>
+          </w:rPr>
+          <w:t>腓2:1–4</w:t>
+        </w:r>
+      </w:hyperlink>
+      <w:r>
+        <w:rPr>
+          <w:lang w:val="zh_TW" w:bidi="zh_TW"/>
+        </w:rPr>
+        <w:t>）。</w:t>
+      </w:r>
+    </w:p>
+    <w:p>
+      <w:pPr/>
+      <w:r>
+        <w:rPr>
+          <w:lang w:val="zh_TW" w:bidi="zh_TW"/>
+        </w:rPr>
+      </w:r>
+      <w:r>
+        <w:rPr>
+          <w:lang w:val="zh_TW" w:bidi="zh_TW"/>
+        </w:rPr>
+        <w:t>因此，耶穌的門徒也被蒙召過一個謙卑的生命。基督徒背棄地位、安全和成功，尋求在服事他人中來獲得自己的生命。謙卑是全方位生命原則，藉由愛來為他人求益處，從而成就律法（參</w:t>
+      </w:r>
+      <w:hyperlink r:id="rId42">
+        <w:r>
+          <w:rPr>
+            <w:lang w:val="zh_TW" w:bidi="zh_TW"/>
+          </w:rPr>
+          <w:rPr>
+            <w:color w:val="0000EE"/>
+            <w:u w:val="single"/>
+          </w:rPr>
+          <w:t>羅 12:10</w:t>
+        </w:r>
+      </w:hyperlink>
+      <w:r>
+        <w:rPr>
+          <w:lang w:val="zh_TW" w:bidi="zh_TW"/>
+        </w:rPr>
+        <w:t>，</w:t>
+      </w:r>
+      <w:hyperlink r:id="rId43">
+        <w:r>
+          <w:rPr>
+            <w:lang w:val="zh_TW" w:bidi="zh_TW"/>
+          </w:rPr>
+          <w:rPr>
+            <w:color w:val="0000EE"/>
+            <w:u w:val="single"/>
+          </w:rPr>
+          <w:t>13:8–10</w:t>
+        </w:r>
+      </w:hyperlink>
+      <w:r>
+        <w:rPr>
+          <w:lang w:val="zh_TW" w:bidi="zh_TW"/>
+        </w:rPr>
+        <w:t>）。</w:t>
+      </w:r>
+      <w:r>
+        <w:rPr>
+          <w:lang w:val="zh_TW" w:bidi="zh_TW"/>
+        </w:rPr>
+      </w:r>
+      <w:r>
+        <w:rPr>
+          <w:lang w:val="zh_TW" w:bidi="zh_TW"/>
+        </w:rPr>
+      </w:r>
+    </w:p>
+    <w:p>
+      <w:pPr/>
+      <w:r>
+        <w:rPr>
+          <w:lang w:val="zh_TW" w:bidi="zh_TW"/>
+        </w:rPr>
+      </w:r>
+    </w:p>
+    <w:p>
+      <w:pPr>
+        <w:pStyle w:val="Heading2"/>
+      </w:pPr>
+      <w:r>
+        <w:rPr>
+          <w:lang w:val="zh_TW" w:bidi="zh_TW"/>
+        </w:rPr>
+        <w:t>錢囊</w:t>
+      </w:r>
+      <w:r>
+        <w:rPr>
+          <w:lang w:val="zh_TW" w:bidi="zh_TW"/>
+        </w:rPr>
+      </w:r>
+    </w:p>
+    <w:p>
+      <w:pPr/>
+      <w:r>
+        <w:rPr>
+          <w:lang w:val="zh_TW" w:bidi="zh_TW"/>
+        </w:rPr>
+      </w:r>
+      <w:r>
+        <w:rPr>
+          <w:lang w:val="zh_TW" w:bidi="zh_TW"/>
+        </w:rPr>
+        <w:t>人們用來攜帶錢和其它物件的小袋。有三個希伯來詞和三個希臘詞都指這樣的錢囊或袋子。第一個詞指的是用來裝錢或與天平一起使用的石頭砝碼的錢囊或袋子（</w:t>
+      </w:r>
+      <w:hyperlink r:id="rId44">
+        <w:r>
+          <w:rPr>
+            <w:lang w:val="zh_TW" w:bidi="zh_TW"/>
+          </w:rPr>
+          <w:rPr>
+            <w:color w:val="0000EE"/>
+            <w:u w:val="single"/>
+          </w:rPr>
+          <w:t>申命記25:13</w:t>
+        </w:r>
+      </w:hyperlink>
+      <w:r>
+        <w:rPr>
+          <w:lang w:val="zh_TW" w:bidi="zh_TW"/>
+        </w:rPr>
+        <w:t>；</w:t>
+      </w:r>
+      <w:hyperlink r:id="rId45">
+        <w:r>
+          <w:rPr>
+            <w:lang w:val="zh_TW" w:bidi="zh_TW"/>
+          </w:rPr>
+          <w:rPr>
+            <w:color w:val="0000EE"/>
+            <w:u w:val="single"/>
+          </w:rPr>
+          <w:t>箴言1:14</w:t>
+        </w:r>
+      </w:hyperlink>
+      <w:r>
+        <w:rPr>
+          <w:lang w:val="zh_TW" w:bidi="zh_TW"/>
+        </w:rPr>
+        <w:t>；</w:t>
+      </w:r>
+      <w:hyperlink r:id="rId46">
+        <w:r>
+          <w:rPr>
+            <w:lang w:val="zh_TW" w:bidi="zh_TW"/>
+          </w:rPr>
+          <w:rPr>
+            <w:color w:val="0000EE"/>
+            <w:u w:val="single"/>
+          </w:rPr>
+          <w:t>以賽亞書46:6</w:t>
+        </w:r>
+      </w:hyperlink>
+      <w:r>
+        <w:rPr>
+          <w:lang w:val="zh_TW" w:bidi="zh_TW"/>
+        </w:rPr>
+        <w:t>；</w:t>
+      </w:r>
+      <w:hyperlink r:id="rId47">
+        <w:r>
+          <w:rPr>
+            <w:lang w:val="zh_TW" w:bidi="zh_TW"/>
+          </w:rPr>
+          <w:rPr>
+            <w:color w:val="0000EE"/>
+            <w:u w:val="single"/>
+          </w:rPr>
+          <w:t>彌迦書6:11</w:t>
+        </w:r>
+      </w:hyperlink>
+      <w:r>
+        <w:rPr>
+          <w:lang w:val="zh_TW" w:bidi="zh_TW"/>
+        </w:rPr>
+        <w:t>）。錢囊可以由皮革或結實的棉布製成。</w:t>
+      </w:r>
+    </w:p>
+    <w:p>
+      <w:pPr/>
+      <w:r>
+        <w:rPr>
+          <w:lang w:val="zh_TW" w:bidi="zh_TW"/>
+        </w:rPr>
+      </w:r>
+      <w:r>
+        <w:rPr>
+          <w:lang w:val="zh_TW" w:bidi="zh_TW"/>
+        </w:rPr>
+        <w:t>另一個希伯來詞指的是與</w:t>
+      </w:r>
+      <w:hyperlink r:id="rId48">
+        <w:r>
+          <w:rPr>
+            <w:lang w:val="zh_TW" w:bidi="zh_TW"/>
+          </w:rPr>
+          <w:rPr>
+            <w:color w:val="0000EE"/>
+            <w:u w:val="single"/>
+          </w:rPr>
+          <w:t>列王紀下五章23節</w:t>
+        </w:r>
+      </w:hyperlink>
+      <w:r>
+        <w:rPr>
+          <w:lang w:val="zh_TW" w:bidi="zh_TW"/>
+        </w:rPr>
+        <w:t>中類似的袋子。這個詞也出現在</w:t>
+      </w:r>
+      <w:hyperlink r:id="rId49">
+        <w:r>
+          <w:rPr>
+            <w:lang w:val="zh_TW" w:bidi="zh_TW"/>
+          </w:rPr>
+          <w:rPr>
+            <w:color w:val="0000EE"/>
+            <w:u w:val="single"/>
+          </w:rPr>
+          <w:t>以賽亞書三章22節</w:t>
+        </w:r>
+      </w:hyperlink>
+      <w:r>
+        <w:rPr>
+          <w:lang w:val="zh_TW" w:bidi="zh_TW"/>
+        </w:rPr>
+        <w:t>的女性飾品清單中，可能比上面描述的第一個袋子更具裝飾性。第三個希伯來詞出現在</w:t>
+      </w:r>
+      <w:hyperlink r:id="rId50">
+        <w:r>
+          <w:rPr>
+            <w:lang w:val="zh_TW" w:bidi="zh_TW"/>
+          </w:rPr>
+          <w:rPr>
+            <w:color w:val="0000EE"/>
+            <w:u w:val="single"/>
+          </w:rPr>
+          <w:t>創世記四十二章35節</w:t>
+        </w:r>
+      </w:hyperlink>
+      <w:r>
+        <w:rPr>
+          <w:lang w:val="zh_TW" w:bidi="zh_TW"/>
+        </w:rPr>
+        <w:t>，指的是一個開口的小袋子。這是約瑟兄弟們放錢的小袋或銀包，後被放入他們的糧袋。</w:t>
+      </w:r>
+    </w:p>
+    <w:p>
+      <w:pPr/>
+      <w:r>
+        <w:rPr>
+          <w:lang w:val="zh_TW" w:bidi="zh_TW"/>
+        </w:rPr>
+      </w:r>
+      <w:r>
+        <w:rPr>
+          <w:lang w:val="zh_TW" w:bidi="zh_TW"/>
+        </w:rPr>
+        <w:t>用來翻譯希伯來詞的希臘詞意指錢袋或錢囊。當耶穌差遣門徒兩兩出去時，告訴他們不要帶的東西中，就包括錢囊（</w:t>
+      </w:r>
+      <w:hyperlink r:id="rId51">
+        <w:r>
+          <w:rPr>
+            <w:lang w:val="zh_TW" w:bidi="zh_TW"/>
+          </w:rPr>
+          <w:rPr>
+            <w:color w:val="0000EE"/>
+            <w:u w:val="single"/>
+          </w:rPr>
+          <w:t>路加福音10:4</w:t>
+        </w:r>
+      </w:hyperlink>
+      <w:r>
+        <w:rPr>
+          <w:lang w:val="zh_TW" w:bidi="zh_TW"/>
+        </w:rPr>
+        <w:t>，</w:t>
+      </w:r>
+      <w:hyperlink r:id="rId52">
+        <w:r>
+          <w:rPr>
+            <w:lang w:val="zh_TW" w:bidi="zh_TW"/>
+          </w:rPr>
+          <w:rPr>
+            <w:color w:val="0000EE"/>
+            <w:u w:val="single"/>
+          </w:rPr>
+          <w:t>22:35–36</w:t>
+        </w:r>
+      </w:hyperlink>
+      <w:r>
+        <w:rPr>
+          <w:lang w:val="zh_TW" w:bidi="zh_TW"/>
+        </w:rPr>
+        <w:t>）。在</w:t>
+      </w:r>
+      <w:hyperlink r:id="rId53">
+        <w:r>
+          <w:rPr>
+            <w:lang w:val="zh_TW" w:bidi="zh_TW"/>
+          </w:rPr>
+          <w:rPr>
+            <w:color w:val="0000EE"/>
+            <w:u w:val="single"/>
+          </w:rPr>
+          <w:t>路加福音十二章33節</w:t>
+        </w:r>
+      </w:hyperlink>
+      <w:r>
+        <w:rPr>
+          <w:lang w:val="zh_TW" w:bidi="zh_TW"/>
+        </w:rPr>
+        <w:t>中，表示錢囊的這個相同的詞被比喻為在天上不會壞、不會被偷或被毀的財寶。</w:t>
+      </w:r>
+    </w:p>
+    <w:p>
+      <w:pPr/>
+      <w:r>
+        <w:rPr>
+          <w:lang w:val="zh_TW" w:bidi="zh_TW"/>
+        </w:rPr>
+      </w:r>
+      <w:r>
+        <w:rPr>
+          <w:lang w:val="zh_TW" w:bidi="zh_TW"/>
+        </w:rPr>
+        <w:t>另一個希臘詞表示通常用來攜帶錢財的地方是腰帶或皮帶。腰帶是古代東方男女服裝的重要部分。用皮革製成的腰帶會作成中空或帶有槽口，以便攜帶錢幣。用布製成的腰帶被折疊，使錢可以放在折縫中，這些折縫就像口袋一樣（</w:t>
+      </w:r>
+      <w:hyperlink r:id="rId54">
+        <w:r>
+          <w:rPr>
+            <w:lang w:val="zh_TW" w:bidi="zh_TW"/>
+          </w:rPr>
+          <w:rPr>
+            <w:color w:val="0000EE"/>
+            <w:u w:val="single"/>
+          </w:rPr>
+          <w:t>馬太福音10:9</w:t>
+        </w:r>
+      </w:hyperlink>
+      <w:r>
+        <w:rPr>
+          <w:lang w:val="zh_TW" w:bidi="zh_TW"/>
+        </w:rPr>
+        <w:t>；</w:t>
+      </w:r>
+      <w:hyperlink r:id="rId55">
+        <w:r>
+          <w:rPr>
+            <w:lang w:val="zh_TW" w:bidi="zh_TW"/>
+          </w:rPr>
+          <w:rPr>
+            <w:color w:val="0000EE"/>
+            <w:u w:val="single"/>
+          </w:rPr>
+          <w:t>馬可福音6:8</w:t>
+        </w:r>
+      </w:hyperlink>
+      <w:r>
+        <w:rPr>
+          <w:lang w:val="zh_TW" w:bidi="zh_TW"/>
+        </w:rPr>
+        <w:t>）。</w:t>
+      </w:r>
+    </w:p>
+    <w:p>
+      <w:pPr/>
+      <w:r>
+        <w:rPr>
+          <w:lang w:val="zh_TW" w:bidi="zh_TW"/>
+        </w:rPr>
+      </w:r>
+      <w:r>
+        <w:rPr>
+          <w:lang w:val="zh_TW" w:bidi="zh_TW"/>
+        </w:rPr>
+        <w:t>希臘文中，猶大為門徒保管的「錢囊」一詞，指的是用來裝吹奏樂器吹口的盒子或容器。到了新約聖經時期，這個詞已經演變成為錢箱或可能是錢袋的希臘詞（</w:t>
+      </w:r>
+      <w:hyperlink r:id="rId56">
+        <w:r>
+          <w:rPr>
+            <w:lang w:val="zh_TW" w:bidi="zh_TW"/>
+          </w:rPr>
+          <w:rPr>
+            <w:color w:val="0000EE"/>
+            <w:u w:val="single"/>
+          </w:rPr>
+          <w:t>約翰福音12:6</w:t>
+        </w:r>
+      </w:hyperlink>
+      <w:r>
+        <w:rPr>
+          <w:lang w:val="zh_TW" w:bidi="zh_TW"/>
+        </w:rPr>
+        <w:t>；</w:t>
+      </w:r>
+      <w:hyperlink r:id="rId57">
+        <w:r>
+          <w:rPr>
+            <w:lang w:val="zh_TW" w:bidi="zh_TW"/>
+          </w:rPr>
+          <w:rPr>
+            <w:color w:val="0000EE"/>
+            <w:u w:val="single"/>
+          </w:rPr>
+          <w:t>13:29</w:t>
         </w:r>
       </w:hyperlink>
       <w:r>

--- a/zht/docx/121.content.docx
+++ b/zht/docx/121.content.docx
@@ -19,7 +19,7 @@
         <w:rPr>
           <w:lang w:val="zh_TW" w:bidi="zh_TW"/>
         </w:rPr>
-        <w:t>Resource: Tyndale Open Bible Dictionary</w:t>
+        <w:t>Resource: Aquifer Open Bible Dictionary</w:t>
       </w:r>
       <w:r>
         <w:rPr>
@@ -112,7 +112,7 @@
         <w:rPr>
           <w:lang w:val="zh_TW" w:bidi="zh_TW"/>
         </w:rPr>
-        <w:t>Tyndale Open Bible Dictionary</w:t>
+        <w:t>Aquifer Open Bible Dictionary</w:t>
       </w:r>
     </w:p>
     <w:p>

--- a/zht/docx/121.content.docx
+++ b/zht/docx/121.content.docx
@@ -149,7 +149,7 @@
         <w:rPr>
           <w:lang w:val="zh_TW" w:bidi="zh_TW"/>
         </w:rPr>
-        <w:t>qian</w:t>
+        <w:t>ping</w:t>
       </w:r>
       <w:r>
         <w:rPr>
@@ -212,7 +212,7 @@
         <w:rPr>
           <w:lang w:val="zh_TW" w:bidi="zh_TW"/>
         </w:rPr>
-        <w:t>謙卑</w:t>
+        <w:t>平安</w:t>
       </w:r>
       <w:r>
         <w:rPr>
@@ -231,7 +231,18 @@
         <w:rPr>
           <w:lang w:val="zh_TW" w:bidi="zh_TW"/>
         </w:rPr>
-        <w:t>卑微或受苦的狀態，在這種狀態下，人會經歷權力與聲望的喪失。在基督教信仰之外，這樣的謙卑，通常不會被視為是一種美德。然而，在猶太基督教傳統的語境中，謙卑被認為是人類對造物主的正確態度。謙卑是一種感恩和自發的意識，即生命是神賜予的禮物，並表現為對神的絕對依賴，是既不勉強又不虛偽的確信。</w:t>
+        <w:t>神與祂的百姓同在時所帶來的全人福祉、興盛和安穩。在舊約聖經中，平安與約（神與以色列人之間的特殊協議）是相關的。平安的存在是有條件的，以色列人必須順服神，才能享有平安。在先知書中，真正的平安是神救恩在末後成就時所帶來的盼望的一部分。在新約聖經中，人們明白這長久盼望的平安已經藉著基督來到，信徒也能親身經歷這平安。</w:t>
+      </w:r>
+    </w:p>
+    <w:p>
+      <w:pPr>
+        <w:pStyle w:val="Heading3"/>
+      </w:pPr>
+      <w:r>
+        <w:rPr>
+          <w:lang w:val="zh_TW" w:bidi="zh_TW"/>
+        </w:rPr>
+        <w:t>在舊約聖經中</w:t>
       </w:r>
     </w:p>
     <w:p>
@@ -245,97 +256,110 @@
         <w:rPr>
           <w:lang w:val="zh_TW" w:bidi="zh_TW"/>
         </w:rPr>
-        <w:t>在聖經文學中，謙卑與溫柔或耐心之間，並沒有明顯的區分。在以色列歷史的早期階段中，謙卑者被認為是貧窮的、受苦的和無權勢的人。耶和華拯救謙卑者，但使驕傲者降卑（</w:t>
-      </w:r>
-      <w:hyperlink r:id="rId13">
-        <w:r>
-          <w:rPr>
-            <w:lang w:val="zh_TW" w:bidi="zh_TW"/>
-          </w:rPr>
-          <w:rPr>
-            <w:color w:val="0000EE"/>
-            <w:u w:val="single"/>
-          </w:rPr>
-          <w:t>撒上2:7</w:t>
-        </w:r>
-      </w:hyperlink>
-      <w:r>
-        <w:rPr>
-          <w:lang w:val="zh_TW" w:bidi="zh_TW"/>
-        </w:rPr>
-        <w:t>；</w:t>
-      </w:r>
-      <w:hyperlink r:id="rId14">
-        <w:r>
-          <w:rPr>
-            <w:lang w:val="zh_TW" w:bidi="zh_TW"/>
-          </w:rPr>
-          <w:rPr>
-            <w:color w:val="0000EE"/>
-            <w:u w:val="single"/>
-          </w:rPr>
-          <w:t>撒下22:28</w:t>
-        </w:r>
-      </w:hyperlink>
-      <w:r>
-        <w:rPr>
-          <w:lang w:val="zh_TW" w:bidi="zh_TW"/>
-        </w:rPr>
-        <w:t>）。在神的權能和榮耀面前，族長亞伯拉罕承認他不過是塵土和灰燼（</w:t>
-      </w:r>
-      <w:hyperlink r:id="rId15">
-        <w:r>
-          <w:rPr>
-            <w:lang w:val="zh_TW" w:bidi="zh_TW"/>
-          </w:rPr>
-          <w:rPr>
-            <w:color w:val="0000EE"/>
-            <w:u w:val="single"/>
-          </w:rPr>
-          <w:t>創18:27</w:t>
-        </w:r>
-      </w:hyperlink>
-      <w:r>
-        <w:rPr>
-          <w:lang w:val="zh_TW" w:bidi="zh_TW"/>
-        </w:rPr>
-        <w:t>）。以色列起初是一個受奴役的國家，他們知道自己被選中不是因為人數眾多或物質財富，而是因為神的愛（</w:t>
-      </w:r>
-      <w:hyperlink r:id="rId16">
-        <w:r>
-          <w:rPr>
-            <w:lang w:val="zh_TW" w:bidi="zh_TW"/>
-          </w:rPr>
-          <w:rPr>
-            <w:color w:val="0000EE"/>
-            <w:u w:val="single"/>
-          </w:rPr>
-          <w:t>申7:7–8</w:t>
-        </w:r>
-      </w:hyperlink>
-      <w:r>
-        <w:rPr>
-          <w:lang w:val="zh_TW" w:bidi="zh_TW"/>
-        </w:rPr>
-        <w:t>）。透過將所有財富和權力的來源歸於主，神便能掌管人類驕傲和傲慢的兩大主要來源（參：</w:t>
-      </w:r>
-      <w:hyperlink r:id="rId17">
-        <w:r>
-          <w:rPr>
-            <w:lang w:val="zh_TW" w:bidi="zh_TW"/>
-          </w:rPr>
-          <w:rPr>
-            <w:color w:val="0000EE"/>
-            <w:u w:val="single"/>
-          </w:rPr>
-          <w:t>耶9:23–24</w:t>
-        </w:r>
-      </w:hyperlink>
-      <w:r>
-        <w:rPr>
-          <w:lang w:val="zh_TW" w:bidi="zh_TW"/>
-        </w:rPr>
-        <w:t>）。</w:t>
+        <w:t>舊約聖經中譯為「平安」的主要詞語是來自希伯來文詞語</w:t>
+      </w:r>
+      <w:r>
+        <w:rPr>
+          <w:i/>
+          <w:lang w:val="zh_TW" w:bidi="zh_TW"/>
+        </w:rPr>
+        <w:t>shalom</w:t>
+      </w:r>
+      <w:r>
+        <w:rPr>
+          <w:lang w:val="zh_TW" w:bidi="zh_TW"/>
+        </w:rPr>
+        <w:t>。這個詞有多方面的含義：</w:t>
+      </w:r>
+    </w:p>
+    <w:p>
+      <w:pPr>
+        <w:pStyle w:val="ListBullet"/>
+        <w:spacing w:line="240" w:lineRule="auto"/>
+        <w:ind w:left="720"/>
+      </w:pPr>
+      <w:r>
+        <w:rPr>
+          <w:lang w:val="zh_TW" w:bidi="zh_TW"/>
+        </w:rPr>
+      </w:r>
+      <w:r>
+        <w:rPr>
+          <w:lang w:val="zh_TW" w:bidi="zh_TW"/>
+        </w:rPr>
+        <w:t>整全</w:t>
+      </w:r>
+    </w:p>
+    <w:p>
+      <w:pPr>
+        <w:pStyle w:val="ListBullet"/>
+        <w:spacing w:line="240" w:lineRule="auto"/>
+        <w:ind w:left="720"/>
+      </w:pPr>
+      <w:r>
+        <w:rPr>
+          <w:lang w:val="zh_TW" w:bidi="zh_TW"/>
+        </w:rPr>
+      </w:r>
+      <w:r>
+        <w:rPr>
+          <w:lang w:val="zh_TW" w:bidi="zh_TW"/>
+        </w:rPr>
+        <w:t>健康</w:t>
+      </w:r>
+    </w:p>
+    <w:p>
+      <w:pPr>
+        <w:pStyle w:val="ListBullet"/>
+        <w:spacing w:line="240" w:lineRule="auto"/>
+        <w:ind w:left="720"/>
+      </w:pPr>
+      <w:r>
+        <w:rPr>
+          <w:lang w:val="zh_TW" w:bidi="zh_TW"/>
+        </w:rPr>
+      </w:r>
+      <w:r>
+        <w:rPr>
+          <w:lang w:val="zh_TW" w:bidi="zh_TW"/>
+        </w:rPr>
+        <w:t>安穩</w:t>
+      </w:r>
+    </w:p>
+    <w:p>
+      <w:pPr>
+        <w:pStyle w:val="ListBullet"/>
+        <w:spacing w:line="240" w:lineRule="auto"/>
+        <w:ind w:left="720"/>
+      </w:pPr>
+      <w:r>
+        <w:rPr>
+          <w:lang w:val="zh_TW" w:bidi="zh_TW"/>
+        </w:rPr>
+      </w:r>
+      <w:r>
+        <w:rPr>
+          <w:lang w:val="zh_TW" w:bidi="zh_TW"/>
+        </w:rPr>
+        <w:t>福祉</w:t>
+      </w:r>
+    </w:p>
+    <w:p>
+      <w:pPr>
+        <w:pStyle w:val="ListBullet"/>
+        <w:spacing w:line="240" w:lineRule="auto"/>
+        <w:ind w:left="720"/>
+      </w:pPr>
+      <w:r>
+        <w:rPr>
+          <w:lang w:val="zh_TW" w:bidi="zh_TW"/>
+        </w:rPr>
+      </w:r>
+      <w:r>
+        <w:rPr>
+          <w:lang w:val="zh_TW" w:bidi="zh_TW"/>
+        </w:rPr>
+        <w:t>救恩</w:t>
       </w:r>
     </w:p>
     <w:p>
@@ -349,7 +373,151 @@
         <w:rPr>
           <w:lang w:val="zh_TW" w:bidi="zh_TW"/>
         </w:rPr>
-        <w:t>既謙卑又貧窮的人是耶和華關心的對象（</w:t>
+        <w:t>這個詞也可用於各種不同的處境：</w:t>
+      </w:r>
+    </w:p>
+    <w:p>
+      <w:pPr>
+        <w:pStyle w:val="ListBullet"/>
+        <w:spacing w:line="240" w:lineRule="auto"/>
+        <w:ind w:left="720"/>
+      </w:pPr>
+      <w:r>
+        <w:rPr>
+          <w:lang w:val="zh_TW" w:bidi="zh_TW"/>
+        </w:rPr>
+      </w:r>
+      <w:r>
+        <w:rPr>
+          <w:lang w:val="zh_TW" w:bidi="zh_TW"/>
+        </w:rPr>
+        <w:t>個人的狀況（</w:t>
+      </w:r>
+      <w:hyperlink r:id="rId13">
+        <w:r>
+          <w:rPr>
+            <w:lang w:val="zh_TW" w:bidi="zh_TW"/>
+          </w:rPr>
+          <w:rPr>
+            <w:color w:val="0000EE"/>
+            <w:u w:val="single"/>
+          </w:rPr>
+          <w:t>詩37:37</w:t>
+        </w:r>
+      </w:hyperlink>
+      <w:r>
+        <w:rPr>
+          <w:lang w:val="zh_TW" w:bidi="zh_TW"/>
+        </w:rPr>
+        <w:t>；</w:t>
+      </w:r>
+      <w:hyperlink r:id="rId14">
+        <w:r>
+          <w:rPr>
+            <w:lang w:val="zh_TW" w:bidi="zh_TW"/>
+          </w:rPr>
+          <w:rPr>
+            <w:color w:val="0000EE"/>
+            <w:u w:val="single"/>
+          </w:rPr>
+          <w:t>箴3:2</w:t>
+        </w:r>
+      </w:hyperlink>
+      <w:r>
+        <w:rPr>
+          <w:lang w:val="zh_TW" w:bidi="zh_TW"/>
+        </w:rPr>
+        <w:t>；</w:t>
+      </w:r>
+      <w:hyperlink r:id="rId15">
+        <w:r>
+          <w:rPr>
+            <w:lang w:val="zh_TW" w:bidi="zh_TW"/>
+          </w:rPr>
+          <w:rPr>
+            <w:color w:val="0000EE"/>
+            <w:u w:val="single"/>
+          </w:rPr>
+          <w:t>賽32:17</w:t>
+        </w:r>
+      </w:hyperlink>
+      <w:r>
+        <w:rPr>
+          <w:lang w:val="zh_TW" w:bidi="zh_TW"/>
+        </w:rPr>
+        <w:t>）</w:t>
+      </w:r>
+    </w:p>
+    <w:p>
+      <w:pPr>
+        <w:pStyle w:val="ListBullet"/>
+        <w:spacing w:line="240" w:lineRule="auto"/>
+        <w:ind w:left="720"/>
+      </w:pPr>
+      <w:r>
+        <w:rPr>
+          <w:lang w:val="zh_TW" w:bidi="zh_TW"/>
+        </w:rPr>
+      </w:r>
+      <w:r>
+        <w:rPr>
+          <w:lang w:val="zh_TW" w:bidi="zh_TW"/>
+        </w:rPr>
+        <w:t>人與人之間的關係（</w:t>
+      </w:r>
+      <w:hyperlink r:id="rId16">
+        <w:r>
+          <w:rPr>
+            <w:lang w:val="zh_TW" w:bidi="zh_TW"/>
+          </w:rPr>
+          <w:rPr>
+            <w:color w:val="0000EE"/>
+            <w:u w:val="single"/>
+          </w:rPr>
+          <w:t>創34:21</w:t>
+        </w:r>
+      </w:hyperlink>
+      <w:r>
+        <w:rPr>
+          <w:lang w:val="zh_TW" w:bidi="zh_TW"/>
+        </w:rPr>
+        <w:t>；</w:t>
+      </w:r>
+      <w:hyperlink r:id="rId17">
+        <w:r>
+          <w:rPr>
+            <w:lang w:val="zh_TW" w:bidi="zh_TW"/>
+          </w:rPr>
+          <w:rPr>
+            <w:color w:val="0000EE"/>
+            <w:u w:val="single"/>
+          </w:rPr>
+          <w:t>書9:15</w:t>
+        </w:r>
+      </w:hyperlink>
+      <w:r>
+        <w:rPr>
+          <w:lang w:val="zh_TW" w:bidi="zh_TW"/>
+        </w:rPr>
+        <w:t>）</w:t>
+      </w:r>
+    </w:p>
+    <w:p>
+      <w:pPr>
+        <w:pStyle w:val="ListBullet"/>
+        <w:spacing w:line="240" w:lineRule="auto"/>
+        <w:ind w:left="720"/>
+      </w:pPr>
+      <w:r>
+        <w:rPr>
+          <w:lang w:val="zh_TW" w:bidi="zh_TW"/>
+        </w:rPr>
+      </w:r>
+      <w:r>
+        <w:rPr>
+          <w:lang w:val="zh_TW" w:bidi="zh_TW"/>
+        </w:rPr>
+        <w:t>國與國之間的關係（例如：沒有衝突的狀態——</w:t>
       </w:r>
       <w:hyperlink r:id="rId18">
         <w:r>
@@ -360,7 +528,7 @@
             <w:color w:val="0000EE"/>
             <w:u w:val="single"/>
           </w:rPr>
-          <w:t>出23:6、11</w:t>
+          <w:t>申2:26</w:t>
         </w:r>
       </w:hyperlink>
       <w:r>
@@ -378,14 +546,14 @@
             <w:color w:val="0000EE"/>
             <w:u w:val="single"/>
           </w:rPr>
-          <w:t>申15:4、7</w:t>
-        </w:r>
-      </w:hyperlink>
-      <w:r>
-        <w:rPr>
-          <w:lang w:val="zh_TW" w:bidi="zh_TW"/>
-        </w:rPr>
-        <w:t>）。因此，貧窮人的謙卑成為敬畏神的義人的象徵（</w:t>
+          <w:t>書10:21</w:t>
+        </w:r>
+      </w:hyperlink>
+      <w:r>
+        <w:rPr>
+          <w:lang w:val="zh_TW" w:bidi="zh_TW"/>
+        </w:rPr>
+        <w:t>；</w:t>
       </w:r>
       <w:hyperlink r:id="rId20">
         <w:r>
@@ -396,14 +564,14 @@
             <w:color w:val="0000EE"/>
             <w:u w:val="single"/>
           </w:rPr>
-          <w:t>民12:3</w:t>
-        </w:r>
-      </w:hyperlink>
-      <w:r>
-        <w:rPr>
-          <w:lang w:val="zh_TW" w:bidi="zh_TW"/>
-        </w:rPr>
-        <w:t>）。在舊約中，謙卑這個概念的發展幾乎等同於公義，並與公正和憐憫一起被視為是神的要求（</w:t>
+          <w:t>王上5:12</w:t>
+        </w:r>
+      </w:hyperlink>
+      <w:r>
+        <w:rPr>
+          <w:lang w:val="zh_TW" w:bidi="zh_TW"/>
+        </w:rPr>
+        <w:t>；</w:t>
       </w:r>
       <w:hyperlink r:id="rId21">
         <w:r>
@@ -414,14 +582,32 @@
             <w:color w:val="0000EE"/>
             <w:u w:val="single"/>
           </w:rPr>
-          <w:t>彌6:8</w:t>
-        </w:r>
-      </w:hyperlink>
-      <w:r>
-        <w:rPr>
-          <w:lang w:val="zh_TW" w:bidi="zh_TW"/>
-        </w:rPr>
-        <w:t>）。特別是在詩篇中，「受苦者」幾乎成為義人的專有名詞（</w:t>
+          <w:t>詩122:6–7</w:t>
+        </w:r>
+      </w:hyperlink>
+      <w:r>
+        <w:rPr>
+          <w:lang w:val="zh_TW" w:bidi="zh_TW"/>
+        </w:rPr>
+        <w:t>）</w:t>
+      </w:r>
+    </w:p>
+    <w:p>
+      <w:pPr>
+        <w:pStyle w:val="ListBullet"/>
+        <w:spacing w:line="240" w:lineRule="auto"/>
+        <w:ind w:left="720"/>
+      </w:pPr>
+      <w:r>
+        <w:rPr>
+          <w:lang w:val="zh_TW" w:bidi="zh_TW"/>
+        </w:rPr>
+      </w:r>
+      <w:r>
+        <w:rPr>
+          <w:lang w:val="zh_TW" w:bidi="zh_TW"/>
+        </w:rPr>
+        <w:t>神與人之間的關係（</w:t>
       </w:r>
       <w:hyperlink r:id="rId22">
         <w:r>
@@ -432,7 +618,7 @@
             <w:color w:val="0000EE"/>
             <w:u w:val="single"/>
           </w:rPr>
-          <w:t>詩22:26</w:t>
+          <w:t>詩85:8</w:t>
         </w:r>
       </w:hyperlink>
       <w:r>
@@ -450,25 +636,7 @@
             <w:color w:val="0000EE"/>
             <w:u w:val="single"/>
           </w:rPr>
-          <w:t>25:9</w:t>
-        </w:r>
-      </w:hyperlink>
-      <w:r>
-        <w:rPr>
-          <w:lang w:val="zh_TW" w:bidi="zh_TW"/>
-        </w:rPr>
-        <w:t>；</w:t>
-      </w:r>
-      <w:hyperlink r:id="rId24">
-        <w:r>
-          <w:rPr>
-            <w:lang w:val="zh_TW" w:bidi="zh_TW"/>
-          </w:rPr>
-          <w:rPr>
-            <w:color w:val="0000EE"/>
-            <w:u w:val="single"/>
-          </w:rPr>
-          <w:t>147:6</w:t>
+          <w:t>耶16:5</w:t>
         </w:r>
       </w:hyperlink>
       <w:r>
@@ -489,19 +657,25 @@
         <w:rPr>
           <w:lang w:val="zh_TW" w:bidi="zh_TW"/>
         </w:rPr>
-        <w:t>此外，謙卑是罪人對神的聖潔適當的回應。先知以賽亞，面對神在聖殿中的榮耀，呼喊：「</w:t>
-      </w:r>
-      <w:r>
-        <w:rPr>
-          <w:lang w:val="zh_TW" w:bidi="zh_TW"/>
-        </w:rPr>
-        <w:t>禍哉！我滅亡了！因為我是嘴唇不潔的人</w:t>
-      </w:r>
-      <w:r>
-        <w:rPr>
-          <w:lang w:val="zh_TW" w:bidi="zh_TW"/>
-        </w:rPr>
-        <w:t>」(</w:t>
+        <w:t>在上述任何一種情況下，人們都不認為平安是靠人的努力得來的，而是認為它是神所賜的恩賜或祝福（</w:t>
+      </w:r>
+      <w:hyperlink r:id="rId24">
+        <w:r>
+          <w:rPr>
+            <w:lang w:val="zh_TW" w:bidi="zh_TW"/>
+          </w:rPr>
+          <w:rPr>
+            <w:color w:val="0000EE"/>
+            <w:u w:val="single"/>
+          </w:rPr>
+          <w:t>利26:6</w:t>
+        </w:r>
+      </w:hyperlink>
+      <w:r>
+        <w:rPr>
+          <w:lang w:val="zh_TW" w:bidi="zh_TW"/>
+        </w:rPr>
+        <w:t>；</w:t>
       </w:r>
       <w:hyperlink r:id="rId25">
         <w:r>
@@ -512,14 +686,86 @@
             <w:color w:val="0000EE"/>
             <w:u w:val="single"/>
           </w:rPr>
-          <w:t>賽6:5</w:t>
-        </w:r>
-      </w:hyperlink>
-      <w:r>
-        <w:rPr>
-          <w:lang w:val="zh_TW" w:bidi="zh_TW"/>
-        </w:rPr>
-        <w:t>)。因此，謙卑成為一種性格特徵，而不只是反映物質貧困或痛苦狀態的術語。它成為一種反映敬虔本質的概念，是所有以神為他們之主的人所期望的。</w:t>
+          <w:t>王上2:33</w:t>
+        </w:r>
+      </w:hyperlink>
+      <w:r>
+        <w:rPr>
+          <w:lang w:val="zh_TW" w:bidi="zh_TW"/>
+        </w:rPr>
+        <w:t>；</w:t>
+      </w:r>
+      <w:hyperlink r:id="rId26">
+        <w:r>
+          <w:rPr>
+            <w:lang w:val="zh_TW" w:bidi="zh_TW"/>
+          </w:rPr>
+          <w:rPr>
+            <w:color w:val="0000EE"/>
+            <w:u w:val="single"/>
+          </w:rPr>
+          <w:t>伯25:2</w:t>
+        </w:r>
+      </w:hyperlink>
+      <w:r>
+        <w:rPr>
+          <w:lang w:val="zh_TW" w:bidi="zh_TW"/>
+        </w:rPr>
+        <w:t>；</w:t>
+      </w:r>
+      <w:hyperlink r:id="rId27">
+        <w:r>
+          <w:rPr>
+            <w:lang w:val="zh_TW" w:bidi="zh_TW"/>
+          </w:rPr>
+          <w:rPr>
+            <w:color w:val="0000EE"/>
+            <w:u w:val="single"/>
+          </w:rPr>
+          <w:t>詩29:11</w:t>
+        </w:r>
+      </w:hyperlink>
+      <w:r>
+        <w:rPr>
+          <w:lang w:val="zh_TW" w:bidi="zh_TW"/>
+        </w:rPr>
+        <w:t>，</w:t>
+      </w:r>
+      <w:hyperlink r:id="rId22">
+        <w:r>
+          <w:rPr>
+            <w:lang w:val="zh_TW" w:bidi="zh_TW"/>
+          </w:rPr>
+          <w:rPr>
+            <w:color w:val="0000EE"/>
+            <w:u w:val="single"/>
+          </w:rPr>
+          <w:t>85:8</w:t>
+        </w:r>
+      </w:hyperlink>
+      <w:r>
+        <w:rPr>
+          <w:lang w:val="zh_TW" w:bidi="zh_TW"/>
+        </w:rPr>
+        <w:t>；</w:t>
+      </w:r>
+      <w:hyperlink r:id="rId28">
+        <w:r>
+          <w:rPr>
+            <w:lang w:val="zh_TW" w:bidi="zh_TW"/>
+          </w:rPr>
+          <w:rPr>
+            <w:color w:val="0000EE"/>
+            <w:u w:val="single"/>
+          </w:rPr>
+          <w:t>賽45:7</w:t>
+        </w:r>
+      </w:hyperlink>
+      <w:r>
+        <w:rPr>
+          <w:lang w:val="zh_TW" w:bidi="zh_TW"/>
+        </w:rPr>
+        <w:t>）。因此，我們不難發現，「平安」與舊約聖經中的約密切相關。</w:t>
       </w:r>
     </w:p>
     <w:p>
@@ -533,73 +779,162 @@
         <w:rPr>
           <w:lang w:val="zh_TW" w:bidi="zh_TW"/>
         </w:rPr>
-        <w:t>在新約中，謙卑很少指貧窮、苦難或壓迫的客觀狀況。謙卑的主題在與耶穌作為彌賽亞的神學主題中發展。舊約認為最理想的謙卑是即將來臨君王的特質，這理所當然就適用於新約的耶穌（</w:t>
-      </w:r>
-      <w:hyperlink r:id="rId26">
-        <w:r>
-          <w:rPr>
-            <w:lang w:val="zh_TW" w:bidi="zh_TW"/>
-          </w:rPr>
-          <w:rPr>
-            <w:color w:val="0000EE"/>
-            <w:u w:val="single"/>
-          </w:rPr>
-          <w:t>亞9:9</w:t>
-        </w:r>
-      </w:hyperlink>
-      <w:r>
-        <w:rPr>
-          <w:lang w:val="zh_TW" w:bidi="zh_TW"/>
-        </w:rPr>
-        <w:t>；參：</w:t>
-      </w:r>
-      <w:hyperlink r:id="rId27">
-        <w:r>
-          <w:rPr>
-            <w:lang w:val="zh_TW" w:bidi="zh_TW"/>
-          </w:rPr>
-          <w:rPr>
-            <w:color w:val="0000EE"/>
-            <w:u w:val="single"/>
-          </w:rPr>
-          <w:t>太21:4–5</w:t>
-        </w:r>
-      </w:hyperlink>
-      <w:r>
-        <w:rPr>
-          <w:lang w:val="zh_TW" w:bidi="zh_TW"/>
-        </w:rPr>
-        <w:t>）。作為神的兒子，耶穌不為自己著想，而是過著順服和信靠父神的生命。使徒保羅將一種自我倒空歸於道成肉身的神的兒子，藉此祂「</w:t>
-      </w:r>
-      <w:r>
-        <w:rPr>
-          <w:lang w:val="zh_TW" w:bidi="zh_TW"/>
-        </w:rPr>
-        <w:t>反倒虛己</w:t>
-      </w:r>
-      <w:r>
-        <w:rPr>
-          <w:lang w:val="zh_TW" w:bidi="zh_TW"/>
-        </w:rPr>
-        <w:t>，取了奴僕的形象」（</w:t>
-      </w:r>
-      <w:hyperlink r:id="rId28">
-        <w:r>
-          <w:rPr>
-            <w:lang w:val="zh_TW" w:bidi="zh_TW"/>
-          </w:rPr>
-          <w:rPr>
-            <w:color w:val="0000EE"/>
-            <w:u w:val="single"/>
-          </w:rPr>
-          <w:t>腓2:5–8</w:t>
-        </w:r>
-      </w:hyperlink>
-      <w:r>
-        <w:rPr>
-          <w:lang w:val="zh_TW" w:bidi="zh_TW"/>
-        </w:rPr>
-        <w:t>）。耶穌所展現的品格沒有任何的自大或傲慢。</w:t>
+        <w:t>平安是立約雙方（神和祂的百姓）之間和諧與相交的理想狀態（</w:t>
+      </w:r>
+      <w:hyperlink r:id="rId29">
+        <w:r>
+          <w:rPr>
+            <w:lang w:val="zh_TW" w:bidi="zh_TW"/>
+          </w:rPr>
+          <w:rPr>
+            <w:color w:val="0000EE"/>
+            <w:u w:val="single"/>
+          </w:rPr>
+          <w:t>民6:26</w:t>
+        </w:r>
+      </w:hyperlink>
+      <w:r>
+        <w:rPr>
+          <w:lang w:val="zh_TW" w:bidi="zh_TW"/>
+        </w:rPr>
+        <w:t>；參</w:t>
+      </w:r>
+      <w:hyperlink r:id="rId30">
+        <w:r>
+          <w:rPr>
+            <w:lang w:val="zh_TW" w:bidi="zh_TW"/>
+          </w:rPr>
+          <w:rPr>
+            <w:color w:val="0000EE"/>
+            <w:u w:val="single"/>
+          </w:rPr>
+          <w:t>賽54:10</w:t>
+        </w:r>
+      </w:hyperlink>
+      <w:r>
+        <w:rPr>
+          <w:lang w:val="zh_TW" w:bidi="zh_TW"/>
+        </w:rPr>
+        <w:t>）。平安表明神在立約關係中的祝福（</w:t>
+      </w:r>
+      <w:hyperlink r:id="rId31">
+        <w:r>
+          <w:rPr>
+            <w:lang w:val="zh_TW" w:bidi="zh_TW"/>
+          </w:rPr>
+          <w:rPr>
+            <w:color w:val="0000EE"/>
+            <w:u w:val="single"/>
+          </w:rPr>
+          <w:t>瑪2:5</w:t>
+        </w:r>
+      </w:hyperlink>
+      <w:r>
+        <w:rPr>
+          <w:lang w:val="zh_TW" w:bidi="zh_TW"/>
+        </w:rPr>
+        <w:t>；參</w:t>
+      </w:r>
+      <w:hyperlink r:id="rId32">
+        <w:r>
+          <w:rPr>
+            <w:lang w:val="zh_TW" w:bidi="zh_TW"/>
+          </w:rPr>
+          <w:rPr>
+            <w:color w:val="0000EE"/>
+            <w:u w:val="single"/>
+          </w:rPr>
+          <w:t>民25:12</w:t>
+        </w:r>
+      </w:hyperlink>
+      <w:r>
+        <w:rPr>
+          <w:lang w:val="zh_TW" w:bidi="zh_TW"/>
+        </w:rPr>
+        <w:t>）。相反，缺乏平安則表明這種關係因以色列人的悖逆和不義而遭到破壞（</w:t>
+      </w:r>
+      <w:hyperlink r:id="rId33">
+        <w:r>
+          <w:rPr>
+            <w:lang w:val="zh_TW" w:bidi="zh_TW"/>
+          </w:rPr>
+          <w:rPr>
+            <w:color w:val="0000EE"/>
+            <w:u w:val="single"/>
+          </w:rPr>
+          <w:t>耶16:5</w:t>
+        </w:r>
+      </w:hyperlink>
+      <w:r>
+        <w:rPr>
+          <w:lang w:val="zh_TW" w:bidi="zh_TW"/>
+        </w:rPr>
+        <w:t>、</w:t>
+      </w:r>
+      <w:hyperlink r:id="rId33">
+        <w:r>
+          <w:rPr>
+            <w:lang w:val="zh_TW" w:bidi="zh_TW"/>
+          </w:rPr>
+          <w:rPr>
+            <w:color w:val="0000EE"/>
+            <w:u w:val="single"/>
+          </w:rPr>
+          <w:t>10–13</w:t>
+        </w:r>
+      </w:hyperlink>
+      <w:r>
+        <w:rPr>
+          <w:lang w:val="zh_TW" w:bidi="zh_TW"/>
+        </w:rPr>
+        <w:t>；參</w:t>
+      </w:r>
+      <w:hyperlink r:id="rId34">
+        <w:r>
+          <w:rPr>
+            <w:lang w:val="zh_TW" w:bidi="zh_TW"/>
+          </w:rPr>
+          <w:rPr>
+            <w:color w:val="0000EE"/>
+            <w:u w:val="single"/>
+          </w:rPr>
+          <w:t>詩85:9–11</w:t>
+        </w:r>
+      </w:hyperlink>
+      <w:r>
+        <w:rPr>
+          <w:lang w:val="zh_TW" w:bidi="zh_TW"/>
+        </w:rPr>
+        <w:t>；</w:t>
+      </w:r>
+      <w:hyperlink r:id="rId15">
+        <w:r>
+          <w:rPr>
+            <w:lang w:val="zh_TW" w:bidi="zh_TW"/>
+          </w:rPr>
+          <w:rPr>
+            <w:color w:val="0000EE"/>
+            <w:u w:val="single"/>
+          </w:rPr>
+          <w:t>賽32:17</w:t>
+        </w:r>
+      </w:hyperlink>
+      <w:r>
+        <w:rPr>
+          <w:lang w:val="zh_TW" w:bidi="zh_TW"/>
+        </w:rPr>
+        <w:t>）。</w:t>
+      </w:r>
+    </w:p>
+    <w:p>
+      <w:pPr>
+        <w:pStyle w:val="Heading4"/>
+      </w:pPr>
+      <w:r>
+        <w:rPr>
+          <w:lang w:val="zh_TW" w:bidi="zh_TW"/>
+        </w:rPr>
+        <w:t>先知書中的平安</w:t>
       </w:r>
     </w:p>
     <w:p>
@@ -613,48 +948,54 @@
         <w:rPr>
           <w:lang w:val="zh_TW" w:bidi="zh_TW"/>
         </w:rPr>
-        <w:t>雖然在面對偽善時勇敢無畏，並毫不留情地拒絕虛偽的宗教表現，耶穌卻是「</w:t>
-      </w:r>
-      <w:r>
-        <w:rPr>
-          <w:lang w:val="zh_TW" w:bidi="zh_TW"/>
-        </w:rPr>
-        <w:t>心裏柔和謙卑</w:t>
-      </w:r>
-      <w:r>
-        <w:rPr>
-          <w:lang w:val="zh_TW" w:bidi="zh_TW"/>
-        </w:rPr>
-        <w:t>」的（</w:t>
-      </w:r>
-      <w:hyperlink r:id="rId29">
-        <w:r>
-          <w:rPr>
-            <w:lang w:val="zh_TW" w:bidi="zh_TW"/>
-          </w:rPr>
-          <w:rPr>
-            <w:color w:val="0000EE"/>
-            <w:u w:val="single"/>
-          </w:rPr>
-          <w:t>太11:29</w:t>
-        </w:r>
-      </w:hyperlink>
-      <w:r>
-        <w:rPr>
-          <w:lang w:val="zh_TW" w:bidi="zh_TW"/>
-        </w:rPr>
-        <w:t>）。因此，祂可以嚴厲警告其對地位的渴望，並公開斥責法利賽人對窮人和受壓迫者的暴力行為（</w:t>
-      </w:r>
-      <w:hyperlink r:id="rId30">
-        <w:r>
-          <w:rPr>
-            <w:lang w:val="zh_TW" w:bidi="zh_TW"/>
-          </w:rPr>
-          <w:rPr>
-            <w:color w:val="0000EE"/>
-            <w:u w:val="single"/>
-          </w:rPr>
-          <w:t>路14:11</w:t>
+        <w:t>平安在先知書中是為一個非常重要的詞語。「假」先知忽略了人在立約關係中享有福祉所需的條件。神始終對以色列信實（</w:t>
+      </w:r>
+      <w:hyperlink r:id="rId35">
+        <w:r>
+          <w:rPr>
+            <w:lang w:val="zh_TW" w:bidi="zh_TW"/>
+          </w:rPr>
+          <w:rPr>
+            <w:color w:val="0000EE"/>
+            <w:u w:val="single"/>
+          </w:rPr>
+          <w:t>詩89篇</w:t>
+        </w:r>
+      </w:hyperlink>
+      <w:r>
+        <w:rPr>
+          <w:lang w:val="zh_TW" w:bidi="zh_TW"/>
+        </w:rPr>
+        <w:t>），他們因此認為神必永遠保障國家的平安 （</w:t>
+      </w:r>
+      <w:hyperlink r:id="rId36">
+        <w:r>
+          <w:rPr>
+            <w:lang w:val="zh_TW" w:bidi="zh_TW"/>
+          </w:rPr>
+          <w:rPr>
+            <w:color w:val="0000EE"/>
+            <w:u w:val="single"/>
+          </w:rPr>
+          <w:t>耶6:14</w:t>
+        </w:r>
+      </w:hyperlink>
+      <w:r>
+        <w:rPr>
+          <w:lang w:val="zh_TW" w:bidi="zh_TW"/>
+        </w:rPr>
+        <w:t>，</w:t>
+      </w:r>
+      <w:hyperlink r:id="rId37">
+        <w:r>
+          <w:rPr>
+            <w:lang w:val="zh_TW" w:bidi="zh_TW"/>
+          </w:rPr>
+          <w:rPr>
+            <w:color w:val="0000EE"/>
+            <w:u w:val="single"/>
+          </w:rPr>
+          <w:t>8:15</w:t>
         </w:r>
       </w:hyperlink>
       <w:r>
@@ -663,34 +1004,34 @@
         </w:rPr>
         <w:t>；</w:t>
       </w:r>
-      <w:hyperlink r:id="rId31">
-        <w:r>
-          <w:rPr>
-            <w:lang w:val="zh_TW" w:bidi="zh_TW"/>
-          </w:rPr>
-          <w:rPr>
-            <w:color w:val="0000EE"/>
-            <w:u w:val="single"/>
-          </w:rPr>
-          <w:t>太23:12</w:t>
-        </w:r>
-      </w:hyperlink>
-      <w:r>
-        <w:rPr>
-          <w:lang w:val="zh_TW" w:bidi="zh_TW"/>
-        </w:rPr>
-        <w:t>）。同時，祂也謙卑地像僕人一般服事他人（</w:t>
-      </w:r>
-      <w:hyperlink r:id="rId32">
-        <w:r>
-          <w:rPr>
-            <w:lang w:val="zh_TW" w:bidi="zh_TW"/>
-          </w:rPr>
-          <w:rPr>
-            <w:color w:val="0000EE"/>
-            <w:u w:val="single"/>
-          </w:rPr>
-          <w:t>路22:27</w:t>
+      <w:hyperlink r:id="rId38">
+        <w:r>
+          <w:rPr>
+            <w:lang w:val="zh_TW" w:bidi="zh_TW"/>
+          </w:rPr>
+          <w:rPr>
+            <w:color w:val="0000EE"/>
+            <w:u w:val="single"/>
+          </w:rPr>
+          <w:t>結13:10</w:t>
+        </w:r>
+      </w:hyperlink>
+      <w:r>
+        <w:rPr>
+          <w:lang w:val="zh_TW" w:bidi="zh_TW"/>
+        </w:rPr>
+        <w:t>、</w:t>
+      </w:r>
+      <w:hyperlink r:id="rId38">
+        <w:r>
+          <w:rPr>
+            <w:lang w:val="zh_TW" w:bidi="zh_TW"/>
+          </w:rPr>
+          <w:rPr>
+            <w:color w:val="0000EE"/>
+            <w:u w:val="single"/>
+          </w:rPr>
+          <w:t>16</w:t>
         </w:r>
       </w:hyperlink>
       <w:r>
@@ -699,6 +1040,60 @@
         </w:rPr>
         <w:t>；</w:t>
       </w:r>
+      <w:hyperlink r:id="rId39">
+        <w:r>
+          <w:rPr>
+            <w:lang w:val="zh_TW" w:bidi="zh_TW"/>
+          </w:rPr>
+          <w:rPr>
+            <w:color w:val="0000EE"/>
+            <w:u w:val="single"/>
+          </w:rPr>
+          <w:t>彌3:5</w:t>
+        </w:r>
+      </w:hyperlink>
+      <w:r>
+        <w:rPr>
+          <w:lang w:val="zh_TW" w:bidi="zh_TW"/>
+        </w:rPr>
+        <w:t>）。在這種普遍卻虛假的安全感之下，被擄到巴比倫之前的先知宣告，神的審判即將臨到，以色列將失去平安。先知指出，以色列持續悖逆和行不義，因此失去了平安（</w:t>
+      </w:r>
+      <w:hyperlink r:id="rId40">
+        <w:r>
+          <w:rPr>
+            <w:lang w:val="zh_TW" w:bidi="zh_TW"/>
+          </w:rPr>
+          <w:rPr>
+            <w:color w:val="0000EE"/>
+            <w:u w:val="single"/>
+          </w:rPr>
+          <w:t>賽48:18</w:t>
+        </w:r>
+      </w:hyperlink>
+      <w:r>
+        <w:rPr>
+          <w:lang w:val="zh_TW" w:bidi="zh_TW"/>
+        </w:rPr>
+        <w:t>；</w:t>
+      </w:r>
+      <w:hyperlink r:id="rId41">
+        <w:r>
+          <w:rPr>
+            <w:lang w:val="zh_TW" w:bidi="zh_TW"/>
+          </w:rPr>
+          <w:rPr>
+            <w:color w:val="0000EE"/>
+            <w:u w:val="single"/>
+          </w:rPr>
+          <w:t>耶14:13–16</w:t>
+        </w:r>
+      </w:hyperlink>
+      <w:r>
+        <w:rPr>
+          <w:lang w:val="zh_TW" w:bidi="zh_TW"/>
+        </w:rPr>
+        <w:t>，</w:t>
+      </w:r>
       <w:hyperlink r:id="rId33">
         <w:r>
           <w:rPr>
@@ -708,7 +1103,43 @@
             <w:color w:val="0000EE"/>
             <w:u w:val="single"/>
           </w:rPr>
-          <w:t>可10:45</w:t>
+          <w:t>16:5</w:t>
+        </w:r>
+      </w:hyperlink>
+      <w:r>
+        <w:rPr>
+          <w:lang w:val="zh_TW" w:bidi="zh_TW"/>
+        </w:rPr>
+        <w:t>、</w:t>
+      </w:r>
+      <w:hyperlink r:id="rId33">
+        <w:r>
+          <w:rPr>
+            <w:lang w:val="zh_TW" w:bidi="zh_TW"/>
+          </w:rPr>
+          <w:rPr>
+            <w:color w:val="0000EE"/>
+            <w:u w:val="single"/>
+          </w:rPr>
+          <w:t>10–13</w:t>
+        </w:r>
+      </w:hyperlink>
+      <w:r>
+        <w:rPr>
+          <w:lang w:val="zh_TW" w:bidi="zh_TW"/>
+        </w:rPr>
+        <w:t>、</w:t>
+      </w:r>
+      <w:hyperlink r:id="rId42">
+        <w:r>
+          <w:rPr>
+            <w:lang w:val="zh_TW" w:bidi="zh_TW"/>
+          </w:rPr>
+          <w:rPr>
+            <w:color w:val="0000EE"/>
+            <w:u w:val="single"/>
+          </w:rPr>
+          <w:t>28</w:t>
         </w:r>
       </w:hyperlink>
       <w:r>
@@ -717,142 +1148,34 @@
         </w:rPr>
         <w:t>；</w:t>
       </w:r>
-      <w:hyperlink r:id="rId34">
-        <w:r>
-          <w:rPr>
-            <w:lang w:val="zh_TW" w:bidi="zh_TW"/>
-          </w:rPr>
-          <w:rPr>
-            <w:color w:val="0000EE"/>
-            <w:u w:val="single"/>
-          </w:rPr>
-          <w:t>太20:28</w:t>
-        </w:r>
-      </w:hyperlink>
-      <w:r>
-        <w:rPr>
-          <w:lang w:val="zh_TW" w:bidi="zh_TW"/>
-        </w:rPr>
-        <w:t>）。耶穌的謙卑和祂願意順服父的旨意而接受十字架的刑罰，是不可分割的。因此，以祂自己生命的作為見證，祂對心靈貧窮的教導是真實可靠的。祂將所有榮耀歸於父，並完全依賴祂（</w:t>
-      </w:r>
-      <w:hyperlink r:id="rId35">
-        <w:r>
-          <w:rPr>
-            <w:lang w:val="zh_TW" w:bidi="zh_TW"/>
-          </w:rPr>
-          <w:rPr>
-            <w:color w:val="0000EE"/>
-            <w:u w:val="single"/>
-          </w:rPr>
-          <w:t>約5:19</w:t>
-        </w:r>
-      </w:hyperlink>
-      <w:r>
-        <w:rPr>
-          <w:lang w:val="zh_TW" w:bidi="zh_TW"/>
-        </w:rPr>
-        <w:t>，</w:t>
-      </w:r>
-      <w:hyperlink r:id="rId36">
-        <w:r>
-          <w:rPr>
-            <w:lang w:val="zh_TW" w:bidi="zh_TW"/>
-          </w:rPr>
-          <w:rPr>
-            <w:color w:val="0000EE"/>
-            <w:u w:val="single"/>
-          </w:rPr>
-          <w:t>6:38</w:t>
-        </w:r>
-      </w:hyperlink>
-      <w:r>
-        <w:rPr>
-          <w:lang w:val="zh_TW" w:bidi="zh_TW"/>
-        </w:rPr>
-        <w:t>，</w:t>
-      </w:r>
-      <w:hyperlink r:id="rId37">
-        <w:r>
-          <w:rPr>
-            <w:lang w:val="zh_TW" w:bidi="zh_TW"/>
-          </w:rPr>
-          <w:rPr>
-            <w:color w:val="0000EE"/>
-            <w:u w:val="single"/>
-          </w:rPr>
-          <w:t>7:15</w:t>
-        </w:r>
-      </w:hyperlink>
-      <w:r>
-        <w:rPr>
-          <w:lang w:val="zh_TW" w:bidi="zh_TW"/>
-        </w:rPr>
-        <w:t>，</w:t>
-      </w:r>
-      <w:hyperlink r:id="rId38">
-        <w:r>
-          <w:rPr>
-            <w:lang w:val="zh_TW" w:bidi="zh_TW"/>
-          </w:rPr>
-          <w:rPr>
-            <w:color w:val="0000EE"/>
-            <w:u w:val="single"/>
-          </w:rPr>
-          <w:t>8:28、50</w:t>
-        </w:r>
-      </w:hyperlink>
-      <w:r>
-        <w:rPr>
-          <w:lang w:val="zh_TW" w:bidi="zh_TW"/>
-        </w:rPr>
-        <w:t>，</w:t>
-      </w:r>
-      <w:hyperlink r:id="rId39">
-        <w:r>
-          <w:rPr>
-            <w:lang w:val="zh_TW" w:bidi="zh_TW"/>
-          </w:rPr>
-          <w:rPr>
-            <w:color w:val="0000EE"/>
-            <w:u w:val="single"/>
-          </w:rPr>
-          <w:t>14:10、24</w:t>
-        </w:r>
-      </w:hyperlink>
-      <w:r>
-        <w:rPr>
-          <w:lang w:val="zh_TW" w:bidi="zh_TW"/>
-        </w:rPr>
-        <w:t>）。通過洗門徒的腳，祂承擔了僕人的角色，卻沒有失去尊嚴和自我價值。祂這樣的服事成為跟隨祂的人的生命榜樣，這種生命在於優先考慮他人而非自己中找到幸福（</w:t>
-      </w:r>
-      <w:hyperlink r:id="rId40">
-        <w:r>
-          <w:rPr>
-            <w:lang w:val="zh_TW" w:bidi="zh_TW"/>
-          </w:rPr>
-          <w:rPr>
-            <w:color w:val="0000EE"/>
-            <w:u w:val="single"/>
-          </w:rPr>
-          <w:t>約13:1–20</w:t>
-        </w:r>
-      </w:hyperlink>
-      <w:r>
-        <w:rPr>
-          <w:lang w:val="zh_TW" w:bidi="zh_TW"/>
-        </w:rPr>
-        <w:t>；</w:t>
-      </w:r>
-      <w:hyperlink r:id="rId41">
-        <w:r>
-          <w:rPr>
-            <w:lang w:val="zh_TW" w:bidi="zh_TW"/>
-          </w:rPr>
-          <w:rPr>
-            <w:color w:val="0000EE"/>
-            <w:u w:val="single"/>
-          </w:rPr>
-          <w:t>腓2:1–4</w:t>
+      <w:hyperlink r:id="rId43">
+        <w:r>
+          <w:rPr>
+            <w:lang w:val="zh_TW" w:bidi="zh_TW"/>
+          </w:rPr>
+          <w:rPr>
+            <w:color w:val="0000EE"/>
+            <w:u w:val="single"/>
+          </w:rPr>
+          <w:t>彌3:4</w:t>
+        </w:r>
+      </w:hyperlink>
+      <w:r>
+        <w:rPr>
+          <w:lang w:val="zh_TW" w:bidi="zh_TW"/>
+        </w:rPr>
+        <w:t>、</w:t>
+      </w:r>
+      <w:hyperlink r:id="rId43">
+        <w:r>
+          <w:rPr>
+            <w:lang w:val="zh_TW" w:bidi="zh_TW"/>
+          </w:rPr>
+          <w:rPr>
+            <w:color w:val="0000EE"/>
+            <w:u w:val="single"/>
+          </w:rPr>
+          <w:t>9–12</w:t>
         </w:r>
       </w:hyperlink>
       <w:r>
@@ -873,18 +1196,90 @@
         <w:rPr>
           <w:lang w:val="zh_TW" w:bidi="zh_TW"/>
         </w:rPr>
-        <w:t>因此，耶穌的門徒也被蒙召過一個謙卑的生命。基督徒背棄地位、安全和成功，尋求在服事他人中來獲得自己的生命。謙卑是全方位生命原則，藉由愛來為他人求益處，從而成就律法（參</w:t>
-      </w:r>
-      <w:hyperlink r:id="rId42">
-        <w:r>
-          <w:rPr>
-            <w:lang w:val="zh_TW" w:bidi="zh_TW"/>
-          </w:rPr>
-          <w:rPr>
-            <w:color w:val="0000EE"/>
-            <w:u w:val="single"/>
-          </w:rPr>
-          <w:t>羅 12:10</w:t>
+        <w:t>先知確實指出在越過眼前的危機之後，平安終必回來。那時的平安將具有以下特徵：</w:t>
+      </w:r>
+    </w:p>
+    <w:p>
+      <w:pPr>
+        <w:pStyle w:val="ListBullet"/>
+        <w:spacing w:line="240" w:lineRule="auto"/>
+        <w:ind w:left="720"/>
+      </w:pPr>
+      <w:r>
+        <w:rPr>
+          <w:lang w:val="zh_TW" w:bidi="zh_TW"/>
+        </w:rPr>
+      </w:r>
+      <w:r>
+        <w:rPr>
+          <w:lang w:val="zh_TW" w:bidi="zh_TW"/>
+        </w:rPr>
+        <w:t>興盛與福祉（</w:t>
+      </w:r>
+      <w:hyperlink r:id="rId28">
+        <w:r>
+          <w:rPr>
+            <w:lang w:val="zh_TW" w:bidi="zh_TW"/>
+          </w:rPr>
+          <w:rPr>
+            <w:color w:val="0000EE"/>
+            <w:u w:val="single"/>
+          </w:rPr>
+          <w:t>賽45:7</w:t>
+        </w:r>
+      </w:hyperlink>
+      <w:r>
+        <w:rPr>
+          <w:lang w:val="zh_TW" w:bidi="zh_TW"/>
+        </w:rPr>
+        <w:t>；</w:t>
+      </w:r>
+      <w:hyperlink r:id="rId44">
+        <w:r>
+          <w:rPr>
+            <w:lang w:val="zh_TW" w:bidi="zh_TW"/>
+          </w:rPr>
+          <w:rPr>
+            <w:color w:val="0000EE"/>
+            <w:u w:val="single"/>
+          </w:rPr>
+          <w:t>結34:25–26</w:t>
+        </w:r>
+      </w:hyperlink>
+      <w:r>
+        <w:rPr>
+          <w:lang w:val="zh_TW" w:bidi="zh_TW"/>
+        </w:rPr>
+        <w:t>）</w:t>
+      </w:r>
+    </w:p>
+    <w:p>
+      <w:pPr>
+        <w:pStyle w:val="ListBullet"/>
+        <w:spacing w:line="240" w:lineRule="auto"/>
+        <w:ind w:left="720"/>
+      </w:pPr>
+      <w:r>
+        <w:rPr>
+          <w:lang w:val="zh_TW" w:bidi="zh_TW"/>
+        </w:rPr>
+      </w:r>
+      <w:r>
+        <w:rPr>
+          <w:lang w:val="zh_TW" w:bidi="zh_TW"/>
+        </w:rPr>
+        <w:t>沒有爭戰（</w:t>
+      </w:r>
+      <w:hyperlink r:id="rId45">
+        <w:r>
+          <w:rPr>
+            <w:lang w:val="zh_TW" w:bidi="zh_TW"/>
+          </w:rPr>
+          <w:rPr>
+            <w:color w:val="0000EE"/>
+            <w:u w:val="single"/>
+          </w:rPr>
+          <w:t>賽2:2–4</w:t>
         </w:r>
       </w:hyperlink>
       <w:r>
@@ -893,33 +1288,257 @@
         </w:rPr>
         <w:t>，</w:t>
       </w:r>
-      <w:hyperlink r:id="rId43">
-        <w:r>
-          <w:rPr>
-            <w:lang w:val="zh_TW" w:bidi="zh_TW"/>
-          </w:rPr>
-          <w:rPr>
-            <w:color w:val="0000EE"/>
-            <w:u w:val="single"/>
-          </w:rPr>
-          <w:t>13:8–10</w:t>
-        </w:r>
-      </w:hyperlink>
-      <w:r>
-        <w:rPr>
-          <w:lang w:val="zh_TW" w:bidi="zh_TW"/>
-        </w:rPr>
-        <w:t>）。</w:t>
-      </w:r>
-      <w:r>
-        <w:rPr>
-          <w:lang w:val="zh_TW" w:bidi="zh_TW"/>
-        </w:rPr>
-      </w:r>
-      <w:r>
-        <w:rPr>
-          <w:lang w:val="zh_TW" w:bidi="zh_TW"/>
-        </w:rPr>
+      <w:hyperlink r:id="rId46">
+        <w:r>
+          <w:rPr>
+            <w:lang w:val="zh_TW" w:bidi="zh_TW"/>
+          </w:rPr>
+          <w:rPr>
+            <w:color w:val="0000EE"/>
+            <w:u w:val="single"/>
+          </w:rPr>
+          <w:t>32:15–20</w:t>
+        </w:r>
+      </w:hyperlink>
+      <w:r>
+        <w:rPr>
+          <w:lang w:val="zh_TW" w:bidi="zh_TW"/>
+        </w:rPr>
+        <w:t>；</w:t>
+      </w:r>
+      <w:hyperlink r:id="rId47">
+        <w:r>
+          <w:rPr>
+            <w:lang w:val="zh_TW" w:bidi="zh_TW"/>
+          </w:rPr>
+          <w:rPr>
+            <w:color w:val="0000EE"/>
+            <w:u w:val="single"/>
+          </w:rPr>
+          <w:t>結34:28–31</w:t>
+        </w:r>
+      </w:hyperlink>
+      <w:r>
+        <w:rPr>
+          <w:lang w:val="zh_TW" w:bidi="zh_TW"/>
+        </w:rPr>
+        <w:t>）</w:t>
+      </w:r>
+    </w:p>
+    <w:p>
+      <w:pPr>
+        <w:pStyle w:val="ListBullet"/>
+        <w:spacing w:line="240" w:lineRule="auto"/>
+        <w:ind w:left="720"/>
+      </w:pPr>
+      <w:r>
+        <w:rPr>
+          <w:lang w:val="zh_TW" w:bidi="zh_TW"/>
+        </w:rPr>
+      </w:r>
+      <w:r>
+        <w:rPr>
+          <w:lang w:val="zh_TW" w:bidi="zh_TW"/>
+        </w:rPr>
+        <w:t>正確的關係（</w:t>
+      </w:r>
+      <w:hyperlink r:id="rId48">
+        <w:r>
+          <w:rPr>
+            <w:lang w:val="zh_TW" w:bidi="zh_TW"/>
+          </w:rPr>
+          <w:rPr>
+            <w:color w:val="0000EE"/>
+            <w:u w:val="single"/>
+          </w:rPr>
+          <w:t>賽11:1–5</w:t>
+        </w:r>
+      </w:hyperlink>
+      <w:r>
+        <w:rPr>
+          <w:lang w:val="zh_TW" w:bidi="zh_TW"/>
+        </w:rPr>
+        <w:t>；</w:t>
+      </w:r>
+      <w:hyperlink r:id="rId49">
+        <w:r>
+          <w:rPr>
+            <w:lang w:val="zh_TW" w:bidi="zh_TW"/>
+          </w:rPr>
+          <w:rPr>
+            <w:color w:val="0000EE"/>
+            <w:u w:val="single"/>
+          </w:rPr>
+          <w:t>彌4:1–4</w:t>
+        </w:r>
+      </w:hyperlink>
+      <w:r>
+        <w:rPr>
+          <w:lang w:val="zh_TW" w:bidi="zh_TW"/>
+        </w:rPr>
+        <w:t>；</w:t>
+      </w:r>
+      <w:hyperlink r:id="rId50">
+        <w:r>
+          <w:rPr>
+            <w:lang w:val="zh_TW" w:bidi="zh_TW"/>
+          </w:rPr>
+          <w:rPr>
+            <w:color w:val="0000EE"/>
+            <w:u w:val="single"/>
+          </w:rPr>
+          <w:t>亞8:9–13</w:t>
+        </w:r>
+      </w:hyperlink>
+      <w:r>
+        <w:rPr>
+          <w:lang w:val="zh_TW" w:bidi="zh_TW"/>
+        </w:rPr>
+        <w:t>）</w:t>
+      </w:r>
+    </w:p>
+    <w:p>
+      <w:pPr>
+        <w:pStyle w:val="ListBullet"/>
+        <w:spacing w:line="240" w:lineRule="auto"/>
+        <w:ind w:left="720"/>
+      </w:pPr>
+      <w:r>
+        <w:rPr>
+          <w:lang w:val="zh_TW" w:bidi="zh_TW"/>
+        </w:rPr>
+      </w:r>
+      <w:r>
+        <w:rPr>
+          <w:lang w:val="zh_TW" w:bidi="zh_TW"/>
+        </w:rPr>
+        <w:t>自然界恢復和諧（</w:t>
+      </w:r>
+      <w:hyperlink r:id="rId51">
+        <w:r>
+          <w:rPr>
+            <w:lang w:val="zh_TW" w:bidi="zh_TW"/>
+          </w:rPr>
+          <w:rPr>
+            <w:color w:val="0000EE"/>
+            <w:u w:val="single"/>
+          </w:rPr>
+          <w:t>賽11:6–9</w:t>
+        </w:r>
+      </w:hyperlink>
+      <w:r>
+        <w:rPr>
+          <w:lang w:val="zh_TW" w:bidi="zh_TW"/>
+        </w:rPr>
+        <w:t>；</w:t>
+      </w:r>
+      <w:hyperlink r:id="rId52">
+        <w:r>
+          <w:rPr>
+            <w:lang w:val="zh_TW" w:bidi="zh_TW"/>
+          </w:rPr>
+          <w:rPr>
+            <w:color w:val="0000EE"/>
+            <w:u w:val="single"/>
+          </w:rPr>
+          <w:t>結47:1–12</w:t>
+        </w:r>
+      </w:hyperlink>
+      <w:r>
+        <w:rPr>
+          <w:lang w:val="zh_TW" w:bidi="zh_TW"/>
+        </w:rPr>
+        <w:t>）</w:t>
+      </w:r>
+    </w:p>
+    <w:p>
+      <w:pPr>
+        <w:pStyle w:val="ListBullet"/>
+        <w:spacing w:line="240" w:lineRule="auto"/>
+        <w:ind w:left="720"/>
+      </w:pPr>
+      <w:r>
+        <w:rPr>
+          <w:lang w:val="zh_TW" w:bidi="zh_TW"/>
+        </w:rPr>
+      </w:r>
+      <w:r>
+        <w:rPr>
+          <w:lang w:val="zh_TW" w:bidi="zh_TW"/>
+        </w:rPr>
+        <w:t>救恩（</w:t>
+      </w:r>
+      <w:hyperlink r:id="rId53">
+        <w:r>
+          <w:rPr>
+            <w:lang w:val="zh_TW" w:bidi="zh_TW"/>
+          </w:rPr>
+          <w:rPr>
+            <w:color w:val="0000EE"/>
+            <w:u w:val="single"/>
+          </w:rPr>
+          <w:t>賽52:7</w:t>
+        </w:r>
+      </w:hyperlink>
+      <w:r>
+        <w:rPr>
+          <w:lang w:val="zh_TW" w:bidi="zh_TW"/>
+        </w:rPr>
+        <w:t>，</w:t>
+      </w:r>
+      <w:hyperlink r:id="rId54">
+        <w:r>
+          <w:rPr>
+            <w:lang w:val="zh_TW" w:bidi="zh_TW"/>
+          </w:rPr>
+          <w:rPr>
+            <w:color w:val="0000EE"/>
+            <w:u w:val="single"/>
+          </w:rPr>
+          <w:t>60:17</w:t>
+        </w:r>
+      </w:hyperlink>
+      <w:r>
+        <w:rPr>
+          <w:lang w:val="zh_TW" w:bidi="zh_TW"/>
+        </w:rPr>
+        <w:t>；</w:t>
+      </w:r>
+      <w:hyperlink r:id="rId55">
+        <w:r>
+          <w:rPr>
+            <w:lang w:val="zh_TW" w:bidi="zh_TW"/>
+          </w:rPr>
+          <w:rPr>
+            <w:color w:val="0000EE"/>
+            <w:u w:val="single"/>
+          </w:rPr>
+          <w:t>結34:30–31</w:t>
+        </w:r>
+      </w:hyperlink>
+      <w:r>
+        <w:rPr>
+          <w:lang w:val="zh_TW" w:bidi="zh_TW"/>
+        </w:rPr>
+        <w:t>，</w:t>
+      </w:r>
+      <w:hyperlink r:id="rId56">
+        <w:r>
+          <w:rPr>
+            <w:lang w:val="zh_TW" w:bidi="zh_TW"/>
+          </w:rPr>
+          <w:rPr>
+            <w:color w:val="0000EE"/>
+            <w:u w:val="single"/>
+          </w:rPr>
+          <w:t>37:26–28</w:t>
+        </w:r>
+      </w:hyperlink>
+      <w:r>
+        <w:rPr>
+          <w:lang w:val="zh_TW" w:bidi="zh_TW"/>
+        </w:rPr>
+        <w:t>）</w:t>
       </w:r>
     </w:p>
     <w:p>
@@ -929,21 +1548,58 @@
           <w:lang w:val="zh_TW" w:bidi="zh_TW"/>
         </w:rPr>
       </w:r>
+      <w:r>
+        <w:rPr>
+          <w:lang w:val="zh_TW" w:bidi="zh_TW"/>
+        </w:rPr>
+        <w:t>在舊約聖經中，這種對平安的盼望常常與彌賽亞（神所揀選的統治者）有關。</w:t>
+      </w:r>
+      <w:hyperlink r:id="rId57">
+        <w:r>
+          <w:rPr>
+            <w:lang w:val="zh_TW" w:bidi="zh_TW"/>
+          </w:rPr>
+          <w:rPr>
+            <w:color w:val="0000EE"/>
+            <w:u w:val="single"/>
+          </w:rPr>
+          <w:t>以賽亞書九章6節</w:t>
+        </w:r>
+      </w:hyperlink>
+      <w:r>
+        <w:rPr>
+          <w:lang w:val="zh_TW" w:bidi="zh_TW"/>
+        </w:rPr>
+        <w:t>稱這位將來的彌賽亞為「和平的君」。此外，祂的統治將帶來平安；這平安不僅臨到以色列，也要遍及全地（</w:t>
+      </w:r>
+      <w:hyperlink r:id="rId58">
+        <w:r>
+          <w:rPr>
+            <w:lang w:val="zh_TW" w:bidi="zh_TW"/>
+          </w:rPr>
+          <w:rPr>
+            <w:color w:val="0000EE"/>
+            <w:u w:val="single"/>
+          </w:rPr>
+          <w:t>撒9:9–10</w:t>
+        </w:r>
+      </w:hyperlink>
+      <w:r>
+        <w:rPr>
+          <w:lang w:val="zh_TW" w:bidi="zh_TW"/>
+        </w:rPr>
+        <w:t>）。舊約聖經在結束時，這個平安的盼望仍未完全實現，人們仍在等待它完全成就。</w:t>
+      </w:r>
     </w:p>
     <w:p>
       <w:pPr>
-        <w:pStyle w:val="Heading2"/>
-      </w:pPr>
-      <w:r>
-        <w:rPr>
-          <w:lang w:val="zh_TW" w:bidi="zh_TW"/>
-        </w:rPr>
-        <w:t>錢囊</w:t>
-      </w:r>
-      <w:r>
-        <w:rPr>
-          <w:lang w:val="zh_TW" w:bidi="zh_TW"/>
-        </w:rPr>
+        <w:pStyle w:val="Heading3"/>
+      </w:pPr>
+      <w:r>
+        <w:rPr>
+          <w:lang w:val="zh_TW" w:bidi="zh_TW"/>
+        </w:rPr>
+        <w:t>在新約聖經中</w:t>
       </w:r>
     </w:p>
     <w:p>
@@ -957,18 +1613,129 @@
         <w:rPr>
           <w:lang w:val="zh_TW" w:bidi="zh_TW"/>
         </w:rPr>
-        <w:t>人們用來攜帶錢和其它物件的小袋。有三個希伯來詞和三個希臘詞都指這樣的錢囊或袋子。第一個詞指的是用來裝錢或與天平一起使用的石頭砝碼的錢囊或袋子（</w:t>
-      </w:r>
-      <w:hyperlink r:id="rId44">
-        <w:r>
-          <w:rPr>
-            <w:lang w:val="zh_TW" w:bidi="zh_TW"/>
-          </w:rPr>
-          <w:rPr>
-            <w:color w:val="0000EE"/>
-            <w:u w:val="single"/>
-          </w:rPr>
-          <w:t>申命記25:13</w:t>
+        <w:t>新約聖經中主要被譯為「平安」的希臘文是</w:t>
+      </w:r>
+      <w:r>
+        <w:rPr>
+          <w:i/>
+          <w:lang w:val="zh_TW" w:bidi="zh_TW"/>
+        </w:rPr>
+        <w:t>eirene。</w:t>
+      </w:r>
+      <w:r>
+        <w:rPr>
+          <w:lang w:val="zh_TW" w:bidi="zh_TW"/>
+        </w:rPr>
+        <w:t xml:space="preserve"> 這個詞原本在古典希臘文中有「安息」的意思，後來也包含了希伯來文「平安（shalom）」所表達的含義。像希伯來文「平安（shalom）」一樣，</w:t>
+      </w:r>
+      <w:r>
+        <w:rPr>
+          <w:i/>
+          <w:lang w:val="zh_TW" w:bidi="zh_TW"/>
+        </w:rPr>
+        <w:t xml:space="preserve"> eirene</w:t>
+      </w:r>
+      <w:r>
+        <w:rPr>
+          <w:lang w:val="zh_TW" w:bidi="zh_TW"/>
+        </w:rPr>
+        <w:t>也可以用為問安或道別的話語。「願你們平安」這類表達出現在</w:t>
+      </w:r>
+      <w:hyperlink r:id="rId59">
+        <w:r>
+          <w:rPr>
+            <w:lang w:val="zh_TW" w:bidi="zh_TW"/>
+          </w:rPr>
+          <w:rPr>
+            <w:color w:val="0000EE"/>
+            <w:u w:val="single"/>
+          </w:rPr>
+          <w:t>路加福音十章5節</w:t>
+        </w:r>
+      </w:hyperlink>
+      <w:r>
+        <w:rPr>
+          <w:lang w:val="zh_TW" w:bidi="zh_TW"/>
+        </w:rPr>
+        <w:t>，</w:t>
+      </w:r>
+      <w:hyperlink r:id="rId60">
+        <w:r>
+          <w:rPr>
+            <w:lang w:val="zh_TW" w:bidi="zh_TW"/>
+          </w:rPr>
+          <w:rPr>
+            <w:color w:val="0000EE"/>
+            <w:u w:val="single"/>
+          </w:rPr>
+          <w:t>加拉太書六章16節</w:t>
+        </w:r>
+      </w:hyperlink>
+      <w:r>
+        <w:rPr>
+          <w:lang w:val="zh_TW" w:bidi="zh_TW"/>
+        </w:rPr>
+        <w:t>，和</w:t>
+      </w:r>
+      <w:hyperlink r:id="rId61">
+        <w:r>
+          <w:rPr>
+            <w:lang w:val="zh_TW" w:bidi="zh_TW"/>
+          </w:rPr>
+          <w:rPr>
+            <w:color w:val="0000EE"/>
+            <w:u w:val="single"/>
+          </w:rPr>
+          <w:t>雅各書二章16節</w:t>
+        </w:r>
+      </w:hyperlink>
+      <w:r>
+        <w:rPr>
+          <w:lang w:val="zh_TW" w:bidi="zh_TW"/>
+        </w:rPr>
+        <w:t>（參</w:t>
+      </w:r>
+      <w:hyperlink r:id="rId62">
+        <w:r>
+          <w:rPr>
+            <w:lang w:val="zh_TW" w:bidi="zh_TW"/>
+          </w:rPr>
+          <w:rPr>
+            <w:color w:val="0000EE"/>
+            <w:u w:val="single"/>
+          </w:rPr>
+          <w:t>約20:19</w:t>
+        </w:r>
+      </w:hyperlink>
+      <w:r>
+        <w:rPr>
+          <w:lang w:val="zh_TW" w:bidi="zh_TW"/>
+        </w:rPr>
+        <w:t>）。</w:t>
+      </w:r>
+      <w:r>
+        <w:rPr>
+          <w:i/>
+          <w:lang w:val="zh_TW" w:bidi="zh_TW"/>
+        </w:rPr>
+        <w:t>Eirene</w:t>
+      </w:r>
+      <w:r>
+        <w:rPr>
+          <w:lang w:val="zh_TW" w:bidi="zh_TW"/>
+        </w:rPr>
+        <w:t>也可以指終止衝突，無論是國與國之間（</w:t>
+      </w:r>
+      <w:hyperlink r:id="rId63">
+        <w:r>
+          <w:rPr>
+            <w:lang w:val="zh_TW" w:bidi="zh_TW"/>
+          </w:rPr>
+          <w:rPr>
+            <w:color w:val="0000EE"/>
+            <w:u w:val="single"/>
+          </w:rPr>
+          <w:t>路14:32</w:t>
         </w:r>
       </w:hyperlink>
       <w:r>
@@ -977,16 +1744,34 @@
         </w:rPr>
         <w:t>；</w:t>
       </w:r>
-      <w:hyperlink r:id="rId45">
-        <w:r>
-          <w:rPr>
-            <w:lang w:val="zh_TW" w:bidi="zh_TW"/>
-          </w:rPr>
-          <w:rPr>
-            <w:color w:val="0000EE"/>
-            <w:u w:val="single"/>
-          </w:rPr>
-          <w:t>箴言1:14</w:t>
+      <w:hyperlink r:id="rId64">
+        <w:r>
+          <w:rPr>
+            <w:lang w:val="zh_TW" w:bidi="zh_TW"/>
+          </w:rPr>
+          <w:rPr>
+            <w:color w:val="0000EE"/>
+            <w:u w:val="single"/>
+          </w:rPr>
+          <w:t>徒12:20</w:t>
+        </w:r>
+      </w:hyperlink>
+      <w:r>
+        <w:rPr>
+          <w:lang w:val="zh_TW" w:bidi="zh_TW"/>
+        </w:rPr>
+        <w:t>），還是人與人之間（</w:t>
+      </w:r>
+      <w:hyperlink r:id="rId65">
+        <w:r>
+          <w:rPr>
+            <w:lang w:val="zh_TW" w:bidi="zh_TW"/>
+          </w:rPr>
+          <w:rPr>
+            <w:color w:val="0000EE"/>
+            <w:u w:val="single"/>
+          </w:rPr>
+          <w:t>羅14:19</w:t>
         </w:r>
       </w:hyperlink>
       <w:r>
@@ -995,41 +1780,52 @@
         </w:rPr>
         <w:t>；</w:t>
       </w:r>
-      <w:hyperlink r:id="rId46">
-        <w:r>
-          <w:rPr>
-            <w:lang w:val="zh_TW" w:bidi="zh_TW"/>
-          </w:rPr>
-          <w:rPr>
-            <w:color w:val="0000EE"/>
-            <w:u w:val="single"/>
-          </w:rPr>
-          <w:t>以賽亞書46:6</w:t>
-        </w:r>
-      </w:hyperlink>
-      <w:r>
-        <w:rPr>
-          <w:lang w:val="zh_TW" w:bidi="zh_TW"/>
-        </w:rPr>
-        <w:t>；</w:t>
-      </w:r>
-      <w:hyperlink r:id="rId47">
-        <w:r>
-          <w:rPr>
-            <w:lang w:val="zh_TW" w:bidi="zh_TW"/>
-          </w:rPr>
-          <w:rPr>
-            <w:color w:val="0000EE"/>
-            <w:u w:val="single"/>
-          </w:rPr>
-          <w:t>彌迦書6:11</w:t>
-        </w:r>
-      </w:hyperlink>
-      <w:r>
-        <w:rPr>
-          <w:lang w:val="zh_TW" w:bidi="zh_TW"/>
-        </w:rPr>
-        <w:t>）。錢囊可以由皮革或結實的棉布製成。</w:t>
+      <w:hyperlink r:id="rId66">
+        <w:r>
+          <w:rPr>
+            <w:lang w:val="zh_TW" w:bidi="zh_TW"/>
+          </w:rPr>
+          <w:rPr>
+            <w:color w:val="0000EE"/>
+            <w:u w:val="single"/>
+          </w:rPr>
+          <w:t>弗4:3</w:t>
+        </w:r>
+      </w:hyperlink>
+      <w:r>
+        <w:rPr>
+          <w:lang w:val="zh_TW" w:bidi="zh_TW"/>
+        </w:rPr>
+        <w:t>）。此外，它也可以指家庭中的和睦與安寧（參</w:t>
+      </w:r>
+      <w:hyperlink r:id="rId67">
+        <w:r>
+          <w:rPr>
+            <w:lang w:val="zh_TW" w:bidi="zh_TW"/>
+          </w:rPr>
+          <w:rPr>
+            <w:color w:val="0000EE"/>
+            <w:u w:val="single"/>
+          </w:rPr>
+          <w:t>林前7:15</w:t>
+        </w:r>
+      </w:hyperlink>
+      <w:r>
+        <w:rPr>
+          <w:lang w:val="zh_TW" w:bidi="zh_TW"/>
+        </w:rPr>
+        <w:t>）。</w:t>
+      </w:r>
+    </w:p>
+    <w:p>
+      <w:pPr>
+        <w:pStyle w:val="Heading4"/>
+      </w:pPr>
+      <w:r>
+        <w:rPr>
+          <w:lang w:val="zh_TW" w:bidi="zh_TW"/>
+        </w:rPr>
+        <w:t>耶穌帶來神的平安</w:t>
       </w:r>
     </w:p>
     <w:p>
@@ -1043,61 +1839,79 @@
         <w:rPr>
           <w:lang w:val="zh_TW" w:bidi="zh_TW"/>
         </w:rPr>
-        <w:t>另一個希伯來詞指的是與</w:t>
-      </w:r>
-      <w:hyperlink r:id="rId48">
-        <w:r>
-          <w:rPr>
-            <w:lang w:val="zh_TW" w:bidi="zh_TW"/>
-          </w:rPr>
-          <w:rPr>
-            <w:color w:val="0000EE"/>
-            <w:u w:val="single"/>
-          </w:rPr>
-          <w:t>列王紀下五章23節</w:t>
-        </w:r>
-      </w:hyperlink>
-      <w:r>
-        <w:rPr>
-          <w:lang w:val="zh_TW" w:bidi="zh_TW"/>
-        </w:rPr>
-        <w:t>中類似的袋子。這個詞也出現在</w:t>
-      </w:r>
-      <w:hyperlink r:id="rId49">
-        <w:r>
-          <w:rPr>
-            <w:lang w:val="zh_TW" w:bidi="zh_TW"/>
-          </w:rPr>
-          <w:rPr>
-            <w:color w:val="0000EE"/>
-            <w:u w:val="single"/>
-          </w:rPr>
-          <w:t>以賽亞書三章22節</w:t>
-        </w:r>
-      </w:hyperlink>
-      <w:r>
-        <w:rPr>
-          <w:lang w:val="zh_TW" w:bidi="zh_TW"/>
-        </w:rPr>
-        <w:t>的女性飾品清單中，可能比上面描述的第一個袋子更具裝飾性。第三個希伯來詞出現在</w:t>
-      </w:r>
-      <w:hyperlink r:id="rId50">
-        <w:r>
-          <w:rPr>
-            <w:lang w:val="zh_TW" w:bidi="zh_TW"/>
-          </w:rPr>
-          <w:rPr>
-            <w:color w:val="0000EE"/>
-            <w:u w:val="single"/>
-          </w:rPr>
-          <w:t>創世記四十二章35節</w:t>
-        </w:r>
-      </w:hyperlink>
-      <w:r>
-        <w:rPr>
-          <w:lang w:val="zh_TW" w:bidi="zh_TW"/>
-        </w:rPr>
-        <w:t>，指的是一個開口的小袋子。這是約瑟兄弟們放錢的小袋或銀包，後被放入他們的糧袋。</w:t>
+        <w:t>耶穌在祂的事工中成就了舊約聖經中有關平安的盼望。在撒迦利亞的「撒迦利亞頌（Benedictus）」中，人們期待著彌賽亞耶穌的到來，因其要「把我們的腳引到平安的路上」（</w:t>
+      </w:r>
+      <w:hyperlink r:id="rId68">
+        <w:r>
+          <w:rPr>
+            <w:lang w:val="zh_TW" w:bidi="zh_TW"/>
+          </w:rPr>
+          <w:rPr>
+            <w:color w:val="0000EE"/>
+            <w:u w:val="single"/>
+          </w:rPr>
+          <w:t>路1:67–79</w:t>
+        </w:r>
+      </w:hyperlink>
+      <w:r>
+        <w:rPr>
+          <w:lang w:val="zh_TW" w:bidi="zh_TW"/>
+        </w:rPr>
+        <w:t>）。天使向牧羊人報喜時，也宣告耶穌要將神的平安帶給人（</w:t>
+      </w:r>
+      <w:hyperlink r:id="rId69">
+        <w:r>
+          <w:rPr>
+            <w:lang w:val="zh_TW" w:bidi="zh_TW"/>
+          </w:rPr>
+          <w:rPr>
+            <w:color w:val="0000EE"/>
+            <w:u w:val="single"/>
+          </w:rPr>
+          <w:t>2:14</w:t>
+        </w:r>
+      </w:hyperlink>
+      <w:r>
+        <w:rPr>
+          <w:lang w:val="zh_TW" w:bidi="zh_TW"/>
+        </w:rPr>
+        <w:t>）。換句話說，耶穌作為彌賽亞，要將神的平安帶給祂的百姓。約翰福音也顯示耶穌明白自己的使命正是如此。這份人們長久盼望的、從神而來的平安，成為耶穌留給門徒最後的禮物（</w:t>
+      </w:r>
+      <w:hyperlink r:id="rId70">
+        <w:r>
+          <w:rPr>
+            <w:lang w:val="zh_TW" w:bidi="zh_TW"/>
+          </w:rPr>
+          <w:rPr>
+            <w:color w:val="0000EE"/>
+            <w:u w:val="single"/>
+          </w:rPr>
+          <w:t>約14:27</w:t>
+        </w:r>
+      </w:hyperlink>
+      <w:r>
+        <w:rPr>
+          <w:lang w:val="zh_TW" w:bidi="zh_TW"/>
+        </w:rPr>
+        <w:t>）。當耶穌向門徒吹一口氣，把聖靈賜給他們時，祂也把平安賜給他們（</w:t>
+      </w:r>
+      <w:hyperlink r:id="rId71">
+        <w:r>
+          <w:rPr>
+            <w:lang w:val="zh_TW" w:bidi="zh_TW"/>
+          </w:rPr>
+          <w:rPr>
+            <w:color w:val="0000EE"/>
+            <w:u w:val="single"/>
+          </w:rPr>
+          <w:t>20:19–22</w:t>
+        </w:r>
+      </w:hyperlink>
+      <w:r>
+        <w:rPr>
+          <w:lang w:val="zh_TW" w:bidi="zh_TW"/>
+        </w:rPr>
+        <w:t>）。</w:t>
       </w:r>
     </w:p>
     <w:p>
@@ -1111,18 +1925,36 @@
         <w:rPr>
           <w:lang w:val="zh_TW" w:bidi="zh_TW"/>
         </w:rPr>
-        <w:t>用來翻譯希伯來詞的希臘詞意指錢袋或錢囊。當耶穌差遣門徒兩兩出去時，告訴他們不要帶的東西中，就包括錢囊（</w:t>
-      </w:r>
-      <w:hyperlink r:id="rId51">
-        <w:r>
-          <w:rPr>
-            <w:lang w:val="zh_TW" w:bidi="zh_TW"/>
-          </w:rPr>
-          <w:rPr>
-            <w:color w:val="0000EE"/>
-            <w:u w:val="single"/>
-          </w:rPr>
-          <w:t>路加福音10:4</w:t>
+        <w:t>耶穌所帶來這份平安的本質，也許要從它不是什麼來說明會更容易理解。它不表示一切緊張局面都會結束，也不表示戰爭不再存在。它也不只是家中的安寧，也不像世人所理解的平安（</w:t>
+      </w:r>
+      <w:hyperlink r:id="rId72">
+        <w:r>
+          <w:rPr>
+            <w:lang w:val="zh_TW" w:bidi="zh_TW"/>
+          </w:rPr>
+          <w:rPr>
+            <w:color w:val="0000EE"/>
+            <w:u w:val="single"/>
+          </w:rPr>
+          <w:t>路12:51–53</w:t>
+        </w:r>
+      </w:hyperlink>
+      <w:r>
+        <w:rPr>
+          <w:lang w:val="zh_TW" w:bidi="zh_TW"/>
+        </w:rPr>
+        <w:t>；</w:t>
+      </w:r>
+      <w:hyperlink r:id="rId70">
+        <w:r>
+          <w:rPr>
+            <w:lang w:val="zh_TW" w:bidi="zh_TW"/>
+          </w:rPr>
+          <w:rPr>
+            <w:color w:val="0000EE"/>
+            <w:u w:val="single"/>
+          </w:rPr>
+          <w:t>約14:27</w:t>
         </w:r>
       </w:hyperlink>
       <w:r>
@@ -1131,41 +1963,106 @@
         </w:rPr>
         <w:t>，</w:t>
       </w:r>
-      <w:hyperlink r:id="rId52">
-        <w:r>
-          <w:rPr>
-            <w:lang w:val="zh_TW" w:bidi="zh_TW"/>
-          </w:rPr>
-          <w:rPr>
-            <w:color w:val="0000EE"/>
-            <w:u w:val="single"/>
-          </w:rPr>
-          <w:t>22:35–36</w:t>
-        </w:r>
-      </w:hyperlink>
-      <w:r>
-        <w:rPr>
-          <w:lang w:val="zh_TW" w:bidi="zh_TW"/>
-        </w:rPr>
-        <w:t>）。在</w:t>
-      </w:r>
-      <w:hyperlink r:id="rId53">
-        <w:r>
-          <w:rPr>
-            <w:lang w:val="zh_TW" w:bidi="zh_TW"/>
-          </w:rPr>
-          <w:rPr>
-            <w:color w:val="0000EE"/>
-            <w:u w:val="single"/>
-          </w:rPr>
-          <w:t>路加福音十二章33節</w:t>
-        </w:r>
-      </w:hyperlink>
-      <w:r>
-        <w:rPr>
-          <w:lang w:val="zh_TW" w:bidi="zh_TW"/>
-        </w:rPr>
-        <w:t>中，表示錢囊的這個相同的詞被比喻為在天上不會壞、不會被偷或被毀的財寶。</w:t>
+      <w:hyperlink r:id="rId73">
+        <w:r>
+          <w:rPr>
+            <w:lang w:val="zh_TW" w:bidi="zh_TW"/>
+          </w:rPr>
+          <w:rPr>
+            <w:color w:val="0000EE"/>
+            <w:u w:val="single"/>
+          </w:rPr>
+          <w:t>16:32–33</w:t>
+        </w:r>
+      </w:hyperlink>
+      <w:r>
+        <w:rPr>
+          <w:lang w:val="zh_TW" w:bidi="zh_TW"/>
+        </w:rPr>
+        <w:t>）。平安的來到有時甚至會顛覆人的期待，因為它可能打破原有的人際關係。馬太福音指出，平安有時會像一把使家人分開的「刀兵」（</w:t>
+      </w:r>
+      <w:hyperlink r:id="rId74">
+        <w:r>
+          <w:rPr>
+            <w:lang w:val="zh_TW" w:bidi="zh_TW"/>
+          </w:rPr>
+          <w:rPr>
+            <w:color w:val="0000EE"/>
+            <w:u w:val="single"/>
+          </w:rPr>
+          <w:t>太10:34–37</w:t>
+        </w:r>
+      </w:hyperlink>
+      <w:r>
+        <w:rPr>
+          <w:lang w:val="zh_TW" w:bidi="zh_TW"/>
+        </w:rPr>
+        <w:t>）。事實上，耶穌所賜的平安，就是祂用自己的血所立新約的本質與特徵。這約使神與人和好（</w:t>
+      </w:r>
+      <w:hyperlink r:id="rId75">
+        <w:r>
+          <w:rPr>
+            <w:lang w:val="zh_TW" w:bidi="zh_TW"/>
+          </w:rPr>
+          <w:rPr>
+            <w:color w:val="0000EE"/>
+            <w:u w:val="single"/>
+          </w:rPr>
+          <w:t>羅5:1</w:t>
+        </w:r>
+      </w:hyperlink>
+      <w:r>
+        <w:rPr>
+          <w:lang w:val="zh_TW" w:bidi="zh_TW"/>
+        </w:rPr>
+        <w:t>；</w:t>
+      </w:r>
+      <w:hyperlink r:id="rId76">
+        <w:r>
+          <w:rPr>
+            <w:lang w:val="zh_TW" w:bidi="zh_TW"/>
+          </w:rPr>
+          <w:rPr>
+            <w:color w:val="0000EE"/>
+            <w:u w:val="single"/>
+          </w:rPr>
+          <w:t>西1:20</w:t>
+        </w:r>
+      </w:hyperlink>
+      <w:r>
+        <w:rPr>
+          <w:lang w:val="zh_TW" w:bidi="zh_TW"/>
+        </w:rPr>
+        <w:t>），也為原本彼此隔絕的人建立和好的根基（</w:t>
+      </w:r>
+      <w:hyperlink r:id="rId77">
+        <w:r>
+          <w:rPr>
+            <w:lang w:val="zh_TW" w:bidi="zh_TW"/>
+          </w:rPr>
+          <w:rPr>
+            <w:color w:val="0000EE"/>
+            <w:u w:val="single"/>
+          </w:rPr>
+          <w:t>弗2:14–22</w:t>
+        </w:r>
+      </w:hyperlink>
+      <w:r>
+        <w:rPr>
+          <w:lang w:val="zh_TW" w:bidi="zh_TW"/>
+        </w:rPr>
+        <w:t>）。</w:t>
+      </w:r>
+    </w:p>
+    <w:p>
+      <w:pPr>
+        <w:pStyle w:val="Heading4"/>
+      </w:pPr>
+      <w:r>
+        <w:rPr>
+          <w:lang w:val="zh_TW" w:bidi="zh_TW"/>
+        </w:rPr>
+        <w:t>早期教會如何理解平安？</w:t>
       </w:r>
     </w:p>
     <w:p>
@@ -1179,18 +2076,36 @@
         <w:rPr>
           <w:lang w:val="zh_TW" w:bidi="zh_TW"/>
         </w:rPr>
-        <w:t>另一個希臘詞表示通常用來攜帶錢財的地方是腰帶或皮帶。腰帶是古代東方男女服裝的重要部分。用皮革製成的腰帶會作成中空或帶有槽口，以便攜帶錢幣。用布製成的腰帶被折疊，使錢可以放在折縫中，這些折縫就像口袋一樣（</w:t>
-      </w:r>
-      <w:hyperlink r:id="rId54">
-        <w:r>
-          <w:rPr>
-            <w:lang w:val="zh_TW" w:bidi="zh_TW"/>
-          </w:rPr>
-          <w:rPr>
-            <w:color w:val="0000EE"/>
-            <w:u w:val="single"/>
-          </w:rPr>
-          <w:t>馬太福音10:9</w:t>
+        <w:t>早期教會認為，「平安」就是神在末後要賜下的救恩，而神已經藉著耶穌基督把這救恩賜給人了（參</w:t>
+      </w:r>
+      <w:hyperlink r:id="rId78">
+        <w:r>
+          <w:rPr>
+            <w:lang w:val="zh_TW" w:bidi="zh_TW"/>
+          </w:rPr>
+          <w:rPr>
+            <w:color w:val="0000EE"/>
+            <w:u w:val="single"/>
+          </w:rPr>
+          <w:t>腓4:7–9</w:t>
+        </w:r>
+      </w:hyperlink>
+      <w:r>
+        <w:rPr>
+          <w:lang w:val="zh_TW" w:bidi="zh_TW"/>
+        </w:rPr>
+        <w:t>）。這種對「平安」的理解，也改變了基督徒群體中「平平安安地去吧」這句問候語的含義。保羅經常在書信開頭寫下「恩惠、平安」的問候（</w:t>
+      </w:r>
+      <w:hyperlink r:id="rId79">
+        <w:r>
+          <w:rPr>
+            <w:lang w:val="zh_TW" w:bidi="zh_TW"/>
+          </w:rPr>
+          <w:rPr>
+            <w:color w:val="0000EE"/>
+            <w:u w:val="single"/>
+          </w:rPr>
+          <w:t>林前1:3</w:t>
         </w:r>
       </w:hyperlink>
       <w:r>
@@ -1199,16 +2114,178 @@
         </w:rPr>
         <w:t>；</w:t>
       </w:r>
-      <w:hyperlink r:id="rId55">
-        <w:r>
-          <w:rPr>
-            <w:lang w:val="zh_TW" w:bidi="zh_TW"/>
-          </w:rPr>
-          <w:rPr>
-            <w:color w:val="0000EE"/>
-            <w:u w:val="single"/>
-          </w:rPr>
-          <w:t>馬可福音6:8</w:t>
+      <w:hyperlink r:id="rId80">
+        <w:r>
+          <w:rPr>
+            <w:lang w:val="zh_TW" w:bidi="zh_TW"/>
+          </w:rPr>
+          <w:rPr>
+            <w:color w:val="0000EE"/>
+            <w:u w:val="single"/>
+          </w:rPr>
+          <w:t>林後1:2</w:t>
+        </w:r>
+      </w:hyperlink>
+      <w:r>
+        <w:rPr>
+          <w:lang w:val="zh_TW" w:bidi="zh_TW"/>
+        </w:rPr>
+        <w:t>；</w:t>
+      </w:r>
+      <w:hyperlink r:id="rId81">
+        <w:r>
+          <w:rPr>
+            <w:lang w:val="zh_TW" w:bidi="zh_TW"/>
+          </w:rPr>
+          <w:rPr>
+            <w:color w:val="0000EE"/>
+            <w:u w:val="single"/>
+          </w:rPr>
+          <w:t>加1:3</w:t>
+        </w:r>
+      </w:hyperlink>
+      <w:r>
+        <w:rPr>
+          <w:lang w:val="zh_TW" w:bidi="zh_TW"/>
+        </w:rPr>
+        <w:t>；</w:t>
+      </w:r>
+      <w:hyperlink r:id="rId82">
+        <w:r>
+          <w:rPr>
+            <w:lang w:val="zh_TW" w:bidi="zh_TW"/>
+          </w:rPr>
+          <w:rPr>
+            <w:color w:val="0000EE"/>
+            <w:u w:val="single"/>
+          </w:rPr>
+          <w:t>弗1:2</w:t>
+        </w:r>
+      </w:hyperlink>
+      <w:r>
+        <w:rPr>
+          <w:lang w:val="zh_TW" w:bidi="zh_TW"/>
+        </w:rPr>
+        <w:t>，等等；另參</w:t>
+      </w:r>
+      <w:hyperlink r:id="rId83">
+        <w:r>
+          <w:rPr>
+            <w:lang w:val="zh_TW" w:bidi="zh_TW"/>
+          </w:rPr>
+          <w:rPr>
+            <w:color w:val="0000EE"/>
+            <w:u w:val="single"/>
+          </w:rPr>
+          <w:t>彼前1:2</w:t>
+        </w:r>
+      </w:hyperlink>
+      <w:r>
+        <w:rPr>
+          <w:lang w:val="zh_TW" w:bidi="zh_TW"/>
+        </w:rPr>
+        <w:t>；</w:t>
+      </w:r>
+      <w:hyperlink r:id="rId84">
+        <w:r>
+          <w:rPr>
+            <w:lang w:val="zh_TW" w:bidi="zh_TW"/>
+          </w:rPr>
+          <w:rPr>
+            <w:color w:val="0000EE"/>
+            <w:u w:val="single"/>
+          </w:rPr>
+          <w:t>約二1:3</w:t>
+        </w:r>
+      </w:hyperlink>
+      <w:r>
+        <w:rPr>
+          <w:lang w:val="zh_TW" w:bidi="zh_TW"/>
+        </w:rPr>
+        <w:t>；</w:t>
+      </w:r>
+      <w:hyperlink r:id="rId85">
+        <w:r>
+          <w:rPr>
+            <w:lang w:val="zh_TW" w:bidi="zh_TW"/>
+          </w:rPr>
+          <w:rPr>
+            <w:color w:val="0000EE"/>
+            <w:u w:val="single"/>
+          </w:rPr>
+          <w:t>猶2</w:t>
+        </w:r>
+      </w:hyperlink>
+      <w:r>
+        <w:rPr>
+          <w:lang w:val="zh_TW" w:bidi="zh_TW"/>
+        </w:rPr>
+        <w:t>；</w:t>
+      </w:r>
+      <w:hyperlink r:id="rId86">
+        <w:r>
+          <w:rPr>
+            <w:lang w:val="zh_TW" w:bidi="zh_TW"/>
+          </w:rPr>
+          <w:rPr>
+            <w:color w:val="0000EE"/>
+            <w:u w:val="single"/>
+          </w:rPr>
+          <w:t>啟1:4</w:t>
+        </w:r>
+      </w:hyperlink>
+      <w:r>
+        <w:rPr>
+          <w:lang w:val="zh_TW" w:bidi="zh_TW"/>
+        </w:rPr>
+        <w:t>）。這句話不只是保羅向收信人表達平安的祝願，更是提醒他們：藉著基督，信徒在現今就能領受彌賽亞所賜的恩典。因此，聖經甚至稱耶穌自己使「我們和睦」（</w:t>
+      </w:r>
+      <w:hyperlink r:id="rId87">
+        <w:r>
+          <w:rPr>
+            <w:lang w:val="zh_TW" w:bidi="zh_TW"/>
+          </w:rPr>
+          <w:rPr>
+            <w:color w:val="0000EE"/>
+            <w:u w:val="single"/>
+          </w:rPr>
+          <w:t>弗2:14</w:t>
+        </w:r>
+      </w:hyperlink>
+      <w:r>
+        <w:rPr>
+          <w:lang w:val="zh_TW" w:bidi="zh_TW"/>
+        </w:rPr>
+        <w:t>）。同樣，神因著基督使人與祂和好，也被稱為「賜平安的神」（</w:t>
+      </w:r>
+      <w:hyperlink r:id="rId88">
+        <w:r>
+          <w:rPr>
+            <w:lang w:val="zh_TW" w:bidi="zh_TW"/>
+          </w:rPr>
+          <w:rPr>
+            <w:color w:val="0000EE"/>
+            <w:u w:val="single"/>
+          </w:rPr>
+          <w:t>腓4:9</w:t>
+        </w:r>
+      </w:hyperlink>
+      <w:r>
+        <w:rPr>
+          <w:lang w:val="zh_TW" w:bidi="zh_TW"/>
+        </w:rPr>
+        <w:t>；</w:t>
+      </w:r>
+      <w:hyperlink r:id="rId89">
+        <w:r>
+          <w:rPr>
+            <w:lang w:val="zh_TW" w:bidi="zh_TW"/>
+          </w:rPr>
+          <w:rPr>
+            <w:color w:val="0000EE"/>
+            <w:u w:val="single"/>
+          </w:rPr>
+          <w:t>西3:15</w:t>
         </w:r>
       </w:hyperlink>
       <w:r>
@@ -1229,18 +2306,54 @@
         <w:rPr>
           <w:lang w:val="zh_TW" w:bidi="zh_TW"/>
         </w:rPr>
-        <w:t>希臘文中，猶大為門徒保管的「錢囊」一詞，指的是用來裝吹奏樂器吹口的盒子或容器。到了新約聖經時期，這個詞已經演變成為錢箱或可能是錢袋的希臘詞（</w:t>
-      </w:r>
-      <w:hyperlink r:id="rId56">
-        <w:r>
-          <w:rPr>
-            <w:lang w:val="zh_TW" w:bidi="zh_TW"/>
-          </w:rPr>
-          <w:rPr>
-            <w:color w:val="0000EE"/>
-            <w:u w:val="single"/>
-          </w:rPr>
-          <w:t>約翰福音12:6</w:t>
+        <w:t>藉著基督所賜下、使人與神和好的這份平安，也向基督徒提出了道德上的要求。既然領受了這份恩賜，信徒就應當在教會中實踐「平安」（人與人彼此和好）。平安既是聖靈所結的果子之一（</w:t>
+      </w:r>
+      <w:hyperlink r:id="rId90">
+        <w:r>
+          <w:rPr>
+            <w:lang w:val="zh_TW" w:bidi="zh_TW"/>
+          </w:rPr>
+          <w:rPr>
+            <w:color w:val="0000EE"/>
+            <w:u w:val="single"/>
+          </w:rPr>
+          <w:t>加5:22</w:t>
+        </w:r>
+      </w:hyperlink>
+      <w:r>
+        <w:rPr>
+          <w:lang w:val="zh_TW" w:bidi="zh_TW"/>
+        </w:rPr>
+        <w:t>），基督徒在與人相處時，也應當以追求平安為目標（</w:t>
+      </w:r>
+      <w:hyperlink r:id="rId91">
+        <w:r>
+          <w:rPr>
+            <w:lang w:val="zh_TW" w:bidi="zh_TW"/>
+          </w:rPr>
+          <w:rPr>
+            <w:color w:val="0000EE"/>
+            <w:u w:val="single"/>
+          </w:rPr>
+          <w:t>羅12:18</w:t>
+        </w:r>
+      </w:hyperlink>
+      <w:r>
+        <w:rPr>
+          <w:lang w:val="zh_TW" w:bidi="zh_TW"/>
+        </w:rPr>
+        <w:t>，</w:t>
+      </w:r>
+      <w:hyperlink r:id="rId65">
+        <w:r>
+          <w:rPr>
+            <w:lang w:val="zh_TW" w:bidi="zh_TW"/>
+          </w:rPr>
+          <w:rPr>
+            <w:color w:val="0000EE"/>
+            <w:u w:val="single"/>
+          </w:rPr>
+          <w:t>14:19</w:t>
         </w:r>
       </w:hyperlink>
       <w:r>
@@ -1249,16 +2362,420 @@
         </w:rPr>
         <w:t>；</w:t>
       </w:r>
-      <w:hyperlink r:id="rId57">
-        <w:r>
-          <w:rPr>
-            <w:lang w:val="zh_TW" w:bidi="zh_TW"/>
-          </w:rPr>
-          <w:rPr>
-            <w:color w:val="0000EE"/>
-            <w:u w:val="single"/>
-          </w:rPr>
-          <w:t>13:29</w:t>
+      <w:hyperlink r:id="rId92">
+        <w:r>
+          <w:rPr>
+            <w:lang w:val="zh_TW" w:bidi="zh_TW"/>
+          </w:rPr>
+          <w:rPr>
+            <w:color w:val="0000EE"/>
+            <w:u w:val="single"/>
+          </w:rPr>
+          <w:t>來12:14</w:t>
+        </w:r>
+      </w:hyperlink>
+      <w:r>
+        <w:rPr>
+          <w:lang w:val="zh_TW" w:bidi="zh_TW"/>
+        </w:rPr>
+        <w:t>）。</w:t>
+      </w:r>
+      <w:r>
+        <w:rPr>
+          <w:lang w:val="zh_TW" w:bidi="zh_TW"/>
+        </w:rPr>
+      </w:r>
+      <w:r>
+        <w:rPr>
+          <w:lang w:val="zh_TW" w:bidi="zh_TW"/>
+        </w:rPr>
+      </w:r>
+    </w:p>
+    <w:p>
+      <w:pPr/>
+      <w:r>
+        <w:rPr>
+          <w:lang w:val="zh_TW" w:bidi="zh_TW"/>
+        </w:rPr>
+      </w:r>
+    </w:p>
+    <w:p>
+      <w:pPr>
+        <w:pStyle w:val="Heading2"/>
+      </w:pPr>
+      <w:r>
+        <w:rPr>
+          <w:lang w:val="zh_TW" w:bidi="zh_TW"/>
+        </w:rPr>
+        <w:t>平原的各城</w:t>
+      </w:r>
+      <w:r>
+        <w:rPr>
+          <w:lang w:val="zh_TW" w:bidi="zh_TW"/>
+        </w:rPr>
+      </w:r>
+    </w:p>
+    <w:p>
+      <w:pPr/>
+      <w:r>
+        <w:rPr>
+          <w:lang w:val="zh_TW" w:bidi="zh_TW"/>
+        </w:rPr>
+      </w:r>
+      <w:r>
+        <w:rPr>
+          <w:lang w:val="zh_TW" w:bidi="zh_TW"/>
+        </w:rPr>
+        <w:t>位於約旦河平原或盆地的五個城市，也被稱為「谷中之城」。這個地區非常肥沃，當亞伯拉罕與侄兒羅得需要分開他們的羊群和牛群時，吸引了羅得靠近（</w:t>
+      </w:r>
+      <w:hyperlink r:id="rId93">
+        <w:r>
+          <w:rPr>
+            <w:lang w:val="zh_TW" w:bidi="zh_TW"/>
+          </w:rPr>
+          <w:rPr>
+            <w:color w:val="0000EE"/>
+            <w:u w:val="single"/>
+          </w:rPr>
+          <w:t>創13:10–12</w:t>
+        </w:r>
+      </w:hyperlink>
+      <w:r>
+        <w:rPr>
+          <w:lang w:val="zh_TW" w:bidi="zh_TW"/>
+        </w:rPr>
+        <w:t>）。這些城市的名稱是：</w:t>
+      </w:r>
+    </w:p>
+    <w:p>
+      <w:pPr>
+        <w:pStyle w:val="ListBullet"/>
+        <w:spacing w:line="240" w:lineRule="auto"/>
+        <w:ind w:left="720"/>
+      </w:pPr>
+      <w:r>
+        <w:rPr>
+          <w:lang w:val="zh_TW" w:bidi="zh_TW"/>
+        </w:rPr>
+      </w:r>
+      <w:r>
+        <w:rPr>
+          <w:lang w:val="zh_TW" w:bidi="zh_TW"/>
+        </w:rPr>
+        <w:t>所多瑪</w:t>
+      </w:r>
+    </w:p>
+    <w:p>
+      <w:pPr>
+        <w:pStyle w:val="ListBullet"/>
+        <w:spacing w:line="240" w:lineRule="auto"/>
+        <w:ind w:left="720"/>
+      </w:pPr>
+      <w:r>
+        <w:rPr>
+          <w:lang w:val="zh_TW" w:bidi="zh_TW"/>
+        </w:rPr>
+      </w:r>
+      <w:r>
+        <w:rPr>
+          <w:lang w:val="zh_TW" w:bidi="zh_TW"/>
+        </w:rPr>
+        <w:t>蛾摩拉</w:t>
+      </w:r>
+    </w:p>
+    <w:p>
+      <w:pPr>
+        <w:pStyle w:val="ListBullet"/>
+        <w:spacing w:line="240" w:lineRule="auto"/>
+        <w:ind w:left="720"/>
+      </w:pPr>
+      <w:r>
+        <w:rPr>
+          <w:lang w:val="zh_TW" w:bidi="zh_TW"/>
+        </w:rPr>
+      </w:r>
+      <w:r>
+        <w:rPr>
+          <w:lang w:val="zh_TW" w:bidi="zh_TW"/>
+        </w:rPr>
+        <w:t>亞瑪</w:t>
+      </w:r>
+    </w:p>
+    <w:p>
+      <w:pPr>
+        <w:pStyle w:val="ListBullet"/>
+        <w:spacing w:line="240" w:lineRule="auto"/>
+        <w:ind w:left="720"/>
+      </w:pPr>
+      <w:r>
+        <w:rPr>
+          <w:lang w:val="zh_TW" w:bidi="zh_TW"/>
+        </w:rPr>
+      </w:r>
+      <w:r>
+        <w:rPr>
+          <w:lang w:val="zh_TW" w:bidi="zh_TW"/>
+        </w:rPr>
+        <w:t>洗淨</w:t>
+      </w:r>
+    </w:p>
+    <w:p>
+      <w:pPr>
+        <w:pStyle w:val="ListBullet"/>
+        <w:spacing w:line="240" w:lineRule="auto"/>
+        <w:ind w:left="720"/>
+      </w:pPr>
+      <w:r>
+        <w:rPr>
+          <w:lang w:val="zh_TW" w:bidi="zh_TW"/>
+        </w:rPr>
+      </w:r>
+      <w:r>
+        <w:rPr>
+          <w:lang w:val="zh_TW" w:bidi="zh_TW"/>
+        </w:rPr>
+        <w:t>比拉（後來被稱為瑣珥）</w:t>
+      </w:r>
+    </w:p>
+    <w:p>
+      <w:pPr/>
+      <w:r>
+        <w:rPr>
+          <w:lang w:val="zh_TW" w:bidi="zh_TW"/>
+        </w:rPr>
+      </w:r>
+      <w:r>
+        <w:rPr>
+          <w:lang w:val="zh_TW" w:bidi="zh_TW"/>
+        </w:rPr>
+        <w:t>每一個城都可能是城邦，意味著它們都有自己的王。</w:t>
+      </w:r>
+    </w:p>
+    <w:p>
+      <w:pPr/>
+      <w:r>
+        <w:rPr>
+          <w:lang w:val="zh_TW" w:bidi="zh_TW"/>
+        </w:rPr>
+      </w:r>
+      <w:r>
+        <w:rPr>
+          <w:lang w:val="zh_TW" w:bidi="zh_TW"/>
+        </w:rPr>
+        <w:t>這些城市在聖經中以四種方式發揮重要作用：</w:t>
+      </w:r>
+    </w:p>
+    <w:p>
+      <w:pPr>
+        <w:pStyle w:val="ListNumber"/>
+        <w:numPr>
+          <w:ilvl w:val="0"/>
+          <w:numId w:val="14"/>
+        </w:numPr>
+        <w:spacing w:line="240" w:lineRule="auto"/>
+        <w:ind w:left="720"/>
+      </w:pPr>
+      <w:r>
+        <w:rPr>
+          <w:lang w:val="zh_TW" w:bidi="zh_TW"/>
+        </w:rPr>
+      </w:r>
+      <w:r>
+        <w:rPr>
+          <w:lang w:val="zh_TW" w:bidi="zh_TW"/>
+        </w:rPr>
+        <w:t>這些地區讓羅得找到地方可以定居，最終他選擇住在所多瑪城。</w:t>
+      </w:r>
+    </w:p>
+    <w:p>
+      <w:pPr>
+        <w:pStyle w:val="ListNumber"/>
+        <w:spacing w:line="240" w:lineRule="auto"/>
+        <w:ind w:left="720"/>
+      </w:pPr>
+      <w:r>
+        <w:rPr>
+          <w:lang w:val="zh_TW" w:bidi="zh_TW"/>
+        </w:rPr>
+      </w:r>
+      <w:r>
+        <w:rPr>
+          <w:lang w:val="zh_TW" w:bidi="zh_TW"/>
+        </w:rPr>
+        <w:t>這些城市的五位王，與來自東方遙遠地區的四王所領導的更強勢力作戰。他們被擊敗，城市被洗劫一空。入侵者帶走大量的財物和俘虜，包括婦女和兒童（</w:t>
+      </w:r>
+      <w:hyperlink r:id="rId94">
+        <w:r>
+          <w:rPr>
+            <w:lang w:val="zh_TW" w:bidi="zh_TW"/>
+          </w:rPr>
+          <w:rPr>
+            <w:color w:val="0000EE"/>
+            <w:u w:val="single"/>
+          </w:rPr>
+          <w:t>創14</w:t>
+        </w:r>
+      </w:hyperlink>
+      <w:r>
+        <w:rPr>
+          <w:lang w:val="zh_TW" w:bidi="zh_TW"/>
+        </w:rPr>
+        <w:t>）。羅得是被俘虜的人之一，促使亞伯拉罕發起一次成功的救援行動。他救回羅得、其他俘虜和被擄的財物。</w:t>
+      </w:r>
+    </w:p>
+    <w:p>
+      <w:pPr>
+        <w:pStyle w:val="ListNumber"/>
+        <w:spacing w:line="240" w:lineRule="auto"/>
+        <w:ind w:left="720"/>
+      </w:pPr>
+      <w:r>
+        <w:rPr>
+          <w:lang w:val="zh_TW" w:bidi="zh_TW"/>
+        </w:rPr>
+      </w:r>
+      <w:r>
+        <w:rPr>
+          <w:lang w:val="zh_TW" w:bidi="zh_TW"/>
+        </w:rPr>
+        <w:t>這些城市後來受到神的審判。他們的罪惡如此嚴重，即使是亞伯拉罕的代禱也無法拯救他們（</w:t>
+      </w:r>
+      <w:hyperlink r:id="rId95">
+        <w:r>
+          <w:rPr>
+            <w:lang w:val="zh_TW" w:bidi="zh_TW"/>
+          </w:rPr>
+          <w:rPr>
+            <w:color w:val="0000EE"/>
+            <w:u w:val="single"/>
+          </w:rPr>
+          <w:t>創18:22–33</w:t>
+        </w:r>
+      </w:hyperlink>
+      <w:r>
+        <w:rPr>
+          <w:lang w:val="zh_TW" w:bidi="zh_TW"/>
+        </w:rPr>
+        <w:t>）。他們的邪惡在所多瑪的暴民試圖傷害羅得客人的故事中突顯出來（</w:t>
+      </w:r>
+      <w:hyperlink r:id="rId96">
+        <w:r>
+          <w:rPr>
+            <w:lang w:val="zh_TW" w:bidi="zh_TW"/>
+          </w:rPr>
+          <w:rPr>
+            <w:color w:val="0000EE"/>
+            <w:u w:val="single"/>
+          </w:rPr>
+          <w:t>創19</w:t>
+        </w:r>
+      </w:hyperlink>
+      <w:r>
+        <w:rPr>
+          <w:lang w:val="zh_TW" w:bidi="zh_TW"/>
+        </w:rPr>
+        <w:t>）。不久之後，羅得和他的家人收到警告，要在城市被毀滅之前逃離。硫磺與火降下，摧毀了城市並徹底改變地貌。</w:t>
+      </w:r>
+    </w:p>
+    <w:p>
+      <w:pPr>
+        <w:pStyle w:val="ListNumber"/>
+        <w:spacing w:line="240" w:lineRule="auto"/>
+        <w:ind w:left="720"/>
+      </w:pPr>
+      <w:r>
+        <w:rPr>
+          <w:lang w:val="zh_TW" w:bidi="zh_TW"/>
+        </w:rPr>
+      </w:r>
+      <w:r>
+        <w:rPr>
+          <w:lang w:val="zh_TW" w:bidi="zh_TW"/>
+        </w:rPr>
+        <w:t>這些城市的毀滅見於舊約和新約的許多地方，用以警告神對罪的刑罰（</w:t>
+      </w:r>
+      <w:hyperlink r:id="rId97">
+        <w:r>
+          <w:rPr>
+            <w:lang w:val="zh_TW" w:bidi="zh_TW"/>
+          </w:rPr>
+          <w:rPr>
+            <w:color w:val="0000EE"/>
+            <w:u w:val="single"/>
+          </w:rPr>
+          <w:t>賽3:9</w:t>
+        </w:r>
+      </w:hyperlink>
+      <w:r>
+        <w:rPr>
+          <w:lang w:val="zh_TW" w:bidi="zh_TW"/>
+        </w:rPr>
+        <w:t>；</w:t>
+      </w:r>
+      <w:hyperlink r:id="rId98">
+        <w:r>
+          <w:rPr>
+            <w:lang w:val="zh_TW" w:bidi="zh_TW"/>
+          </w:rPr>
+          <w:rPr>
+            <w:color w:val="0000EE"/>
+            <w:u w:val="single"/>
+          </w:rPr>
+          <w:t>耶50:40</w:t>
+        </w:r>
+      </w:hyperlink>
+      <w:r>
+        <w:rPr>
+          <w:lang w:val="zh_TW" w:bidi="zh_TW"/>
+        </w:rPr>
+        <w:t>；</w:t>
+      </w:r>
+      <w:hyperlink r:id="rId99">
+        <w:r>
+          <w:rPr>
+            <w:lang w:val="zh_TW" w:bidi="zh_TW"/>
+          </w:rPr>
+          <w:rPr>
+            <w:color w:val="0000EE"/>
+            <w:u w:val="single"/>
+          </w:rPr>
+          <w:t>結16:46–56</w:t>
+        </w:r>
+      </w:hyperlink>
+      <w:r>
+        <w:rPr>
+          <w:lang w:val="zh_TW" w:bidi="zh_TW"/>
+        </w:rPr>
+        <w:t>；</w:t>
+      </w:r>
+      <w:hyperlink r:id="rId100">
+        <w:r>
+          <w:rPr>
+            <w:lang w:val="zh_TW" w:bidi="zh_TW"/>
+          </w:rPr>
+          <w:rPr>
+            <w:color w:val="0000EE"/>
+            <w:u w:val="single"/>
+          </w:rPr>
+          <w:t>太10:15</w:t>
+        </w:r>
+      </w:hyperlink>
+      <w:r>
+        <w:rPr>
+          <w:lang w:val="zh_TW" w:bidi="zh_TW"/>
+        </w:rPr>
+        <w:t>；</w:t>
+      </w:r>
+      <w:hyperlink r:id="rId101">
+        <w:r>
+          <w:rPr>
+            <w:lang w:val="zh_TW" w:bidi="zh_TW"/>
+          </w:rPr>
+          <w:rPr>
+            <w:color w:val="0000EE"/>
+            <w:u w:val="single"/>
+          </w:rPr>
+          <w:t>羅9:29</w:t>
         </w:r>
       </w:hyperlink>
       <w:r>
@@ -3167,6 +4684,12 @@
   </w:num>
   <w:num w:numId="13" w16cid:durableId="592781308">
     <w:abstractNumId w:val="11"/>
+  </w:num>
+  <w:num w:numId="14">
+    <w:abstractNumId w:val="3"/>
+    <w:lvlOverride w:ilvl="0">
+      <w:startOverride w:val="1"/>
+    </w:lvlOverride>
   </w:num>
   <w:numIdMacAtCleanup w:val="10"/>
 </w:numbering>

--- a/zht/docx/121.content.docx
+++ b/zht/docx/121.content.docx
@@ -149,7 +149,7 @@
         <w:rPr>
           <w:lang w:val="zh_TW" w:bidi="zh_TW"/>
         </w:rPr>
-        <w:t>ping</w:t>
+        <w:t>pa</w:t>
       </w:r>
       <w:r>
         <w:rPr>
@@ -212,12 +212,23 @@
         <w:rPr>
           <w:lang w:val="zh_TW" w:bidi="zh_TW"/>
         </w:rPr>
-        <w:t>平安</w:t>
+        <w:t>帕特魯細人</w:t>
       </w:r>
       <w:r>
         <w:rPr>
           <w:lang w:val="zh_TW" w:bidi="zh_TW"/>
         </w:rPr>
+      </w:r>
+    </w:p>
+    <w:p>
+      <w:pPr>
+        <w:pStyle w:val="Heading2"/>
+      </w:pPr>
+      <w:r>
+        <w:rPr>
+          <w:lang w:val="zh_TW" w:bidi="zh_TW"/>
+        </w:rPr>
+        <w:t>帕斯魯細人</w:t>
       </w:r>
     </w:p>
     <w:p>
@@ -231,167 +242,19 @@
         <w:rPr>
           <w:lang w:val="zh_TW" w:bidi="zh_TW"/>
         </w:rPr>
-        <w:t>神與祂的百姓同在時所帶來的全人福祉、興盛和安穩。在舊約聖經中，平安與約（神與以色列人之間的特殊協議）是相關的。平安的存在是有條件的，以色列人必須順服神，才能享有平安。在先知書中，真正的平安是神救恩在末後成就時所帶來的盼望的一部分。在新約聖經中，人們明白這長久盼望的平安已經藉著基督來到，信徒也能親身經歷這平安。</w:t>
-      </w:r>
-    </w:p>
-    <w:p>
-      <w:pPr>
-        <w:pStyle w:val="Heading3"/>
-      </w:pPr>
-      <w:r>
-        <w:rPr>
-          <w:lang w:val="zh_TW" w:bidi="zh_TW"/>
-        </w:rPr>
-        <w:t>在舊約聖經中</w:t>
-      </w:r>
-    </w:p>
-    <w:p>
-      <w:pPr/>
-      <w:r>
-        <w:rPr>
-          <w:lang w:val="zh_TW" w:bidi="zh_TW"/>
-        </w:rPr>
+        <w:t>巴</w:t>
       </w:r>
       <w:r>
         <w:rPr>
           <w:lang w:val="zh_TW" w:bidi="zh_TW"/>
         </w:rPr>
-        <w:t>舊約聖經中譯為「平安」的主要詞語是來自希伯來文詞語</w:t>
-      </w:r>
-      <w:r>
-        <w:rPr>
-          <w:i/>
-          <w:lang w:val="zh_TW" w:bidi="zh_TW"/>
-        </w:rPr>
-        <w:t>shalom</w:t>
+        <w:t>忒</w:t>
       </w:r>
       <w:r>
         <w:rPr>
           <w:lang w:val="zh_TW" w:bidi="zh_TW"/>
         </w:rPr>
-        <w:t>。這個詞有多方面的含義：</w:t>
-      </w:r>
-    </w:p>
-    <w:p>
-      <w:pPr>
-        <w:pStyle w:val="ListBullet"/>
-        <w:spacing w:line="240" w:lineRule="auto"/>
-        <w:ind w:left="720"/>
-      </w:pPr>
-      <w:r>
-        <w:rPr>
-          <w:lang w:val="zh_TW" w:bidi="zh_TW"/>
-        </w:rPr>
-      </w:r>
-      <w:r>
-        <w:rPr>
-          <w:lang w:val="zh_TW" w:bidi="zh_TW"/>
-        </w:rPr>
-        <w:t>整全</w:t>
-      </w:r>
-    </w:p>
-    <w:p>
-      <w:pPr>
-        <w:pStyle w:val="ListBullet"/>
-        <w:spacing w:line="240" w:lineRule="auto"/>
-        <w:ind w:left="720"/>
-      </w:pPr>
-      <w:r>
-        <w:rPr>
-          <w:lang w:val="zh_TW" w:bidi="zh_TW"/>
-        </w:rPr>
-      </w:r>
-      <w:r>
-        <w:rPr>
-          <w:lang w:val="zh_TW" w:bidi="zh_TW"/>
-        </w:rPr>
-        <w:t>健康</w:t>
-      </w:r>
-    </w:p>
-    <w:p>
-      <w:pPr>
-        <w:pStyle w:val="ListBullet"/>
-        <w:spacing w:line="240" w:lineRule="auto"/>
-        <w:ind w:left="720"/>
-      </w:pPr>
-      <w:r>
-        <w:rPr>
-          <w:lang w:val="zh_TW" w:bidi="zh_TW"/>
-        </w:rPr>
-      </w:r>
-      <w:r>
-        <w:rPr>
-          <w:lang w:val="zh_TW" w:bidi="zh_TW"/>
-        </w:rPr>
-        <w:t>安穩</w:t>
-      </w:r>
-    </w:p>
-    <w:p>
-      <w:pPr>
-        <w:pStyle w:val="ListBullet"/>
-        <w:spacing w:line="240" w:lineRule="auto"/>
-        <w:ind w:left="720"/>
-      </w:pPr>
-      <w:r>
-        <w:rPr>
-          <w:lang w:val="zh_TW" w:bidi="zh_TW"/>
-        </w:rPr>
-      </w:r>
-      <w:r>
-        <w:rPr>
-          <w:lang w:val="zh_TW" w:bidi="zh_TW"/>
-        </w:rPr>
-        <w:t>福祉</w:t>
-      </w:r>
-    </w:p>
-    <w:p>
-      <w:pPr>
-        <w:pStyle w:val="ListBullet"/>
-        <w:spacing w:line="240" w:lineRule="auto"/>
-        <w:ind w:left="720"/>
-      </w:pPr>
-      <w:r>
-        <w:rPr>
-          <w:lang w:val="zh_TW" w:bidi="zh_TW"/>
-        </w:rPr>
-      </w:r>
-      <w:r>
-        <w:rPr>
-          <w:lang w:val="zh_TW" w:bidi="zh_TW"/>
-        </w:rPr>
-        <w:t>救恩</w:t>
-      </w:r>
-    </w:p>
-    <w:p>
-      <w:pPr/>
-      <w:r>
-        <w:rPr>
-          <w:lang w:val="zh_TW" w:bidi="zh_TW"/>
-        </w:rPr>
-      </w:r>
-      <w:r>
-        <w:rPr>
-          <w:lang w:val="zh_TW" w:bidi="zh_TW"/>
-        </w:rPr>
-        <w:t>這個詞也可用於各種不同的處境：</w:t>
-      </w:r>
-    </w:p>
-    <w:p>
-      <w:pPr>
-        <w:pStyle w:val="ListBullet"/>
-        <w:spacing w:line="240" w:lineRule="auto"/>
-        <w:ind w:left="720"/>
-      </w:pPr>
-      <w:r>
-        <w:rPr>
-          <w:lang w:val="zh_TW" w:bidi="zh_TW"/>
-        </w:rPr>
-      </w:r>
-      <w:r>
-        <w:rPr>
-          <w:lang w:val="zh_TW" w:bidi="zh_TW"/>
-        </w:rPr>
-        <w:t>個人的狀況（</w:t>
+        <w:t>羅（Pathros）的居民，該地位於埃及南部（</w:t>
       </w:r>
       <w:hyperlink r:id="rId13">
         <w:r>
@@ -402,7 +265,7 @@
             <w:color w:val="0000EE"/>
             <w:u w:val="single"/>
           </w:rPr>
-          <w:t>詩37:37</w:t>
+          <w:t>創10:14</w:t>
         </w:r>
       </w:hyperlink>
       <w:r>
@@ -420,1291 +283,7 @@
             <w:color w:val="0000EE"/>
             <w:u w:val="single"/>
           </w:rPr>
-          <w:t>箴3:2</w:t>
-        </w:r>
-      </w:hyperlink>
-      <w:r>
-        <w:rPr>
-          <w:lang w:val="zh_TW" w:bidi="zh_TW"/>
-        </w:rPr>
-        <w:t>；</w:t>
-      </w:r>
-      <w:hyperlink r:id="rId15">
-        <w:r>
-          <w:rPr>
-            <w:lang w:val="zh_TW" w:bidi="zh_TW"/>
-          </w:rPr>
-          <w:rPr>
-            <w:color w:val="0000EE"/>
-            <w:u w:val="single"/>
-          </w:rPr>
-          <w:t>賽32:17</w:t>
-        </w:r>
-      </w:hyperlink>
-      <w:r>
-        <w:rPr>
-          <w:lang w:val="zh_TW" w:bidi="zh_TW"/>
-        </w:rPr>
-        <w:t>）</w:t>
-      </w:r>
-    </w:p>
-    <w:p>
-      <w:pPr>
-        <w:pStyle w:val="ListBullet"/>
-        <w:spacing w:line="240" w:lineRule="auto"/>
-        <w:ind w:left="720"/>
-      </w:pPr>
-      <w:r>
-        <w:rPr>
-          <w:lang w:val="zh_TW" w:bidi="zh_TW"/>
-        </w:rPr>
-      </w:r>
-      <w:r>
-        <w:rPr>
-          <w:lang w:val="zh_TW" w:bidi="zh_TW"/>
-        </w:rPr>
-        <w:t>人與人之間的關係（</w:t>
-      </w:r>
-      <w:hyperlink r:id="rId16">
-        <w:r>
-          <w:rPr>
-            <w:lang w:val="zh_TW" w:bidi="zh_TW"/>
-          </w:rPr>
-          <w:rPr>
-            <w:color w:val="0000EE"/>
-            <w:u w:val="single"/>
-          </w:rPr>
-          <w:t>創34:21</w:t>
-        </w:r>
-      </w:hyperlink>
-      <w:r>
-        <w:rPr>
-          <w:lang w:val="zh_TW" w:bidi="zh_TW"/>
-        </w:rPr>
-        <w:t>；</w:t>
-      </w:r>
-      <w:hyperlink r:id="rId17">
-        <w:r>
-          <w:rPr>
-            <w:lang w:val="zh_TW" w:bidi="zh_TW"/>
-          </w:rPr>
-          <w:rPr>
-            <w:color w:val="0000EE"/>
-            <w:u w:val="single"/>
-          </w:rPr>
-          <w:t>書9:15</w:t>
-        </w:r>
-      </w:hyperlink>
-      <w:r>
-        <w:rPr>
-          <w:lang w:val="zh_TW" w:bidi="zh_TW"/>
-        </w:rPr>
-        <w:t>）</w:t>
-      </w:r>
-    </w:p>
-    <w:p>
-      <w:pPr>
-        <w:pStyle w:val="ListBullet"/>
-        <w:spacing w:line="240" w:lineRule="auto"/>
-        <w:ind w:left="720"/>
-      </w:pPr>
-      <w:r>
-        <w:rPr>
-          <w:lang w:val="zh_TW" w:bidi="zh_TW"/>
-        </w:rPr>
-      </w:r>
-      <w:r>
-        <w:rPr>
-          <w:lang w:val="zh_TW" w:bidi="zh_TW"/>
-        </w:rPr>
-        <w:t>國與國之間的關係（例如：沒有衝突的狀態——</w:t>
-      </w:r>
-      <w:hyperlink r:id="rId18">
-        <w:r>
-          <w:rPr>
-            <w:lang w:val="zh_TW" w:bidi="zh_TW"/>
-          </w:rPr>
-          <w:rPr>
-            <w:color w:val="0000EE"/>
-            <w:u w:val="single"/>
-          </w:rPr>
-          <w:t>申2:26</w:t>
-        </w:r>
-      </w:hyperlink>
-      <w:r>
-        <w:rPr>
-          <w:lang w:val="zh_TW" w:bidi="zh_TW"/>
-        </w:rPr>
-        <w:t>；</w:t>
-      </w:r>
-      <w:hyperlink r:id="rId19">
-        <w:r>
-          <w:rPr>
-            <w:lang w:val="zh_TW" w:bidi="zh_TW"/>
-          </w:rPr>
-          <w:rPr>
-            <w:color w:val="0000EE"/>
-            <w:u w:val="single"/>
-          </w:rPr>
-          <w:t>書10:21</w:t>
-        </w:r>
-      </w:hyperlink>
-      <w:r>
-        <w:rPr>
-          <w:lang w:val="zh_TW" w:bidi="zh_TW"/>
-        </w:rPr>
-        <w:t>；</w:t>
-      </w:r>
-      <w:hyperlink r:id="rId20">
-        <w:r>
-          <w:rPr>
-            <w:lang w:val="zh_TW" w:bidi="zh_TW"/>
-          </w:rPr>
-          <w:rPr>
-            <w:color w:val="0000EE"/>
-            <w:u w:val="single"/>
-          </w:rPr>
-          <w:t>王上5:12</w:t>
-        </w:r>
-      </w:hyperlink>
-      <w:r>
-        <w:rPr>
-          <w:lang w:val="zh_TW" w:bidi="zh_TW"/>
-        </w:rPr>
-        <w:t>；</w:t>
-      </w:r>
-      <w:hyperlink r:id="rId21">
-        <w:r>
-          <w:rPr>
-            <w:lang w:val="zh_TW" w:bidi="zh_TW"/>
-          </w:rPr>
-          <w:rPr>
-            <w:color w:val="0000EE"/>
-            <w:u w:val="single"/>
-          </w:rPr>
-          <w:t>詩122:6–7</w:t>
-        </w:r>
-      </w:hyperlink>
-      <w:r>
-        <w:rPr>
-          <w:lang w:val="zh_TW" w:bidi="zh_TW"/>
-        </w:rPr>
-        <w:t>）</w:t>
-      </w:r>
-    </w:p>
-    <w:p>
-      <w:pPr>
-        <w:pStyle w:val="ListBullet"/>
-        <w:spacing w:line="240" w:lineRule="auto"/>
-        <w:ind w:left="720"/>
-      </w:pPr>
-      <w:r>
-        <w:rPr>
-          <w:lang w:val="zh_TW" w:bidi="zh_TW"/>
-        </w:rPr>
-      </w:r>
-      <w:r>
-        <w:rPr>
-          <w:lang w:val="zh_TW" w:bidi="zh_TW"/>
-        </w:rPr>
-        <w:t>神與人之間的關係（</w:t>
-      </w:r>
-      <w:hyperlink r:id="rId22">
-        <w:r>
-          <w:rPr>
-            <w:lang w:val="zh_TW" w:bidi="zh_TW"/>
-          </w:rPr>
-          <w:rPr>
-            <w:color w:val="0000EE"/>
-            <w:u w:val="single"/>
-          </w:rPr>
-          <w:t>詩85:8</w:t>
-        </w:r>
-      </w:hyperlink>
-      <w:r>
-        <w:rPr>
-          <w:lang w:val="zh_TW" w:bidi="zh_TW"/>
-        </w:rPr>
-        <w:t>；</w:t>
-      </w:r>
-      <w:hyperlink r:id="rId23">
-        <w:r>
-          <w:rPr>
-            <w:lang w:val="zh_TW" w:bidi="zh_TW"/>
-          </w:rPr>
-          <w:rPr>
-            <w:color w:val="0000EE"/>
-            <w:u w:val="single"/>
-          </w:rPr>
-          <w:t>耶16:5</w:t>
-        </w:r>
-      </w:hyperlink>
-      <w:r>
-        <w:rPr>
-          <w:lang w:val="zh_TW" w:bidi="zh_TW"/>
-        </w:rPr>
-        <w:t>）。</w:t>
-      </w:r>
-    </w:p>
-    <w:p>
-      <w:pPr/>
-      <w:r>
-        <w:rPr>
-          <w:lang w:val="zh_TW" w:bidi="zh_TW"/>
-        </w:rPr>
-      </w:r>
-      <w:r>
-        <w:rPr>
-          <w:lang w:val="zh_TW" w:bidi="zh_TW"/>
-        </w:rPr>
-        <w:t>在上述任何一種情況下，人們都不認為平安是靠人的努力得來的，而是認為它是神所賜的恩賜或祝福（</w:t>
-      </w:r>
-      <w:hyperlink r:id="rId24">
-        <w:r>
-          <w:rPr>
-            <w:lang w:val="zh_TW" w:bidi="zh_TW"/>
-          </w:rPr>
-          <w:rPr>
-            <w:color w:val="0000EE"/>
-            <w:u w:val="single"/>
-          </w:rPr>
-          <w:t>利26:6</w:t>
-        </w:r>
-      </w:hyperlink>
-      <w:r>
-        <w:rPr>
-          <w:lang w:val="zh_TW" w:bidi="zh_TW"/>
-        </w:rPr>
-        <w:t>；</w:t>
-      </w:r>
-      <w:hyperlink r:id="rId25">
-        <w:r>
-          <w:rPr>
-            <w:lang w:val="zh_TW" w:bidi="zh_TW"/>
-          </w:rPr>
-          <w:rPr>
-            <w:color w:val="0000EE"/>
-            <w:u w:val="single"/>
-          </w:rPr>
-          <w:t>王上2:33</w:t>
-        </w:r>
-      </w:hyperlink>
-      <w:r>
-        <w:rPr>
-          <w:lang w:val="zh_TW" w:bidi="zh_TW"/>
-        </w:rPr>
-        <w:t>；</w:t>
-      </w:r>
-      <w:hyperlink r:id="rId26">
-        <w:r>
-          <w:rPr>
-            <w:lang w:val="zh_TW" w:bidi="zh_TW"/>
-          </w:rPr>
-          <w:rPr>
-            <w:color w:val="0000EE"/>
-            <w:u w:val="single"/>
-          </w:rPr>
-          <w:t>伯25:2</w:t>
-        </w:r>
-      </w:hyperlink>
-      <w:r>
-        <w:rPr>
-          <w:lang w:val="zh_TW" w:bidi="zh_TW"/>
-        </w:rPr>
-        <w:t>；</w:t>
-      </w:r>
-      <w:hyperlink r:id="rId27">
-        <w:r>
-          <w:rPr>
-            <w:lang w:val="zh_TW" w:bidi="zh_TW"/>
-          </w:rPr>
-          <w:rPr>
-            <w:color w:val="0000EE"/>
-            <w:u w:val="single"/>
-          </w:rPr>
-          <w:t>詩29:11</w:t>
-        </w:r>
-      </w:hyperlink>
-      <w:r>
-        <w:rPr>
-          <w:lang w:val="zh_TW" w:bidi="zh_TW"/>
-        </w:rPr>
-        <w:t>，</w:t>
-      </w:r>
-      <w:hyperlink r:id="rId22">
-        <w:r>
-          <w:rPr>
-            <w:lang w:val="zh_TW" w:bidi="zh_TW"/>
-          </w:rPr>
-          <w:rPr>
-            <w:color w:val="0000EE"/>
-            <w:u w:val="single"/>
-          </w:rPr>
-          <w:t>85:8</w:t>
-        </w:r>
-      </w:hyperlink>
-      <w:r>
-        <w:rPr>
-          <w:lang w:val="zh_TW" w:bidi="zh_TW"/>
-        </w:rPr>
-        <w:t>；</w:t>
-      </w:r>
-      <w:hyperlink r:id="rId28">
-        <w:r>
-          <w:rPr>
-            <w:lang w:val="zh_TW" w:bidi="zh_TW"/>
-          </w:rPr>
-          <w:rPr>
-            <w:color w:val="0000EE"/>
-            <w:u w:val="single"/>
-          </w:rPr>
-          <w:t>賽45:7</w:t>
-        </w:r>
-      </w:hyperlink>
-      <w:r>
-        <w:rPr>
-          <w:lang w:val="zh_TW" w:bidi="zh_TW"/>
-        </w:rPr>
-        <w:t>）。因此，我們不難發現，「平安」與舊約聖經中的約密切相關。</w:t>
-      </w:r>
-    </w:p>
-    <w:p>
-      <w:pPr/>
-      <w:r>
-        <w:rPr>
-          <w:lang w:val="zh_TW" w:bidi="zh_TW"/>
-        </w:rPr>
-      </w:r>
-      <w:r>
-        <w:rPr>
-          <w:lang w:val="zh_TW" w:bidi="zh_TW"/>
-        </w:rPr>
-        <w:t>平安是立約雙方（神和祂的百姓）之間和諧與相交的理想狀態（</w:t>
-      </w:r>
-      <w:hyperlink r:id="rId29">
-        <w:r>
-          <w:rPr>
-            <w:lang w:val="zh_TW" w:bidi="zh_TW"/>
-          </w:rPr>
-          <w:rPr>
-            <w:color w:val="0000EE"/>
-            <w:u w:val="single"/>
-          </w:rPr>
-          <w:t>民6:26</w:t>
-        </w:r>
-      </w:hyperlink>
-      <w:r>
-        <w:rPr>
-          <w:lang w:val="zh_TW" w:bidi="zh_TW"/>
-        </w:rPr>
-        <w:t>；參</w:t>
-      </w:r>
-      <w:hyperlink r:id="rId30">
-        <w:r>
-          <w:rPr>
-            <w:lang w:val="zh_TW" w:bidi="zh_TW"/>
-          </w:rPr>
-          <w:rPr>
-            <w:color w:val="0000EE"/>
-            <w:u w:val="single"/>
-          </w:rPr>
-          <w:t>賽54:10</w:t>
-        </w:r>
-      </w:hyperlink>
-      <w:r>
-        <w:rPr>
-          <w:lang w:val="zh_TW" w:bidi="zh_TW"/>
-        </w:rPr>
-        <w:t>）。平安表明神在立約關係中的祝福（</w:t>
-      </w:r>
-      <w:hyperlink r:id="rId31">
-        <w:r>
-          <w:rPr>
-            <w:lang w:val="zh_TW" w:bidi="zh_TW"/>
-          </w:rPr>
-          <w:rPr>
-            <w:color w:val="0000EE"/>
-            <w:u w:val="single"/>
-          </w:rPr>
-          <w:t>瑪2:5</w:t>
-        </w:r>
-      </w:hyperlink>
-      <w:r>
-        <w:rPr>
-          <w:lang w:val="zh_TW" w:bidi="zh_TW"/>
-        </w:rPr>
-        <w:t>；參</w:t>
-      </w:r>
-      <w:hyperlink r:id="rId32">
-        <w:r>
-          <w:rPr>
-            <w:lang w:val="zh_TW" w:bidi="zh_TW"/>
-          </w:rPr>
-          <w:rPr>
-            <w:color w:val="0000EE"/>
-            <w:u w:val="single"/>
-          </w:rPr>
-          <w:t>民25:12</w:t>
-        </w:r>
-      </w:hyperlink>
-      <w:r>
-        <w:rPr>
-          <w:lang w:val="zh_TW" w:bidi="zh_TW"/>
-        </w:rPr>
-        <w:t>）。相反，缺乏平安則表明這種關係因以色列人的悖逆和不義而遭到破壞（</w:t>
-      </w:r>
-      <w:hyperlink r:id="rId33">
-        <w:r>
-          <w:rPr>
-            <w:lang w:val="zh_TW" w:bidi="zh_TW"/>
-          </w:rPr>
-          <w:rPr>
-            <w:color w:val="0000EE"/>
-            <w:u w:val="single"/>
-          </w:rPr>
-          <w:t>耶16:5</w:t>
-        </w:r>
-      </w:hyperlink>
-      <w:r>
-        <w:rPr>
-          <w:lang w:val="zh_TW" w:bidi="zh_TW"/>
-        </w:rPr>
-        <w:t>、</w:t>
-      </w:r>
-      <w:hyperlink r:id="rId33">
-        <w:r>
-          <w:rPr>
-            <w:lang w:val="zh_TW" w:bidi="zh_TW"/>
-          </w:rPr>
-          <w:rPr>
-            <w:color w:val="0000EE"/>
-            <w:u w:val="single"/>
-          </w:rPr>
-          <w:t>10–13</w:t>
-        </w:r>
-      </w:hyperlink>
-      <w:r>
-        <w:rPr>
-          <w:lang w:val="zh_TW" w:bidi="zh_TW"/>
-        </w:rPr>
-        <w:t>；參</w:t>
-      </w:r>
-      <w:hyperlink r:id="rId34">
-        <w:r>
-          <w:rPr>
-            <w:lang w:val="zh_TW" w:bidi="zh_TW"/>
-          </w:rPr>
-          <w:rPr>
-            <w:color w:val="0000EE"/>
-            <w:u w:val="single"/>
-          </w:rPr>
-          <w:t>詩85:9–11</w:t>
-        </w:r>
-      </w:hyperlink>
-      <w:r>
-        <w:rPr>
-          <w:lang w:val="zh_TW" w:bidi="zh_TW"/>
-        </w:rPr>
-        <w:t>；</w:t>
-      </w:r>
-      <w:hyperlink r:id="rId15">
-        <w:r>
-          <w:rPr>
-            <w:lang w:val="zh_TW" w:bidi="zh_TW"/>
-          </w:rPr>
-          <w:rPr>
-            <w:color w:val="0000EE"/>
-            <w:u w:val="single"/>
-          </w:rPr>
-          <w:t>賽32:17</w:t>
-        </w:r>
-      </w:hyperlink>
-      <w:r>
-        <w:rPr>
-          <w:lang w:val="zh_TW" w:bidi="zh_TW"/>
-        </w:rPr>
-        <w:t>）。</w:t>
-      </w:r>
-    </w:p>
-    <w:p>
-      <w:pPr>
-        <w:pStyle w:val="Heading4"/>
-      </w:pPr>
-      <w:r>
-        <w:rPr>
-          <w:lang w:val="zh_TW" w:bidi="zh_TW"/>
-        </w:rPr>
-        <w:t>先知書中的平安</w:t>
-      </w:r>
-    </w:p>
-    <w:p>
-      <w:pPr/>
-      <w:r>
-        <w:rPr>
-          <w:lang w:val="zh_TW" w:bidi="zh_TW"/>
-        </w:rPr>
-      </w:r>
-      <w:r>
-        <w:rPr>
-          <w:lang w:val="zh_TW" w:bidi="zh_TW"/>
-        </w:rPr>
-        <w:t>平安在先知書中是為一個非常重要的詞語。「假」先知忽略了人在立約關係中享有福祉所需的條件。神始終對以色列信實（</w:t>
-      </w:r>
-      <w:hyperlink r:id="rId35">
-        <w:r>
-          <w:rPr>
-            <w:lang w:val="zh_TW" w:bidi="zh_TW"/>
-          </w:rPr>
-          <w:rPr>
-            <w:color w:val="0000EE"/>
-            <w:u w:val="single"/>
-          </w:rPr>
-          <w:t>詩89篇</w:t>
-        </w:r>
-      </w:hyperlink>
-      <w:r>
-        <w:rPr>
-          <w:lang w:val="zh_TW" w:bidi="zh_TW"/>
-        </w:rPr>
-        <w:t>），他們因此認為神必永遠保障國家的平安 （</w:t>
-      </w:r>
-      <w:hyperlink r:id="rId36">
-        <w:r>
-          <w:rPr>
-            <w:lang w:val="zh_TW" w:bidi="zh_TW"/>
-          </w:rPr>
-          <w:rPr>
-            <w:color w:val="0000EE"/>
-            <w:u w:val="single"/>
-          </w:rPr>
-          <w:t>耶6:14</w:t>
-        </w:r>
-      </w:hyperlink>
-      <w:r>
-        <w:rPr>
-          <w:lang w:val="zh_TW" w:bidi="zh_TW"/>
-        </w:rPr>
-        <w:t>，</w:t>
-      </w:r>
-      <w:hyperlink r:id="rId37">
-        <w:r>
-          <w:rPr>
-            <w:lang w:val="zh_TW" w:bidi="zh_TW"/>
-          </w:rPr>
-          <w:rPr>
-            <w:color w:val="0000EE"/>
-            <w:u w:val="single"/>
-          </w:rPr>
-          <w:t>8:15</w:t>
-        </w:r>
-      </w:hyperlink>
-      <w:r>
-        <w:rPr>
-          <w:lang w:val="zh_TW" w:bidi="zh_TW"/>
-        </w:rPr>
-        <w:t>；</w:t>
-      </w:r>
-      <w:hyperlink r:id="rId38">
-        <w:r>
-          <w:rPr>
-            <w:lang w:val="zh_TW" w:bidi="zh_TW"/>
-          </w:rPr>
-          <w:rPr>
-            <w:color w:val="0000EE"/>
-            <w:u w:val="single"/>
-          </w:rPr>
-          <w:t>結13:10</w:t>
-        </w:r>
-      </w:hyperlink>
-      <w:r>
-        <w:rPr>
-          <w:lang w:val="zh_TW" w:bidi="zh_TW"/>
-        </w:rPr>
-        <w:t>、</w:t>
-      </w:r>
-      <w:hyperlink r:id="rId38">
-        <w:r>
-          <w:rPr>
-            <w:lang w:val="zh_TW" w:bidi="zh_TW"/>
-          </w:rPr>
-          <w:rPr>
-            <w:color w:val="0000EE"/>
-            <w:u w:val="single"/>
-          </w:rPr>
-          <w:t>16</w:t>
-        </w:r>
-      </w:hyperlink>
-      <w:r>
-        <w:rPr>
-          <w:lang w:val="zh_TW" w:bidi="zh_TW"/>
-        </w:rPr>
-        <w:t>；</w:t>
-      </w:r>
-      <w:hyperlink r:id="rId39">
-        <w:r>
-          <w:rPr>
-            <w:lang w:val="zh_TW" w:bidi="zh_TW"/>
-          </w:rPr>
-          <w:rPr>
-            <w:color w:val="0000EE"/>
-            <w:u w:val="single"/>
-          </w:rPr>
-          <w:t>彌3:5</w:t>
-        </w:r>
-      </w:hyperlink>
-      <w:r>
-        <w:rPr>
-          <w:lang w:val="zh_TW" w:bidi="zh_TW"/>
-        </w:rPr>
-        <w:t>）。在這種普遍卻虛假的安全感之下，被擄到巴比倫之前的先知宣告，神的審判即將臨到，以色列將失去平安。先知指出，以色列持續悖逆和行不義，因此失去了平安（</w:t>
-      </w:r>
-      <w:hyperlink r:id="rId40">
-        <w:r>
-          <w:rPr>
-            <w:lang w:val="zh_TW" w:bidi="zh_TW"/>
-          </w:rPr>
-          <w:rPr>
-            <w:color w:val="0000EE"/>
-            <w:u w:val="single"/>
-          </w:rPr>
-          <w:t>賽48:18</w:t>
-        </w:r>
-      </w:hyperlink>
-      <w:r>
-        <w:rPr>
-          <w:lang w:val="zh_TW" w:bidi="zh_TW"/>
-        </w:rPr>
-        <w:t>；</w:t>
-      </w:r>
-      <w:hyperlink r:id="rId41">
-        <w:r>
-          <w:rPr>
-            <w:lang w:val="zh_TW" w:bidi="zh_TW"/>
-          </w:rPr>
-          <w:rPr>
-            <w:color w:val="0000EE"/>
-            <w:u w:val="single"/>
-          </w:rPr>
-          <w:t>耶14:13–16</w:t>
-        </w:r>
-      </w:hyperlink>
-      <w:r>
-        <w:rPr>
-          <w:lang w:val="zh_TW" w:bidi="zh_TW"/>
-        </w:rPr>
-        <w:t>，</w:t>
-      </w:r>
-      <w:hyperlink r:id="rId33">
-        <w:r>
-          <w:rPr>
-            <w:lang w:val="zh_TW" w:bidi="zh_TW"/>
-          </w:rPr>
-          <w:rPr>
-            <w:color w:val="0000EE"/>
-            <w:u w:val="single"/>
-          </w:rPr>
-          <w:t>16:5</w:t>
-        </w:r>
-      </w:hyperlink>
-      <w:r>
-        <w:rPr>
-          <w:lang w:val="zh_TW" w:bidi="zh_TW"/>
-        </w:rPr>
-        <w:t>、</w:t>
-      </w:r>
-      <w:hyperlink r:id="rId33">
-        <w:r>
-          <w:rPr>
-            <w:lang w:val="zh_TW" w:bidi="zh_TW"/>
-          </w:rPr>
-          <w:rPr>
-            <w:color w:val="0000EE"/>
-            <w:u w:val="single"/>
-          </w:rPr>
-          <w:t>10–13</w:t>
-        </w:r>
-      </w:hyperlink>
-      <w:r>
-        <w:rPr>
-          <w:lang w:val="zh_TW" w:bidi="zh_TW"/>
-        </w:rPr>
-        <w:t>、</w:t>
-      </w:r>
-      <w:hyperlink r:id="rId42">
-        <w:r>
-          <w:rPr>
-            <w:lang w:val="zh_TW" w:bidi="zh_TW"/>
-          </w:rPr>
-          <w:rPr>
-            <w:color w:val="0000EE"/>
-            <w:u w:val="single"/>
-          </w:rPr>
-          <w:t>28</w:t>
-        </w:r>
-      </w:hyperlink>
-      <w:r>
-        <w:rPr>
-          <w:lang w:val="zh_TW" w:bidi="zh_TW"/>
-        </w:rPr>
-        <w:t>；</w:t>
-      </w:r>
-      <w:hyperlink r:id="rId43">
-        <w:r>
-          <w:rPr>
-            <w:lang w:val="zh_TW" w:bidi="zh_TW"/>
-          </w:rPr>
-          <w:rPr>
-            <w:color w:val="0000EE"/>
-            <w:u w:val="single"/>
-          </w:rPr>
-          <w:t>彌3:4</w:t>
-        </w:r>
-      </w:hyperlink>
-      <w:r>
-        <w:rPr>
-          <w:lang w:val="zh_TW" w:bidi="zh_TW"/>
-        </w:rPr>
-        <w:t>、</w:t>
-      </w:r>
-      <w:hyperlink r:id="rId43">
-        <w:r>
-          <w:rPr>
-            <w:lang w:val="zh_TW" w:bidi="zh_TW"/>
-          </w:rPr>
-          <w:rPr>
-            <w:color w:val="0000EE"/>
-            <w:u w:val="single"/>
-          </w:rPr>
-          <w:t>9–12</w:t>
-        </w:r>
-      </w:hyperlink>
-      <w:r>
-        <w:rPr>
-          <w:lang w:val="zh_TW" w:bidi="zh_TW"/>
-        </w:rPr>
-        <w:t>）。</w:t>
-      </w:r>
-    </w:p>
-    <w:p>
-      <w:pPr/>
-      <w:r>
-        <w:rPr>
-          <w:lang w:val="zh_TW" w:bidi="zh_TW"/>
-        </w:rPr>
-      </w:r>
-      <w:r>
-        <w:rPr>
-          <w:lang w:val="zh_TW" w:bidi="zh_TW"/>
-        </w:rPr>
-        <w:t>先知確實指出在越過眼前的危機之後，平安終必回來。那時的平安將具有以下特徵：</w:t>
-      </w:r>
-    </w:p>
-    <w:p>
-      <w:pPr>
-        <w:pStyle w:val="ListBullet"/>
-        <w:spacing w:line="240" w:lineRule="auto"/>
-        <w:ind w:left="720"/>
-      </w:pPr>
-      <w:r>
-        <w:rPr>
-          <w:lang w:val="zh_TW" w:bidi="zh_TW"/>
-        </w:rPr>
-      </w:r>
-      <w:r>
-        <w:rPr>
-          <w:lang w:val="zh_TW" w:bidi="zh_TW"/>
-        </w:rPr>
-        <w:t>興盛與福祉（</w:t>
-      </w:r>
-      <w:hyperlink r:id="rId28">
-        <w:r>
-          <w:rPr>
-            <w:lang w:val="zh_TW" w:bidi="zh_TW"/>
-          </w:rPr>
-          <w:rPr>
-            <w:color w:val="0000EE"/>
-            <w:u w:val="single"/>
-          </w:rPr>
-          <w:t>賽45:7</w:t>
-        </w:r>
-      </w:hyperlink>
-      <w:r>
-        <w:rPr>
-          <w:lang w:val="zh_TW" w:bidi="zh_TW"/>
-        </w:rPr>
-        <w:t>；</w:t>
-      </w:r>
-      <w:hyperlink r:id="rId44">
-        <w:r>
-          <w:rPr>
-            <w:lang w:val="zh_TW" w:bidi="zh_TW"/>
-          </w:rPr>
-          <w:rPr>
-            <w:color w:val="0000EE"/>
-            <w:u w:val="single"/>
-          </w:rPr>
-          <w:t>結34:25–26</w:t>
-        </w:r>
-      </w:hyperlink>
-      <w:r>
-        <w:rPr>
-          <w:lang w:val="zh_TW" w:bidi="zh_TW"/>
-        </w:rPr>
-        <w:t>）</w:t>
-      </w:r>
-    </w:p>
-    <w:p>
-      <w:pPr>
-        <w:pStyle w:val="ListBullet"/>
-        <w:spacing w:line="240" w:lineRule="auto"/>
-        <w:ind w:left="720"/>
-      </w:pPr>
-      <w:r>
-        <w:rPr>
-          <w:lang w:val="zh_TW" w:bidi="zh_TW"/>
-        </w:rPr>
-      </w:r>
-      <w:r>
-        <w:rPr>
-          <w:lang w:val="zh_TW" w:bidi="zh_TW"/>
-        </w:rPr>
-        <w:t>沒有爭戰（</w:t>
-      </w:r>
-      <w:hyperlink r:id="rId45">
-        <w:r>
-          <w:rPr>
-            <w:lang w:val="zh_TW" w:bidi="zh_TW"/>
-          </w:rPr>
-          <w:rPr>
-            <w:color w:val="0000EE"/>
-            <w:u w:val="single"/>
-          </w:rPr>
-          <w:t>賽2:2–4</w:t>
-        </w:r>
-      </w:hyperlink>
-      <w:r>
-        <w:rPr>
-          <w:lang w:val="zh_TW" w:bidi="zh_TW"/>
-        </w:rPr>
-        <w:t>，</w:t>
-      </w:r>
-      <w:hyperlink r:id="rId46">
-        <w:r>
-          <w:rPr>
-            <w:lang w:val="zh_TW" w:bidi="zh_TW"/>
-          </w:rPr>
-          <w:rPr>
-            <w:color w:val="0000EE"/>
-            <w:u w:val="single"/>
-          </w:rPr>
-          <w:t>32:15–20</w:t>
-        </w:r>
-      </w:hyperlink>
-      <w:r>
-        <w:rPr>
-          <w:lang w:val="zh_TW" w:bidi="zh_TW"/>
-        </w:rPr>
-        <w:t>；</w:t>
-      </w:r>
-      <w:hyperlink r:id="rId47">
-        <w:r>
-          <w:rPr>
-            <w:lang w:val="zh_TW" w:bidi="zh_TW"/>
-          </w:rPr>
-          <w:rPr>
-            <w:color w:val="0000EE"/>
-            <w:u w:val="single"/>
-          </w:rPr>
-          <w:t>結34:28–31</w:t>
-        </w:r>
-      </w:hyperlink>
-      <w:r>
-        <w:rPr>
-          <w:lang w:val="zh_TW" w:bidi="zh_TW"/>
-        </w:rPr>
-        <w:t>）</w:t>
-      </w:r>
-    </w:p>
-    <w:p>
-      <w:pPr>
-        <w:pStyle w:val="ListBullet"/>
-        <w:spacing w:line="240" w:lineRule="auto"/>
-        <w:ind w:left="720"/>
-      </w:pPr>
-      <w:r>
-        <w:rPr>
-          <w:lang w:val="zh_TW" w:bidi="zh_TW"/>
-        </w:rPr>
-      </w:r>
-      <w:r>
-        <w:rPr>
-          <w:lang w:val="zh_TW" w:bidi="zh_TW"/>
-        </w:rPr>
-        <w:t>正確的關係（</w:t>
-      </w:r>
-      <w:hyperlink r:id="rId48">
-        <w:r>
-          <w:rPr>
-            <w:lang w:val="zh_TW" w:bidi="zh_TW"/>
-          </w:rPr>
-          <w:rPr>
-            <w:color w:val="0000EE"/>
-            <w:u w:val="single"/>
-          </w:rPr>
-          <w:t>賽11:1–5</w:t>
-        </w:r>
-      </w:hyperlink>
-      <w:r>
-        <w:rPr>
-          <w:lang w:val="zh_TW" w:bidi="zh_TW"/>
-        </w:rPr>
-        <w:t>；</w:t>
-      </w:r>
-      <w:hyperlink r:id="rId49">
-        <w:r>
-          <w:rPr>
-            <w:lang w:val="zh_TW" w:bidi="zh_TW"/>
-          </w:rPr>
-          <w:rPr>
-            <w:color w:val="0000EE"/>
-            <w:u w:val="single"/>
-          </w:rPr>
-          <w:t>彌4:1–4</w:t>
-        </w:r>
-      </w:hyperlink>
-      <w:r>
-        <w:rPr>
-          <w:lang w:val="zh_TW" w:bidi="zh_TW"/>
-        </w:rPr>
-        <w:t>；</w:t>
-      </w:r>
-      <w:hyperlink r:id="rId50">
-        <w:r>
-          <w:rPr>
-            <w:lang w:val="zh_TW" w:bidi="zh_TW"/>
-          </w:rPr>
-          <w:rPr>
-            <w:color w:val="0000EE"/>
-            <w:u w:val="single"/>
-          </w:rPr>
-          <w:t>亞8:9–13</w:t>
-        </w:r>
-      </w:hyperlink>
-      <w:r>
-        <w:rPr>
-          <w:lang w:val="zh_TW" w:bidi="zh_TW"/>
-        </w:rPr>
-        <w:t>）</w:t>
-      </w:r>
-    </w:p>
-    <w:p>
-      <w:pPr>
-        <w:pStyle w:val="ListBullet"/>
-        <w:spacing w:line="240" w:lineRule="auto"/>
-        <w:ind w:left="720"/>
-      </w:pPr>
-      <w:r>
-        <w:rPr>
-          <w:lang w:val="zh_TW" w:bidi="zh_TW"/>
-        </w:rPr>
-      </w:r>
-      <w:r>
-        <w:rPr>
-          <w:lang w:val="zh_TW" w:bidi="zh_TW"/>
-        </w:rPr>
-        <w:t>自然界恢復和諧（</w:t>
-      </w:r>
-      <w:hyperlink r:id="rId51">
-        <w:r>
-          <w:rPr>
-            <w:lang w:val="zh_TW" w:bidi="zh_TW"/>
-          </w:rPr>
-          <w:rPr>
-            <w:color w:val="0000EE"/>
-            <w:u w:val="single"/>
-          </w:rPr>
-          <w:t>賽11:6–9</w:t>
-        </w:r>
-      </w:hyperlink>
-      <w:r>
-        <w:rPr>
-          <w:lang w:val="zh_TW" w:bidi="zh_TW"/>
-        </w:rPr>
-        <w:t>；</w:t>
-      </w:r>
-      <w:hyperlink r:id="rId52">
-        <w:r>
-          <w:rPr>
-            <w:lang w:val="zh_TW" w:bidi="zh_TW"/>
-          </w:rPr>
-          <w:rPr>
-            <w:color w:val="0000EE"/>
-            <w:u w:val="single"/>
-          </w:rPr>
-          <w:t>結47:1–12</w:t>
-        </w:r>
-      </w:hyperlink>
-      <w:r>
-        <w:rPr>
-          <w:lang w:val="zh_TW" w:bidi="zh_TW"/>
-        </w:rPr>
-        <w:t>）</w:t>
-      </w:r>
-    </w:p>
-    <w:p>
-      <w:pPr>
-        <w:pStyle w:val="ListBullet"/>
-        <w:spacing w:line="240" w:lineRule="auto"/>
-        <w:ind w:left="720"/>
-      </w:pPr>
-      <w:r>
-        <w:rPr>
-          <w:lang w:val="zh_TW" w:bidi="zh_TW"/>
-        </w:rPr>
-      </w:r>
-      <w:r>
-        <w:rPr>
-          <w:lang w:val="zh_TW" w:bidi="zh_TW"/>
-        </w:rPr>
-        <w:t>救恩（</w:t>
-      </w:r>
-      <w:hyperlink r:id="rId53">
-        <w:r>
-          <w:rPr>
-            <w:lang w:val="zh_TW" w:bidi="zh_TW"/>
-          </w:rPr>
-          <w:rPr>
-            <w:color w:val="0000EE"/>
-            <w:u w:val="single"/>
-          </w:rPr>
-          <w:t>賽52:7</w:t>
-        </w:r>
-      </w:hyperlink>
-      <w:r>
-        <w:rPr>
-          <w:lang w:val="zh_TW" w:bidi="zh_TW"/>
-        </w:rPr>
-        <w:t>，</w:t>
-      </w:r>
-      <w:hyperlink r:id="rId54">
-        <w:r>
-          <w:rPr>
-            <w:lang w:val="zh_TW" w:bidi="zh_TW"/>
-          </w:rPr>
-          <w:rPr>
-            <w:color w:val="0000EE"/>
-            <w:u w:val="single"/>
-          </w:rPr>
-          <w:t>60:17</w:t>
-        </w:r>
-      </w:hyperlink>
-      <w:r>
-        <w:rPr>
-          <w:lang w:val="zh_TW" w:bidi="zh_TW"/>
-        </w:rPr>
-        <w:t>；</w:t>
-      </w:r>
-      <w:hyperlink r:id="rId55">
-        <w:r>
-          <w:rPr>
-            <w:lang w:val="zh_TW" w:bidi="zh_TW"/>
-          </w:rPr>
-          <w:rPr>
-            <w:color w:val="0000EE"/>
-            <w:u w:val="single"/>
-          </w:rPr>
-          <w:t>結34:30–31</w:t>
-        </w:r>
-      </w:hyperlink>
-      <w:r>
-        <w:rPr>
-          <w:lang w:val="zh_TW" w:bidi="zh_TW"/>
-        </w:rPr>
-        <w:t>，</w:t>
-      </w:r>
-      <w:hyperlink r:id="rId56">
-        <w:r>
-          <w:rPr>
-            <w:lang w:val="zh_TW" w:bidi="zh_TW"/>
-          </w:rPr>
-          <w:rPr>
-            <w:color w:val="0000EE"/>
-            <w:u w:val="single"/>
-          </w:rPr>
-          <w:t>37:26–28</w:t>
-        </w:r>
-      </w:hyperlink>
-      <w:r>
-        <w:rPr>
-          <w:lang w:val="zh_TW" w:bidi="zh_TW"/>
-        </w:rPr>
-        <w:t>）</w:t>
-      </w:r>
-    </w:p>
-    <w:p>
-      <w:pPr/>
-      <w:r>
-        <w:rPr>
-          <w:lang w:val="zh_TW" w:bidi="zh_TW"/>
-        </w:rPr>
-      </w:r>
-      <w:r>
-        <w:rPr>
-          <w:lang w:val="zh_TW" w:bidi="zh_TW"/>
-        </w:rPr>
-        <w:t>在舊約聖經中，這種對平安的盼望常常與彌賽亞（神所揀選的統治者）有關。</w:t>
-      </w:r>
-      <w:hyperlink r:id="rId57">
-        <w:r>
-          <w:rPr>
-            <w:lang w:val="zh_TW" w:bidi="zh_TW"/>
-          </w:rPr>
-          <w:rPr>
-            <w:color w:val="0000EE"/>
-            <w:u w:val="single"/>
-          </w:rPr>
-          <w:t>以賽亞書九章6節</w:t>
-        </w:r>
-      </w:hyperlink>
-      <w:r>
-        <w:rPr>
-          <w:lang w:val="zh_TW" w:bidi="zh_TW"/>
-        </w:rPr>
-        <w:t>稱這位將來的彌賽亞為「和平的君」。此外，祂的統治將帶來平安；這平安不僅臨到以色列，也要遍及全地（</w:t>
-      </w:r>
-      <w:hyperlink r:id="rId58">
-        <w:r>
-          <w:rPr>
-            <w:lang w:val="zh_TW" w:bidi="zh_TW"/>
-          </w:rPr>
-          <w:rPr>
-            <w:color w:val="0000EE"/>
-            <w:u w:val="single"/>
-          </w:rPr>
-          <w:t>撒9:9–10</w:t>
-        </w:r>
-      </w:hyperlink>
-      <w:r>
-        <w:rPr>
-          <w:lang w:val="zh_TW" w:bidi="zh_TW"/>
-        </w:rPr>
-        <w:t>）。舊約聖經在結束時，這個平安的盼望仍未完全實現，人們仍在等待它完全成就。</w:t>
-      </w:r>
-    </w:p>
-    <w:p>
-      <w:pPr>
-        <w:pStyle w:val="Heading3"/>
-      </w:pPr>
-      <w:r>
-        <w:rPr>
-          <w:lang w:val="zh_TW" w:bidi="zh_TW"/>
-        </w:rPr>
-        <w:t>在新約聖經中</w:t>
-      </w:r>
-    </w:p>
-    <w:p>
-      <w:pPr/>
-      <w:r>
-        <w:rPr>
-          <w:lang w:val="zh_TW" w:bidi="zh_TW"/>
-        </w:rPr>
-      </w:r>
-      <w:r>
-        <w:rPr>
-          <w:lang w:val="zh_TW" w:bidi="zh_TW"/>
-        </w:rPr>
-        <w:t>新約聖經中主要被譯為「平安」的希臘文是</w:t>
-      </w:r>
-      <w:r>
-        <w:rPr>
-          <w:i/>
-          <w:lang w:val="zh_TW" w:bidi="zh_TW"/>
-        </w:rPr>
-        <w:t>eirene。</w:t>
-      </w:r>
-      <w:r>
-        <w:rPr>
-          <w:lang w:val="zh_TW" w:bidi="zh_TW"/>
-        </w:rPr>
-        <w:t xml:space="preserve"> 這個詞原本在古典希臘文中有「安息」的意思，後來也包含了希伯來文「平安（shalom）」所表達的含義。像希伯來文「平安（shalom）」一樣，</w:t>
-      </w:r>
-      <w:r>
-        <w:rPr>
-          <w:i/>
-          <w:lang w:val="zh_TW" w:bidi="zh_TW"/>
-        </w:rPr>
-        <w:t xml:space="preserve"> eirene</w:t>
-      </w:r>
-      <w:r>
-        <w:rPr>
-          <w:lang w:val="zh_TW" w:bidi="zh_TW"/>
-        </w:rPr>
-        <w:t>也可以用為問安或道別的話語。「願你們平安」這類表達出現在</w:t>
-      </w:r>
-      <w:hyperlink r:id="rId59">
-        <w:r>
-          <w:rPr>
-            <w:lang w:val="zh_TW" w:bidi="zh_TW"/>
-          </w:rPr>
-          <w:rPr>
-            <w:color w:val="0000EE"/>
-            <w:u w:val="single"/>
-          </w:rPr>
-          <w:t>路加福音十章5節</w:t>
-        </w:r>
-      </w:hyperlink>
-      <w:r>
-        <w:rPr>
-          <w:lang w:val="zh_TW" w:bidi="zh_TW"/>
-        </w:rPr>
-        <w:t>，</w:t>
-      </w:r>
-      <w:hyperlink r:id="rId60">
-        <w:r>
-          <w:rPr>
-            <w:lang w:val="zh_TW" w:bidi="zh_TW"/>
-          </w:rPr>
-          <w:rPr>
-            <w:color w:val="0000EE"/>
-            <w:u w:val="single"/>
-          </w:rPr>
-          <w:t>加拉太書六章16節</w:t>
-        </w:r>
-      </w:hyperlink>
-      <w:r>
-        <w:rPr>
-          <w:lang w:val="zh_TW" w:bidi="zh_TW"/>
-        </w:rPr>
-        <w:t>，和</w:t>
-      </w:r>
-      <w:hyperlink r:id="rId61">
-        <w:r>
-          <w:rPr>
-            <w:lang w:val="zh_TW" w:bidi="zh_TW"/>
-          </w:rPr>
-          <w:rPr>
-            <w:color w:val="0000EE"/>
-            <w:u w:val="single"/>
-          </w:rPr>
-          <w:t>雅各書二章16節</w:t>
-        </w:r>
-      </w:hyperlink>
-      <w:r>
-        <w:rPr>
-          <w:lang w:val="zh_TW" w:bidi="zh_TW"/>
-        </w:rPr>
-        <w:t>（參</w:t>
-      </w:r>
-      <w:hyperlink r:id="rId62">
-        <w:r>
-          <w:rPr>
-            <w:lang w:val="zh_TW" w:bidi="zh_TW"/>
-          </w:rPr>
-          <w:rPr>
-            <w:color w:val="0000EE"/>
-            <w:u w:val="single"/>
-          </w:rPr>
-          <w:t>約20:19</w:t>
+          <w:t>代上1:12</w:t>
         </w:r>
       </w:hyperlink>
       <w:r>
@@ -1718,1071 +297,19 @@
           <w:i/>
           <w:lang w:val="zh_TW" w:bidi="zh_TW"/>
         </w:rPr>
-        <w:t>Eirene</w:t>
+        <w:t>見</w:t>
       </w:r>
       <w:r>
         <w:rPr>
           <w:lang w:val="zh_TW" w:bidi="zh_TW"/>
         </w:rPr>
-        <w:t>也可以指終止衝突，無論是國與國之間（</w:t>
-      </w:r>
-      <w:hyperlink r:id="rId63">
-        <w:r>
-          <w:rPr>
-            <w:lang w:val="zh_TW" w:bidi="zh_TW"/>
-          </w:rPr>
-          <w:rPr>
-            <w:color w:val="0000EE"/>
-            <w:u w:val="single"/>
-          </w:rPr>
-          <w:t>路14:32</w:t>
-        </w:r>
-      </w:hyperlink>
-      <w:r>
-        <w:rPr>
-          <w:lang w:val="zh_TW" w:bidi="zh_TW"/>
-        </w:rPr>
-        <w:t>；</w:t>
-      </w:r>
-      <w:hyperlink r:id="rId64">
-        <w:r>
-          <w:rPr>
-            <w:lang w:val="zh_TW" w:bidi="zh_TW"/>
-          </w:rPr>
-          <w:rPr>
-            <w:color w:val="0000EE"/>
-            <w:u w:val="single"/>
-          </w:rPr>
-          <w:t>徒12:20</w:t>
-        </w:r>
-      </w:hyperlink>
-      <w:r>
-        <w:rPr>
-          <w:lang w:val="zh_TW" w:bidi="zh_TW"/>
-        </w:rPr>
-        <w:t>），還是人與人之間（</w:t>
-      </w:r>
-      <w:hyperlink r:id="rId65">
-        <w:r>
-          <w:rPr>
-            <w:lang w:val="zh_TW" w:bidi="zh_TW"/>
-          </w:rPr>
-          <w:rPr>
-            <w:color w:val="0000EE"/>
-            <w:u w:val="single"/>
-          </w:rPr>
-          <w:t>羅14:19</w:t>
-        </w:r>
-      </w:hyperlink>
-      <w:r>
-        <w:rPr>
-          <w:lang w:val="zh_TW" w:bidi="zh_TW"/>
-        </w:rPr>
-        <w:t>；</w:t>
-      </w:r>
-      <w:hyperlink r:id="rId66">
-        <w:r>
-          <w:rPr>
-            <w:lang w:val="zh_TW" w:bidi="zh_TW"/>
-          </w:rPr>
-          <w:rPr>
-            <w:color w:val="0000EE"/>
-            <w:u w:val="single"/>
-          </w:rPr>
-          <w:t>弗4:3</w:t>
-        </w:r>
-      </w:hyperlink>
-      <w:r>
-        <w:rPr>
-          <w:lang w:val="zh_TW" w:bidi="zh_TW"/>
-        </w:rPr>
-        <w:t>）。此外，它也可以指家庭中的和睦與安寧（參</w:t>
-      </w:r>
-      <w:hyperlink r:id="rId67">
-        <w:r>
-          <w:rPr>
-            <w:lang w:val="zh_TW" w:bidi="zh_TW"/>
-          </w:rPr>
-          <w:rPr>
-            <w:color w:val="0000EE"/>
-            <w:u w:val="single"/>
-          </w:rPr>
-          <w:t>林前7:15</w:t>
-        </w:r>
-      </w:hyperlink>
-      <w:r>
-        <w:rPr>
-          <w:lang w:val="zh_TW" w:bidi="zh_TW"/>
-        </w:rPr>
-        <w:t>）。</w:t>
-      </w:r>
-    </w:p>
-    <w:p>
-      <w:pPr>
-        <w:pStyle w:val="Heading4"/>
-      </w:pPr>
-      <w:r>
-        <w:rPr>
-          <w:lang w:val="zh_TW" w:bidi="zh_TW"/>
-        </w:rPr>
-        <w:t>耶穌帶來神的平安</w:t>
-      </w:r>
-    </w:p>
-    <w:p>
-      <w:pPr/>
-      <w:r>
-        <w:rPr>
-          <w:lang w:val="zh_TW" w:bidi="zh_TW"/>
-        </w:rPr>
+        <w:t>巴忒羅</w:t>
       </w:r>
       <w:r>
         <w:rPr>
           <w:lang w:val="zh_TW" w:bidi="zh_TW"/>
         </w:rPr>
-        <w:t>耶穌在祂的事工中成就了舊約聖經中有關平安的盼望。在撒迦利亞的「撒迦利亞頌（Benedictus）」中，人們期待著彌賽亞耶穌的到來，因其要「把我們的腳引到平安的路上」（</w:t>
-      </w:r>
-      <w:hyperlink r:id="rId68">
-        <w:r>
-          <w:rPr>
-            <w:lang w:val="zh_TW" w:bidi="zh_TW"/>
-          </w:rPr>
-          <w:rPr>
-            <w:color w:val="0000EE"/>
-            <w:u w:val="single"/>
-          </w:rPr>
-          <w:t>路1:67–79</w:t>
-        </w:r>
-      </w:hyperlink>
-      <w:r>
-        <w:rPr>
-          <w:lang w:val="zh_TW" w:bidi="zh_TW"/>
-        </w:rPr>
-        <w:t>）。天使向牧羊人報喜時，也宣告耶穌要將神的平安帶給人（</w:t>
-      </w:r>
-      <w:hyperlink r:id="rId69">
-        <w:r>
-          <w:rPr>
-            <w:lang w:val="zh_TW" w:bidi="zh_TW"/>
-          </w:rPr>
-          <w:rPr>
-            <w:color w:val="0000EE"/>
-            <w:u w:val="single"/>
-          </w:rPr>
-          <w:t>2:14</w:t>
-        </w:r>
-      </w:hyperlink>
-      <w:r>
-        <w:rPr>
-          <w:lang w:val="zh_TW" w:bidi="zh_TW"/>
-        </w:rPr>
-        <w:t>）。換句話說，耶穌作為彌賽亞，要將神的平安帶給祂的百姓。約翰福音也顯示耶穌明白自己的使命正是如此。這份人們長久盼望的、從神而來的平安，成為耶穌留給門徒最後的禮物（</w:t>
-      </w:r>
-      <w:hyperlink r:id="rId70">
-        <w:r>
-          <w:rPr>
-            <w:lang w:val="zh_TW" w:bidi="zh_TW"/>
-          </w:rPr>
-          <w:rPr>
-            <w:color w:val="0000EE"/>
-            <w:u w:val="single"/>
-          </w:rPr>
-          <w:t>約14:27</w:t>
-        </w:r>
-      </w:hyperlink>
-      <w:r>
-        <w:rPr>
-          <w:lang w:val="zh_TW" w:bidi="zh_TW"/>
-        </w:rPr>
-        <w:t>）。當耶穌向門徒吹一口氣，把聖靈賜給他們時，祂也把平安賜給他們（</w:t>
-      </w:r>
-      <w:hyperlink r:id="rId71">
-        <w:r>
-          <w:rPr>
-            <w:lang w:val="zh_TW" w:bidi="zh_TW"/>
-          </w:rPr>
-          <w:rPr>
-            <w:color w:val="0000EE"/>
-            <w:u w:val="single"/>
-          </w:rPr>
-          <w:t>20:19–22</w:t>
-        </w:r>
-      </w:hyperlink>
-      <w:r>
-        <w:rPr>
-          <w:lang w:val="zh_TW" w:bidi="zh_TW"/>
-        </w:rPr>
-        <w:t>）。</w:t>
-      </w:r>
-    </w:p>
-    <w:p>
-      <w:pPr/>
-      <w:r>
-        <w:rPr>
-          <w:lang w:val="zh_TW" w:bidi="zh_TW"/>
-        </w:rPr>
-      </w:r>
-      <w:r>
-        <w:rPr>
-          <w:lang w:val="zh_TW" w:bidi="zh_TW"/>
-        </w:rPr>
-        <w:t>耶穌所帶來這份平安的本質，也許要從它不是什麼來說明會更容易理解。它不表示一切緊張局面都會結束，也不表示戰爭不再存在。它也不只是家中的安寧，也不像世人所理解的平安（</w:t>
-      </w:r>
-      <w:hyperlink r:id="rId72">
-        <w:r>
-          <w:rPr>
-            <w:lang w:val="zh_TW" w:bidi="zh_TW"/>
-          </w:rPr>
-          <w:rPr>
-            <w:color w:val="0000EE"/>
-            <w:u w:val="single"/>
-          </w:rPr>
-          <w:t>路12:51–53</w:t>
-        </w:r>
-      </w:hyperlink>
-      <w:r>
-        <w:rPr>
-          <w:lang w:val="zh_TW" w:bidi="zh_TW"/>
-        </w:rPr>
-        <w:t>；</w:t>
-      </w:r>
-      <w:hyperlink r:id="rId70">
-        <w:r>
-          <w:rPr>
-            <w:lang w:val="zh_TW" w:bidi="zh_TW"/>
-          </w:rPr>
-          <w:rPr>
-            <w:color w:val="0000EE"/>
-            <w:u w:val="single"/>
-          </w:rPr>
-          <w:t>約14:27</w:t>
-        </w:r>
-      </w:hyperlink>
-      <w:r>
-        <w:rPr>
-          <w:lang w:val="zh_TW" w:bidi="zh_TW"/>
-        </w:rPr>
-        <w:t>，</w:t>
-      </w:r>
-      <w:hyperlink r:id="rId73">
-        <w:r>
-          <w:rPr>
-            <w:lang w:val="zh_TW" w:bidi="zh_TW"/>
-          </w:rPr>
-          <w:rPr>
-            <w:color w:val="0000EE"/>
-            <w:u w:val="single"/>
-          </w:rPr>
-          <w:t>16:32–33</w:t>
-        </w:r>
-      </w:hyperlink>
-      <w:r>
-        <w:rPr>
-          <w:lang w:val="zh_TW" w:bidi="zh_TW"/>
-        </w:rPr>
-        <w:t>）。平安的來到有時甚至會顛覆人的期待，因為它可能打破原有的人際關係。馬太福音指出，平安有時會像一把使家人分開的「刀兵」（</w:t>
-      </w:r>
-      <w:hyperlink r:id="rId74">
-        <w:r>
-          <w:rPr>
-            <w:lang w:val="zh_TW" w:bidi="zh_TW"/>
-          </w:rPr>
-          <w:rPr>
-            <w:color w:val="0000EE"/>
-            <w:u w:val="single"/>
-          </w:rPr>
-          <w:t>太10:34–37</w:t>
-        </w:r>
-      </w:hyperlink>
-      <w:r>
-        <w:rPr>
-          <w:lang w:val="zh_TW" w:bidi="zh_TW"/>
-        </w:rPr>
-        <w:t>）。事實上，耶穌所賜的平安，就是祂用自己的血所立新約的本質與特徵。這約使神與人和好（</w:t>
-      </w:r>
-      <w:hyperlink r:id="rId75">
-        <w:r>
-          <w:rPr>
-            <w:lang w:val="zh_TW" w:bidi="zh_TW"/>
-          </w:rPr>
-          <w:rPr>
-            <w:color w:val="0000EE"/>
-            <w:u w:val="single"/>
-          </w:rPr>
-          <w:t>羅5:1</w:t>
-        </w:r>
-      </w:hyperlink>
-      <w:r>
-        <w:rPr>
-          <w:lang w:val="zh_TW" w:bidi="zh_TW"/>
-        </w:rPr>
-        <w:t>；</w:t>
-      </w:r>
-      <w:hyperlink r:id="rId76">
-        <w:r>
-          <w:rPr>
-            <w:lang w:val="zh_TW" w:bidi="zh_TW"/>
-          </w:rPr>
-          <w:rPr>
-            <w:color w:val="0000EE"/>
-            <w:u w:val="single"/>
-          </w:rPr>
-          <w:t>西1:20</w:t>
-        </w:r>
-      </w:hyperlink>
-      <w:r>
-        <w:rPr>
-          <w:lang w:val="zh_TW" w:bidi="zh_TW"/>
-        </w:rPr>
-        <w:t>），也為原本彼此隔絕的人建立和好的根基（</w:t>
-      </w:r>
-      <w:hyperlink r:id="rId77">
-        <w:r>
-          <w:rPr>
-            <w:lang w:val="zh_TW" w:bidi="zh_TW"/>
-          </w:rPr>
-          <w:rPr>
-            <w:color w:val="0000EE"/>
-            <w:u w:val="single"/>
-          </w:rPr>
-          <w:t>弗2:14–22</w:t>
-        </w:r>
-      </w:hyperlink>
-      <w:r>
-        <w:rPr>
-          <w:lang w:val="zh_TW" w:bidi="zh_TW"/>
-        </w:rPr>
-        <w:t>）。</w:t>
-      </w:r>
-    </w:p>
-    <w:p>
-      <w:pPr>
-        <w:pStyle w:val="Heading4"/>
-      </w:pPr>
-      <w:r>
-        <w:rPr>
-          <w:lang w:val="zh_TW" w:bidi="zh_TW"/>
-        </w:rPr>
-        <w:t>早期教會如何理解平安？</w:t>
-      </w:r>
-    </w:p>
-    <w:p>
-      <w:pPr/>
-      <w:r>
-        <w:rPr>
-          <w:lang w:val="zh_TW" w:bidi="zh_TW"/>
-        </w:rPr>
-      </w:r>
-      <w:r>
-        <w:rPr>
-          <w:lang w:val="zh_TW" w:bidi="zh_TW"/>
-        </w:rPr>
-        <w:t>早期教會認為，「平安」就是神在末後要賜下的救恩，而神已經藉著耶穌基督把這救恩賜給人了（參</w:t>
-      </w:r>
-      <w:hyperlink r:id="rId78">
-        <w:r>
-          <w:rPr>
-            <w:lang w:val="zh_TW" w:bidi="zh_TW"/>
-          </w:rPr>
-          <w:rPr>
-            <w:color w:val="0000EE"/>
-            <w:u w:val="single"/>
-          </w:rPr>
-          <w:t>腓4:7–9</w:t>
-        </w:r>
-      </w:hyperlink>
-      <w:r>
-        <w:rPr>
-          <w:lang w:val="zh_TW" w:bidi="zh_TW"/>
-        </w:rPr>
-        <w:t>）。這種對「平安」的理解，也改變了基督徒群體中「平平安安地去吧」這句問候語的含義。保羅經常在書信開頭寫下「恩惠、平安」的問候（</w:t>
-      </w:r>
-      <w:hyperlink r:id="rId79">
-        <w:r>
-          <w:rPr>
-            <w:lang w:val="zh_TW" w:bidi="zh_TW"/>
-          </w:rPr>
-          <w:rPr>
-            <w:color w:val="0000EE"/>
-            <w:u w:val="single"/>
-          </w:rPr>
-          <w:t>林前1:3</w:t>
-        </w:r>
-      </w:hyperlink>
-      <w:r>
-        <w:rPr>
-          <w:lang w:val="zh_TW" w:bidi="zh_TW"/>
-        </w:rPr>
-        <w:t>；</w:t>
-      </w:r>
-      <w:hyperlink r:id="rId80">
-        <w:r>
-          <w:rPr>
-            <w:lang w:val="zh_TW" w:bidi="zh_TW"/>
-          </w:rPr>
-          <w:rPr>
-            <w:color w:val="0000EE"/>
-            <w:u w:val="single"/>
-          </w:rPr>
-          <w:t>林後1:2</w:t>
-        </w:r>
-      </w:hyperlink>
-      <w:r>
-        <w:rPr>
-          <w:lang w:val="zh_TW" w:bidi="zh_TW"/>
-        </w:rPr>
-        <w:t>；</w:t>
-      </w:r>
-      <w:hyperlink r:id="rId81">
-        <w:r>
-          <w:rPr>
-            <w:lang w:val="zh_TW" w:bidi="zh_TW"/>
-          </w:rPr>
-          <w:rPr>
-            <w:color w:val="0000EE"/>
-            <w:u w:val="single"/>
-          </w:rPr>
-          <w:t>加1:3</w:t>
-        </w:r>
-      </w:hyperlink>
-      <w:r>
-        <w:rPr>
-          <w:lang w:val="zh_TW" w:bidi="zh_TW"/>
-        </w:rPr>
-        <w:t>；</w:t>
-      </w:r>
-      <w:hyperlink r:id="rId82">
-        <w:r>
-          <w:rPr>
-            <w:lang w:val="zh_TW" w:bidi="zh_TW"/>
-          </w:rPr>
-          <w:rPr>
-            <w:color w:val="0000EE"/>
-            <w:u w:val="single"/>
-          </w:rPr>
-          <w:t>弗1:2</w:t>
-        </w:r>
-      </w:hyperlink>
-      <w:r>
-        <w:rPr>
-          <w:lang w:val="zh_TW" w:bidi="zh_TW"/>
-        </w:rPr>
-        <w:t>，等等；另參</w:t>
-      </w:r>
-      <w:hyperlink r:id="rId83">
-        <w:r>
-          <w:rPr>
-            <w:lang w:val="zh_TW" w:bidi="zh_TW"/>
-          </w:rPr>
-          <w:rPr>
-            <w:color w:val="0000EE"/>
-            <w:u w:val="single"/>
-          </w:rPr>
-          <w:t>彼前1:2</w:t>
-        </w:r>
-      </w:hyperlink>
-      <w:r>
-        <w:rPr>
-          <w:lang w:val="zh_TW" w:bidi="zh_TW"/>
-        </w:rPr>
-        <w:t>；</w:t>
-      </w:r>
-      <w:hyperlink r:id="rId84">
-        <w:r>
-          <w:rPr>
-            <w:lang w:val="zh_TW" w:bidi="zh_TW"/>
-          </w:rPr>
-          <w:rPr>
-            <w:color w:val="0000EE"/>
-            <w:u w:val="single"/>
-          </w:rPr>
-          <w:t>約二1:3</w:t>
-        </w:r>
-      </w:hyperlink>
-      <w:r>
-        <w:rPr>
-          <w:lang w:val="zh_TW" w:bidi="zh_TW"/>
-        </w:rPr>
-        <w:t>；</w:t>
-      </w:r>
-      <w:hyperlink r:id="rId85">
-        <w:r>
-          <w:rPr>
-            <w:lang w:val="zh_TW" w:bidi="zh_TW"/>
-          </w:rPr>
-          <w:rPr>
-            <w:color w:val="0000EE"/>
-            <w:u w:val="single"/>
-          </w:rPr>
-          <w:t>猶2</w:t>
-        </w:r>
-      </w:hyperlink>
-      <w:r>
-        <w:rPr>
-          <w:lang w:val="zh_TW" w:bidi="zh_TW"/>
-        </w:rPr>
-        <w:t>；</w:t>
-      </w:r>
-      <w:hyperlink r:id="rId86">
-        <w:r>
-          <w:rPr>
-            <w:lang w:val="zh_TW" w:bidi="zh_TW"/>
-          </w:rPr>
-          <w:rPr>
-            <w:color w:val="0000EE"/>
-            <w:u w:val="single"/>
-          </w:rPr>
-          <w:t>啟1:4</w:t>
-        </w:r>
-      </w:hyperlink>
-      <w:r>
-        <w:rPr>
-          <w:lang w:val="zh_TW" w:bidi="zh_TW"/>
-        </w:rPr>
-        <w:t>）。這句話不只是保羅向收信人表達平安的祝願，更是提醒他們：藉著基督，信徒在現今就能領受彌賽亞所賜的恩典。因此，聖經甚至稱耶穌自己使「我們和睦」（</w:t>
-      </w:r>
-      <w:hyperlink r:id="rId87">
-        <w:r>
-          <w:rPr>
-            <w:lang w:val="zh_TW" w:bidi="zh_TW"/>
-          </w:rPr>
-          <w:rPr>
-            <w:color w:val="0000EE"/>
-            <w:u w:val="single"/>
-          </w:rPr>
-          <w:t>弗2:14</w:t>
-        </w:r>
-      </w:hyperlink>
-      <w:r>
-        <w:rPr>
-          <w:lang w:val="zh_TW" w:bidi="zh_TW"/>
-        </w:rPr>
-        <w:t>）。同樣，神因著基督使人與祂和好，也被稱為「賜平安的神」（</w:t>
-      </w:r>
-      <w:hyperlink r:id="rId88">
-        <w:r>
-          <w:rPr>
-            <w:lang w:val="zh_TW" w:bidi="zh_TW"/>
-          </w:rPr>
-          <w:rPr>
-            <w:color w:val="0000EE"/>
-            <w:u w:val="single"/>
-          </w:rPr>
-          <w:t>腓4:9</w:t>
-        </w:r>
-      </w:hyperlink>
-      <w:r>
-        <w:rPr>
-          <w:lang w:val="zh_TW" w:bidi="zh_TW"/>
-        </w:rPr>
-        <w:t>；</w:t>
-      </w:r>
-      <w:hyperlink r:id="rId89">
-        <w:r>
-          <w:rPr>
-            <w:lang w:val="zh_TW" w:bidi="zh_TW"/>
-          </w:rPr>
-          <w:rPr>
-            <w:color w:val="0000EE"/>
-            <w:u w:val="single"/>
-          </w:rPr>
-          <w:t>西3:15</w:t>
-        </w:r>
-      </w:hyperlink>
-      <w:r>
-        <w:rPr>
-          <w:lang w:val="zh_TW" w:bidi="zh_TW"/>
-        </w:rPr>
-        <w:t>）。</w:t>
-      </w:r>
-    </w:p>
-    <w:p>
-      <w:pPr/>
-      <w:r>
-        <w:rPr>
-          <w:lang w:val="zh_TW" w:bidi="zh_TW"/>
-        </w:rPr>
-      </w:r>
-      <w:r>
-        <w:rPr>
-          <w:lang w:val="zh_TW" w:bidi="zh_TW"/>
-        </w:rPr>
-        <w:t>藉著基督所賜下、使人與神和好的這份平安，也向基督徒提出了道德上的要求。既然領受了這份恩賜，信徒就應當在教會中實踐「平安」（人與人彼此和好）。平安既是聖靈所結的果子之一（</w:t>
-      </w:r>
-      <w:hyperlink r:id="rId90">
-        <w:r>
-          <w:rPr>
-            <w:lang w:val="zh_TW" w:bidi="zh_TW"/>
-          </w:rPr>
-          <w:rPr>
-            <w:color w:val="0000EE"/>
-            <w:u w:val="single"/>
-          </w:rPr>
-          <w:t>加5:22</w:t>
-        </w:r>
-      </w:hyperlink>
-      <w:r>
-        <w:rPr>
-          <w:lang w:val="zh_TW" w:bidi="zh_TW"/>
-        </w:rPr>
-        <w:t>），基督徒在與人相處時，也應當以追求平安為目標（</w:t>
-      </w:r>
-      <w:hyperlink r:id="rId91">
-        <w:r>
-          <w:rPr>
-            <w:lang w:val="zh_TW" w:bidi="zh_TW"/>
-          </w:rPr>
-          <w:rPr>
-            <w:color w:val="0000EE"/>
-            <w:u w:val="single"/>
-          </w:rPr>
-          <w:t>羅12:18</w:t>
-        </w:r>
-      </w:hyperlink>
-      <w:r>
-        <w:rPr>
-          <w:lang w:val="zh_TW" w:bidi="zh_TW"/>
-        </w:rPr>
-        <w:t>，</w:t>
-      </w:r>
-      <w:hyperlink r:id="rId65">
-        <w:r>
-          <w:rPr>
-            <w:lang w:val="zh_TW" w:bidi="zh_TW"/>
-          </w:rPr>
-          <w:rPr>
-            <w:color w:val="0000EE"/>
-            <w:u w:val="single"/>
-          </w:rPr>
-          <w:t>14:19</w:t>
-        </w:r>
-      </w:hyperlink>
-      <w:r>
-        <w:rPr>
-          <w:lang w:val="zh_TW" w:bidi="zh_TW"/>
-        </w:rPr>
-        <w:t>；</w:t>
-      </w:r>
-      <w:hyperlink r:id="rId92">
-        <w:r>
-          <w:rPr>
-            <w:lang w:val="zh_TW" w:bidi="zh_TW"/>
-          </w:rPr>
-          <w:rPr>
-            <w:color w:val="0000EE"/>
-            <w:u w:val="single"/>
-          </w:rPr>
-          <w:t>來12:14</w:t>
-        </w:r>
-      </w:hyperlink>
-      <w:r>
-        <w:rPr>
-          <w:lang w:val="zh_TW" w:bidi="zh_TW"/>
-        </w:rPr>
-        <w:t>）。</w:t>
-      </w:r>
-      <w:r>
-        <w:rPr>
-          <w:lang w:val="zh_TW" w:bidi="zh_TW"/>
-        </w:rPr>
-      </w:r>
-      <w:r>
-        <w:rPr>
-          <w:lang w:val="zh_TW" w:bidi="zh_TW"/>
-        </w:rPr>
-      </w:r>
-    </w:p>
-    <w:p>
-      <w:pPr/>
-      <w:r>
-        <w:rPr>
-          <w:lang w:val="zh_TW" w:bidi="zh_TW"/>
-        </w:rPr>
-      </w:r>
-    </w:p>
-    <w:p>
-      <w:pPr>
-        <w:pStyle w:val="Heading2"/>
-      </w:pPr>
-      <w:r>
-        <w:rPr>
-          <w:lang w:val="zh_TW" w:bidi="zh_TW"/>
-        </w:rPr>
-        <w:t>平原的各城</w:t>
-      </w:r>
-      <w:r>
-        <w:rPr>
-          <w:lang w:val="zh_TW" w:bidi="zh_TW"/>
-        </w:rPr>
-      </w:r>
-    </w:p>
-    <w:p>
-      <w:pPr/>
-      <w:r>
-        <w:rPr>
-          <w:lang w:val="zh_TW" w:bidi="zh_TW"/>
-        </w:rPr>
-      </w:r>
-      <w:r>
-        <w:rPr>
-          <w:lang w:val="zh_TW" w:bidi="zh_TW"/>
-        </w:rPr>
-        <w:t>位於約旦河平原或盆地的五個城市，也被稱為「谷中之城」。這個地區非常肥沃，當亞伯拉罕與侄兒羅得需要分開他們的羊群和牛群時，吸引了羅得靠近（</w:t>
-      </w:r>
-      <w:hyperlink r:id="rId93">
-        <w:r>
-          <w:rPr>
-            <w:lang w:val="zh_TW" w:bidi="zh_TW"/>
-          </w:rPr>
-          <w:rPr>
-            <w:color w:val="0000EE"/>
-            <w:u w:val="single"/>
-          </w:rPr>
-          <w:t>創13:10–12</w:t>
-        </w:r>
-      </w:hyperlink>
-      <w:r>
-        <w:rPr>
-          <w:lang w:val="zh_TW" w:bidi="zh_TW"/>
-        </w:rPr>
-        <w:t>）。這些城市的名稱是：</w:t>
-      </w:r>
-    </w:p>
-    <w:p>
-      <w:pPr>
-        <w:pStyle w:val="ListBullet"/>
-        <w:spacing w:line="240" w:lineRule="auto"/>
-        <w:ind w:left="720"/>
-      </w:pPr>
-      <w:r>
-        <w:rPr>
-          <w:lang w:val="zh_TW" w:bidi="zh_TW"/>
-        </w:rPr>
-      </w:r>
-      <w:r>
-        <w:rPr>
-          <w:lang w:val="zh_TW" w:bidi="zh_TW"/>
-        </w:rPr>
-        <w:t>所多瑪</w:t>
-      </w:r>
-    </w:p>
-    <w:p>
-      <w:pPr>
-        <w:pStyle w:val="ListBullet"/>
-        <w:spacing w:line="240" w:lineRule="auto"/>
-        <w:ind w:left="720"/>
-      </w:pPr>
-      <w:r>
-        <w:rPr>
-          <w:lang w:val="zh_TW" w:bidi="zh_TW"/>
-        </w:rPr>
-      </w:r>
-      <w:r>
-        <w:rPr>
-          <w:lang w:val="zh_TW" w:bidi="zh_TW"/>
-        </w:rPr>
-        <w:t>蛾摩拉</w:t>
-      </w:r>
-    </w:p>
-    <w:p>
-      <w:pPr>
-        <w:pStyle w:val="ListBullet"/>
-        <w:spacing w:line="240" w:lineRule="auto"/>
-        <w:ind w:left="720"/>
-      </w:pPr>
-      <w:r>
-        <w:rPr>
-          <w:lang w:val="zh_TW" w:bidi="zh_TW"/>
-        </w:rPr>
-      </w:r>
-      <w:r>
-        <w:rPr>
-          <w:lang w:val="zh_TW" w:bidi="zh_TW"/>
-        </w:rPr>
-        <w:t>亞瑪</w:t>
-      </w:r>
-    </w:p>
-    <w:p>
-      <w:pPr>
-        <w:pStyle w:val="ListBullet"/>
-        <w:spacing w:line="240" w:lineRule="auto"/>
-        <w:ind w:left="720"/>
-      </w:pPr>
-      <w:r>
-        <w:rPr>
-          <w:lang w:val="zh_TW" w:bidi="zh_TW"/>
-        </w:rPr>
-      </w:r>
-      <w:r>
-        <w:rPr>
-          <w:lang w:val="zh_TW" w:bidi="zh_TW"/>
-        </w:rPr>
-        <w:t>洗淨</w:t>
-      </w:r>
-    </w:p>
-    <w:p>
-      <w:pPr>
-        <w:pStyle w:val="ListBullet"/>
-        <w:spacing w:line="240" w:lineRule="auto"/>
-        <w:ind w:left="720"/>
-      </w:pPr>
-      <w:r>
-        <w:rPr>
-          <w:lang w:val="zh_TW" w:bidi="zh_TW"/>
-        </w:rPr>
-      </w:r>
-      <w:r>
-        <w:rPr>
-          <w:lang w:val="zh_TW" w:bidi="zh_TW"/>
-        </w:rPr>
-        <w:t>比拉（後來被稱為瑣珥）</w:t>
-      </w:r>
-    </w:p>
-    <w:p>
-      <w:pPr/>
-      <w:r>
-        <w:rPr>
-          <w:lang w:val="zh_TW" w:bidi="zh_TW"/>
-        </w:rPr>
-      </w:r>
-      <w:r>
-        <w:rPr>
-          <w:lang w:val="zh_TW" w:bidi="zh_TW"/>
-        </w:rPr>
-        <w:t>每一個城都可能是城邦，意味著它們都有自己的王。</w:t>
-      </w:r>
-    </w:p>
-    <w:p>
-      <w:pPr/>
-      <w:r>
-        <w:rPr>
-          <w:lang w:val="zh_TW" w:bidi="zh_TW"/>
-        </w:rPr>
-      </w:r>
-      <w:r>
-        <w:rPr>
-          <w:lang w:val="zh_TW" w:bidi="zh_TW"/>
-        </w:rPr>
-        <w:t>這些城市在聖經中以四種方式發揮重要作用：</w:t>
-      </w:r>
-    </w:p>
-    <w:p>
-      <w:pPr>
-        <w:pStyle w:val="ListNumber"/>
-        <w:numPr>
-          <w:ilvl w:val="0"/>
-          <w:numId w:val="14"/>
-        </w:numPr>
-        <w:spacing w:line="240" w:lineRule="auto"/>
-        <w:ind w:left="720"/>
-      </w:pPr>
-      <w:r>
-        <w:rPr>
-          <w:lang w:val="zh_TW" w:bidi="zh_TW"/>
-        </w:rPr>
-      </w:r>
-      <w:r>
-        <w:rPr>
-          <w:lang w:val="zh_TW" w:bidi="zh_TW"/>
-        </w:rPr>
-        <w:t>這些地區讓羅得找到地方可以定居，最終他選擇住在所多瑪城。</w:t>
-      </w:r>
-    </w:p>
-    <w:p>
-      <w:pPr>
-        <w:pStyle w:val="ListNumber"/>
-        <w:spacing w:line="240" w:lineRule="auto"/>
-        <w:ind w:left="720"/>
-      </w:pPr>
-      <w:r>
-        <w:rPr>
-          <w:lang w:val="zh_TW" w:bidi="zh_TW"/>
-        </w:rPr>
-      </w:r>
-      <w:r>
-        <w:rPr>
-          <w:lang w:val="zh_TW" w:bidi="zh_TW"/>
-        </w:rPr>
-        <w:t>這些城市的五位王，與來自東方遙遠地區的四王所領導的更強勢力作戰。他們被擊敗，城市被洗劫一空。入侵者帶走大量的財物和俘虜，包括婦女和兒童（</w:t>
-      </w:r>
-      <w:hyperlink r:id="rId94">
-        <w:r>
-          <w:rPr>
-            <w:lang w:val="zh_TW" w:bidi="zh_TW"/>
-          </w:rPr>
-          <w:rPr>
-            <w:color w:val="0000EE"/>
-            <w:u w:val="single"/>
-          </w:rPr>
-          <w:t>創14</w:t>
-        </w:r>
-      </w:hyperlink>
-      <w:r>
-        <w:rPr>
-          <w:lang w:val="zh_TW" w:bidi="zh_TW"/>
-        </w:rPr>
-        <w:t>）。羅得是被俘虜的人之一，促使亞伯拉罕發起一次成功的救援行動。他救回羅得、其他俘虜和被擄的財物。</w:t>
-      </w:r>
-    </w:p>
-    <w:p>
-      <w:pPr>
-        <w:pStyle w:val="ListNumber"/>
-        <w:spacing w:line="240" w:lineRule="auto"/>
-        <w:ind w:left="720"/>
-      </w:pPr>
-      <w:r>
-        <w:rPr>
-          <w:lang w:val="zh_TW" w:bidi="zh_TW"/>
-        </w:rPr>
-      </w:r>
-      <w:r>
-        <w:rPr>
-          <w:lang w:val="zh_TW" w:bidi="zh_TW"/>
-        </w:rPr>
-        <w:t>這些城市後來受到神的審判。他們的罪惡如此嚴重，即使是亞伯拉罕的代禱也無法拯救他們（</w:t>
-      </w:r>
-      <w:hyperlink r:id="rId95">
-        <w:r>
-          <w:rPr>
-            <w:lang w:val="zh_TW" w:bidi="zh_TW"/>
-          </w:rPr>
-          <w:rPr>
-            <w:color w:val="0000EE"/>
-            <w:u w:val="single"/>
-          </w:rPr>
-          <w:t>創18:22–33</w:t>
-        </w:r>
-      </w:hyperlink>
-      <w:r>
-        <w:rPr>
-          <w:lang w:val="zh_TW" w:bidi="zh_TW"/>
-        </w:rPr>
-        <w:t>）。他們的邪惡在所多瑪的暴民試圖傷害羅得客人的故事中突顯出來（</w:t>
-      </w:r>
-      <w:hyperlink r:id="rId96">
-        <w:r>
-          <w:rPr>
-            <w:lang w:val="zh_TW" w:bidi="zh_TW"/>
-          </w:rPr>
-          <w:rPr>
-            <w:color w:val="0000EE"/>
-            <w:u w:val="single"/>
-          </w:rPr>
-          <w:t>創19</w:t>
-        </w:r>
-      </w:hyperlink>
-      <w:r>
-        <w:rPr>
-          <w:lang w:val="zh_TW" w:bidi="zh_TW"/>
-        </w:rPr>
-        <w:t>）。不久之後，羅得和他的家人收到警告，要在城市被毀滅之前逃離。硫磺與火降下，摧毀了城市並徹底改變地貌。</w:t>
-      </w:r>
-    </w:p>
-    <w:p>
-      <w:pPr>
-        <w:pStyle w:val="ListNumber"/>
-        <w:spacing w:line="240" w:lineRule="auto"/>
-        <w:ind w:left="720"/>
-      </w:pPr>
-      <w:r>
-        <w:rPr>
-          <w:lang w:val="zh_TW" w:bidi="zh_TW"/>
-        </w:rPr>
-      </w:r>
-      <w:r>
-        <w:rPr>
-          <w:lang w:val="zh_TW" w:bidi="zh_TW"/>
-        </w:rPr>
-        <w:t>這些城市的毀滅見於舊約和新約的許多地方，用以警告神對罪的刑罰（</w:t>
-      </w:r>
-      <w:hyperlink r:id="rId97">
-        <w:r>
-          <w:rPr>
-            <w:lang w:val="zh_TW" w:bidi="zh_TW"/>
-          </w:rPr>
-          <w:rPr>
-            <w:color w:val="0000EE"/>
-            <w:u w:val="single"/>
-          </w:rPr>
-          <w:t>賽3:9</w:t>
-        </w:r>
-      </w:hyperlink>
-      <w:r>
-        <w:rPr>
-          <w:lang w:val="zh_TW" w:bidi="zh_TW"/>
-        </w:rPr>
-        <w:t>；</w:t>
-      </w:r>
-      <w:hyperlink r:id="rId98">
-        <w:r>
-          <w:rPr>
-            <w:lang w:val="zh_TW" w:bidi="zh_TW"/>
-          </w:rPr>
-          <w:rPr>
-            <w:color w:val="0000EE"/>
-            <w:u w:val="single"/>
-          </w:rPr>
-          <w:t>耶50:40</w:t>
-        </w:r>
-      </w:hyperlink>
-      <w:r>
-        <w:rPr>
-          <w:lang w:val="zh_TW" w:bidi="zh_TW"/>
-        </w:rPr>
-        <w:t>；</w:t>
-      </w:r>
-      <w:hyperlink r:id="rId99">
-        <w:r>
-          <w:rPr>
-            <w:lang w:val="zh_TW" w:bidi="zh_TW"/>
-          </w:rPr>
-          <w:rPr>
-            <w:color w:val="0000EE"/>
-            <w:u w:val="single"/>
-          </w:rPr>
-          <w:t>結16:46–56</w:t>
-        </w:r>
-      </w:hyperlink>
-      <w:r>
-        <w:rPr>
-          <w:lang w:val="zh_TW" w:bidi="zh_TW"/>
-        </w:rPr>
-        <w:t>；</w:t>
-      </w:r>
-      <w:hyperlink r:id="rId100">
-        <w:r>
-          <w:rPr>
-            <w:lang w:val="zh_TW" w:bidi="zh_TW"/>
-          </w:rPr>
-          <w:rPr>
-            <w:color w:val="0000EE"/>
-            <w:u w:val="single"/>
-          </w:rPr>
-          <w:t>太10:15</w:t>
-        </w:r>
-      </w:hyperlink>
-      <w:r>
-        <w:rPr>
-          <w:lang w:val="zh_TW" w:bidi="zh_TW"/>
-        </w:rPr>
-        <w:t>；</w:t>
-      </w:r>
-      <w:hyperlink r:id="rId101">
-        <w:r>
-          <w:rPr>
-            <w:lang w:val="zh_TW" w:bidi="zh_TW"/>
-          </w:rPr>
-          <w:rPr>
-            <w:color w:val="0000EE"/>
-            <w:u w:val="single"/>
-          </w:rPr>
-          <w:t>羅9:29</w:t>
-        </w:r>
-      </w:hyperlink>
-      <w:r>
-        <w:rPr>
-          <w:lang w:val="zh_TW" w:bidi="zh_TW"/>
-        </w:rPr>
-        <w:t>）。</w:t>
+        <w:t>。</w:t>
       </w:r>
       <w:r>
         <w:rPr>
@@ -4684,12 +2211,6 @@
   </w:num>
   <w:num w:numId="13" w16cid:durableId="592781308">
     <w:abstractNumId w:val="11"/>
-  </w:num>
-  <w:num w:numId="14">
-    <w:abstractNumId w:val="3"/>
-    <w:lvlOverride w:ilvl="0">
-      <w:startOverride w:val="1"/>
-    </w:lvlOverride>
   </w:num>
   <w:numIdMacAtCleanup w:val="10"/>
 </w:numbering>

--- a/zht/docx/121.content.docx
+++ b/zht/docx/121.content.docx
@@ -149,7 +149,7 @@
         <w:rPr>
           <w:lang w:val="zh_TW" w:bidi="zh_TW"/>
         </w:rPr>
-        <w:t>pa</w:t>
+        <w:t>nv</w:t>
       </w:r>
       <w:r>
         <w:rPr>
@@ -212,23 +212,12 @@
         <w:rPr>
           <w:lang w:val="zh_TW" w:bidi="zh_TW"/>
         </w:rPr>
-        <w:t>帕特魯細人</w:t>
-      </w:r>
-      <w:r>
-        <w:rPr>
-          <w:lang w:val="zh_TW" w:bidi="zh_TW"/>
-        </w:rPr>
-      </w:r>
-    </w:p>
-    <w:p>
-      <w:pPr>
-        <w:pStyle w:val="Heading2"/>
-      </w:pPr>
-      <w:r>
-        <w:rPr>
-          <w:lang w:val="zh_TW" w:bidi="zh_TW"/>
-        </w:rPr>
-        <w:t>帕斯魯細人</w:t>
+        <w:t>女人</w:t>
+      </w:r>
+      <w:r>
+        <w:rPr>
+          <w:lang w:val="zh_TW" w:bidi="zh_TW"/>
+        </w:rPr>
       </w:r>
     </w:p>
     <w:p>
@@ -242,19 +231,7 @@
         <w:rPr>
           <w:lang w:val="zh_TW" w:bidi="zh_TW"/>
         </w:rPr>
-        <w:t>巴</w:t>
-      </w:r>
-      <w:r>
-        <w:rPr>
-          <w:lang w:val="zh_TW" w:bidi="zh_TW"/>
-        </w:rPr>
-        <w:t>忒</w:t>
-      </w:r>
-      <w:r>
-        <w:rPr>
-          <w:lang w:val="zh_TW" w:bidi="zh_TW"/>
-        </w:rPr>
-        <w:t>羅（Pathros）的居民，該地位於埃及南部（</w:t>
+        <w:t>女人是成年的女性人類。神造女人為男人的伴侶（</w:t>
       </w:r>
       <w:hyperlink r:id="rId13">
         <w:r>
@@ -265,14 +242,39 @@
             <w:color w:val="0000EE"/>
             <w:u w:val="single"/>
           </w:rPr>
-          <w:t>創10:14</w:t>
+          <w:t>創2:18–22</w:t>
         </w:r>
       </w:hyperlink>
       <w:r>
         <w:rPr>
           <w:lang w:val="zh_TW" w:bidi="zh_TW"/>
         </w:rPr>
-        <w:t>；</w:t>
+        <w:t>）。</w:t>
+      </w:r>
+    </w:p>
+    <w:p>
+      <w:pPr>
+        <w:pStyle w:val="Heading3"/>
+      </w:pPr>
+      <w:r>
+        <w:rPr>
+          <w:lang w:val="zh_TW" w:bidi="zh_TW"/>
+        </w:rPr>
+        <w:t>神造女人</w:t>
+      </w:r>
+    </w:p>
+    <w:p>
+      <w:pPr/>
+      <w:r>
+        <w:rPr>
+          <w:lang w:val="zh_TW" w:bidi="zh_TW"/>
+        </w:rPr>
+      </w:r>
+      <w:r>
+        <w:rPr>
+          <w:lang w:val="zh_TW" w:bidi="zh_TW"/>
+        </w:rPr>
+        <w:t>創世記有兩個記載，有關神如何造出第一個男人和女人。第一個記載在</w:t>
       </w:r>
       <w:hyperlink r:id="rId14">
         <w:r>
@@ -283,27 +285,1053 @@
             <w:color w:val="0000EE"/>
             <w:u w:val="single"/>
           </w:rPr>
-          <w:t>代上1:12</w:t>
+          <w:t>創世記一章26至28節</w:t>
         </w:r>
       </w:hyperlink>
       <w:r>
         <w:rPr>
           <w:lang w:val="zh_TW" w:bidi="zh_TW"/>
         </w:rPr>
+        <w:t>，這處經文說神按著自己的形像造人，造男造女。男人和女人同樣有神的形像，表示他們都在地上反映神的大能與尊榮。神吩咐他們要生養眾多，治理世界。</w:t>
+      </w:r>
+      <w:hyperlink r:id="rId14">
+        <w:r>
+          <w:rPr>
+            <w:lang w:val="zh_TW" w:bidi="zh_TW"/>
+          </w:rPr>
+          <w:rPr>
+            <w:color w:val="0000EE"/>
+            <w:u w:val="single"/>
+          </w:rPr>
+          <w:t>創世記一章26至28節</w:t>
+        </w:r>
+      </w:hyperlink>
+      <w:r>
+        <w:rPr>
+          <w:lang w:val="zh_TW" w:bidi="zh_TW"/>
+        </w:rPr>
+        <w:t>沒有表明女人比男人次要，或她必須順服男人的權柄。相反，這段經文顯示男女共同彰顯造物主的形像。</w:t>
+      </w:r>
+    </w:p>
+    <w:p>
+      <w:pPr/>
+      <w:r>
+        <w:rPr>
+          <w:lang w:val="zh_TW" w:bidi="zh_TW"/>
+        </w:rPr>
+      </w:r>
+      <w:r>
+        <w:rPr>
+          <w:lang w:val="zh_TW" w:bidi="zh_TW"/>
+        </w:rPr>
+        <w:t>第二個有關神造女人的記載在</w:t>
+      </w:r>
+      <w:hyperlink r:id="rId15">
+        <w:r>
+          <w:rPr>
+            <w:lang w:val="zh_TW" w:bidi="zh_TW"/>
+          </w:rPr>
+          <w:rPr>
+            <w:color w:val="0000EE"/>
+            <w:u w:val="single"/>
+          </w:rPr>
+          <w:t>創世記二章20至25節</w:t>
+        </w:r>
+      </w:hyperlink>
+      <w:r>
+        <w:rPr>
+          <w:lang w:val="zh_TW" w:bidi="zh_TW"/>
+        </w:rPr>
+        <w:t>。在</w:t>
+      </w:r>
+      <w:hyperlink r:id="rId16">
+        <w:r>
+          <w:rPr>
+            <w:lang w:val="zh_TW" w:bidi="zh_TW"/>
+          </w:rPr>
+          <w:rPr>
+            <w:color w:val="0000EE"/>
+            <w:u w:val="single"/>
+          </w:rPr>
+          <w:t>創世記二章</w:t>
+        </w:r>
+      </w:hyperlink>
+      <w:r>
+        <w:rPr>
+          <w:lang w:val="zh_TW" w:bidi="zh_TW"/>
+        </w:rPr>
+        <w:t>中，神先造男人，後造女人。有些人認為這表明男人可能更重要。然而，在創世的敘事中，神常常分階段創造，從較簡單到更美好或更完整。</w:t>
+      </w:r>
+    </w:p>
+    <w:p>
+      <w:pPr/>
+      <w:r>
+        <w:rPr>
+          <w:lang w:val="zh_TW" w:bidi="zh_TW"/>
+        </w:rPr>
+      </w:r>
+      <w:r>
+        <w:rPr>
+          <w:lang w:val="zh_TW" w:bidi="zh_TW"/>
+        </w:rPr>
+        <w:t>由於神先造男人，男人就有權給女人起名（</w:t>
+      </w:r>
+      <w:hyperlink r:id="rId17">
+        <w:r>
+          <w:rPr>
+            <w:lang w:val="zh_TW" w:bidi="zh_TW"/>
+          </w:rPr>
+          <w:rPr>
+            <w:color w:val="0000EE"/>
+            <w:u w:val="single"/>
+          </w:rPr>
+          <w:t>創2:23</w:t>
+        </w:r>
+      </w:hyperlink>
+      <w:r>
+        <w:rPr>
+          <w:lang w:val="zh_TW" w:bidi="zh_TW"/>
+        </w:rPr>
+        <w:t>）。在閃族文化中，命名往往表達權柄或所有權。這可能意味著亞當給妻子起名是表達權柄的行為。然而，他給她的名字是「女人」，與「男人」這個詞緊密相關，表明男人肯定女人與他同等。因此，雖然在創造的次序上有先後，男人和女人仍然是夥伴。這種關係既有秩序，又有平等。</w:t>
+      </w:r>
+    </w:p>
+    <w:p>
+      <w:pPr/>
+      <w:r>
+        <w:rPr>
+          <w:lang w:val="zh_TW" w:bidi="zh_TW"/>
+        </w:rPr>
+      </w:r>
+      <w:hyperlink r:id="rId18">
+        <w:r>
+          <w:rPr>
+            <w:lang w:val="zh_TW" w:bidi="zh_TW"/>
+          </w:rPr>
+          <w:rPr>
+            <w:color w:val="0000EE"/>
+            <w:u w:val="single"/>
+          </w:rPr>
+          <w:t>創世記一</w:t>
+        </w:r>
+      </w:hyperlink>
+      <w:r>
+        <w:rPr>
+          <w:lang w:val="zh_TW" w:bidi="zh_TW"/>
+        </w:rPr>
+        <w:t>和</w:t>
+      </w:r>
+      <w:hyperlink r:id="rId16">
+        <w:r>
+          <w:rPr>
+            <w:lang w:val="zh_TW" w:bidi="zh_TW"/>
+          </w:rPr>
+          <w:rPr>
+            <w:color w:val="0000EE"/>
+            <w:u w:val="single"/>
+          </w:rPr>
+          <w:t>二章</w:t>
+        </w:r>
+      </w:hyperlink>
+      <w:r>
+        <w:rPr>
+          <w:lang w:val="zh_TW" w:bidi="zh_TW"/>
+        </w:rPr>
+        <w:t>描述男人和女人的平衡關係，他們是人類的第一對父母。神按著自己的形像造了他們兩人，他們是神計劃中的夥伴。然而，他們之間也有一對一的關係，其中一方帶領另一方。在罪進入世界之前（這事件通常稱為墮落），這種平等與帶領的平衡是和諧共存的。</w:t>
+      </w:r>
+    </w:p>
+    <w:p>
+      <w:pPr>
+        <w:pStyle w:val="Heading3"/>
+      </w:pPr>
+      <w:r>
+        <w:rPr>
+          <w:lang w:val="zh_TW" w:bidi="zh_TW"/>
+        </w:rPr>
+        <w:t>墮落後女人所經歷的改變</w:t>
+      </w:r>
+    </w:p>
+    <w:p>
+      <w:pPr/>
+      <w:r>
+        <w:rPr>
+          <w:lang w:val="zh_TW" w:bidi="zh_TW"/>
+        </w:rPr>
+      </w:r>
+      <w:hyperlink r:id="rId19">
+        <w:r>
+          <w:rPr>
+            <w:lang w:val="zh_TW" w:bidi="zh_TW"/>
+          </w:rPr>
+          <w:rPr>
+            <w:color w:val="0000EE"/>
+            <w:u w:val="single"/>
+          </w:rPr>
+          <w:t>創世記三章</w:t>
+        </w:r>
+      </w:hyperlink>
+      <w:r>
+        <w:rPr>
+          <w:lang w:val="zh_TW" w:bidi="zh_TW"/>
+        </w:rPr>
+        <w:t>記載罪進入世界的故事。因著罪，男人與女人之間原本良好的關係受到破壞。神對女人說，她在生產時必多受苦楚（</w:t>
+      </w:r>
+      <w:hyperlink r:id="rId20">
+        <w:r>
+          <w:rPr>
+            <w:lang w:val="zh_TW" w:bidi="zh_TW"/>
+          </w:rPr>
+          <w:rPr>
+            <w:color w:val="0000EE"/>
+            <w:u w:val="single"/>
+          </w:rPr>
+          <w:t>創3:16</w:t>
+        </w:r>
+      </w:hyperlink>
+      <w:r>
+        <w:rPr>
+          <w:lang w:val="zh_TW" w:bidi="zh_TW"/>
+        </w:rPr>
+        <w:t>）。祂也說，她與丈夫的關係從此會包含衝突。神說：「你必戀慕你丈夫；你丈夫必管轄你。」</w:t>
+      </w:r>
+    </w:p>
+    <w:p>
+      <w:pPr/>
+      <w:r>
+        <w:rPr>
+          <w:lang w:val="zh_TW" w:bidi="zh_TW"/>
+        </w:rPr>
+      </w:r>
+      <w:r>
+        <w:rPr>
+          <w:lang w:val="zh_TW" w:bidi="zh_TW"/>
+        </w:rPr>
+        <w:t>在</w:t>
+      </w:r>
+      <w:hyperlink r:id="rId19">
+        <w:r>
+          <w:rPr>
+            <w:lang w:val="zh_TW" w:bidi="zh_TW"/>
+          </w:rPr>
+          <w:rPr>
+            <w:color w:val="0000EE"/>
+            <w:u w:val="single"/>
+          </w:rPr>
+          <w:t>創世記三</w:t>
+        </w:r>
+      </w:hyperlink>
+      <w:r>
+        <w:rPr>
+          <w:lang w:val="zh_TW" w:bidi="zh_TW"/>
+        </w:rPr>
+        <w:t>和</w:t>
+      </w:r>
+      <w:hyperlink r:id="rId21">
+        <w:r>
+          <w:rPr>
+            <w:lang w:val="zh_TW" w:bidi="zh_TW"/>
+          </w:rPr>
+          <w:rPr>
+            <w:color w:val="0000EE"/>
+            <w:u w:val="single"/>
+          </w:rPr>
+          <w:t>四節</w:t>
+        </w:r>
+      </w:hyperlink>
+      <w:r>
+        <w:rPr>
+          <w:lang w:val="zh_TW" w:bidi="zh_TW"/>
+        </w:rPr>
+        <w:t>的經文中，希伯來文「戀慕（</w:t>
+      </w:r>
+      <w:r>
+        <w:rPr>
+          <w:i/>
+          <w:lang w:val="zh_TW" w:bidi="zh_TW"/>
+        </w:rPr>
+        <w:t>teshuqah</w:t>
+      </w:r>
+      <w:r>
+        <w:rPr>
+          <w:lang w:val="zh_TW" w:bidi="zh_TW"/>
+        </w:rPr>
+        <w:t>）」一詞並不是指性的渴望，而是指想要掌控或支配（</w:t>
+      </w:r>
+      <w:r>
+        <w:rPr>
+          <w:i/>
+          <w:lang w:val="zh_TW" w:bidi="zh_TW"/>
+        </w:rPr>
+        <w:t>teshuqah</w:t>
+      </w:r>
+      <w:r>
+        <w:rPr>
+          <w:lang w:val="zh_TW" w:bidi="zh_TW"/>
+        </w:rPr>
+        <w:t>的性意義出現在</w:t>
+      </w:r>
+      <w:hyperlink r:id="rId22">
+        <w:r>
+          <w:rPr>
+            <w:lang w:val="zh_TW" w:bidi="zh_TW"/>
+          </w:rPr>
+          <w:rPr>
+            <w:color w:val="0000EE"/>
+            <w:u w:val="single"/>
+          </w:rPr>
+          <w:t>歌7:10</w:t>
+        </w:r>
+      </w:hyperlink>
+      <w:r>
+        <w:rPr>
+          <w:lang w:val="zh_TW" w:bidi="zh_TW"/>
+        </w:rPr>
+        <w:t>）。因著罪，女人可能想要掌控她的丈夫；同時，男人也可能以嚴苛的方式管轄她。這並不是神起初設計的關係，罪使兩個原本平等的夥伴互相爭鬥。</w:t>
+      </w:r>
+    </w:p>
+    <w:p>
+      <w:pPr/>
+      <w:r>
+        <w:rPr>
+          <w:lang w:val="zh_TW" w:bidi="zh_TW"/>
+        </w:rPr>
+      </w:r>
+      <w:r>
+        <w:rPr>
+          <w:lang w:val="zh_TW" w:bidi="zh_TW"/>
+        </w:rPr>
+        <w:t>使徒保羅在以弗所書中，對丈夫和妻子提出指引。他教導說，男人和女人都需要被神的靈改變。保羅說：「們作妻子的，當順服自己的丈夫，如同順服主」（</w:t>
+      </w:r>
+      <w:hyperlink r:id="rId23">
+        <w:r>
+          <w:rPr>
+            <w:lang w:val="zh_TW" w:bidi="zh_TW"/>
+          </w:rPr>
+          <w:rPr>
+            <w:color w:val="0000EE"/>
+            <w:u w:val="single"/>
+          </w:rPr>
+          <w:t>弗5:22</w:t>
+        </w:r>
+      </w:hyperlink>
+      <w:r>
+        <w:rPr>
+          <w:lang w:val="zh_TW" w:bidi="zh_TW"/>
+        </w:rPr>
+        <w:t>）。這意思是，妻子應當尊重丈夫，跟隨他的帶領，就像她跟隨耶穌一樣。保羅解釋說，丈夫蒙召作帶領，是要反映基督帶領教會的方式（</w:t>
+      </w:r>
+      <w:hyperlink r:id="rId24">
+        <w:r>
+          <w:rPr>
+            <w:lang w:val="zh_TW" w:bidi="zh_TW"/>
+          </w:rPr>
+          <w:rPr>
+            <w:color w:val="0000EE"/>
+            <w:u w:val="single"/>
+          </w:rPr>
+          <w:t>弗5:23</w:t>
+        </w:r>
+      </w:hyperlink>
+      <w:r>
+        <w:rPr>
+          <w:lang w:val="zh_TW" w:bidi="zh_TW"/>
+        </w:rPr>
         <w:t>）。</w:t>
       </w:r>
+    </w:p>
+    <w:p>
+      <w:pPr/>
+      <w:r>
+        <w:rPr>
+          <w:lang w:val="zh_TW" w:bidi="zh_TW"/>
+        </w:rPr>
+      </w:r>
+      <w:r>
+        <w:rPr>
+          <w:lang w:val="zh_TW" w:bidi="zh_TW"/>
+        </w:rPr>
+        <w:t>但保羅也鄭重地對丈夫說，他們必須愛妻子，「正如基督愛教會，為教會捨己」（</w:t>
+      </w:r>
+      <w:hyperlink r:id="rId25">
+        <w:r>
+          <w:rPr>
+            <w:lang w:val="zh_TW" w:bidi="zh_TW"/>
+          </w:rPr>
+          <w:rPr>
+            <w:color w:val="0000EE"/>
+            <w:u w:val="single"/>
+          </w:rPr>
+          <w:t>弗5:25</w:t>
+        </w:r>
+      </w:hyperlink>
+      <w:r>
+        <w:rPr>
+          <w:lang w:val="zh_TW" w:bidi="zh_TW"/>
+        </w:rPr>
+        <w:t>）。這樣的愛並不是嚴苛或控制的，而是充滿關懷、犧牲和溫柔。</w:t>
+      </w:r>
+    </w:p>
+    <w:p>
+      <w:pPr/>
+      <w:r>
+        <w:rPr>
+          <w:lang w:val="zh_TW" w:bidi="zh_TW"/>
+        </w:rPr>
+      </w:r>
+      <w:r>
+        <w:rPr>
+          <w:lang w:val="zh_TW" w:bidi="zh_TW"/>
+        </w:rPr>
+        <w:t>保羅在</w:t>
+      </w:r>
+      <w:hyperlink r:id="rId26">
+        <w:r>
+          <w:rPr>
+            <w:lang w:val="zh_TW" w:bidi="zh_TW"/>
+          </w:rPr>
+          <w:rPr>
+            <w:color w:val="0000EE"/>
+            <w:u w:val="single"/>
+          </w:rPr>
+          <w:t>以弗所書五章31節</w:t>
+        </w:r>
+      </w:hyperlink>
+      <w:r>
+        <w:rPr>
+          <w:lang w:val="zh_TW" w:bidi="zh_TW"/>
+        </w:rPr>
+        <w:t>引用</w:t>
+      </w:r>
+      <w:hyperlink r:id="rId27">
+        <w:r>
+          <w:rPr>
+            <w:lang w:val="zh_TW" w:bidi="zh_TW"/>
+          </w:rPr>
+          <w:rPr>
+            <w:color w:val="0000EE"/>
+            <w:u w:val="single"/>
+          </w:rPr>
+          <w:t>創世記二章24節</w:t>
+        </w:r>
+      </w:hyperlink>
+      <w:r>
+        <w:rPr>
+          <w:lang w:val="zh_TW" w:bidi="zh_TW"/>
+        </w:rPr>
+        <w:t>，提醒讀者婚姻本是為了帶來深切的合一。在基督裡，可以恢復這合一。丈夫和妻子在價值上仍是平等的，他們的角色雖然不同，但彼此的關係卻建立在愛、尊重與互相順服上</w:t>
+      </w:r>
+      <w:hyperlink r:id="rId28">
+        <w:r>
+          <w:rPr>
+            <w:lang w:val="zh_TW" w:bidi="zh_TW"/>
+          </w:rPr>
+          <w:rPr>
+            <w:color w:val="0000EE"/>
+            <w:u w:val="single"/>
+          </w:rPr>
+          <w:t>（弗5:21）</w:t>
+        </w:r>
+      </w:hyperlink>
+      <w:r>
+        <w:rPr>
+          <w:lang w:val="zh_TW" w:bidi="zh_TW"/>
+        </w:rPr>
+        <w:t>。當他們一同跟隨耶穌，就開始恢復伊甸園裡的和平與喜樂。</w:t>
+      </w:r>
+    </w:p>
+    <w:p>
+      <w:pPr>
+        <w:pStyle w:val="Heading3"/>
+      </w:pPr>
+      <w:r>
+        <w:rPr>
+          <w:lang w:val="zh_TW" w:bidi="zh_TW"/>
+        </w:rPr>
+        <w:t>聖經中女人與生命的關係</w:t>
+      </w:r>
+    </w:p>
+    <w:p>
+      <w:pPr/>
+      <w:r>
+        <w:rPr>
+          <w:lang w:val="zh_TW" w:bidi="zh_TW"/>
+        </w:rPr>
+      </w:r>
+      <w:r>
+        <w:rPr>
+          <w:lang w:val="zh_TW" w:bidi="zh_TW"/>
+        </w:rPr>
+        <w:t>女人與男人一樣，完全是人。她是照著神的形像被造，反映神的本性。她能思想、創造、愛人，也能在她的文化、社群與日常生活中以多種方式服事。</w:t>
+      </w:r>
+    </w:p>
+    <w:p>
+      <w:pPr/>
+      <w:r>
+        <w:rPr>
+          <w:lang w:val="zh_TW" w:bidi="zh_TW"/>
+        </w:rPr>
+      </w:r>
+      <w:r>
+        <w:rPr>
+          <w:lang w:val="zh_TW" w:bidi="zh_TW"/>
+        </w:rPr>
+        <w:t>聖經經常將女人與生育聯繫起來。許多聖經中的女人，在生養與撫育兒女中找到極大意義。但聖經同樣表明，女人的價值並不取決於是否生育，而是在生命的各個層面都有價值。無論她是否有孩子，她在家庭、社群、教會以及神面前，都有自己獨立的身分。</w:t>
+      </w:r>
+    </w:p>
+    <w:p>
+      <w:pPr/>
+      <w:r>
+        <w:rPr>
+          <w:lang w:val="zh_TW" w:bidi="zh_TW"/>
+        </w:rPr>
+      </w:r>
+      <w:r>
+        <w:rPr>
+          <w:lang w:val="zh_TW" w:bidi="zh_TW"/>
+        </w:rPr>
+        <w:t>聖經也顯示，生育並非女人單獨的責任。丈夫是她的夥伴，他參與生命的起始，在生產的時候與她同在，並在孩子成長的過程中一同承擔照顧的責任。</w:t>
+      </w:r>
+    </w:p>
+    <w:p>
+      <w:pPr/>
+      <w:r>
+        <w:rPr>
+          <w:lang w:val="zh_TW" w:bidi="zh_TW"/>
+        </w:rPr>
+      </w:r>
+      <w:r>
+        <w:rPr>
+          <w:lang w:val="zh_TW" w:bidi="zh_TW"/>
+        </w:rPr>
+        <w:t>聖經把女人與神特別的應許連結起來。在</w:t>
+      </w:r>
+      <w:hyperlink r:id="rId29">
+        <w:r>
+          <w:rPr>
+            <w:lang w:val="zh_TW" w:bidi="zh_TW"/>
+          </w:rPr>
+          <w:rPr>
+            <w:color w:val="0000EE"/>
+            <w:u w:val="single"/>
+          </w:rPr>
+          <w:t>創世記三章15節</w:t>
+        </w:r>
+      </w:hyperlink>
+      <w:r>
+        <w:rPr>
+          <w:lang w:val="zh_TW" w:bidi="zh_TW"/>
+        </w:rPr>
+        <w:t>中，當人第一次犯罪後，神賜下一個盼望的信息。祂說，有一天，女人的後裔要勝過那惡者，就是撒但。這個應許為生育帶來了新的意義，使它成為盼望與祝福的記號。</w:t>
+      </w:r>
+    </w:p>
+    <w:p>
+      <w:pPr/>
+      <w:r>
+        <w:rPr>
+          <w:lang w:val="zh_TW" w:bidi="zh_TW"/>
+        </w:rPr>
+      </w:r>
+      <w:r>
+        <w:rPr>
+          <w:lang w:val="zh_TW" w:bidi="zh_TW"/>
+        </w:rPr>
+        <w:t>這個應許最終指向耶穌的降生，祂由女人而生。神藉著祂把救恩帶到世界。此後每一個新生命的誕生，都可以看作是這故事的一部分，使人謹記神藉著人的家庭，帶來生命與醫治的應許。</w:t>
+      </w:r>
+    </w:p>
+    <w:p>
+      <w:pPr/>
+      <w:r>
+        <w:rPr>
+          <w:lang w:val="zh_TW" w:bidi="zh_TW"/>
+        </w:rPr>
+      </w:r>
+      <w:r>
+        <w:rPr>
+          <w:lang w:val="zh_TW" w:bidi="zh_TW"/>
+        </w:rPr>
+        <w:t>有些基督徒在</w:t>
+      </w:r>
+      <w:hyperlink r:id="rId30">
+        <w:r>
+          <w:rPr>
+            <w:lang w:val="zh_TW" w:bidi="zh_TW"/>
+          </w:rPr>
+          <w:rPr>
+            <w:color w:val="0000EE"/>
+            <w:u w:val="single"/>
+          </w:rPr>
+          <w:t>提摩太前書二章15節</w:t>
+        </w:r>
+      </w:hyperlink>
+      <w:r>
+        <w:rPr>
+          <w:lang w:val="zh_TW" w:bidi="zh_TW"/>
+        </w:rPr>
+        <w:t>看到這個觀念，經文說婦人必因生產得救。這並不是說生兒育女能帶來救恩，而可能是指神的應許，會藉基督降生這段漫長的故事得以應驗。</w:t>
+      </w:r>
+    </w:p>
+    <w:p>
+      <w:pPr/>
+      <w:r>
+        <w:rPr>
+          <w:lang w:val="zh_TW" w:bidi="zh_TW"/>
+        </w:rPr>
+      </w:r>
+      <w:r>
+        <w:rPr>
+          <w:lang w:val="zh_TW" w:bidi="zh_TW"/>
+        </w:rPr>
+        <w:t>在舊約聖經的世界裡，人常以為女人的價值主要在於生兒養女。但聖經指出，女人的真正價值並不單單取決於生產。正如男人一樣，女人最深的使命是藉著信心在神裡面找到。</w:t>
+      </w:r>
+    </w:p>
+    <w:p>
+      <w:pPr/>
+      <w:r>
+        <w:rPr>
+          <w:lang w:val="zh_TW" w:bidi="zh_TW"/>
+        </w:rPr>
+      </w:r>
+      <w:r>
+        <w:rPr>
+          <w:lang w:val="zh_TW" w:bidi="zh_TW"/>
+        </w:rPr>
+        <w:t>女人也許有許多孩子，並因撫養兒女而感到滿足。然而，照顧兒女並不等同於認識並尊榮神。她與神的關係才是最重要的。</w:t>
+      </w:r>
+    </w:p>
+    <w:p>
+      <w:pPr/>
+      <w:r>
+        <w:rPr>
+          <w:lang w:val="zh_TW" w:bidi="zh_TW"/>
+        </w:rPr>
+      </w:r>
+      <w:r>
+        <w:rPr>
+          <w:lang w:val="zh_TW" w:bidi="zh_TW"/>
+        </w:rPr>
+        <w:t>一個沒有孩子，甚至沒有丈夫的女人，仍然擁有完全的價值和身分。她是照著神的形像被造的，能以許多方式服事祂。她的生命有意義，是因為神，而不是因為她的家庭地位。</w:t>
+      </w:r>
+    </w:p>
+    <w:p>
+      <w:pPr/>
+      <w:r>
+        <w:rPr>
+          <w:lang w:val="zh_TW" w:bidi="zh_TW"/>
+        </w:rPr>
+      </w:r>
+      <w:r>
+        <w:rPr>
+          <w:lang w:val="zh_TW" w:bidi="zh_TW"/>
+        </w:rPr>
+        <w:t>神在女人生命中的恩賜，能引導她在群體中，找到表明自己對神忠誠的方法。例如，女人和男人一樣都有機會許拿細耳人願（</w:t>
+      </w:r>
+      <w:hyperlink r:id="rId31">
+        <w:r>
+          <w:rPr>
+            <w:lang w:val="zh_TW" w:bidi="zh_TW"/>
+          </w:rPr>
+          <w:rPr>
+            <w:color w:val="0000EE"/>
+            <w:u w:val="single"/>
+          </w:rPr>
+          <w:t>民6:2，</w:t>
+        </w:r>
+      </w:hyperlink>
+      <w:r>
+        <w:rPr>
+          <w:lang w:val="zh_TW" w:bidi="zh_TW"/>
+        </w:rPr>
+        <w:t>另見</w:t>
+      </w:r>
+      <w:hyperlink r:id="rId32">
+        <w:r>
+          <w:rPr>
+            <w:lang w:val="zh_TW" w:bidi="zh_TW"/>
+          </w:rPr>
+          <w:rPr>
+            <w:color w:val="0000EE"/>
+            <w:u w:val="single"/>
+          </w:rPr>
+          <w:t>30</w:t>
+        </w:r>
+      </w:hyperlink>
+      <w:r>
+        <w:rPr>
+          <w:lang w:val="zh_TW" w:bidi="zh_TW"/>
+        </w:rPr>
+        <w:t>章）。</w:t>
+      </w:r>
+    </w:p>
+    <w:p>
+      <w:pPr/>
+      <w:r>
+        <w:rPr>
+          <w:lang w:val="zh_TW" w:bidi="zh_TW"/>
+        </w:rPr>
+      </w:r>
+      <w:r>
+        <w:rPr>
+          <w:lang w:val="zh_TW" w:bidi="zh_TW"/>
+        </w:rPr>
+        <w:t>聖經記載了許多在公開場合事奉神的女人。摩西和亞倫的姊姊米利暗是女先知，也是音樂家和百姓的領袖（</w:t>
+      </w:r>
+      <w:hyperlink r:id="rId33">
+        <w:r>
+          <w:rPr>
+            <w:lang w:val="zh_TW" w:bidi="zh_TW"/>
+          </w:rPr>
+          <w:rPr>
+            <w:color w:val="0000EE"/>
+            <w:u w:val="single"/>
+          </w:rPr>
+          <w:t>出15:20–21</w:t>
+        </w:r>
+      </w:hyperlink>
+      <w:r>
+        <w:rPr>
+          <w:lang w:val="zh_TW" w:bidi="zh_TW"/>
+        </w:rPr>
+        <w:t>；</w:t>
+      </w:r>
+      <w:hyperlink r:id="rId34">
+        <w:r>
+          <w:rPr>
+            <w:lang w:val="zh_TW" w:bidi="zh_TW"/>
+          </w:rPr>
+          <w:rPr>
+            <w:color w:val="0000EE"/>
+            <w:u w:val="single"/>
+          </w:rPr>
+          <w:t>民12章</w:t>
+        </w:r>
+      </w:hyperlink>
+      <w:r>
+        <w:rPr>
+          <w:lang w:val="zh_TW" w:bidi="zh_TW"/>
+        </w:rPr>
+        <w:t>）。在米利暗去世後多年，神仍提醒以色列人，祂曾把她賜給他們作領袖（</w:t>
+      </w:r>
+      <w:hyperlink r:id="rId35">
+        <w:r>
+          <w:rPr>
+            <w:lang w:val="zh_TW" w:bidi="zh_TW"/>
+          </w:rPr>
+          <w:rPr>
+            <w:color w:val="0000EE"/>
+            <w:u w:val="single"/>
+          </w:rPr>
+          <w:t>彌6:4</w:t>
+        </w:r>
+      </w:hyperlink>
+      <w:r>
+        <w:rPr>
+          <w:lang w:val="zh_TW" w:bidi="zh_TW"/>
+        </w:rPr>
+        <w:t>）。</w:t>
+      </w:r>
+    </w:p>
+    <w:p>
+      <w:pPr/>
+      <w:r>
+        <w:rPr>
+          <w:lang w:val="zh_TW" w:bidi="zh_TW"/>
+        </w:rPr>
+      </w:r>
+      <w:r>
+        <w:rPr>
+          <w:lang w:val="zh_TW" w:bidi="zh_TW"/>
+        </w:rPr>
+        <w:t>還有其他女人也過著忠心又勇敢的生活。底波拉是女先知，也是唯一被稱為以色列士師的女人（</w:t>
+      </w:r>
+      <w:hyperlink r:id="rId36">
+        <w:r>
+          <w:rPr>
+            <w:lang w:val="zh_TW" w:bidi="zh_TW"/>
+          </w:rPr>
+          <w:rPr>
+            <w:color w:val="0000EE"/>
+            <w:u w:val="single"/>
+          </w:rPr>
+          <w:t>士4–5章</w:t>
+        </w:r>
+      </w:hyperlink>
+      <w:r>
+        <w:rPr>
+          <w:lang w:val="zh_TW" w:bidi="zh_TW"/>
+        </w:rPr>
+        <w:t>）。以斯帖是一位希伯來女人，她成了波斯的王后，勇敢朝見亞哈隨魯王，使她的百姓得以脫離死亡。戶勒大是另一位女先知，當約西亞王開始帶領百姓歸向神時，戶勒大向王傳講神的信息（</w:t>
+      </w:r>
+      <w:hyperlink r:id="rId37">
+        <w:r>
+          <w:rPr>
+            <w:lang w:val="zh_TW" w:bidi="zh_TW"/>
+          </w:rPr>
+          <w:rPr>
+            <w:color w:val="0000EE"/>
+            <w:u w:val="single"/>
+          </w:rPr>
+          <w:t>代下34:22–28</w:t>
+        </w:r>
+      </w:hyperlink>
+      <w:r>
+        <w:rPr>
+          <w:lang w:val="zh_TW" w:bidi="zh_TW"/>
+        </w:rPr>
+        <w:t>）。這正是耶利米和西番雅的時代，雖然當時已有男先知，但神在那個時刻卻要藉著戶勒大說話。</w:t>
+      </w:r>
+    </w:p>
+    <w:p>
+      <w:pPr/>
+      <w:r>
+        <w:rPr>
+          <w:lang w:val="zh_TW" w:bidi="zh_TW"/>
+        </w:rPr>
+      </w:r>
+      <w:r>
+        <w:rPr>
+          <w:lang w:val="zh_TW" w:bidi="zh_TW"/>
+        </w:rPr>
+        <w:t>新約聖經也記載多位在公開事奉神的女人：</w:t>
+      </w:r>
+    </w:p>
+    <w:p>
+      <w:pPr>
+        <w:pStyle w:val="ListBullet"/>
+        <w:spacing w:line="240" w:lineRule="auto"/>
+        <w:ind w:left="720"/>
+      </w:pPr>
+      <w:r>
+        <w:rPr>
+          <w:lang w:val="zh_TW" w:bidi="zh_TW"/>
+        </w:rPr>
+      </w:r>
+      <w:r>
+        <w:rPr>
+          <w:lang w:val="zh_TW" w:bidi="zh_TW"/>
+        </w:rPr>
+        <w:t>腓利的女兒（她們是女先知）</w:t>
+      </w:r>
+    </w:p>
+    <w:p>
+      <w:pPr>
+        <w:pStyle w:val="ListBullet"/>
+        <w:spacing w:line="240" w:lineRule="auto"/>
+        <w:ind w:left="720"/>
+      </w:pPr>
+      <w:r>
+        <w:rPr>
+          <w:lang w:val="zh_TW" w:bidi="zh_TW"/>
+        </w:rPr>
+      </w:r>
+      <w:r>
+        <w:rPr>
+          <w:lang w:val="zh_TW" w:bidi="zh_TW"/>
+        </w:rPr>
+        <w:t>非比</w:t>
+      </w:r>
+    </w:p>
+    <w:p>
+      <w:pPr>
+        <w:pStyle w:val="ListBullet"/>
+        <w:spacing w:line="240" w:lineRule="auto"/>
+        <w:ind w:left="720"/>
+      </w:pPr>
+      <w:r>
+        <w:rPr>
+          <w:lang w:val="zh_TW" w:bidi="zh_TW"/>
+        </w:rPr>
+      </w:r>
+      <w:r>
+        <w:rPr>
+          <w:lang w:val="zh_TW" w:bidi="zh_TW"/>
+        </w:rPr>
+        <w:t>百基拉</w:t>
+      </w:r>
+    </w:p>
+    <w:p>
+      <w:pPr>
+        <w:pStyle w:val="ListBullet"/>
+        <w:spacing w:line="240" w:lineRule="auto"/>
+        <w:ind w:left="720"/>
+      </w:pPr>
+      <w:r>
+        <w:rPr>
+          <w:lang w:val="zh_TW" w:bidi="zh_TW"/>
+        </w:rPr>
+      </w:r>
+      <w:r>
+        <w:rPr>
+          <w:lang w:val="zh_TW" w:bidi="zh_TW"/>
+        </w:rPr>
+        <w:t>猶尼亞</w:t>
+      </w:r>
+    </w:p>
+    <w:p>
+      <w:pPr>
+        <w:pStyle w:val="ListBullet"/>
+        <w:spacing w:line="240" w:lineRule="auto"/>
+        <w:ind w:left="720"/>
+      </w:pPr>
+      <w:r>
+        <w:rPr>
+          <w:lang w:val="zh_TW" w:bidi="zh_TW"/>
+        </w:rPr>
+      </w:r>
+      <w:r>
+        <w:rPr>
+          <w:lang w:val="zh_TW" w:bidi="zh_TW"/>
+        </w:rPr>
+        <w:t>土非拿</w:t>
+      </w:r>
+    </w:p>
+    <w:p>
+      <w:pPr>
+        <w:pStyle w:val="ListBullet"/>
+        <w:spacing w:line="240" w:lineRule="auto"/>
+        <w:ind w:left="720"/>
+      </w:pPr>
+      <w:r>
+        <w:rPr>
+          <w:lang w:val="zh_TW" w:bidi="zh_TW"/>
+        </w:rPr>
+      </w:r>
+      <w:r>
+        <w:rPr>
+          <w:lang w:val="zh_TW" w:bidi="zh_TW"/>
+        </w:rPr>
+        <w:t>土富撒</w:t>
+      </w:r>
+    </w:p>
+    <w:p>
+      <w:pPr>
+        <w:pStyle w:val="ListBullet"/>
+        <w:spacing w:line="240" w:lineRule="auto"/>
+        <w:ind w:left="720"/>
+      </w:pPr>
+      <w:r>
+        <w:rPr>
+          <w:lang w:val="zh_TW" w:bidi="zh_TW"/>
+        </w:rPr>
+      </w:r>
+      <w:r>
+        <w:rPr>
+          <w:lang w:val="zh_TW" w:bidi="zh_TW"/>
+        </w:rPr>
+        <w:t>彼息</w:t>
+      </w:r>
+    </w:p>
+    <w:p>
+      <w:pPr>
+        <w:pStyle w:val="ListBullet"/>
+        <w:spacing w:line="240" w:lineRule="auto"/>
+        <w:ind w:left="720"/>
+      </w:pPr>
+      <w:r>
+        <w:rPr>
+          <w:lang w:val="zh_TW" w:bidi="zh_TW"/>
+        </w:rPr>
+      </w:r>
+      <w:r>
+        <w:rPr>
+          <w:lang w:val="zh_TW" w:bidi="zh_TW"/>
+        </w:rPr>
+        <w:t>友阿蝶</w:t>
+      </w:r>
+    </w:p>
+    <w:p>
+      <w:pPr>
+        <w:pStyle w:val="ListBullet"/>
+        <w:spacing w:line="240" w:lineRule="auto"/>
+        <w:ind w:left="720"/>
+      </w:pPr>
+      <w:r>
+        <w:rPr>
+          <w:lang w:val="zh_TW" w:bidi="zh_TW"/>
+        </w:rPr>
+      </w:r>
+      <w:r>
+        <w:rPr>
+          <w:lang w:val="zh_TW" w:bidi="zh_TW"/>
+        </w:rPr>
+        <w:t>循都基</w:t>
+      </w:r>
+    </w:p>
+    <w:p>
+      <w:pPr/>
+      <w:r>
+        <w:rPr>
+          <w:lang w:val="zh_TW" w:bidi="zh_TW"/>
+        </w:rPr>
+      </w:r>
+      <w:r>
+        <w:rPr>
+          <w:lang w:val="zh_TW" w:bidi="zh_TW"/>
+        </w:rPr>
+        <w:t>這些女人顯出先知約珥的預言，約珥曾說，有一天神的靈要澆灌在男女身上，他們都要說出神的話（</w:t>
+      </w:r>
+      <w:hyperlink r:id="rId38">
+        <w:r>
+          <w:rPr>
+            <w:lang w:val="zh_TW" w:bidi="zh_TW"/>
+          </w:rPr>
+          <w:rPr>
+            <w:color w:val="0000EE"/>
+            <w:u w:val="single"/>
+          </w:rPr>
+          <w:t>珥2:28–29</w:t>
+        </w:r>
+      </w:hyperlink>
+      <w:r>
+        <w:rPr>
+          <w:lang w:val="zh_TW" w:bidi="zh_TW"/>
+        </w:rPr>
+        <w:t>）。還有一些女人，如撒拉、路得和哈拿，她們在住處和家庭裡憑著信心事奉神。她們信靠神，並順服祂而生活。</w:t>
+      </w:r>
+    </w:p>
+    <w:p>
+      <w:pPr/>
+      <w:r>
+        <w:rPr>
+          <w:lang w:val="zh_TW" w:bidi="zh_TW"/>
+        </w:rPr>
+      </w:r>
+      <w:r>
+        <w:rPr>
+          <w:lang w:val="zh_TW" w:bidi="zh_TW"/>
+        </w:rPr>
+        <w:t>聖經中最受尊榮的女人，是耶穌的母親馬利亞。她信靠神，並生下救主。神讓夏娃的應許在馬利亞身上應驗；藉著她，那位戰勝人類仇敵的救主降生了。</w:t>
+      </w:r>
+    </w:p>
+    <w:p>
+      <w:pPr/>
+      <w:r>
+        <w:rPr>
+          <w:lang w:val="zh_TW" w:bidi="zh_TW"/>
+        </w:rPr>
+      </w:r>
       <w:r>
         <w:rPr>
           <w:i/>
           <w:lang w:val="zh_TW" w:bidi="zh_TW"/>
         </w:rPr>
-        <w:t>見</w:t>
-      </w:r>
-      <w:r>
-        <w:rPr>
-          <w:lang w:val="zh_TW" w:bidi="zh_TW"/>
-        </w:rPr>
-        <w:t>巴忒羅</w:t>
+        <w:t>另見</w:t>
+      </w:r>
+      <w:r>
+        <w:rPr>
+          <w:lang w:val="zh_TW" w:bidi="zh_TW"/>
+        </w:rPr>
+        <w:t xml:space="preserve"> </w:t>
+      </w:r>
+      <w:r>
+        <w:rPr>
+          <w:lang w:val="zh_TW" w:bidi="zh_TW"/>
+        </w:rPr>
+        <w:t>夏娃；</w:t>
+      </w:r>
+      <w:r>
+        <w:rPr>
+          <w:lang w:val="zh_TW" w:bidi="zh_TW"/>
+        </w:rPr>
+        <w:t>人</w:t>
       </w:r>
       <w:r>
         <w:rPr>

--- a/zht/docx/121.content.docx
+++ b/zht/docx/121.content.docx
@@ -233,18 +233,12 @@
         </w:rPr>
         <w:t>女人是成年的女性人類。神造女人為男人的伴侶（</w:t>
       </w:r>
-      <w:hyperlink r:id="rId13">
-        <w:r>
-          <w:rPr>
-            <w:lang w:val="zh_TW" w:bidi="zh_TW"/>
-          </w:rPr>
-          <w:rPr>
-            <w:color w:val="0000EE"/>
-            <w:u w:val="single"/>
-          </w:rPr>
-          <w:t>創2:18–22</w:t>
-        </w:r>
-      </w:hyperlink>
+      <w:r>
+        <w:rPr>
+          <w:lang w:val="zh_TW" w:bidi="zh_TW"/>
+        </w:rPr>
+        <w:t>創2:18–22</w:t>
+      </w:r>
       <w:r>
         <w:rPr>
           <w:lang w:val="zh_TW" w:bidi="zh_TW"/>
@@ -276,36 +270,24 @@
         </w:rPr>
         <w:t>創世記有兩個記載，有關神如何造出第一個男人和女人。第一個記載在</w:t>
       </w:r>
-      <w:hyperlink r:id="rId14">
-        <w:r>
-          <w:rPr>
-            <w:lang w:val="zh_TW" w:bidi="zh_TW"/>
-          </w:rPr>
-          <w:rPr>
-            <w:color w:val="0000EE"/>
-            <w:u w:val="single"/>
-          </w:rPr>
-          <w:t>創世記一章26至28節</w:t>
-        </w:r>
-      </w:hyperlink>
+      <w:r>
+        <w:rPr>
+          <w:lang w:val="zh_TW" w:bidi="zh_TW"/>
+        </w:rPr>
+        <w:t>創世記一章26至28節</w:t>
+      </w:r>
       <w:r>
         <w:rPr>
           <w:lang w:val="zh_TW" w:bidi="zh_TW"/>
         </w:rPr>
         <w:t>，這處經文說神按著自己的形像造人，造男造女。男人和女人同樣有神的形像，表示他們都在地上反映神的大能與尊榮。神吩咐他們要生養眾多，治理世界。</w:t>
       </w:r>
-      <w:hyperlink r:id="rId14">
-        <w:r>
-          <w:rPr>
-            <w:lang w:val="zh_TW" w:bidi="zh_TW"/>
-          </w:rPr>
-          <w:rPr>
-            <w:color w:val="0000EE"/>
-            <w:u w:val="single"/>
-          </w:rPr>
-          <w:t>創世記一章26至28節</w:t>
-        </w:r>
-      </w:hyperlink>
+      <w:r>
+        <w:rPr>
+          <w:lang w:val="zh_TW" w:bidi="zh_TW"/>
+        </w:rPr>
+        <w:t>創世記一章26至28節</w:t>
+      </w:r>
       <w:r>
         <w:rPr>
           <w:lang w:val="zh_TW" w:bidi="zh_TW"/>
@@ -326,36 +308,24 @@
         </w:rPr>
         <w:t>第二個有關神造女人的記載在</w:t>
       </w:r>
-      <w:hyperlink r:id="rId15">
-        <w:r>
-          <w:rPr>
-            <w:lang w:val="zh_TW" w:bidi="zh_TW"/>
-          </w:rPr>
-          <w:rPr>
-            <w:color w:val="0000EE"/>
-            <w:u w:val="single"/>
-          </w:rPr>
-          <w:t>創世記二章20至25節</w:t>
-        </w:r>
-      </w:hyperlink>
+      <w:r>
+        <w:rPr>
+          <w:lang w:val="zh_TW" w:bidi="zh_TW"/>
+        </w:rPr>
+        <w:t>創世記二章20至25節</w:t>
+      </w:r>
       <w:r>
         <w:rPr>
           <w:lang w:val="zh_TW" w:bidi="zh_TW"/>
         </w:rPr>
         <w:t>。在</w:t>
       </w:r>
-      <w:hyperlink r:id="rId16">
-        <w:r>
-          <w:rPr>
-            <w:lang w:val="zh_TW" w:bidi="zh_TW"/>
-          </w:rPr>
-          <w:rPr>
-            <w:color w:val="0000EE"/>
-            <w:u w:val="single"/>
-          </w:rPr>
-          <w:t>創世記二章</w:t>
-        </w:r>
-      </w:hyperlink>
+      <w:r>
+        <w:rPr>
+          <w:lang w:val="zh_TW" w:bidi="zh_TW"/>
+        </w:rPr>
+        <w:t>創世記二章</w:t>
+      </w:r>
       <w:r>
         <w:rPr>
           <w:lang w:val="zh_TW" w:bidi="zh_TW"/>
@@ -376,18 +346,12 @@
         </w:rPr>
         <w:t>由於神先造男人，男人就有權給女人起名（</w:t>
       </w:r>
-      <w:hyperlink r:id="rId17">
-        <w:r>
-          <w:rPr>
-            <w:lang w:val="zh_TW" w:bidi="zh_TW"/>
-          </w:rPr>
-          <w:rPr>
-            <w:color w:val="0000EE"/>
-            <w:u w:val="single"/>
-          </w:rPr>
-          <w:t>創2:23</w:t>
-        </w:r>
-      </w:hyperlink>
+      <w:r>
+        <w:rPr>
+          <w:lang w:val="zh_TW" w:bidi="zh_TW"/>
+        </w:rPr>
+        <w:t>創2:23</w:t>
+      </w:r>
       <w:r>
         <w:rPr>
           <w:lang w:val="zh_TW" w:bidi="zh_TW"/>
@@ -402,36 +366,24 @@
           <w:lang w:val="zh_TW" w:bidi="zh_TW"/>
         </w:rPr>
       </w:r>
-      <w:hyperlink r:id="rId18">
-        <w:r>
-          <w:rPr>
-            <w:lang w:val="zh_TW" w:bidi="zh_TW"/>
-          </w:rPr>
-          <w:rPr>
-            <w:color w:val="0000EE"/>
-            <w:u w:val="single"/>
-          </w:rPr>
-          <w:t>創世記一</w:t>
-        </w:r>
-      </w:hyperlink>
+      <w:r>
+        <w:rPr>
+          <w:lang w:val="zh_TW" w:bidi="zh_TW"/>
+        </w:rPr>
+        <w:t>創世記一</w:t>
+      </w:r>
       <w:r>
         <w:rPr>
           <w:lang w:val="zh_TW" w:bidi="zh_TW"/>
         </w:rPr>
         <w:t>和</w:t>
       </w:r>
-      <w:hyperlink r:id="rId16">
-        <w:r>
-          <w:rPr>
-            <w:lang w:val="zh_TW" w:bidi="zh_TW"/>
-          </w:rPr>
-          <w:rPr>
-            <w:color w:val="0000EE"/>
-            <w:u w:val="single"/>
-          </w:rPr>
-          <w:t>二章</w:t>
-        </w:r>
-      </w:hyperlink>
+      <w:r>
+        <w:rPr>
+          <w:lang w:val="zh_TW" w:bidi="zh_TW"/>
+        </w:rPr>
+        <w:t>二章</w:t>
+      </w:r>
       <w:r>
         <w:rPr>
           <w:lang w:val="zh_TW" w:bidi="zh_TW"/>
@@ -457,36 +409,24 @@
           <w:lang w:val="zh_TW" w:bidi="zh_TW"/>
         </w:rPr>
       </w:r>
-      <w:hyperlink r:id="rId19">
-        <w:r>
-          <w:rPr>
-            <w:lang w:val="zh_TW" w:bidi="zh_TW"/>
-          </w:rPr>
-          <w:rPr>
-            <w:color w:val="0000EE"/>
-            <w:u w:val="single"/>
-          </w:rPr>
-          <w:t>創世記三章</w:t>
-        </w:r>
-      </w:hyperlink>
+      <w:r>
+        <w:rPr>
+          <w:lang w:val="zh_TW" w:bidi="zh_TW"/>
+        </w:rPr>
+        <w:t>創世記三章</w:t>
+      </w:r>
       <w:r>
         <w:rPr>
           <w:lang w:val="zh_TW" w:bidi="zh_TW"/>
         </w:rPr>
         <w:t>記載罪進入世界的故事。因著罪，男人與女人之間原本良好的關係受到破壞。神對女人說，她在生產時必多受苦楚（</w:t>
       </w:r>
-      <w:hyperlink r:id="rId20">
-        <w:r>
-          <w:rPr>
-            <w:lang w:val="zh_TW" w:bidi="zh_TW"/>
-          </w:rPr>
-          <w:rPr>
-            <w:color w:val="0000EE"/>
-            <w:u w:val="single"/>
-          </w:rPr>
-          <w:t>創3:16</w:t>
-        </w:r>
-      </w:hyperlink>
+      <w:r>
+        <w:rPr>
+          <w:lang w:val="zh_TW" w:bidi="zh_TW"/>
+        </w:rPr>
+        <w:t>創3:16</w:t>
+      </w:r>
       <w:r>
         <w:rPr>
           <w:lang w:val="zh_TW" w:bidi="zh_TW"/>
@@ -507,36 +447,24 @@
         </w:rPr>
         <w:t>在</w:t>
       </w:r>
-      <w:hyperlink r:id="rId19">
-        <w:r>
-          <w:rPr>
-            <w:lang w:val="zh_TW" w:bidi="zh_TW"/>
-          </w:rPr>
-          <w:rPr>
-            <w:color w:val="0000EE"/>
-            <w:u w:val="single"/>
-          </w:rPr>
-          <w:t>創世記三</w:t>
-        </w:r>
-      </w:hyperlink>
+      <w:r>
+        <w:rPr>
+          <w:lang w:val="zh_TW" w:bidi="zh_TW"/>
+        </w:rPr>
+        <w:t>創世記三</w:t>
+      </w:r>
       <w:r>
         <w:rPr>
           <w:lang w:val="zh_TW" w:bidi="zh_TW"/>
         </w:rPr>
         <w:t>和</w:t>
       </w:r>
-      <w:hyperlink r:id="rId21">
-        <w:r>
-          <w:rPr>
-            <w:lang w:val="zh_TW" w:bidi="zh_TW"/>
-          </w:rPr>
-          <w:rPr>
-            <w:color w:val="0000EE"/>
-            <w:u w:val="single"/>
-          </w:rPr>
-          <w:t>四節</w:t>
-        </w:r>
-      </w:hyperlink>
+      <w:r>
+        <w:rPr>
+          <w:lang w:val="zh_TW" w:bidi="zh_TW"/>
+        </w:rPr>
+        <w:t>四節</w:t>
+      </w:r>
       <w:r>
         <w:rPr>
           <w:lang w:val="zh_TW" w:bidi="zh_TW"/>
@@ -569,18 +497,12 @@
         </w:rPr>
         <w:t>的性意義出現在</w:t>
       </w:r>
-      <w:hyperlink r:id="rId22">
-        <w:r>
-          <w:rPr>
-            <w:lang w:val="zh_TW" w:bidi="zh_TW"/>
-          </w:rPr>
-          <w:rPr>
-            <w:color w:val="0000EE"/>
-            <w:u w:val="single"/>
-          </w:rPr>
-          <w:t>歌7:10</w:t>
-        </w:r>
-      </w:hyperlink>
+      <w:r>
+        <w:rPr>
+          <w:lang w:val="zh_TW" w:bidi="zh_TW"/>
+        </w:rPr>
+        <w:t>歌7:10</w:t>
+      </w:r>
       <w:r>
         <w:rPr>
           <w:lang w:val="zh_TW" w:bidi="zh_TW"/>
@@ -601,36 +523,24 @@
         </w:rPr>
         <w:t>使徒保羅在以弗所書中，對丈夫和妻子提出指引。他教導說，男人和女人都需要被神的靈改變。保羅說：「們作妻子的，當順服自己的丈夫，如同順服主」（</w:t>
       </w:r>
-      <w:hyperlink r:id="rId23">
-        <w:r>
-          <w:rPr>
-            <w:lang w:val="zh_TW" w:bidi="zh_TW"/>
-          </w:rPr>
-          <w:rPr>
-            <w:color w:val="0000EE"/>
-            <w:u w:val="single"/>
-          </w:rPr>
-          <w:t>弗5:22</w:t>
-        </w:r>
-      </w:hyperlink>
+      <w:r>
+        <w:rPr>
+          <w:lang w:val="zh_TW" w:bidi="zh_TW"/>
+        </w:rPr>
+        <w:t>弗5:22</w:t>
+      </w:r>
       <w:r>
         <w:rPr>
           <w:lang w:val="zh_TW" w:bidi="zh_TW"/>
         </w:rPr>
         <w:t>）。這意思是，妻子應當尊重丈夫，跟隨他的帶領，就像她跟隨耶穌一樣。保羅解釋說，丈夫蒙召作帶領，是要反映基督帶領教會的方式（</w:t>
       </w:r>
-      <w:hyperlink r:id="rId24">
-        <w:r>
-          <w:rPr>
-            <w:lang w:val="zh_TW" w:bidi="zh_TW"/>
-          </w:rPr>
-          <w:rPr>
-            <w:color w:val="0000EE"/>
-            <w:u w:val="single"/>
-          </w:rPr>
-          <w:t>弗5:23</w:t>
-        </w:r>
-      </w:hyperlink>
+      <w:r>
+        <w:rPr>
+          <w:lang w:val="zh_TW" w:bidi="zh_TW"/>
+        </w:rPr>
+        <w:t>弗5:23</w:t>
+      </w:r>
       <w:r>
         <w:rPr>
           <w:lang w:val="zh_TW" w:bidi="zh_TW"/>
@@ -651,18 +561,12 @@
         </w:rPr>
         <w:t>但保羅也鄭重地對丈夫說，他們必須愛妻子，「正如基督愛教會，為教會捨己」（</w:t>
       </w:r>
-      <w:hyperlink r:id="rId25">
-        <w:r>
-          <w:rPr>
-            <w:lang w:val="zh_TW" w:bidi="zh_TW"/>
-          </w:rPr>
-          <w:rPr>
-            <w:color w:val="0000EE"/>
-            <w:u w:val="single"/>
-          </w:rPr>
-          <w:t>弗5:25</w:t>
-        </w:r>
-      </w:hyperlink>
+      <w:r>
+        <w:rPr>
+          <w:lang w:val="zh_TW" w:bidi="zh_TW"/>
+        </w:rPr>
+        <w:t>弗5:25</w:t>
+      </w:r>
       <w:r>
         <w:rPr>
           <w:lang w:val="zh_TW" w:bidi="zh_TW"/>
@@ -683,54 +587,36 @@
         </w:rPr>
         <w:t>保羅在</w:t>
       </w:r>
-      <w:hyperlink r:id="rId26">
-        <w:r>
-          <w:rPr>
-            <w:lang w:val="zh_TW" w:bidi="zh_TW"/>
-          </w:rPr>
-          <w:rPr>
-            <w:color w:val="0000EE"/>
-            <w:u w:val="single"/>
-          </w:rPr>
-          <w:t>以弗所書五章31節</w:t>
-        </w:r>
-      </w:hyperlink>
+      <w:r>
+        <w:rPr>
+          <w:lang w:val="zh_TW" w:bidi="zh_TW"/>
+        </w:rPr>
+        <w:t>以弗所書五章31節</w:t>
+      </w:r>
       <w:r>
         <w:rPr>
           <w:lang w:val="zh_TW" w:bidi="zh_TW"/>
         </w:rPr>
         <w:t>引用</w:t>
       </w:r>
-      <w:hyperlink r:id="rId27">
-        <w:r>
-          <w:rPr>
-            <w:lang w:val="zh_TW" w:bidi="zh_TW"/>
-          </w:rPr>
-          <w:rPr>
-            <w:color w:val="0000EE"/>
-            <w:u w:val="single"/>
-          </w:rPr>
-          <w:t>創世記二章24節</w:t>
-        </w:r>
-      </w:hyperlink>
+      <w:r>
+        <w:rPr>
+          <w:lang w:val="zh_TW" w:bidi="zh_TW"/>
+        </w:rPr>
+        <w:t>創世記二章24節</w:t>
+      </w:r>
       <w:r>
         <w:rPr>
           <w:lang w:val="zh_TW" w:bidi="zh_TW"/>
         </w:rPr>
         <w:t>，提醒讀者婚姻本是為了帶來深切的合一。在基督裡，可以恢復這合一。丈夫和妻子在價值上仍是平等的，他們的角色雖然不同，但彼此的關係卻建立在愛、尊重與互相順服上</w:t>
       </w:r>
-      <w:hyperlink r:id="rId28">
-        <w:r>
-          <w:rPr>
-            <w:lang w:val="zh_TW" w:bidi="zh_TW"/>
-          </w:rPr>
-          <w:rPr>
-            <w:color w:val="0000EE"/>
-            <w:u w:val="single"/>
-          </w:rPr>
-          <w:t>（弗5:21）</w:t>
-        </w:r>
-      </w:hyperlink>
+      <w:r>
+        <w:rPr>
+          <w:lang w:val="zh_TW" w:bidi="zh_TW"/>
+        </w:rPr>
+        <w:t>（弗5:21）</w:t>
+      </w:r>
       <w:r>
         <w:rPr>
           <w:lang w:val="zh_TW" w:bidi="zh_TW"/>
@@ -804,18 +690,12 @@
         </w:rPr>
         <w:t>聖經把女人與神特別的應許連結起來。在</w:t>
       </w:r>
-      <w:hyperlink r:id="rId29">
-        <w:r>
-          <w:rPr>
-            <w:lang w:val="zh_TW" w:bidi="zh_TW"/>
-          </w:rPr>
-          <w:rPr>
-            <w:color w:val="0000EE"/>
-            <w:u w:val="single"/>
-          </w:rPr>
-          <w:t>創世記三章15節</w:t>
-        </w:r>
-      </w:hyperlink>
+      <w:r>
+        <w:rPr>
+          <w:lang w:val="zh_TW" w:bidi="zh_TW"/>
+        </w:rPr>
+        <w:t>創世記三章15節</w:t>
+      </w:r>
       <w:r>
         <w:rPr>
           <w:lang w:val="zh_TW" w:bidi="zh_TW"/>
@@ -850,18 +730,12 @@
         </w:rPr>
         <w:t>有些基督徒在</w:t>
       </w:r>
-      <w:hyperlink r:id="rId30">
-        <w:r>
-          <w:rPr>
-            <w:lang w:val="zh_TW" w:bidi="zh_TW"/>
-          </w:rPr>
-          <w:rPr>
-            <w:color w:val="0000EE"/>
-            <w:u w:val="single"/>
-          </w:rPr>
-          <w:t>提摩太前書二章15節</w:t>
-        </w:r>
-      </w:hyperlink>
+      <w:r>
+        <w:rPr>
+          <w:lang w:val="zh_TW" w:bidi="zh_TW"/>
+        </w:rPr>
+        <w:t>提摩太前書二章15節</w:t>
+      </w:r>
       <w:r>
         <w:rPr>
           <w:lang w:val="zh_TW" w:bidi="zh_TW"/>
@@ -924,36 +798,24 @@
         </w:rPr>
         <w:t>神在女人生命中的恩賜，能引導她在群體中，找到表明自己對神忠誠的方法。例如，女人和男人一樣都有機會許拿細耳人願（</w:t>
       </w:r>
-      <w:hyperlink r:id="rId31">
-        <w:r>
-          <w:rPr>
-            <w:lang w:val="zh_TW" w:bidi="zh_TW"/>
-          </w:rPr>
-          <w:rPr>
-            <w:color w:val="0000EE"/>
-            <w:u w:val="single"/>
-          </w:rPr>
-          <w:t>民6:2，</w:t>
-        </w:r>
-      </w:hyperlink>
+      <w:r>
+        <w:rPr>
+          <w:lang w:val="zh_TW" w:bidi="zh_TW"/>
+        </w:rPr>
+        <w:t>民6:2，</w:t>
+      </w:r>
       <w:r>
         <w:rPr>
           <w:lang w:val="zh_TW" w:bidi="zh_TW"/>
         </w:rPr>
         <w:t>另見</w:t>
       </w:r>
-      <w:hyperlink r:id="rId32">
-        <w:r>
-          <w:rPr>
-            <w:lang w:val="zh_TW" w:bidi="zh_TW"/>
-          </w:rPr>
-          <w:rPr>
-            <w:color w:val="0000EE"/>
-            <w:u w:val="single"/>
-          </w:rPr>
-          <w:t>30</w:t>
-        </w:r>
-      </w:hyperlink>
+      <w:r>
+        <w:rPr>
+          <w:lang w:val="zh_TW" w:bidi="zh_TW"/>
+        </w:rPr>
+        <w:t>30</w:t>
+      </w:r>
       <w:r>
         <w:rPr>
           <w:lang w:val="zh_TW" w:bidi="zh_TW"/>
@@ -974,54 +836,36 @@
         </w:rPr>
         <w:t>聖經記載了許多在公開場合事奉神的女人。摩西和亞倫的姊姊米利暗是女先知，也是音樂家和百姓的領袖（</w:t>
       </w:r>
-      <w:hyperlink r:id="rId33">
-        <w:r>
-          <w:rPr>
-            <w:lang w:val="zh_TW" w:bidi="zh_TW"/>
-          </w:rPr>
-          <w:rPr>
-            <w:color w:val="0000EE"/>
-            <w:u w:val="single"/>
-          </w:rPr>
-          <w:t>出15:20–21</w:t>
-        </w:r>
-      </w:hyperlink>
+      <w:r>
+        <w:rPr>
+          <w:lang w:val="zh_TW" w:bidi="zh_TW"/>
+        </w:rPr>
+        <w:t>出15:20–21</w:t>
+      </w:r>
       <w:r>
         <w:rPr>
           <w:lang w:val="zh_TW" w:bidi="zh_TW"/>
         </w:rPr>
         <w:t>；</w:t>
       </w:r>
-      <w:hyperlink r:id="rId34">
-        <w:r>
-          <w:rPr>
-            <w:lang w:val="zh_TW" w:bidi="zh_TW"/>
-          </w:rPr>
-          <w:rPr>
-            <w:color w:val="0000EE"/>
-            <w:u w:val="single"/>
-          </w:rPr>
-          <w:t>民12章</w:t>
-        </w:r>
-      </w:hyperlink>
+      <w:r>
+        <w:rPr>
+          <w:lang w:val="zh_TW" w:bidi="zh_TW"/>
+        </w:rPr>
+        <w:t>民12章</w:t>
+      </w:r>
       <w:r>
         <w:rPr>
           <w:lang w:val="zh_TW" w:bidi="zh_TW"/>
         </w:rPr>
         <w:t>）。在米利暗去世後多年，神仍提醒以色列人，祂曾把她賜給他們作領袖（</w:t>
       </w:r>
-      <w:hyperlink r:id="rId35">
-        <w:r>
-          <w:rPr>
-            <w:lang w:val="zh_TW" w:bidi="zh_TW"/>
-          </w:rPr>
-          <w:rPr>
-            <w:color w:val="0000EE"/>
-            <w:u w:val="single"/>
-          </w:rPr>
-          <w:t>彌6:4</w:t>
-        </w:r>
-      </w:hyperlink>
+      <w:r>
+        <w:rPr>
+          <w:lang w:val="zh_TW" w:bidi="zh_TW"/>
+        </w:rPr>
+        <w:t>彌6:4</w:t>
+      </w:r>
       <w:r>
         <w:rPr>
           <w:lang w:val="zh_TW" w:bidi="zh_TW"/>
@@ -1042,36 +886,24 @@
         </w:rPr>
         <w:t>還有其他女人也過著忠心又勇敢的生活。底波拉是女先知，也是唯一被稱為以色列士師的女人（</w:t>
       </w:r>
-      <w:hyperlink r:id="rId36">
-        <w:r>
-          <w:rPr>
-            <w:lang w:val="zh_TW" w:bidi="zh_TW"/>
-          </w:rPr>
-          <w:rPr>
-            <w:color w:val="0000EE"/>
-            <w:u w:val="single"/>
-          </w:rPr>
-          <w:t>士4–5章</w:t>
-        </w:r>
-      </w:hyperlink>
+      <w:r>
+        <w:rPr>
+          <w:lang w:val="zh_TW" w:bidi="zh_TW"/>
+        </w:rPr>
+        <w:t>士4–5章</w:t>
+      </w:r>
       <w:r>
         <w:rPr>
           <w:lang w:val="zh_TW" w:bidi="zh_TW"/>
         </w:rPr>
         <w:t>）。以斯帖是一位希伯來女人，她成了波斯的王后，勇敢朝見亞哈隨魯王，使她的百姓得以脫離死亡。戶勒大是另一位女先知，當約西亞王開始帶領百姓歸向神時，戶勒大向王傳講神的信息（</w:t>
       </w:r>
-      <w:hyperlink r:id="rId37">
-        <w:r>
-          <w:rPr>
-            <w:lang w:val="zh_TW" w:bidi="zh_TW"/>
-          </w:rPr>
-          <w:rPr>
-            <w:color w:val="0000EE"/>
-            <w:u w:val="single"/>
-          </w:rPr>
-          <w:t>代下34:22–28</w:t>
-        </w:r>
-      </w:hyperlink>
+      <w:r>
+        <w:rPr>
+          <w:lang w:val="zh_TW" w:bidi="zh_TW"/>
+        </w:rPr>
+        <w:t>代下34:22–28</w:t>
+      </w:r>
       <w:r>
         <w:rPr>
           <w:lang w:val="zh_TW" w:bidi="zh_TW"/>
@@ -1268,18 +1100,12 @@
         </w:rPr>
         <w:t>這些女人顯出先知約珥的預言，約珥曾說，有一天神的靈要澆灌在男女身上，他們都要說出神的話（</w:t>
       </w:r>
-      <w:hyperlink r:id="rId38">
-        <w:r>
-          <w:rPr>
-            <w:lang w:val="zh_TW" w:bidi="zh_TW"/>
-          </w:rPr>
-          <w:rPr>
-            <w:color w:val="0000EE"/>
-            <w:u w:val="single"/>
-          </w:rPr>
-          <w:t>珥2:28–29</w:t>
-        </w:r>
-      </w:hyperlink>
+      <w:r>
+        <w:rPr>
+          <w:lang w:val="zh_TW" w:bidi="zh_TW"/>
+        </w:rPr>
+        <w:t>珥2:28–29</w:t>
+      </w:r>
       <w:r>
         <w:rPr>
           <w:lang w:val="zh_TW" w:bidi="zh_TW"/>
